--- a/protocolo-nhanes/Protocolo_AOS_Depresion_NHANES.docx
+++ b/protocolo-nhanes/Protocolo_AOS_Depresion_NHANES.docx
@@ -4081,8 +4081,9 @@
         </w:tblBorders>
       </w:tblPr>
       <w:tblGrid>
-        <w:gridCol w:w="7259"/>
-        <w:gridCol w:w="1528"/>
+        <w:gridCol w:w="4959"/>
+        <w:gridCol w:w="1914"/>
+        <w:gridCol w:w="1914"/>
       </w:tblGrid>
       <w:tr>
         <w:trPr>
@@ -4091,7 +4092,7 @@
         </w:trPr>
         <w:tc>
           <w:tcPr>
-            <w:tcW w:type="dxa" w:w="7259"/>
+            <w:tcW w:type="dxa" w:w="4959"/>
             <w:tcBorders>
               <w:top w:val="single" w:color="000000" w:sz="4"/>
               <w:left w:val="single" w:color="000000" w:sz="4"/>
@@ -4125,7 +4126,7 @@
         </w:tc>
         <w:tc>
           <w:tcPr>
-            <w:tcW w:type="dxa" w:w="1528"/>
+            <w:tcW w:type="dxa" w:w="1914"/>
             <w:tcBorders>
               <w:top w:val="single" w:color="000000" w:sz="4"/>
               <w:left w:val="single" w:color="000000" w:sz="4"/>
@@ -4154,6 +4155,40 @@
                 <w:szCs w:val="20"/>
               </w:rPr>
               <w:t xml:space="preserve">Participantes (n)</w:t>
+            </w:r>
+          </w:p>
+        </w:tc>
+        <w:tc>
+          <w:tcPr>
+            <w:tcW w:type="dxa" w:w="1914"/>
+            <w:tcBorders>
+              <w:top w:val="single" w:color="000000" w:sz="4"/>
+              <w:left w:val="single" w:color="000000" w:sz="4"/>
+              <w:bottom w:val="single" w:color="000000" w:sz="4"/>
+              <w:right w:val="single" w:color="000000" w:sz="4"/>
+            </w:tcBorders>
+            <w:shd w:fill="E7E6E6" w:color="auto" w:val="clear"/>
+            <w:tcMar>
+              <w:top w:type="dxa" w:w="60"/>
+              <w:left w:type="dxa" w:w="100"/>
+              <w:bottom w:type="dxa" w:w="60"/>
+              <w:right w:type="dxa" w:w="100"/>
+            </w:tcMar>
+            <w:vAlign w:val="center"/>
+          </w:tcPr>
+          <w:p>
+            <w:pPr>
+              <w:spacing w:line="240"/>
+              <w:jc w:val="left"/>
+            </w:pPr>
+            <w:r>
+              <w:rPr>
+                <w:b/>
+                <w:bCs/>
+                <w:sz w:val="20"/>
+                <w:szCs w:val="20"/>
+              </w:rPr>
+              <w:t xml:space="preserve">Excluidos (n)</w:t>
             </w:r>
           </w:p>
         </w:tc>
@@ -4165,7 +4200,7 @@
         </w:trPr>
         <w:tc>
           <w:tcPr>
-            <w:tcW w:type="dxa" w:w="7259"/>
+            <w:tcW w:type="dxa" w:w="4959"/>
             <w:tcBorders>
               <w:top w:val="single" w:color="000000" w:sz="4"/>
               <w:left w:val="single" w:color="000000" w:sz="4"/>
@@ -4196,32 +4231,63 @@
         </w:tc>
         <w:tc>
           <w:tcPr>
-            <w:tcW w:type="dxa" w:w="1528"/>
-            <w:tcBorders>
-              <w:top w:val="single" w:color="000000" w:sz="4"/>
-              <w:left w:val="single" w:color="000000" w:sz="4"/>
-              <w:bottom w:val="single" w:color="000000" w:sz="4"/>
-              <w:right w:val="single" w:color="000000" w:sz="4"/>
-            </w:tcBorders>
-            <w:tcMar>
-              <w:top w:type="dxa" w:w="60"/>
-              <w:left w:type="dxa" w:w="100"/>
-              <w:bottom w:type="dxa" w:w="60"/>
-              <w:right w:type="dxa" w:w="100"/>
-            </w:tcMar>
-            <w:vAlign w:val="center"/>
-          </w:tcPr>
-          <w:p>
-            <w:pPr>
-              <w:spacing w:line="240"/>
-              <w:jc w:val="left"/>
-            </w:pPr>
-            <w:r>
-              <w:rPr>
-                <w:sz w:val="20"/>
-                <w:szCs w:val="20"/>
-              </w:rPr>
-              <w:t xml:space="preserve">[n]</w:t>
+            <w:tcW w:type="dxa" w:w="1914"/>
+            <w:tcBorders>
+              <w:top w:val="single" w:color="000000" w:sz="4"/>
+              <w:left w:val="single" w:color="000000" w:sz="4"/>
+              <w:bottom w:val="single" w:color="000000" w:sz="4"/>
+              <w:right w:val="single" w:color="000000" w:sz="4"/>
+            </w:tcBorders>
+            <w:tcMar>
+              <w:top w:type="dxa" w:w="60"/>
+              <w:left w:type="dxa" w:w="100"/>
+              <w:bottom w:type="dxa" w:w="60"/>
+              <w:right w:type="dxa" w:w="100"/>
+            </w:tcMar>
+            <w:vAlign w:val="center"/>
+          </w:tcPr>
+          <w:p>
+            <w:pPr>
+              <w:spacing w:line="240"/>
+              <w:jc w:val="left"/>
+            </w:pPr>
+            <w:r>
+              <w:rPr>
+                <w:sz w:val="20"/>
+                <w:szCs w:val="20"/>
+              </w:rPr>
+              <w:t xml:space="preserve">15,560</w:t>
+            </w:r>
+          </w:p>
+        </w:tc>
+        <w:tc>
+          <w:tcPr>
+            <w:tcW w:type="dxa" w:w="1914"/>
+            <w:tcBorders>
+              <w:top w:val="single" w:color="000000" w:sz="4"/>
+              <w:left w:val="single" w:color="000000" w:sz="4"/>
+              <w:bottom w:val="single" w:color="000000" w:sz="4"/>
+              <w:right w:val="single" w:color="000000" w:sz="4"/>
+            </w:tcBorders>
+            <w:tcMar>
+              <w:top w:type="dxa" w:w="60"/>
+              <w:left w:type="dxa" w:w="100"/>
+              <w:bottom w:type="dxa" w:w="60"/>
+              <w:right w:type="dxa" w:w="100"/>
+            </w:tcMar>
+            <w:vAlign w:val="center"/>
+          </w:tcPr>
+          <w:p>
+            <w:pPr>
+              <w:spacing w:line="240"/>
+              <w:jc w:val="left"/>
+            </w:pPr>
+            <w:r>
+              <w:rPr>
+                <w:sz w:val="20"/>
+                <w:szCs w:val="20"/>
+              </w:rPr>
+              <w:t xml:space="preserve">—</w:t>
             </w:r>
           </w:p>
         </w:tc>
@@ -4233,7 +4299,7 @@
         </w:trPr>
         <w:tc>
           <w:tcPr>
-            <w:tcW w:type="dxa" w:w="7259"/>
+            <w:tcW w:type="dxa" w:w="4959"/>
             <w:tcBorders>
               <w:top w:val="single" w:color="000000" w:sz="4"/>
               <w:left w:val="single" w:color="000000" w:sz="4"/>
@@ -4264,32 +4330,63 @@
         </w:tc>
         <w:tc>
           <w:tcPr>
-            <w:tcW w:type="dxa" w:w="1528"/>
-            <w:tcBorders>
-              <w:top w:val="single" w:color="000000" w:sz="4"/>
-              <w:left w:val="single" w:color="000000" w:sz="4"/>
-              <w:bottom w:val="single" w:color="000000" w:sz="4"/>
-              <w:right w:val="single" w:color="000000" w:sz="4"/>
-            </w:tcBorders>
-            <w:tcMar>
-              <w:top w:type="dxa" w:w="60"/>
-              <w:left w:type="dxa" w:w="100"/>
-              <w:bottom w:type="dxa" w:w="60"/>
-              <w:right w:type="dxa" w:w="100"/>
-            </w:tcMar>
-            <w:vAlign w:val="center"/>
-          </w:tcPr>
-          <w:p>
-            <w:pPr>
-              <w:spacing w:line="240"/>
-              <w:jc w:val="left"/>
-            </w:pPr>
-            <w:r>
-              <w:rPr>
-                <w:sz w:val="20"/>
-                <w:szCs w:val="20"/>
-              </w:rPr>
-              <w:t xml:space="preserve">[n]</w:t>
+            <w:tcW w:type="dxa" w:w="1914"/>
+            <w:tcBorders>
+              <w:top w:val="single" w:color="000000" w:sz="4"/>
+              <w:left w:val="single" w:color="000000" w:sz="4"/>
+              <w:bottom w:val="single" w:color="000000" w:sz="4"/>
+              <w:right w:val="single" w:color="000000" w:sz="4"/>
+            </w:tcBorders>
+            <w:tcMar>
+              <w:top w:type="dxa" w:w="60"/>
+              <w:left w:type="dxa" w:w="100"/>
+              <w:bottom w:type="dxa" w:w="60"/>
+              <w:right w:type="dxa" w:w="100"/>
+            </w:tcMar>
+            <w:vAlign w:val="center"/>
+          </w:tcPr>
+          <w:p>
+            <w:pPr>
+              <w:spacing w:line="240"/>
+              <w:jc w:val="left"/>
+            </w:pPr>
+            <w:r>
+              <w:rPr>
+                <w:sz w:val="20"/>
+                <w:szCs w:val="20"/>
+              </w:rPr>
+              <w:t xml:space="preserve">9,232</w:t>
+            </w:r>
+          </w:p>
+        </w:tc>
+        <w:tc>
+          <w:tcPr>
+            <w:tcW w:type="dxa" w:w="1914"/>
+            <w:tcBorders>
+              <w:top w:val="single" w:color="000000" w:sz="4"/>
+              <w:left w:val="single" w:color="000000" w:sz="4"/>
+              <w:bottom w:val="single" w:color="000000" w:sz="4"/>
+              <w:right w:val="single" w:color="000000" w:sz="4"/>
+            </w:tcBorders>
+            <w:tcMar>
+              <w:top w:type="dxa" w:w="60"/>
+              <w:left w:type="dxa" w:w="100"/>
+              <w:bottom w:type="dxa" w:w="60"/>
+              <w:right w:type="dxa" w:w="100"/>
+            </w:tcMar>
+            <w:vAlign w:val="center"/>
+          </w:tcPr>
+          <w:p>
+            <w:pPr>
+              <w:spacing w:line="240"/>
+              <w:jc w:val="left"/>
+            </w:pPr>
+            <w:r>
+              <w:rPr>
+                <w:sz w:val="20"/>
+                <w:szCs w:val="20"/>
+              </w:rPr>
+              <w:t xml:space="preserve">6,328</w:t>
             </w:r>
           </w:p>
         </w:tc>
@@ -4301,7 +4398,7 @@
         </w:trPr>
         <w:tc>
           <w:tcPr>
-            <w:tcW w:type="dxa" w:w="7259"/>
+            <w:tcW w:type="dxa" w:w="4959"/>
             <w:tcBorders>
               <w:top w:val="single" w:color="000000" w:sz="4"/>
               <w:left w:val="single" w:color="000000" w:sz="4"/>
@@ -4332,32 +4429,63 @@
         </w:tc>
         <w:tc>
           <w:tcPr>
-            <w:tcW w:type="dxa" w:w="1528"/>
-            <w:tcBorders>
-              <w:top w:val="single" w:color="000000" w:sz="4"/>
-              <w:left w:val="single" w:color="000000" w:sz="4"/>
-              <w:bottom w:val="single" w:color="000000" w:sz="4"/>
-              <w:right w:val="single" w:color="000000" w:sz="4"/>
-            </w:tcBorders>
-            <w:tcMar>
-              <w:top w:type="dxa" w:w="60"/>
-              <w:left w:type="dxa" w:w="100"/>
-              <w:bottom w:type="dxa" w:w="60"/>
-              <w:right w:type="dxa" w:w="100"/>
-            </w:tcMar>
-            <w:vAlign w:val="center"/>
-          </w:tcPr>
-          <w:p>
-            <w:pPr>
-              <w:spacing w:line="240"/>
-              <w:jc w:val="left"/>
-            </w:pPr>
-            <w:r>
-              <w:rPr>
-                <w:sz w:val="20"/>
-                <w:szCs w:val="20"/>
-              </w:rPr>
-              <w:t xml:space="preserve">[n]</w:t>
+            <w:tcW w:type="dxa" w:w="1914"/>
+            <w:tcBorders>
+              <w:top w:val="single" w:color="000000" w:sz="4"/>
+              <w:left w:val="single" w:color="000000" w:sz="4"/>
+              <w:bottom w:val="single" w:color="000000" w:sz="4"/>
+              <w:right w:val="single" w:color="000000" w:sz="4"/>
+            </w:tcBorders>
+            <w:tcMar>
+              <w:top w:type="dxa" w:w="60"/>
+              <w:left w:type="dxa" w:w="100"/>
+              <w:bottom w:type="dxa" w:w="60"/>
+              <w:right w:type="dxa" w:w="100"/>
+            </w:tcMar>
+            <w:vAlign w:val="center"/>
+          </w:tcPr>
+          <w:p>
+            <w:pPr>
+              <w:spacing w:line="240"/>
+              <w:jc w:val="left"/>
+            </w:pPr>
+            <w:r>
+              <w:rPr>
+                <w:sz w:val="20"/>
+                <w:szCs w:val="20"/>
+              </w:rPr>
+              <w:t xml:space="preserve">8,544</w:t>
+            </w:r>
+          </w:p>
+        </w:tc>
+        <w:tc>
+          <w:tcPr>
+            <w:tcW w:type="dxa" w:w="1914"/>
+            <w:tcBorders>
+              <w:top w:val="single" w:color="000000" w:sz="4"/>
+              <w:left w:val="single" w:color="000000" w:sz="4"/>
+              <w:bottom w:val="single" w:color="000000" w:sz="4"/>
+              <w:right w:val="single" w:color="000000" w:sz="4"/>
+            </w:tcBorders>
+            <w:tcMar>
+              <w:top w:type="dxa" w:w="60"/>
+              <w:left w:type="dxa" w:w="100"/>
+              <w:bottom w:type="dxa" w:w="60"/>
+              <w:right w:type="dxa" w:w="100"/>
+            </w:tcMar>
+            <w:vAlign w:val="center"/>
+          </w:tcPr>
+          <w:p>
+            <w:pPr>
+              <w:spacing w:line="240"/>
+              <w:jc w:val="left"/>
+            </w:pPr>
+            <w:r>
+              <w:rPr>
+                <w:sz w:val="20"/>
+                <w:szCs w:val="20"/>
+              </w:rPr>
+              <w:t xml:space="preserve">688</w:t>
             </w:r>
           </w:p>
         </w:tc>
@@ -4369,7 +4497,7 @@
         </w:trPr>
         <w:tc>
           <w:tcPr>
-            <w:tcW w:type="dxa" w:w="7259"/>
+            <w:tcW w:type="dxa" w:w="4959"/>
             <w:tcBorders>
               <w:top w:val="single" w:color="000000" w:sz="4"/>
               <w:left w:val="single" w:color="000000" w:sz="4"/>
@@ -4400,32 +4528,63 @@
         </w:tc>
         <w:tc>
           <w:tcPr>
-            <w:tcW w:type="dxa" w:w="1528"/>
-            <w:tcBorders>
-              <w:top w:val="single" w:color="000000" w:sz="4"/>
-              <w:left w:val="single" w:color="000000" w:sz="4"/>
-              <w:bottom w:val="single" w:color="000000" w:sz="4"/>
-              <w:right w:val="single" w:color="000000" w:sz="4"/>
-            </w:tcBorders>
-            <w:tcMar>
-              <w:top w:type="dxa" w:w="60"/>
-              <w:left w:type="dxa" w:w="100"/>
-              <w:bottom w:type="dxa" w:w="60"/>
-              <w:right w:type="dxa" w:w="100"/>
-            </w:tcMar>
-            <w:vAlign w:val="center"/>
-          </w:tcPr>
-          <w:p>
-            <w:pPr>
-              <w:spacing w:line="240"/>
-              <w:jc w:val="left"/>
-            </w:pPr>
-            <w:r>
-              <w:rPr>
-                <w:sz w:val="20"/>
-                <w:szCs w:val="20"/>
-              </w:rPr>
-              <w:t xml:space="preserve">[n]</w:t>
+            <w:tcW w:type="dxa" w:w="1914"/>
+            <w:tcBorders>
+              <w:top w:val="single" w:color="000000" w:sz="4"/>
+              <w:left w:val="single" w:color="000000" w:sz="4"/>
+              <w:bottom w:val="single" w:color="000000" w:sz="4"/>
+              <w:right w:val="single" w:color="000000" w:sz="4"/>
+            </w:tcBorders>
+            <w:tcMar>
+              <w:top w:type="dxa" w:w="60"/>
+              <w:left w:type="dxa" w:w="100"/>
+              <w:bottom w:type="dxa" w:w="60"/>
+              <w:right w:type="dxa" w:w="100"/>
+            </w:tcMar>
+            <w:vAlign w:val="center"/>
+          </w:tcPr>
+          <w:p>
+            <w:pPr>
+              <w:spacing w:line="240"/>
+              <w:jc w:val="left"/>
+            </w:pPr>
+            <w:r>
+              <w:rPr>
+                <w:sz w:val="20"/>
+                <w:szCs w:val="20"/>
+              </w:rPr>
+              <w:t xml:space="preserve">8,457</w:t>
+            </w:r>
+          </w:p>
+        </w:tc>
+        <w:tc>
+          <w:tcPr>
+            <w:tcW w:type="dxa" w:w="1914"/>
+            <w:tcBorders>
+              <w:top w:val="single" w:color="000000" w:sz="4"/>
+              <w:left w:val="single" w:color="000000" w:sz="4"/>
+              <w:bottom w:val="single" w:color="000000" w:sz="4"/>
+              <w:right w:val="single" w:color="000000" w:sz="4"/>
+            </w:tcBorders>
+            <w:tcMar>
+              <w:top w:type="dxa" w:w="60"/>
+              <w:left w:type="dxa" w:w="100"/>
+              <w:bottom w:type="dxa" w:w="60"/>
+              <w:right w:type="dxa" w:w="100"/>
+            </w:tcMar>
+            <w:vAlign w:val="center"/>
+          </w:tcPr>
+          <w:p>
+            <w:pPr>
+              <w:spacing w:line="240"/>
+              <w:jc w:val="left"/>
+            </w:pPr>
+            <w:r>
+              <w:rPr>
+                <w:sz w:val="20"/>
+                <w:szCs w:val="20"/>
+              </w:rPr>
+              <w:t xml:space="preserve">87</w:t>
             </w:r>
           </w:p>
         </w:tc>
@@ -4437,7 +4596,7 @@
         </w:trPr>
         <w:tc>
           <w:tcPr>
-            <w:tcW w:type="dxa" w:w="7259"/>
+            <w:tcW w:type="dxa" w:w="4959"/>
             <w:tcBorders>
               <w:top w:val="single" w:color="000000" w:sz="4"/>
               <w:left w:val="single" w:color="000000" w:sz="4"/>
@@ -4468,32 +4627,63 @@
         </w:tc>
         <w:tc>
           <w:tcPr>
-            <w:tcW w:type="dxa" w:w="1528"/>
-            <w:tcBorders>
-              <w:top w:val="single" w:color="000000" w:sz="4"/>
-              <w:left w:val="single" w:color="000000" w:sz="4"/>
-              <w:bottom w:val="single" w:color="000000" w:sz="4"/>
-              <w:right w:val="single" w:color="000000" w:sz="4"/>
-            </w:tcBorders>
-            <w:tcMar>
-              <w:top w:type="dxa" w:w="60"/>
-              <w:left w:type="dxa" w:w="100"/>
-              <w:bottom w:type="dxa" w:w="60"/>
-              <w:right w:type="dxa" w:w="100"/>
-            </w:tcMar>
-            <w:vAlign w:val="center"/>
-          </w:tcPr>
-          <w:p>
-            <w:pPr>
-              <w:spacing w:line="240"/>
-              <w:jc w:val="left"/>
-            </w:pPr>
-            <w:r>
-              <w:rPr>
-                <w:sz w:val="20"/>
-                <w:szCs w:val="20"/>
-              </w:rPr>
-              <w:t xml:space="preserve">[n]</w:t>
+            <w:tcW w:type="dxa" w:w="1914"/>
+            <w:tcBorders>
+              <w:top w:val="single" w:color="000000" w:sz="4"/>
+              <w:left w:val="single" w:color="000000" w:sz="4"/>
+              <w:bottom w:val="single" w:color="000000" w:sz="4"/>
+              <w:right w:val="single" w:color="000000" w:sz="4"/>
+            </w:tcBorders>
+            <w:tcMar>
+              <w:top w:type="dxa" w:w="60"/>
+              <w:left w:type="dxa" w:w="100"/>
+              <w:bottom w:type="dxa" w:w="60"/>
+              <w:right w:type="dxa" w:w="100"/>
+            </w:tcMar>
+            <w:vAlign w:val="center"/>
+          </w:tcPr>
+          <w:p>
+            <w:pPr>
+              <w:spacing w:line="240"/>
+              <w:jc w:val="left"/>
+            </w:pPr>
+            <w:r>
+              <w:rPr>
+                <w:sz w:val="20"/>
+                <w:szCs w:val="20"/>
+              </w:rPr>
+              <w:t xml:space="preserve">7,435</w:t>
+            </w:r>
+          </w:p>
+        </w:tc>
+        <w:tc>
+          <w:tcPr>
+            <w:tcW w:type="dxa" w:w="1914"/>
+            <w:tcBorders>
+              <w:top w:val="single" w:color="000000" w:sz="4"/>
+              <w:left w:val="single" w:color="000000" w:sz="4"/>
+              <w:bottom w:val="single" w:color="000000" w:sz="4"/>
+              <w:right w:val="single" w:color="000000" w:sz="4"/>
+            </w:tcBorders>
+            <w:tcMar>
+              <w:top w:type="dxa" w:w="60"/>
+              <w:left w:type="dxa" w:w="100"/>
+              <w:bottom w:type="dxa" w:w="60"/>
+              <w:right w:type="dxa" w:w="100"/>
+            </w:tcMar>
+            <w:vAlign w:val="center"/>
+          </w:tcPr>
+          <w:p>
+            <w:pPr>
+              <w:spacing w:line="240"/>
+              <w:jc w:val="left"/>
+            </w:pPr>
+            <w:r>
+              <w:rPr>
+                <w:sz w:val="20"/>
+                <w:szCs w:val="20"/>
+              </w:rPr>
+              <w:t xml:space="preserve">1,022</w:t>
             </w:r>
           </w:p>
         </w:tc>
@@ -4505,7 +4695,7 @@
         </w:trPr>
         <w:tc>
           <w:tcPr>
-            <w:tcW w:type="dxa" w:w="7259"/>
+            <w:tcW w:type="dxa" w:w="4959"/>
             <w:tcBorders>
               <w:top w:val="single" w:color="000000" w:sz="4"/>
               <w:left w:val="single" w:color="000000" w:sz="4"/>
@@ -4536,32 +4726,63 @@
         </w:tc>
         <w:tc>
           <w:tcPr>
-            <w:tcW w:type="dxa" w:w="1528"/>
-            <w:tcBorders>
-              <w:top w:val="single" w:color="000000" w:sz="4"/>
-              <w:left w:val="single" w:color="000000" w:sz="4"/>
-              <w:bottom w:val="single" w:color="000000" w:sz="4"/>
-              <w:right w:val="single" w:color="000000" w:sz="4"/>
-            </w:tcBorders>
-            <w:tcMar>
-              <w:top w:type="dxa" w:w="60"/>
-              <w:left w:type="dxa" w:w="100"/>
-              <w:bottom w:type="dxa" w:w="60"/>
-              <w:right w:type="dxa" w:w="100"/>
-            </w:tcMar>
-            <w:vAlign w:val="center"/>
-          </w:tcPr>
-          <w:p>
-            <w:pPr>
-              <w:spacing w:line="240"/>
-              <w:jc w:val="left"/>
-            </w:pPr>
-            <w:r>
-              <w:rPr>
-                <w:sz w:val="20"/>
-                <w:szCs w:val="20"/>
-              </w:rPr>
-              <w:t xml:space="preserve">[n]</w:t>
+            <w:tcW w:type="dxa" w:w="1914"/>
+            <w:tcBorders>
+              <w:top w:val="single" w:color="000000" w:sz="4"/>
+              <w:left w:val="single" w:color="000000" w:sz="4"/>
+              <w:bottom w:val="single" w:color="000000" w:sz="4"/>
+              <w:right w:val="single" w:color="000000" w:sz="4"/>
+            </w:tcBorders>
+            <w:tcMar>
+              <w:top w:type="dxa" w:w="60"/>
+              <w:left w:type="dxa" w:w="100"/>
+              <w:bottom w:type="dxa" w:w="60"/>
+              <w:right w:type="dxa" w:w="100"/>
+            </w:tcMar>
+            <w:vAlign w:val="center"/>
+          </w:tcPr>
+          <w:p>
+            <w:pPr>
+              <w:spacing w:line="240"/>
+              <w:jc w:val="left"/>
+            </w:pPr>
+            <w:r>
+              <w:rPr>
+                <w:sz w:val="20"/>
+                <w:szCs w:val="20"/>
+              </w:rPr>
+              <w:t xml:space="preserve">6,938</w:t>
+            </w:r>
+          </w:p>
+        </w:tc>
+        <w:tc>
+          <w:tcPr>
+            <w:tcW w:type="dxa" w:w="1914"/>
+            <w:tcBorders>
+              <w:top w:val="single" w:color="000000" w:sz="4"/>
+              <w:left w:val="single" w:color="000000" w:sz="4"/>
+              <w:bottom w:val="single" w:color="000000" w:sz="4"/>
+              <w:right w:val="single" w:color="000000" w:sz="4"/>
+            </w:tcBorders>
+            <w:tcMar>
+              <w:top w:type="dxa" w:w="60"/>
+              <w:left w:type="dxa" w:w="100"/>
+              <w:bottom w:type="dxa" w:w="60"/>
+              <w:right w:type="dxa" w:w="100"/>
+            </w:tcMar>
+            <w:vAlign w:val="center"/>
+          </w:tcPr>
+          <w:p>
+            <w:pPr>
+              <w:spacing w:line="240"/>
+              <w:jc w:val="left"/>
+            </w:pPr>
+            <w:r>
+              <w:rPr>
+                <w:sz w:val="20"/>
+                <w:szCs w:val="20"/>
+              </w:rPr>
+              <w:t xml:space="preserve">497</w:t>
             </w:r>
           </w:p>
         </w:tc>
@@ -4573,7 +4794,7 @@
         </w:trPr>
         <w:tc>
           <w:tcPr>
-            <w:tcW w:type="dxa" w:w="7259"/>
+            <w:tcW w:type="dxa" w:w="4959"/>
             <w:tcBorders>
               <w:top w:val="single" w:color="000000" w:sz="4"/>
               <w:left w:val="single" w:color="000000" w:sz="4"/>
@@ -4604,32 +4825,63 @@
         </w:tc>
         <w:tc>
           <w:tcPr>
-            <w:tcW w:type="dxa" w:w="1528"/>
-            <w:tcBorders>
-              <w:top w:val="single" w:color="000000" w:sz="4"/>
-              <w:left w:val="single" w:color="000000" w:sz="4"/>
-              <w:bottom w:val="single" w:color="000000" w:sz="4"/>
-              <w:right w:val="single" w:color="000000" w:sz="4"/>
-            </w:tcBorders>
-            <w:tcMar>
-              <w:top w:type="dxa" w:w="60"/>
-              <w:left w:type="dxa" w:w="100"/>
-              <w:bottom w:type="dxa" w:w="60"/>
-              <w:right w:type="dxa" w:w="100"/>
-            </w:tcMar>
-            <w:vAlign w:val="center"/>
-          </w:tcPr>
-          <w:p>
-            <w:pPr>
-              <w:spacing w:line="240"/>
-              <w:jc w:val="left"/>
-            </w:pPr>
-            <w:r>
-              <w:rPr>
-                <w:sz w:val="20"/>
-                <w:szCs w:val="20"/>
-              </w:rPr>
-              <w:t xml:space="preserve">[n]</w:t>
+            <w:tcW w:type="dxa" w:w="1914"/>
+            <w:tcBorders>
+              <w:top w:val="single" w:color="000000" w:sz="4"/>
+              <w:left w:val="single" w:color="000000" w:sz="4"/>
+              <w:bottom w:val="single" w:color="000000" w:sz="4"/>
+              <w:right w:val="single" w:color="000000" w:sz="4"/>
+            </w:tcBorders>
+            <w:tcMar>
+              <w:top w:type="dxa" w:w="60"/>
+              <w:left w:type="dxa" w:w="100"/>
+              <w:bottom w:type="dxa" w:w="60"/>
+              <w:right w:type="dxa" w:w="100"/>
+            </w:tcMar>
+            <w:vAlign w:val="center"/>
+          </w:tcPr>
+          <w:p>
+            <w:pPr>
+              <w:spacing w:line="240"/>
+              <w:jc w:val="left"/>
+            </w:pPr>
+            <w:r>
+              <w:rPr>
+                <w:sz w:val="20"/>
+                <w:szCs w:val="20"/>
+              </w:rPr>
+              <w:t xml:space="preserve">6,885</w:t>
+            </w:r>
+          </w:p>
+        </w:tc>
+        <w:tc>
+          <w:tcPr>
+            <w:tcW w:type="dxa" w:w="1914"/>
+            <w:tcBorders>
+              <w:top w:val="single" w:color="000000" w:sz="4"/>
+              <w:left w:val="single" w:color="000000" w:sz="4"/>
+              <w:bottom w:val="single" w:color="000000" w:sz="4"/>
+              <w:right w:val="single" w:color="000000" w:sz="4"/>
+            </w:tcBorders>
+            <w:tcMar>
+              <w:top w:type="dxa" w:w="60"/>
+              <w:left w:type="dxa" w:w="100"/>
+              <w:bottom w:type="dxa" w:w="60"/>
+              <w:right w:type="dxa" w:w="100"/>
+            </w:tcMar>
+            <w:vAlign w:val="center"/>
+          </w:tcPr>
+          <w:p>
+            <w:pPr>
+              <w:spacing w:line="240"/>
+              <w:jc w:val="left"/>
+            </w:pPr>
+            <w:r>
+              <w:rPr>
+                <w:sz w:val="20"/>
+                <w:szCs w:val="20"/>
+              </w:rPr>
+              <w:t xml:space="preserve">53</w:t>
             </w:r>
           </w:p>
         </w:tc>
@@ -4647,15 +4899,7 @@
         <w:jc w:val="both"/>
       </w:pPr>
       <w:r>
-        <w:t xml:space="preserve">Con estos datos se estimarán la prevalencia no ponderada y ponderada del alto riesgo de AOS y de los síntomas depresivos clínicamente relevantes, y el número de eventos por parámetro del modelo ajustado. Se considerará adecuado un mínimo de 10 eventos por parámetro. El código de Stata para la construcción de la base y la verificación de factibilidad se presenta en el Anexo 1.</w:t>
-      </w:r>
-    </w:p>
-    <w:p>
-      <w:pPr>
-        <w:pStyle w:val="Heading2"/>
-      </w:pPr>
-      <w:r>
-        <w:t xml:space="preserve">6.7 Instrumentos y procedimientos</w:t>
+        <w:t xml:space="preserve">La población analítica quedó constituida por 6,938 participantes. La principal causa de exclusión fue la falta de un puntaje STOP-BAG válido (1,022 participantes), sobre todo por respuestas "No sabe" a la pregunta de ronquido (SLQ030), lo que podría reflejar a personas que duermen solas. La razón ingreso/pobreza no estuvo disponible en 872 participantes (12.6%), que se analizarán como una categoría propia ("no reportado") para no reducir la muestra.</w:t>
       </w:r>
     </w:p>
     <w:p>
@@ -4664,85 +4908,15 @@
         <w:jc w:val="both"/>
       </w:pPr>
       <w:r>
-        <w:t xml:space="preserve">El estudio no requiere un instrumento de recolección propio. Se usarán los cuestionarios y mediciones estandarizados de NHANES 2017–marzo 2020, administrados por el NCHS de los Centers for Disease Control and Prevention (CDC) (10). No se realizará validación de contenido ni prueba piloto, porque la información ya fue recolectada con instrumentos estandarizados cuya documentación oficial describe cada pregunta, sus códigos de respuesta y sus frecuencias (11,12).</w:t>
-      </w:r>
-    </w:p>
-    <w:p>
-      <w:pPr>
-        <w:pStyle w:val="ListParagraph"/>
-        <w:numPr>
-          <w:ilvl w:val="0"/>
-          <w:numId w:val="3"/>
-        </w:numPr>
-        <w:spacing w:after="0" w:line="480"/>
-        <w:jc w:val="left"/>
-      </w:pPr>
-      <w:r>
-        <w:t xml:space="preserve">Se descargarán los archivos públicos indicados en la sección 6.6.2 desde el repositorio oficial del CDC.</w:t>
-      </w:r>
-    </w:p>
-    <w:p>
-      <w:pPr>
-        <w:pStyle w:val="ListParagraph"/>
-        <w:numPr>
-          <w:ilvl w:val="0"/>
-          <w:numId w:val="3"/>
-        </w:numPr>
-        <w:spacing w:after="0" w:line="480"/>
-        <w:jc w:val="left"/>
-      </w:pPr>
-      <w:r>
-        <w:t xml:space="preserve">Se integrarán mediante el identificador único del participante (SEQN) y se verificarán la estructura, los códigos de respuesta y los valores perdidos.</w:t>
-      </w:r>
-    </w:p>
-    <w:p>
-      <w:pPr>
-        <w:pStyle w:val="ListParagraph"/>
-        <w:numPr>
-          <w:ilvl w:val="0"/>
-          <w:numId w:val="3"/>
-        </w:numPr>
-        <w:spacing w:after="0" w:line="480"/>
-        <w:jc w:val="left"/>
-      </w:pPr>
-      <w:r>
-        <w:t xml:space="preserve">Se construirán el puntaje STOP-BAG, el puntaje PHQ-9 y las covariables según la sección 6.5.</w:t>
-      </w:r>
-    </w:p>
-    <w:p>
-      <w:pPr>
-        <w:pStyle w:val="ListParagraph"/>
-        <w:numPr>
-          <w:ilvl w:val="0"/>
-          <w:numId w:val="3"/>
-        </w:numPr>
-        <w:spacing w:after="0" w:line="480"/>
-        <w:jc w:val="left"/>
-      </w:pPr>
-      <w:r>
-        <w:t xml:space="preserve">Se declarará el diseño muestral complejo sobre la base completa de P_DEMO, sin eliminar observaciones, y la población analítica se identificará con una variable indicadora para que la estimación de la varianza refleje el diseño completo (15).</w:t>
-      </w:r>
-    </w:p>
-    <w:p>
-      <w:pPr>
-        <w:pStyle w:val="ListParagraph"/>
-        <w:numPr>
-          <w:ilvl w:val="0"/>
-          <w:numId w:val="3"/>
-        </w:numPr>
-        <w:spacing w:after="0" w:line="480"/>
-        <w:jc w:val="left"/>
-      </w:pPr>
-      <w:r>
-        <w:t xml:space="preserve">Se realizará el análisis descriptivo, bivariado y multivariado de la sección 6.9.</w:t>
-      </w:r>
-    </w:p>
-    <w:p>
-      <w:pPr>
-        <w:pStyle w:val="Heading2"/>
-      </w:pPr>
-      <w:r>
-        <w:t xml:space="preserve">6.8 Evaluación y control del sesgo</w:t>
+        <w:t xml:space="preserve">De los 6,938 participantes, 3,222 (46.4%) tuvieron alto riesgo de AOS y 597 (8.6%) síntomas depresivos clínicamente relevantes. La prevalencia ponderada del alto riesgo de AOS fue 42.6% (IC 95%: 39.8% a 45.5%; efecto de diseño 5.31) y la de síntomas depresivos, 8.0% (IC 95%: 7.2% a 8.8%; efecto de diseño 1.56). Se usó el peso WTMECPRP, la linealización de Taylor e intervalos logit con 25 grados de libertad de diseño (24 estratos y 49 unidades primarias de muestreo). El código de Stata para la construcción de la base y la verificación de factibilidad se presenta en el Anexo 1.</w:t>
+      </w:r>
+    </w:p>
+    <w:p>
+      <w:pPr>
+        <w:pStyle w:val="Heading3"/>
+      </w:pPr>
+      <w:r>
+        <w:t xml:space="preserve">6.6.3 Distribución preliminar del desenlace y potencia exploratoria</w:t>
       </w:r>
     </w:p>
     <w:p>
@@ -4751,538 +4925,7 @@
         <w:jc w:val="both"/>
       </w:pPr>
       <w:r>
-        <w:rPr>
-          <w:b/>
-          <w:bCs/>
-        </w:rPr>
-        <w:t xml:space="preserve">Sesgo de información.</w:t>
-      </w:r>
-      <w:r>
-        <w:t xml:space="preserve"> Los síntomas de sueño, la hipertensión y los antecedentes clínicos son autorreportados, y el STOP-BAG adaptado no ha sido validado frente a la polisomnografía en NHANES. Esto puede producir una clasificación incorrecta de la exposición, probablemente no diferencial, que tendería a subestimar la asociación.</w:t>
-      </w:r>
-    </w:p>
-    <w:p>
-      <w:pPr>
-        <w:spacing w:after="160" w:line="480"/>
-        <w:jc w:val="both"/>
-      </w:pPr>
-      <w:r>
-        <w:rPr>
-          <w:b/>
-          <w:bCs/>
-        </w:rPr>
-        <w:t xml:space="preserve">Superposición de síntomas.</w:t>
-      </w:r>
-      <w:r>
-        <w:t xml:space="preserve"> La somnolencia diurna (ítem T) se parece a los ítems de problemas de sueño (DPQ030) y de cansancio (DPQ040) del PHQ-9. Para evitar que esta superposición explique la asociación, se prespecifican análisis de sensibilidad sin estos ítems (sección 6.9).</w:t>
-      </w:r>
-    </w:p>
-    <w:p>
-      <w:pPr>
-        <w:spacing w:after="160" w:line="480"/>
-        <w:jc w:val="both"/>
-      </w:pPr>
-      <w:r>
-        <w:rPr>
-          <w:b/>
-          <w:bCs/>
-        </w:rPr>
-        <w:t xml:space="preserve">Sesgo de selección y no respuesta.</w:t>
-      </w:r>
-      <w:r>
-        <w:t xml:space="preserve"> Se usarán los pesos, estratos y unidades primarias de muestreo oficiales, que incorporan la probabilidad de selección y los ajustes por no respuesta (15). Aun así, puede persistir un sesgo residual.</w:t>
-      </w:r>
-    </w:p>
-    <w:p>
-      <w:pPr>
-        <w:spacing w:after="160" w:line="480"/>
-        <w:jc w:val="both"/>
-      </w:pPr>
-      <w:r>
-        <w:rPr>
-          <w:b/>
-          <w:bCs/>
-        </w:rPr>
-        <w:t xml:space="preserve">Confusión.</w:t>
-      </w:r>
-      <w:r>
-        <w:t xml:space="preserve"> Se controlará mediante el ajuste multivariable por las covariables definidas a priori.</w:t>
-      </w:r>
-    </w:p>
-    <w:p>
-      <w:pPr>
-        <w:spacing w:after="160" w:line="480"/>
-        <w:jc w:val="both"/>
-      </w:pPr>
-      <w:r>
-        <w:rPr>
-          <w:b/>
-          <w:bCs/>
-        </w:rPr>
-        <w:t xml:space="preserve">Temporalidad.</w:t>
-      </w:r>
-      <w:r>
-        <w:t xml:space="preserve"> Por el diseño transversal, no puede establecerse la secuencia temporal entre la exposición y el desenlace; la depresión también podría aumentar la percepción de somnolencia. Los resultados se interpretarán como asociaciones y no como relaciones causales.</w:t>
-      </w:r>
-    </w:p>
-    <w:p>
-      <w:pPr>
-        <w:spacing w:after="160" w:line="480"/>
-        <w:jc w:val="both"/>
-      </w:pPr>
-      <w:r>
-        <w:rPr>
-          <w:b/>
-          <w:bCs/>
-        </w:rPr>
-        <w:t xml:space="preserve">Datos faltantes.</w:t>
-      </w:r>
-      <w:r>
-        <w:t xml:space="preserve"> El análisis principal será de casos completos. Se reportará el número de exclusiones por variable y se compararán las características de los participantes incluidos y excluidos.</w:t>
-      </w:r>
-    </w:p>
-    <w:p>
-      <w:pPr>
-        <w:pStyle w:val="Heading2"/>
-      </w:pPr>
-      <w:r>
-        <w:t xml:space="preserve">6.9 Análisis estadístico</w:t>
-      </w:r>
-    </w:p>
-    <w:p>
-      <w:pPr>
-        <w:spacing w:after="160" w:line="480"/>
-        <w:jc w:val="both"/>
-      </w:pPr>
-      <w:r>
-        <w:t xml:space="preserve">Todos los análisis se realizarán en Stata 18 (21). El diseño muestral complejo se declarará con el comando svyset, usando SDMVPSU como unidad primaria de muestreo, SDMVSTRA como estrato y WTMECPRP como peso, porque el PHQ-9 se aplicó en el MEC (15). La varianza se estimará por linealización de Taylor y todas las estimaciones se restringirán a la población analítica con la opción subpop().</w:t>
-      </w:r>
-    </w:p>
-    <w:p>
-      <w:pPr>
-        <w:spacing w:after="160" w:line="480"/>
-        <w:jc w:val="both"/>
-      </w:pPr>
-      <w:r>
-        <w:rPr>
-          <w:b/>
-          <w:bCs/>
-        </w:rPr>
-        <w:t xml:space="preserve">Análisis descriptivo.</w:t>
-      </w:r>
-      <w:r>
-        <w:t xml:space="preserve"> Para las variables cualitativas se reportarán frecuencias absolutas no ponderadas y porcentajes ponderados con su intervalo de confianza del 95% (IC 95%); para las cuantitativas, la mediana ponderada y el rango intercuartílico. La confiabilidad de cada proporción se evaluará con los estándares de presentación del NCHS (18).</w:t>
-      </w:r>
-    </w:p>
-    <w:p>
-      <w:pPr>
-        <w:spacing w:after="160" w:line="480"/>
-        <w:jc w:val="both"/>
-      </w:pPr>
-      <w:r>
-        <w:rPr>
-          <w:b/>
-          <w:bCs/>
-        </w:rPr>
-        <w:t xml:space="preserve">Análisis bivariado.</w:t>
-      </w:r>
-      <w:r>
-        <w:t xml:space="preserve"> Se compararán las características según el riesgo de AOS y la prevalencia del desenlace según cada covariable con la prueba de chi-cuadrado con corrección de Rao-Scott (19).</w:t>
-      </w:r>
-    </w:p>
-    <w:p>
-      <w:pPr>
-        <w:spacing w:after="160" w:line="480"/>
-        <w:jc w:val="both"/>
-      </w:pPr>
-      <w:r>
-        <w:rPr>
-          <w:b/>
-          <w:bCs/>
-        </w:rPr>
-        <w:t xml:space="preserve">Análisis multivariado.</w:t>
-      </w:r>
-      <w:r>
-        <w:t xml:space="preserve"> Se estimarán razones de prevalencia (RP) con IC 95% mediante regresión de Poisson con varianza robusta, recomendada para desenlaces binarios frecuentes en estudios transversales (14). Se estimará primero la RP cruda y luego un modelo ajustado por edad, sexo, raza/etnia, nivel educativo, razón ingreso/pobreza, estado civil, tabaquismo, diabetes, enfermedad cardiovascular y seguro de salud. Antes de interpretarlo se evaluará la colinealidad con el factor de inflación de la varianza en un modelo lineal auxiliar no ponderado; un valor mayor de 10 se considerará colinealidad importante.</w:t>
-      </w:r>
-    </w:p>
-    <w:p>
-      <w:pPr>
-        <w:spacing w:after="160" w:line="480"/>
-        <w:jc w:val="both"/>
-      </w:pPr>
-      <w:r>
-        <w:rPr>
-          <w:b/>
-          <w:bCs/>
-        </w:rPr>
-        <w:t xml:space="preserve">Gradiente.</w:t>
-      </w:r>
-      <w:r>
-        <w:t xml:space="preserve"> Se estimarán las RP de las categorías 3–4 y 5–7 frente a 0–2, y la tendencia se evaluará incorporando el puntaje agrupado como término ordinal (p de tendencia).</w:t>
-      </w:r>
-    </w:p>
-    <w:p>
-      <w:pPr>
-        <w:spacing w:after="160" w:line="480"/>
-        <w:jc w:val="both"/>
-      </w:pPr>
-      <w:r>
-        <w:rPr>
-          <w:b/>
-          <w:bCs/>
-        </w:rPr>
-        <w:t xml:space="preserve">Modificación del efecto.</w:t>
-      </w:r>
-      <w:r>
-        <w:t xml:space="preserve"> Se evaluará la interacción entre el riesgo de AOS y el sexo con la prueba de Wald ajustada; si es significativa, se reportarán las RP por sexo.</w:t>
-      </w:r>
-    </w:p>
-    <w:p>
-      <w:pPr>
-        <w:spacing w:after="160" w:line="480"/>
-        <w:jc w:val="both"/>
-      </w:pPr>
-      <w:r>
-        <w:rPr>
-          <w:b/>
-          <w:bCs/>
-        </w:rPr>
-        <w:t xml:space="preserve">Análisis de sensibilidad prespecificados:</w:t>
-      </w:r>
-    </w:p>
-    <w:p>
-      <w:pPr>
-        <w:pStyle w:val="ListParagraph"/>
-        <w:numPr>
-          <w:ilvl w:val="0"/>
-          <w:numId w:val="4"/>
-        </w:numPr>
-        <w:spacing w:after="0" w:line="480"/>
-        <w:jc w:val="left"/>
-      </w:pPr>
-      <w:r>
-        <w:t xml:space="preserve">Exposición sin el ítem de cansancio (STOP-BAG sin T, 0 a 6 puntos, alto riesgo ≥ 3).</w:t>
-      </w:r>
-    </w:p>
-    <w:p>
-      <w:pPr>
-        <w:pStyle w:val="ListParagraph"/>
-        <w:numPr>
-          <w:ilvl w:val="0"/>
-          <w:numId w:val="4"/>
-        </w:numPr>
-        <w:spacing w:after="0" w:line="480"/>
-        <w:jc w:val="left"/>
-      </w:pPr>
-      <w:r>
-        <w:t xml:space="preserve">Desenlace con el puntaje PHQ-9 sin los ítems de sueño y cansancio (DPQ030 y DPQ040), analizado como variable continua mediante regresión lineal.</w:t>
-      </w:r>
-    </w:p>
-    <w:p>
-      <w:pPr>
-        <w:pStyle w:val="ListParagraph"/>
-        <w:numPr>
-          <w:ilvl w:val="0"/>
-          <w:numId w:val="4"/>
-        </w:numPr>
-        <w:spacing w:after="0" w:line="480"/>
-        <w:jc w:val="left"/>
-      </w:pPr>
-      <w:r>
-        <w:t xml:space="preserve">Desenlace con el PHQ-8 ≥ 10 (sin el ítem de ideación suicida), versión validada para estudios poblacionales (17).</w:t>
-      </w:r>
-    </w:p>
-    <w:p>
-      <w:pPr>
-        <w:pStyle w:val="ListParagraph"/>
-        <w:numPr>
-          <w:ilvl w:val="0"/>
-          <w:numId w:val="4"/>
-        </w:numPr>
-        <w:spacing w:after="0" w:line="480"/>
-        <w:jc w:val="left"/>
-      </w:pPr>
-      <w:r>
-        <w:t xml:space="preserve">Exposición definida solo por síntomas nocturnos: ronquido o resoplidos/pausas respiratorias 3 o más noches por semana.</w:t>
-      </w:r>
-    </w:p>
-    <w:p>
-      <w:pPr>
-        <w:pStyle w:val="ListParagraph"/>
-        <w:numPr>
-          <w:ilvl w:val="0"/>
-          <w:numId w:val="4"/>
-        </w:numPr>
-        <w:spacing w:after="0" w:line="480"/>
-        <w:jc w:val="left"/>
-      </w:pPr>
-      <w:r>
-        <w:t xml:space="preserve">Modelo principal con ajuste adicional por categorías de IMC.</w:t>
-      </w:r>
-    </w:p>
-    <w:p>
-      <w:pPr>
-        <w:spacing w:after="160" w:line="480"/>
-        <w:jc w:val="both"/>
-      </w:pPr>
-      <w:r>
-        <w:t xml:space="preserve">El nivel de significancia será p &lt; 0.05 (bilateral). Los resultados se reportarán según la guía STROBE (13) y se interpretarán como asociaciones.</w:t>
-      </w:r>
-    </w:p>
-    <w:p>
-      <w:pPr>
-        <w:pStyle w:val="Heading1"/>
-      </w:pPr>
-      <w:r>
-        <w:t xml:space="preserve">7. ASPECTOS ÉTICOS</w:t>
-      </w:r>
-    </w:p>
-    <w:p>
-      <w:pPr>
-        <w:spacing w:after="160" w:line="480"/>
-        <w:jc w:val="both"/>
-      </w:pPr>
-      <w:r>
-        <w:t xml:space="preserve">El estudio es un análisis secundario de archivos públicos, anonimizados y de libre acceso de NHANES 2017–marzo 2020, que no contienen identificadores personales. El protocolo de NHANES fue aprobado por el NCHS Ethics Review Board y la recolección original incluyó el consentimiento informado de los participantes (20). Los investigadores no tendrán contacto con los participantes ni realizarán una nueva recolección de información, por lo que no se solicitará un nuevo consentimiento informado.</w:t>
-      </w:r>
-    </w:p>
-    <w:p>
-      <w:pPr>
-        <w:spacing w:after="160" w:line="480"/>
-        <w:jc w:val="both"/>
-      </w:pPr>
-      <w:r>
-        <w:t xml:space="preserve">El protocolo será presentado al Subcomité de Ética en Investigación de la Facultad de Ciencias de la Salud de la Universidad Peruana de Ciencias Aplicadas, según los procedimientos institucionales vigentes para Tesis 2. Los resultados se presentarán de manera agregada, sin posibilidad de identificación individual. Los investigadores declaran no tener conflictos de interés y el estudio no cuenta con financiamiento externo.</w:t>
-      </w:r>
-    </w:p>
-    <w:p>
-      <w:pPr>
-        <w:pStyle w:val="Heading1"/>
-      </w:pPr>
-      <w:r>
-        <w:t xml:space="preserve">8. FORTALEZAS</w:t>
-      </w:r>
-    </w:p>
-    <w:p>
-      <w:pPr>
-        <w:pStyle w:val="ListParagraph"/>
-        <w:numPr>
-          <w:ilvl w:val="0"/>
-          <w:numId w:val="2"/>
-        </w:numPr>
-        <w:spacing w:after="0" w:line="480"/>
-        <w:jc w:val="both"/>
-      </w:pPr>
-      <w:r>
-        <w:t xml:space="preserve">Usa una muestra nacional con diseño probabilístico complejo, que permite obtener estimaciones representativas de la población civil no institucionalizada de Estados Unidos.</w:t>
-      </w:r>
-    </w:p>
-    <w:p>
-      <w:pPr>
-        <w:pStyle w:val="ListParagraph"/>
-        <w:numPr>
-          <w:ilvl w:val="0"/>
-          <w:numId w:val="2"/>
-        </w:numPr>
-        <w:spacing w:after="0" w:line="480"/>
-        <w:jc w:val="both"/>
-      </w:pPr>
-      <w:r>
-        <w:t xml:space="preserve">El desenlace se mide con el PHQ-9, un instrumento validado y ampliamente usado (4).</w:t>
-      </w:r>
-    </w:p>
-    <w:p>
-      <w:pPr>
-        <w:pStyle w:val="ListParagraph"/>
-        <w:numPr>
-          <w:ilvl w:val="0"/>
-          <w:numId w:val="2"/>
-        </w:numPr>
-        <w:spacing w:after="0" w:line="480"/>
-        <w:jc w:val="both"/>
-      </w:pPr>
-      <w:r>
-        <w:t xml:space="preserve">Emplea un puntaje compuesto de tamizaje basado en el STOP-BANG, en lugar de síntomas aislados, lo que lo acerca a la práctica clínica (9).</w:t>
-      </w:r>
-    </w:p>
-    <w:p>
-      <w:pPr>
-        <w:pStyle w:val="ListParagraph"/>
-        <w:numPr>
-          <w:ilvl w:val="0"/>
-          <w:numId w:val="2"/>
-        </w:numPr>
-        <w:spacing w:after="0" w:line="480"/>
-        <w:jc w:val="both"/>
-      </w:pPr>
-      <w:r>
-        <w:t xml:space="preserve">Incluye análisis de sensibilidad prespecificados para controlar la superposición de síntomas entre la exposición y el desenlace.</w:t>
-      </w:r>
-    </w:p>
-    <w:p>
-      <w:pPr>
-        <w:pStyle w:val="ListParagraph"/>
-        <w:numPr>
-          <w:ilvl w:val="0"/>
-          <w:numId w:val="2"/>
-        </w:numPr>
-        <w:spacing w:after="0" w:line="480"/>
-        <w:jc w:val="both"/>
-      </w:pPr>
-      <w:r>
-        <w:t xml:space="preserve">La factibilidad se verificará con los datos reales antes del análisis final.</w:t>
-      </w:r>
-    </w:p>
-    <w:p>
-      <w:pPr>
-        <w:pStyle w:val="Heading1"/>
-      </w:pPr>
-      <w:r>
-        <w:t xml:space="preserve">9. LIMITACIONES</w:t>
-      </w:r>
-    </w:p>
-    <w:p>
-      <w:pPr>
-        <w:pStyle w:val="ListParagraph"/>
-        <w:numPr>
-          <w:ilvl w:val="0"/>
-          <w:numId w:val="2"/>
-        </w:numPr>
-        <w:spacing w:after="0" w:line="480"/>
-        <w:jc w:val="both"/>
-      </w:pPr>
-      <w:r>
-        <w:rPr>
-          <w:b/>
-          <w:bCs/>
-        </w:rPr>
-        <w:t xml:space="preserve">Validez externa:</w:t>
-      </w:r>
-      <w:r>
-        <w:t xml:space="preserve"> los resultados serán generalizables a la población de Estados Unidos y no directamente a la población peruana.</w:t>
-      </w:r>
-    </w:p>
-    <w:p>
-      <w:pPr>
-        <w:pStyle w:val="ListParagraph"/>
-        <w:numPr>
-          <w:ilvl w:val="0"/>
-          <w:numId w:val="2"/>
-        </w:numPr>
-        <w:spacing w:after="0" w:line="480"/>
-        <w:jc w:val="both"/>
-      </w:pPr>
-      <w:r>
-        <w:rPr>
-          <w:b/>
-          <w:bCs/>
-        </w:rPr>
-        <w:t xml:space="preserve">Exposición indirecta:</w:t>
-      </w:r>
-      <w:r>
-        <w:t xml:space="preserve"> el STOP-BAG adaptado no incluye la circunferencia de cuello ni confirma la AOS con polisomnografía; mide riesgo, no diagnóstico.</w:t>
-      </w:r>
-    </w:p>
-    <w:p>
-      <w:pPr>
-        <w:pStyle w:val="ListParagraph"/>
-        <w:numPr>
-          <w:ilvl w:val="0"/>
-          <w:numId w:val="2"/>
-        </w:numPr>
-        <w:spacing w:after="0" w:line="480"/>
-        <w:jc w:val="both"/>
-      </w:pPr>
-      <w:r>
-        <w:rPr>
-          <w:b/>
-          <w:bCs/>
-        </w:rPr>
-        <w:t xml:space="preserve">Diseño transversal:</w:t>
-      </w:r>
-      <w:r>
-        <w:t xml:space="preserve"> no permite establecer causalidad ni la dirección de la asociación.</w:t>
-      </w:r>
-    </w:p>
-    <w:p>
-      <w:pPr>
-        <w:pStyle w:val="ListParagraph"/>
-        <w:numPr>
-          <w:ilvl w:val="0"/>
-          <w:numId w:val="2"/>
-        </w:numPr>
-        <w:spacing w:after="0" w:line="480"/>
-        <w:jc w:val="both"/>
-      </w:pPr>
-      <w:r>
-        <w:rPr>
-          <w:b/>
-          <w:bCs/>
-        </w:rPr>
-        <w:t xml:space="preserve">Autorreporte:</w:t>
-      </w:r>
-      <w:r>
-        <w:t xml:space="preserve"> varios datos dependen del recuerdo de los participantes.</w:t>
-      </w:r>
-    </w:p>
-    <w:p>
-      <w:pPr>
-        <w:pStyle w:val="ListParagraph"/>
-        <w:numPr>
-          <w:ilvl w:val="0"/>
-          <w:numId w:val="2"/>
-        </w:numPr>
-        <w:spacing w:after="0" w:line="480"/>
-        <w:jc w:val="both"/>
-      </w:pPr>
-      <w:r>
-        <w:rPr>
-          <w:b/>
-          <w:bCs/>
-        </w:rPr>
-        <w:t xml:space="preserve">Confusión residual:</w:t>
-      </w:r>
-      <w:r>
-        <w:t xml:space="preserve"> no se ajustará por el uso de antidepresivos, hipnóticos ni por actividad física, que podrían influir en ambas variables.</w:t>
-      </w:r>
-    </w:p>
-    <w:p>
-      <w:pPr>
-        <w:pStyle w:val="ListParagraph"/>
-        <w:numPr>
-          <w:ilvl w:val="0"/>
-          <w:numId w:val="2"/>
-        </w:numPr>
-        <w:spacing w:after="0" w:line="480"/>
-        <w:jc w:val="both"/>
-      </w:pPr>
-      <w:r>
-        <w:rPr>
-          <w:b/>
-          <w:bCs/>
-        </w:rPr>
-        <w:t xml:space="preserve">Antigüedad relativa:</w:t>
-      </w:r>
-      <w:r>
-        <w:t xml:space="preserve"> los datos son previos a la pandemia de COVID-19, que pudo modificar la prevalencia de síntomas depresivos.</w:t>
-      </w:r>
-    </w:p>
-    <w:p>
-      <w:pPr>
-        <w:pStyle w:val="Heading1"/>
-      </w:pPr>
-      <w:r>
-        <w:t xml:space="preserve">10. CRONOGRAMA Y PRESUPUESTO</w:t>
-      </w:r>
-    </w:p>
-    <w:p>
-      <w:pPr>
-        <w:spacing w:after="160" w:line="480"/>
-        <w:jc w:val="both"/>
-      </w:pPr>
-      <w:r>
-        <w:t xml:space="preserve">El estudio puede completarse en cuatro meses, con la base de datos lista para febrero de 2027.</w:t>
+        <w:t xml:space="preserve">De manera preliminar, la comparación no ponderada del desenlace según la exposición mostró la siguiente distribución:</w:t>
       </w:r>
     </w:p>
     <w:tbl>
@@ -5298,11 +4941,11 @@
         </w:tblBorders>
       </w:tblPr>
       <w:tblGrid>
-        <w:gridCol w:w="5742"/>
-        <w:gridCol w:w="761"/>
-        <w:gridCol w:w="761"/>
-        <w:gridCol w:w="761"/>
-        <w:gridCol w:w="762"/>
+        <w:gridCol w:w="3073"/>
+        <w:gridCol w:w="1428"/>
+        <w:gridCol w:w="1428"/>
+        <w:gridCol w:w="1428"/>
+        <w:gridCol w:w="1430"/>
       </w:tblGrid>
       <w:tr>
         <w:trPr>
@@ -5311,7 +4954,7 @@
         </w:trPr>
         <w:tc>
           <w:tcPr>
-            <w:tcW w:type="dxa" w:w="5742"/>
+            <w:tcW w:type="dxa" w:w="3073"/>
             <w:tcBorders>
               <w:top w:val="single" w:color="000000" w:sz="4"/>
               <w:left w:val="single" w:color="000000" w:sz="4"/>
@@ -5339,13 +4982,13 @@
                 <w:sz w:val="20"/>
                 <w:szCs w:val="20"/>
               </w:rPr>
-              <w:t xml:space="preserve">Actividad</w:t>
-            </w:r>
-          </w:p>
-        </w:tc>
-        <w:tc>
-          <w:tcPr>
-            <w:tcW w:type="dxa" w:w="761"/>
+              <w:t xml:space="preserve">Grupo</w:t>
+            </w:r>
+          </w:p>
+        </w:tc>
+        <w:tc>
+          <w:tcPr>
+            <w:tcW w:type="dxa" w:w="1428"/>
             <w:tcBorders>
               <w:top w:val="single" w:color="000000" w:sz="4"/>
               <w:left w:val="single" w:color="000000" w:sz="4"/>
@@ -5373,13 +5016,13 @@
                 <w:sz w:val="20"/>
                 <w:szCs w:val="20"/>
               </w:rPr>
-              <w:t xml:space="preserve">Nov 2026</w:t>
-            </w:r>
-          </w:p>
-        </w:tc>
-        <w:tc>
-          <w:tcPr>
-            <w:tcW w:type="dxa" w:w="761"/>
+              <w:t xml:space="preserve">n</w:t>
+            </w:r>
+          </w:p>
+        </w:tc>
+        <w:tc>
+          <w:tcPr>
+            <w:tcW w:type="dxa" w:w="1428"/>
             <w:tcBorders>
               <w:top w:val="single" w:color="000000" w:sz="4"/>
               <w:left w:val="single" w:color="000000" w:sz="4"/>
@@ -5407,13 +5050,13 @@
                 <w:sz w:val="20"/>
                 <w:szCs w:val="20"/>
               </w:rPr>
-              <w:t xml:space="preserve">Dic 2026</w:t>
-            </w:r>
-          </w:p>
-        </w:tc>
-        <w:tc>
-          <w:tcPr>
-            <w:tcW w:type="dxa" w:w="761"/>
+              <w:t xml:space="preserve">Casos (PHQ-9 ≥ 10)</w:t>
+            </w:r>
+          </w:p>
+        </w:tc>
+        <w:tc>
+          <w:tcPr>
+            <w:tcW w:type="dxa" w:w="1428"/>
             <w:tcBorders>
               <w:top w:val="single" w:color="000000" w:sz="4"/>
               <w:left w:val="single" w:color="000000" w:sz="4"/>
@@ -5441,13 +5084,13 @@
                 <w:sz w:val="20"/>
                 <w:szCs w:val="20"/>
               </w:rPr>
-              <w:t xml:space="preserve">Ene 2027</w:t>
-            </w:r>
-          </w:p>
-        </w:tc>
-        <w:tc>
-          <w:tcPr>
-            <w:tcW w:type="dxa" w:w="762"/>
+              <w:t xml:space="preserve">Prevalencia</w:t>
+            </w:r>
+          </w:p>
+        </w:tc>
+        <w:tc>
+          <w:tcPr>
+            <w:tcW w:type="dxa" w:w="1430"/>
             <w:tcBorders>
               <w:top w:val="single" w:color="000000" w:sz="4"/>
               <w:left w:val="single" w:color="000000" w:sz="4"/>
@@ -5475,7 +5118,7 @@
                 <w:sz w:val="20"/>
                 <w:szCs w:val="20"/>
               </w:rPr>
-              <w:t xml:space="preserve">Feb 2027</w:t>
+              <w:t xml:space="preserve">RP cruda</w:t>
             </w:r>
           </w:p>
         </w:tc>
@@ -5487,136 +5130,157 @@
         </w:trPr>
         <w:tc>
           <w:tcPr>
-            <w:tcW w:type="dxa" w:w="5742"/>
-            <w:tcBorders>
-              <w:top w:val="single" w:color="000000" w:sz="4"/>
-              <w:left w:val="single" w:color="000000" w:sz="4"/>
-              <w:bottom w:val="single" w:color="000000" w:sz="4"/>
-              <w:right w:val="single" w:color="000000" w:sz="4"/>
-            </w:tcBorders>
-            <w:tcMar>
-              <w:top w:type="dxa" w:w="60"/>
-              <w:left w:type="dxa" w:w="100"/>
-              <w:bottom w:type="dxa" w:w="60"/>
-              <w:right w:type="dxa" w:w="100"/>
-            </w:tcMar>
-            <w:vAlign w:val="center"/>
-          </w:tcPr>
-          <w:p>
-            <w:pPr>
-              <w:spacing w:line="240"/>
-              <w:jc w:val="left"/>
-            </w:pPr>
-            <w:r>
-              <w:rPr>
-                <w:sz w:val="20"/>
-                <w:szCs w:val="20"/>
-              </w:rPr>
-              <w:t xml:space="preserve">Revisión del protocolo con el asesor y aprobación del cambio de tema</w:t>
-            </w:r>
-          </w:p>
-        </w:tc>
-        <w:tc>
-          <w:tcPr>
-            <w:tcW w:type="dxa" w:w="761"/>
-            <w:tcBorders>
-              <w:top w:val="single" w:color="000000" w:sz="4"/>
-              <w:left w:val="single" w:color="000000" w:sz="4"/>
-              <w:bottom w:val="single" w:color="000000" w:sz="4"/>
-              <w:right w:val="single" w:color="000000" w:sz="4"/>
-            </w:tcBorders>
-            <w:tcMar>
-              <w:top w:type="dxa" w:w="60"/>
-              <w:left w:type="dxa" w:w="100"/>
-              <w:bottom w:type="dxa" w:w="60"/>
-              <w:right w:type="dxa" w:w="100"/>
-            </w:tcMar>
-            <w:vAlign w:val="center"/>
-          </w:tcPr>
-          <w:p>
-            <w:pPr>
-              <w:spacing w:line="240"/>
-              <w:jc w:val="center"/>
-            </w:pPr>
-            <w:r>
-              <w:rPr>
-                <w:sz w:val="20"/>
-                <w:szCs w:val="20"/>
-              </w:rPr>
-              <w:t xml:space="preserve">X</w:t>
-            </w:r>
-          </w:p>
-        </w:tc>
-        <w:tc>
-          <w:tcPr>
-            <w:tcW w:type="dxa" w:w="761"/>
-            <w:tcBorders>
-              <w:top w:val="single" w:color="000000" w:sz="4"/>
-              <w:left w:val="single" w:color="000000" w:sz="4"/>
-              <w:bottom w:val="single" w:color="000000" w:sz="4"/>
-              <w:right w:val="single" w:color="000000" w:sz="4"/>
-            </w:tcBorders>
-            <w:tcMar>
-              <w:top w:type="dxa" w:w="60"/>
-              <w:left w:type="dxa" w:w="100"/>
-              <w:bottom w:type="dxa" w:w="60"/>
-              <w:right w:type="dxa" w:w="100"/>
-            </w:tcMar>
-            <w:vAlign w:val="center"/>
-          </w:tcPr>
-          <w:p>
-            <w:pPr>
-              <w:spacing w:line="240"/>
-              <w:jc w:val="left"/>
-            </w:pPr>
-          </w:p>
-        </w:tc>
-        <w:tc>
-          <w:tcPr>
-            <w:tcW w:type="dxa" w:w="761"/>
-            <w:tcBorders>
-              <w:top w:val="single" w:color="000000" w:sz="4"/>
-              <w:left w:val="single" w:color="000000" w:sz="4"/>
-              <w:bottom w:val="single" w:color="000000" w:sz="4"/>
-              <w:right w:val="single" w:color="000000" w:sz="4"/>
-            </w:tcBorders>
-            <w:tcMar>
-              <w:top w:type="dxa" w:w="60"/>
-              <w:left w:type="dxa" w:w="100"/>
-              <w:bottom w:type="dxa" w:w="60"/>
-              <w:right w:type="dxa" w:w="100"/>
-            </w:tcMar>
-            <w:vAlign w:val="center"/>
-          </w:tcPr>
-          <w:p>
-            <w:pPr>
-              <w:spacing w:line="240"/>
-              <w:jc w:val="left"/>
-            </w:pPr>
-          </w:p>
-        </w:tc>
-        <w:tc>
-          <w:tcPr>
-            <w:tcW w:type="dxa" w:w="762"/>
-            <w:tcBorders>
-              <w:top w:val="single" w:color="000000" w:sz="4"/>
-              <w:left w:val="single" w:color="000000" w:sz="4"/>
-              <w:bottom w:val="single" w:color="000000" w:sz="4"/>
-              <w:right w:val="single" w:color="000000" w:sz="4"/>
-            </w:tcBorders>
-            <w:tcMar>
-              <w:top w:type="dxa" w:w="60"/>
-              <w:left w:type="dxa" w:w="100"/>
-              <w:bottom w:type="dxa" w:w="60"/>
-              <w:right w:type="dxa" w:w="100"/>
-            </w:tcMar>
-            <w:vAlign w:val="center"/>
-          </w:tcPr>
-          <w:p>
-            <w:pPr>
-              <w:spacing w:line="240"/>
-              <w:jc w:val="left"/>
-            </w:pPr>
+            <w:tcW w:type="dxa" w:w="3073"/>
+            <w:tcBorders>
+              <w:top w:val="single" w:color="000000" w:sz="4"/>
+              <w:left w:val="single" w:color="000000" w:sz="4"/>
+              <w:bottom w:val="single" w:color="000000" w:sz="4"/>
+              <w:right w:val="single" w:color="000000" w:sz="4"/>
+            </w:tcBorders>
+            <w:tcMar>
+              <w:top w:type="dxa" w:w="60"/>
+              <w:left w:type="dxa" w:w="100"/>
+              <w:bottom w:type="dxa" w:w="60"/>
+              <w:right w:type="dxa" w:w="100"/>
+            </w:tcMar>
+            <w:vAlign w:val="center"/>
+          </w:tcPr>
+          <w:p>
+            <w:pPr>
+              <w:spacing w:line="240"/>
+              <w:jc w:val="left"/>
+            </w:pPr>
+            <w:r>
+              <w:rPr>
+                <w:sz w:val="20"/>
+                <w:szCs w:val="20"/>
+              </w:rPr>
+              <w:t xml:space="preserve">Alto riesgo de AOS (STOP-BAG ≥ 3)</w:t>
+            </w:r>
+          </w:p>
+        </w:tc>
+        <w:tc>
+          <w:tcPr>
+            <w:tcW w:type="dxa" w:w="1428"/>
+            <w:tcBorders>
+              <w:top w:val="single" w:color="000000" w:sz="4"/>
+              <w:left w:val="single" w:color="000000" w:sz="4"/>
+              <w:bottom w:val="single" w:color="000000" w:sz="4"/>
+              <w:right w:val="single" w:color="000000" w:sz="4"/>
+            </w:tcBorders>
+            <w:tcMar>
+              <w:top w:type="dxa" w:w="60"/>
+              <w:left w:type="dxa" w:w="100"/>
+              <w:bottom w:type="dxa" w:w="60"/>
+              <w:right w:type="dxa" w:w="100"/>
+            </w:tcMar>
+            <w:vAlign w:val="center"/>
+          </w:tcPr>
+          <w:p>
+            <w:pPr>
+              <w:spacing w:line="240"/>
+              <w:jc w:val="left"/>
+            </w:pPr>
+            <w:r>
+              <w:rPr>
+                <w:sz w:val="20"/>
+                <w:szCs w:val="20"/>
+              </w:rPr>
+              <w:t xml:space="preserve">3,222</w:t>
+            </w:r>
+          </w:p>
+        </w:tc>
+        <w:tc>
+          <w:tcPr>
+            <w:tcW w:type="dxa" w:w="1428"/>
+            <w:tcBorders>
+              <w:top w:val="single" w:color="000000" w:sz="4"/>
+              <w:left w:val="single" w:color="000000" w:sz="4"/>
+              <w:bottom w:val="single" w:color="000000" w:sz="4"/>
+              <w:right w:val="single" w:color="000000" w:sz="4"/>
+            </w:tcBorders>
+            <w:tcMar>
+              <w:top w:type="dxa" w:w="60"/>
+              <w:left w:type="dxa" w:w="100"/>
+              <w:bottom w:type="dxa" w:w="60"/>
+              <w:right w:type="dxa" w:w="100"/>
+            </w:tcMar>
+            <w:vAlign w:val="center"/>
+          </w:tcPr>
+          <w:p>
+            <w:pPr>
+              <w:spacing w:line="240"/>
+              <w:jc w:val="left"/>
+            </w:pPr>
+            <w:r>
+              <w:rPr>
+                <w:sz w:val="20"/>
+                <w:szCs w:val="20"/>
+              </w:rPr>
+              <w:t xml:space="preserve">383</w:t>
+            </w:r>
+          </w:p>
+        </w:tc>
+        <w:tc>
+          <w:tcPr>
+            <w:tcW w:type="dxa" w:w="1428"/>
+            <w:tcBorders>
+              <w:top w:val="single" w:color="000000" w:sz="4"/>
+              <w:left w:val="single" w:color="000000" w:sz="4"/>
+              <w:bottom w:val="single" w:color="000000" w:sz="4"/>
+              <w:right w:val="single" w:color="000000" w:sz="4"/>
+            </w:tcBorders>
+            <w:tcMar>
+              <w:top w:type="dxa" w:w="60"/>
+              <w:left w:type="dxa" w:w="100"/>
+              <w:bottom w:type="dxa" w:w="60"/>
+              <w:right w:type="dxa" w:w="100"/>
+            </w:tcMar>
+            <w:vAlign w:val="center"/>
+          </w:tcPr>
+          <w:p>
+            <w:pPr>
+              <w:spacing w:line="240"/>
+              <w:jc w:val="left"/>
+            </w:pPr>
+            <w:r>
+              <w:rPr>
+                <w:sz w:val="20"/>
+                <w:szCs w:val="20"/>
+              </w:rPr>
+              <w:t xml:space="preserve">11.9%</w:t>
+            </w:r>
+          </w:p>
+        </w:tc>
+        <w:tc>
+          <w:tcPr>
+            <w:tcW w:type="dxa" w:w="1430"/>
+            <w:tcBorders>
+              <w:top w:val="single" w:color="000000" w:sz="4"/>
+              <w:left w:val="single" w:color="000000" w:sz="4"/>
+              <w:bottom w:val="single" w:color="000000" w:sz="4"/>
+              <w:right w:val="single" w:color="000000" w:sz="4"/>
+            </w:tcBorders>
+            <w:tcMar>
+              <w:top w:type="dxa" w:w="60"/>
+              <w:left w:type="dxa" w:w="100"/>
+              <w:bottom w:type="dxa" w:w="60"/>
+              <w:right w:type="dxa" w:w="100"/>
+            </w:tcMar>
+            <w:vAlign w:val="center"/>
+          </w:tcPr>
+          <w:p>
+            <w:pPr>
+              <w:spacing w:line="240"/>
+              <w:jc w:val="left"/>
+            </w:pPr>
+            <w:r>
+              <w:rPr>
+                <w:sz w:val="20"/>
+                <w:szCs w:val="20"/>
+              </w:rPr>
+              <w:t xml:space="preserve">2.06</w:t>
+            </w:r>
           </w:p>
         </w:tc>
       </w:tr>
@@ -5627,143 +5291,1012 @@
         </w:trPr>
         <w:tc>
           <w:tcPr>
-            <w:tcW w:type="dxa" w:w="5742"/>
-            <w:tcBorders>
-              <w:top w:val="single" w:color="000000" w:sz="4"/>
-              <w:left w:val="single" w:color="000000" w:sz="4"/>
-              <w:bottom w:val="single" w:color="000000" w:sz="4"/>
-              <w:right w:val="single" w:color="000000" w:sz="4"/>
-            </w:tcBorders>
-            <w:tcMar>
-              <w:top w:type="dxa" w:w="60"/>
-              <w:left w:type="dxa" w:w="100"/>
-              <w:bottom w:type="dxa" w:w="60"/>
-              <w:right w:type="dxa" w:w="100"/>
-            </w:tcMar>
-            <w:vAlign w:val="center"/>
-          </w:tcPr>
-          <w:p>
-            <w:pPr>
-              <w:spacing w:line="240"/>
-              <w:jc w:val="left"/>
-            </w:pPr>
-            <w:r>
-              <w:rPr>
-                <w:sz w:val="20"/>
-                <w:szCs w:val="20"/>
-              </w:rPr>
-              <w:t xml:space="preserve">Presentación y aprobación del Subcomité de Ética de la UPC</w:t>
-            </w:r>
-          </w:p>
-        </w:tc>
-        <w:tc>
-          <w:tcPr>
-            <w:tcW w:type="dxa" w:w="761"/>
-            <w:tcBorders>
-              <w:top w:val="single" w:color="000000" w:sz="4"/>
-              <w:left w:val="single" w:color="000000" w:sz="4"/>
-              <w:bottom w:val="single" w:color="000000" w:sz="4"/>
-              <w:right w:val="single" w:color="000000" w:sz="4"/>
-            </w:tcBorders>
-            <w:tcMar>
-              <w:top w:type="dxa" w:w="60"/>
-              <w:left w:type="dxa" w:w="100"/>
-              <w:bottom w:type="dxa" w:w="60"/>
-              <w:right w:type="dxa" w:w="100"/>
-            </w:tcMar>
-            <w:vAlign w:val="center"/>
-          </w:tcPr>
-          <w:p>
-            <w:pPr>
-              <w:spacing w:line="240"/>
-              <w:jc w:val="center"/>
-            </w:pPr>
-            <w:r>
-              <w:rPr>
-                <w:sz w:val="20"/>
-                <w:szCs w:val="20"/>
-              </w:rPr>
-              <w:t xml:space="preserve">X</w:t>
-            </w:r>
-          </w:p>
-        </w:tc>
-        <w:tc>
-          <w:tcPr>
-            <w:tcW w:type="dxa" w:w="761"/>
-            <w:tcBorders>
-              <w:top w:val="single" w:color="000000" w:sz="4"/>
-              <w:left w:val="single" w:color="000000" w:sz="4"/>
-              <w:bottom w:val="single" w:color="000000" w:sz="4"/>
-              <w:right w:val="single" w:color="000000" w:sz="4"/>
-            </w:tcBorders>
-            <w:tcMar>
-              <w:top w:type="dxa" w:w="60"/>
-              <w:left w:type="dxa" w:w="100"/>
-              <w:bottom w:type="dxa" w:w="60"/>
-              <w:right w:type="dxa" w:w="100"/>
-            </w:tcMar>
-            <w:vAlign w:val="center"/>
-          </w:tcPr>
-          <w:p>
-            <w:pPr>
-              <w:spacing w:line="240"/>
-              <w:jc w:val="center"/>
-            </w:pPr>
-            <w:r>
-              <w:rPr>
-                <w:sz w:val="20"/>
-                <w:szCs w:val="20"/>
-              </w:rPr>
-              <w:t xml:space="preserve">X</w:t>
-            </w:r>
-          </w:p>
-        </w:tc>
-        <w:tc>
-          <w:tcPr>
-            <w:tcW w:type="dxa" w:w="761"/>
-            <w:tcBorders>
-              <w:top w:val="single" w:color="000000" w:sz="4"/>
-              <w:left w:val="single" w:color="000000" w:sz="4"/>
-              <w:bottom w:val="single" w:color="000000" w:sz="4"/>
-              <w:right w:val="single" w:color="000000" w:sz="4"/>
-            </w:tcBorders>
-            <w:tcMar>
-              <w:top w:type="dxa" w:w="60"/>
-              <w:left w:type="dxa" w:w="100"/>
-              <w:bottom w:type="dxa" w:w="60"/>
-              <w:right w:type="dxa" w:w="100"/>
-            </w:tcMar>
-            <w:vAlign w:val="center"/>
-          </w:tcPr>
-          <w:p>
-            <w:pPr>
-              <w:spacing w:line="240"/>
-              <w:jc w:val="left"/>
-            </w:pPr>
-          </w:p>
-        </w:tc>
-        <w:tc>
-          <w:tcPr>
-            <w:tcW w:type="dxa" w:w="762"/>
-            <w:tcBorders>
-              <w:top w:val="single" w:color="000000" w:sz="4"/>
-              <w:left w:val="single" w:color="000000" w:sz="4"/>
-              <w:bottom w:val="single" w:color="000000" w:sz="4"/>
-              <w:right w:val="single" w:color="000000" w:sz="4"/>
-            </w:tcBorders>
-            <w:tcMar>
-              <w:top w:type="dxa" w:w="60"/>
-              <w:left w:type="dxa" w:w="100"/>
-              <w:bottom w:type="dxa" w:w="60"/>
-              <w:right w:type="dxa" w:w="100"/>
-            </w:tcMar>
-            <w:vAlign w:val="center"/>
-          </w:tcPr>
-          <w:p>
-            <w:pPr>
-              <w:spacing w:line="240"/>
-              <w:jc w:val="left"/>
-            </w:pPr>
+            <w:tcW w:type="dxa" w:w="3073"/>
+            <w:tcBorders>
+              <w:top w:val="single" w:color="000000" w:sz="4"/>
+              <w:left w:val="single" w:color="000000" w:sz="4"/>
+              <w:bottom w:val="single" w:color="000000" w:sz="4"/>
+              <w:right w:val="single" w:color="000000" w:sz="4"/>
+            </w:tcBorders>
+            <w:tcMar>
+              <w:top w:type="dxa" w:w="60"/>
+              <w:left w:type="dxa" w:w="100"/>
+              <w:bottom w:type="dxa" w:w="60"/>
+              <w:right w:type="dxa" w:w="100"/>
+            </w:tcMar>
+            <w:vAlign w:val="center"/>
+          </w:tcPr>
+          <w:p>
+            <w:pPr>
+              <w:spacing w:line="240"/>
+              <w:jc w:val="left"/>
+            </w:pPr>
+            <w:r>
+              <w:rPr>
+                <w:sz w:val="20"/>
+                <w:szCs w:val="20"/>
+              </w:rPr>
+              <w:t xml:space="preserve">Bajo riesgo de AOS (STOP-BAG 0–2)</w:t>
+            </w:r>
+          </w:p>
+        </w:tc>
+        <w:tc>
+          <w:tcPr>
+            <w:tcW w:type="dxa" w:w="1428"/>
+            <w:tcBorders>
+              <w:top w:val="single" w:color="000000" w:sz="4"/>
+              <w:left w:val="single" w:color="000000" w:sz="4"/>
+              <w:bottom w:val="single" w:color="000000" w:sz="4"/>
+              <w:right w:val="single" w:color="000000" w:sz="4"/>
+            </w:tcBorders>
+            <w:tcMar>
+              <w:top w:type="dxa" w:w="60"/>
+              <w:left w:type="dxa" w:w="100"/>
+              <w:bottom w:type="dxa" w:w="60"/>
+              <w:right w:type="dxa" w:w="100"/>
+            </w:tcMar>
+            <w:vAlign w:val="center"/>
+          </w:tcPr>
+          <w:p>
+            <w:pPr>
+              <w:spacing w:line="240"/>
+              <w:jc w:val="left"/>
+            </w:pPr>
+            <w:r>
+              <w:rPr>
+                <w:sz w:val="20"/>
+                <w:szCs w:val="20"/>
+              </w:rPr>
+              <w:t xml:space="preserve">3,716</w:t>
+            </w:r>
+          </w:p>
+        </w:tc>
+        <w:tc>
+          <w:tcPr>
+            <w:tcW w:type="dxa" w:w="1428"/>
+            <w:tcBorders>
+              <w:top w:val="single" w:color="000000" w:sz="4"/>
+              <w:left w:val="single" w:color="000000" w:sz="4"/>
+              <w:bottom w:val="single" w:color="000000" w:sz="4"/>
+              <w:right w:val="single" w:color="000000" w:sz="4"/>
+            </w:tcBorders>
+            <w:tcMar>
+              <w:top w:type="dxa" w:w="60"/>
+              <w:left w:type="dxa" w:w="100"/>
+              <w:bottom w:type="dxa" w:w="60"/>
+              <w:right w:type="dxa" w:w="100"/>
+            </w:tcMar>
+            <w:vAlign w:val="center"/>
+          </w:tcPr>
+          <w:p>
+            <w:pPr>
+              <w:spacing w:line="240"/>
+              <w:jc w:val="left"/>
+            </w:pPr>
+            <w:r>
+              <w:rPr>
+                <w:sz w:val="20"/>
+                <w:szCs w:val="20"/>
+              </w:rPr>
+              <w:t xml:space="preserve">214</w:t>
+            </w:r>
+          </w:p>
+        </w:tc>
+        <w:tc>
+          <w:tcPr>
+            <w:tcW w:type="dxa" w:w="1428"/>
+            <w:tcBorders>
+              <w:top w:val="single" w:color="000000" w:sz="4"/>
+              <w:left w:val="single" w:color="000000" w:sz="4"/>
+              <w:bottom w:val="single" w:color="000000" w:sz="4"/>
+              <w:right w:val="single" w:color="000000" w:sz="4"/>
+            </w:tcBorders>
+            <w:tcMar>
+              <w:top w:type="dxa" w:w="60"/>
+              <w:left w:type="dxa" w:w="100"/>
+              <w:bottom w:type="dxa" w:w="60"/>
+              <w:right w:type="dxa" w:w="100"/>
+            </w:tcMar>
+            <w:vAlign w:val="center"/>
+          </w:tcPr>
+          <w:p>
+            <w:pPr>
+              <w:spacing w:line="240"/>
+              <w:jc w:val="left"/>
+            </w:pPr>
+            <w:r>
+              <w:rPr>
+                <w:sz w:val="20"/>
+                <w:szCs w:val="20"/>
+              </w:rPr>
+              <w:t xml:space="preserve">5.8%</w:t>
+            </w:r>
+          </w:p>
+        </w:tc>
+        <w:tc>
+          <w:tcPr>
+            <w:tcW w:type="dxa" w:w="1430"/>
+            <w:tcBorders>
+              <w:top w:val="single" w:color="000000" w:sz="4"/>
+              <w:left w:val="single" w:color="000000" w:sz="4"/>
+              <w:bottom w:val="single" w:color="000000" w:sz="4"/>
+              <w:right w:val="single" w:color="000000" w:sz="4"/>
+            </w:tcBorders>
+            <w:tcMar>
+              <w:top w:type="dxa" w:w="60"/>
+              <w:left w:type="dxa" w:w="100"/>
+              <w:bottom w:type="dxa" w:w="60"/>
+              <w:right w:type="dxa" w:w="100"/>
+            </w:tcMar>
+            <w:vAlign w:val="center"/>
+          </w:tcPr>
+          <w:p>
+            <w:pPr>
+              <w:spacing w:line="240"/>
+              <w:jc w:val="left"/>
+            </w:pPr>
+            <w:r>
+              <w:rPr>
+                <w:sz w:val="20"/>
+                <w:szCs w:val="20"/>
+              </w:rPr>
+              <w:t xml:space="preserve">Referencia</w:t>
+            </w:r>
+          </w:p>
+        </w:tc>
+      </w:tr>
+    </w:tbl>
+    <w:p>
+      <w:pPr>
+        <w:spacing w:after="160" w:line="480"/>
+        <w:jc w:val="both"/>
+      </w:pPr>
+    </w:p>
+    <w:p>
+      <w:pPr>
+        <w:spacing w:after="160" w:line="480"/>
+        <w:jc w:val="both"/>
+      </w:pPr>
+      <w:r>
+        <w:t xml:space="preserve">Con una prueba de comparación de dos proporciones y un nivel de significancia bilateral de 0.05, la potencia para detectar esta diferencia fue mayor de 99%, incluso al asumir un efecto de diseño de 2, lo que equivale a reducir a la mitad el tamaño efectivo de la muestra. En los 6,885 participantes con covariables completas hubo 588 casos; con 21 parámetros en el modelo ajustado, se dispone de unos 28 eventos por parámetro, por encima del mínimo de 10.</w:t>
+      </w:r>
+    </w:p>
+    <w:p>
+      <w:pPr>
+        <w:spacing w:after="160" w:line="480"/>
+        <w:jc w:val="both"/>
+      </w:pPr>
+      <w:r>
+        <w:t xml:space="preserve">Estas estimaciones solo verifican la factibilidad y no constituyen el análisis final. Las razones de prevalencia ponderadas, crudas y ajustadas, y su interpretación se obtendrán después, según la metodología de este protocolo, para evitar modificar las hipótesis o la estrategia analítica en función de los datos explorados.</w:t>
+      </w:r>
+    </w:p>
+    <w:p>
+      <w:pPr>
+        <w:pStyle w:val="Heading2"/>
+      </w:pPr>
+      <w:r>
+        <w:t xml:space="preserve">6.7 Instrumentos y procedimientos</w:t>
+      </w:r>
+    </w:p>
+    <w:p>
+      <w:pPr>
+        <w:spacing w:after="160" w:line="480"/>
+        <w:jc w:val="both"/>
+      </w:pPr>
+      <w:r>
+        <w:t xml:space="preserve">El estudio no requiere un instrumento de recolección propio. Se usarán los cuestionarios y mediciones estandarizados de NHANES 2017–marzo 2020, administrados por el NCHS de los Centers for Disease Control and Prevention (CDC) (10). No se realizará validación de contenido ni prueba piloto, porque la información ya fue recolectada con instrumentos estandarizados cuya documentación oficial describe cada pregunta, sus códigos de respuesta y sus frecuencias (11,12).</w:t>
+      </w:r>
+    </w:p>
+    <w:p>
+      <w:pPr>
+        <w:pStyle w:val="ListParagraph"/>
+        <w:numPr>
+          <w:ilvl w:val="0"/>
+          <w:numId w:val="3"/>
+        </w:numPr>
+        <w:spacing w:after="0" w:line="480"/>
+        <w:jc w:val="left"/>
+      </w:pPr>
+      <w:r>
+        <w:t xml:space="preserve">Se descargarán los archivos públicos indicados en la sección 6.6.2 desde el repositorio oficial del CDC.</w:t>
+      </w:r>
+    </w:p>
+    <w:p>
+      <w:pPr>
+        <w:pStyle w:val="ListParagraph"/>
+        <w:numPr>
+          <w:ilvl w:val="0"/>
+          <w:numId w:val="3"/>
+        </w:numPr>
+        <w:spacing w:after="0" w:line="480"/>
+        <w:jc w:val="left"/>
+      </w:pPr>
+      <w:r>
+        <w:t xml:space="preserve">Se integrarán mediante el identificador único del participante (SEQN) y se verificarán la estructura, los códigos de respuesta y los valores perdidos.</w:t>
+      </w:r>
+    </w:p>
+    <w:p>
+      <w:pPr>
+        <w:pStyle w:val="ListParagraph"/>
+        <w:numPr>
+          <w:ilvl w:val="0"/>
+          <w:numId w:val="3"/>
+        </w:numPr>
+        <w:spacing w:after="0" w:line="480"/>
+        <w:jc w:val="left"/>
+      </w:pPr>
+      <w:r>
+        <w:t xml:space="preserve">Se construirán el puntaje STOP-BAG, el puntaje PHQ-9 y las covariables según la sección 6.5.</w:t>
+      </w:r>
+    </w:p>
+    <w:p>
+      <w:pPr>
+        <w:pStyle w:val="ListParagraph"/>
+        <w:numPr>
+          <w:ilvl w:val="0"/>
+          <w:numId w:val="3"/>
+        </w:numPr>
+        <w:spacing w:after="0" w:line="480"/>
+        <w:jc w:val="left"/>
+      </w:pPr>
+      <w:r>
+        <w:t xml:space="preserve">Se declarará el diseño muestral complejo sobre la base completa de P_DEMO, sin eliminar observaciones, y la población analítica se identificará con una variable indicadora para que la estimación de la varianza refleje el diseño completo (15).</w:t>
+      </w:r>
+    </w:p>
+    <w:p>
+      <w:pPr>
+        <w:pStyle w:val="ListParagraph"/>
+        <w:numPr>
+          <w:ilvl w:val="0"/>
+          <w:numId w:val="3"/>
+        </w:numPr>
+        <w:spacing w:after="0" w:line="480"/>
+        <w:jc w:val="left"/>
+      </w:pPr>
+      <w:r>
+        <w:t xml:space="preserve">Se realizará el análisis descriptivo, bivariado y multivariado de la sección 6.9.</w:t>
+      </w:r>
+    </w:p>
+    <w:p>
+      <w:pPr>
+        <w:pStyle w:val="Heading2"/>
+      </w:pPr>
+      <w:r>
+        <w:t xml:space="preserve">6.8 Evaluación y control del sesgo</w:t>
+      </w:r>
+    </w:p>
+    <w:p>
+      <w:pPr>
+        <w:spacing w:after="160" w:line="480"/>
+        <w:jc w:val="both"/>
+      </w:pPr>
+      <w:r>
+        <w:rPr>
+          <w:b/>
+          <w:bCs/>
+        </w:rPr>
+        <w:t xml:space="preserve">Sesgo de información.</w:t>
+      </w:r>
+      <w:r>
+        <w:t xml:space="preserve"> Los síntomas de sueño, la hipertensión y los antecedentes clínicos son autorreportados, y el STOP-BAG adaptado no ha sido validado frente a la polisomnografía en NHANES. Esto puede producir una clasificación incorrecta de la exposición, probablemente no diferencial, que tendería a subestimar la asociación.</w:t>
+      </w:r>
+    </w:p>
+    <w:p>
+      <w:pPr>
+        <w:spacing w:after="160" w:line="480"/>
+        <w:jc w:val="both"/>
+      </w:pPr>
+      <w:r>
+        <w:rPr>
+          <w:b/>
+          <w:bCs/>
+        </w:rPr>
+        <w:t xml:space="preserve">Superposición de síntomas.</w:t>
+      </w:r>
+      <w:r>
+        <w:t xml:space="preserve"> La somnolencia diurna (ítem T) se parece a los ítems de problemas de sueño (DPQ030) y de cansancio (DPQ040) del PHQ-9. Para evitar que esta superposición explique la asociación, se prespecifican análisis de sensibilidad sin estos ítems (sección 6.9).</w:t>
+      </w:r>
+    </w:p>
+    <w:p>
+      <w:pPr>
+        <w:spacing w:after="160" w:line="480"/>
+        <w:jc w:val="both"/>
+      </w:pPr>
+      <w:r>
+        <w:rPr>
+          <w:b/>
+          <w:bCs/>
+        </w:rPr>
+        <w:t xml:space="preserve">Sesgo de selección y no respuesta.</w:t>
+      </w:r>
+      <w:r>
+        <w:t xml:space="preserve"> Se usarán los pesos, estratos y unidades primarias de muestreo oficiales, que incorporan la probabilidad de selección y los ajustes por no respuesta (15). Aun así, puede persistir un sesgo residual.</w:t>
+      </w:r>
+    </w:p>
+    <w:p>
+      <w:pPr>
+        <w:spacing w:after="160" w:line="480"/>
+        <w:jc w:val="both"/>
+      </w:pPr>
+      <w:r>
+        <w:rPr>
+          <w:b/>
+          <w:bCs/>
+        </w:rPr>
+        <w:t xml:space="preserve">Confusión.</w:t>
+      </w:r>
+      <w:r>
+        <w:t xml:space="preserve"> Se controlará mediante el ajuste multivariable por las covariables definidas a priori.</w:t>
+      </w:r>
+    </w:p>
+    <w:p>
+      <w:pPr>
+        <w:spacing w:after="160" w:line="480"/>
+        <w:jc w:val="both"/>
+      </w:pPr>
+      <w:r>
+        <w:rPr>
+          <w:b/>
+          <w:bCs/>
+        </w:rPr>
+        <w:t xml:space="preserve">Temporalidad.</w:t>
+      </w:r>
+      <w:r>
+        <w:t xml:space="preserve"> Por el diseño transversal, no puede establecerse la secuencia temporal entre la exposición y el desenlace; la depresión también podría aumentar la percepción de somnolencia. Los resultados se interpretarán como asociaciones y no como relaciones causales.</w:t>
+      </w:r>
+    </w:p>
+    <w:p>
+      <w:pPr>
+        <w:spacing w:after="160" w:line="480"/>
+        <w:jc w:val="both"/>
+      </w:pPr>
+      <w:r>
+        <w:rPr>
+          <w:b/>
+          <w:bCs/>
+        </w:rPr>
+        <w:t xml:space="preserve">Datos faltantes.</w:t>
+      </w:r>
+      <w:r>
+        <w:t xml:space="preserve"> El análisis principal será de casos completos. Se reportará el número de exclusiones por variable y se compararán las características de los participantes incluidos y excluidos.</w:t>
+      </w:r>
+    </w:p>
+    <w:p>
+      <w:pPr>
+        <w:pStyle w:val="Heading2"/>
+      </w:pPr>
+      <w:r>
+        <w:t xml:space="preserve">6.9 Análisis estadístico</w:t>
+      </w:r>
+    </w:p>
+    <w:p>
+      <w:pPr>
+        <w:spacing w:after="160" w:line="480"/>
+        <w:jc w:val="both"/>
+      </w:pPr>
+      <w:r>
+        <w:t xml:space="preserve">Todos los análisis se realizarán en Stata 18 (21). El diseño muestral complejo se declarará con el comando svyset, usando SDMVPSU como unidad primaria de muestreo, SDMVSTRA como estrato y WTMECPRP como peso, porque el PHQ-9 se aplicó en el MEC (15). La varianza se estimará por linealización de Taylor y todas las estimaciones se restringirán a la población analítica con la opción subpop().</w:t>
+      </w:r>
+    </w:p>
+    <w:p>
+      <w:pPr>
+        <w:spacing w:after="160" w:line="480"/>
+        <w:jc w:val="both"/>
+      </w:pPr>
+      <w:r>
+        <w:rPr>
+          <w:b/>
+          <w:bCs/>
+        </w:rPr>
+        <w:t xml:space="preserve">Análisis descriptivo.</w:t>
+      </w:r>
+      <w:r>
+        <w:t xml:space="preserve"> Para las variables cualitativas se reportarán frecuencias absolutas no ponderadas y porcentajes ponderados con su intervalo de confianza del 95% (IC 95%); para las cuantitativas, la mediana ponderada y el rango intercuartílico. La confiabilidad de cada proporción se evaluará con los estándares de presentación del NCHS (18).</w:t>
+      </w:r>
+    </w:p>
+    <w:p>
+      <w:pPr>
+        <w:spacing w:after="160" w:line="480"/>
+        <w:jc w:val="both"/>
+      </w:pPr>
+      <w:r>
+        <w:rPr>
+          <w:b/>
+          <w:bCs/>
+        </w:rPr>
+        <w:t xml:space="preserve">Análisis bivariado.</w:t>
+      </w:r>
+      <w:r>
+        <w:t xml:space="preserve"> Se compararán las características según el riesgo de AOS y la prevalencia del desenlace según cada covariable con la prueba de chi-cuadrado con corrección de Rao-Scott (19).</w:t>
+      </w:r>
+    </w:p>
+    <w:p>
+      <w:pPr>
+        <w:spacing w:after="160" w:line="480"/>
+        <w:jc w:val="both"/>
+      </w:pPr>
+      <w:r>
+        <w:rPr>
+          <w:b/>
+          <w:bCs/>
+        </w:rPr>
+        <w:t xml:space="preserve">Análisis multivariado.</w:t>
+      </w:r>
+      <w:r>
+        <w:t xml:space="preserve"> Se estimarán razones de prevalencia (RP) con IC 95% mediante regresión de Poisson con varianza robusta, recomendada para desenlaces binarios frecuentes en estudios transversales (14). Se estimará primero la RP cruda y luego un modelo ajustado por edad, sexo, raza/etnia, nivel educativo, razón ingreso/pobreza, estado civil, tabaquismo, diabetes, enfermedad cardiovascular y seguro de salud. Antes de interpretarlo se evaluará la colinealidad con el factor de inflación de la varianza en un modelo lineal auxiliar no ponderado; un valor mayor de 10 se considerará colinealidad importante.</w:t>
+      </w:r>
+    </w:p>
+    <w:p>
+      <w:pPr>
+        <w:spacing w:after="160" w:line="480"/>
+        <w:jc w:val="both"/>
+      </w:pPr>
+      <w:r>
+        <w:rPr>
+          <w:b/>
+          <w:bCs/>
+        </w:rPr>
+        <w:t xml:space="preserve">Gradiente.</w:t>
+      </w:r>
+      <w:r>
+        <w:t xml:space="preserve"> Se estimarán las RP de las categorías 3–4 y 5–7 frente a 0–2, y la tendencia se evaluará incorporando el puntaje agrupado como término ordinal (p de tendencia).</w:t>
+      </w:r>
+    </w:p>
+    <w:p>
+      <w:pPr>
+        <w:spacing w:after="160" w:line="480"/>
+        <w:jc w:val="both"/>
+      </w:pPr>
+      <w:r>
+        <w:rPr>
+          <w:b/>
+          <w:bCs/>
+        </w:rPr>
+        <w:t xml:space="preserve">Modificación del efecto.</w:t>
+      </w:r>
+      <w:r>
+        <w:t xml:space="preserve"> Se evaluará la interacción entre el riesgo de AOS y el sexo con la prueba de Wald ajustada; si es significativa, se reportarán las RP por sexo.</w:t>
+      </w:r>
+    </w:p>
+    <w:p>
+      <w:pPr>
+        <w:spacing w:after="160" w:line="480"/>
+        <w:jc w:val="both"/>
+      </w:pPr>
+      <w:r>
+        <w:rPr>
+          <w:b/>
+          <w:bCs/>
+        </w:rPr>
+        <w:t xml:space="preserve">Análisis de sensibilidad prespecificados:</w:t>
+      </w:r>
+    </w:p>
+    <w:p>
+      <w:pPr>
+        <w:pStyle w:val="ListParagraph"/>
+        <w:numPr>
+          <w:ilvl w:val="0"/>
+          <w:numId w:val="4"/>
+        </w:numPr>
+        <w:spacing w:after="0" w:line="480"/>
+        <w:jc w:val="left"/>
+      </w:pPr>
+      <w:r>
+        <w:t xml:space="preserve">Exposición sin el ítem de cansancio (STOP-BAG sin T, 0 a 6 puntos, alto riesgo ≥ 3).</w:t>
+      </w:r>
+    </w:p>
+    <w:p>
+      <w:pPr>
+        <w:pStyle w:val="ListParagraph"/>
+        <w:numPr>
+          <w:ilvl w:val="0"/>
+          <w:numId w:val="4"/>
+        </w:numPr>
+        <w:spacing w:after="0" w:line="480"/>
+        <w:jc w:val="left"/>
+      </w:pPr>
+      <w:r>
+        <w:t xml:space="preserve">Desenlace con el puntaje PHQ-9 sin los ítems de sueño y cansancio (DPQ030 y DPQ040), analizado como variable continua mediante regresión lineal.</w:t>
+      </w:r>
+    </w:p>
+    <w:p>
+      <w:pPr>
+        <w:pStyle w:val="ListParagraph"/>
+        <w:numPr>
+          <w:ilvl w:val="0"/>
+          <w:numId w:val="4"/>
+        </w:numPr>
+        <w:spacing w:after="0" w:line="480"/>
+        <w:jc w:val="left"/>
+      </w:pPr>
+      <w:r>
+        <w:t xml:space="preserve">Desenlace con el PHQ-8 ≥ 10 (sin el ítem de ideación suicida), versión validada para estudios poblacionales (17).</w:t>
+      </w:r>
+    </w:p>
+    <w:p>
+      <w:pPr>
+        <w:pStyle w:val="ListParagraph"/>
+        <w:numPr>
+          <w:ilvl w:val="0"/>
+          <w:numId w:val="4"/>
+        </w:numPr>
+        <w:spacing w:after="0" w:line="480"/>
+        <w:jc w:val="left"/>
+      </w:pPr>
+      <w:r>
+        <w:t xml:space="preserve">Exposición definida solo por síntomas nocturnos: ronquido o resoplidos/pausas respiratorias 3 o más noches por semana.</w:t>
+      </w:r>
+    </w:p>
+    <w:p>
+      <w:pPr>
+        <w:pStyle w:val="ListParagraph"/>
+        <w:numPr>
+          <w:ilvl w:val="0"/>
+          <w:numId w:val="4"/>
+        </w:numPr>
+        <w:spacing w:after="0" w:line="480"/>
+        <w:jc w:val="left"/>
+      </w:pPr>
+      <w:r>
+        <w:t xml:space="preserve">Modelo principal con ajuste adicional por categorías de IMC.</w:t>
+      </w:r>
+    </w:p>
+    <w:p>
+      <w:pPr>
+        <w:spacing w:after="160" w:line="480"/>
+        <w:jc w:val="both"/>
+      </w:pPr>
+      <w:r>
+        <w:t xml:space="preserve">El nivel de significancia será p &lt; 0.05 (bilateral). Los resultados se reportarán según la guía STROBE (13) y se interpretarán como asociaciones.</w:t>
+      </w:r>
+    </w:p>
+    <w:p>
+      <w:pPr>
+        <w:pStyle w:val="Heading1"/>
+      </w:pPr>
+      <w:r>
+        <w:t xml:space="preserve">7. ASPECTOS ÉTICOS</w:t>
+      </w:r>
+    </w:p>
+    <w:p>
+      <w:pPr>
+        <w:spacing w:after="160" w:line="480"/>
+        <w:jc w:val="both"/>
+      </w:pPr>
+      <w:r>
+        <w:t xml:space="preserve">El estudio es un análisis secundario de archivos públicos, anonimizados y de libre acceso de NHANES 2017–marzo 2020, que no contienen identificadores personales. El protocolo de NHANES fue aprobado por el NCHS Ethics Review Board y la recolección original incluyó el consentimiento informado de los participantes (20). Los investigadores no tendrán contacto con los participantes ni realizarán una nueva recolección de información, por lo que no se solicitará un nuevo consentimiento informado.</w:t>
+      </w:r>
+    </w:p>
+    <w:p>
+      <w:pPr>
+        <w:spacing w:after="160" w:line="480"/>
+        <w:jc w:val="both"/>
+      </w:pPr>
+      <w:r>
+        <w:t xml:space="preserve">El protocolo será presentado al Subcomité de Ética en Investigación de la Facultad de Ciencias de la Salud de la Universidad Peruana de Ciencias Aplicadas, según los procedimientos institucionales vigentes para Tesis 2. Los resultados se presentarán de manera agregada, sin posibilidad de identificación individual. Los investigadores declaran no tener conflictos de interés y el estudio no cuenta con financiamiento externo.</w:t>
+      </w:r>
+    </w:p>
+    <w:p>
+      <w:pPr>
+        <w:pStyle w:val="Heading1"/>
+      </w:pPr>
+      <w:r>
+        <w:t xml:space="preserve">8. FORTALEZAS</w:t>
+      </w:r>
+    </w:p>
+    <w:p>
+      <w:pPr>
+        <w:pStyle w:val="ListParagraph"/>
+        <w:numPr>
+          <w:ilvl w:val="0"/>
+          <w:numId w:val="2"/>
+        </w:numPr>
+        <w:spacing w:after="0" w:line="480"/>
+        <w:jc w:val="both"/>
+      </w:pPr>
+      <w:r>
+        <w:t xml:space="preserve">Usa una muestra nacional con diseño probabilístico complejo, que permite obtener estimaciones representativas de la población civil no institucionalizada de Estados Unidos.</w:t>
+      </w:r>
+    </w:p>
+    <w:p>
+      <w:pPr>
+        <w:pStyle w:val="ListParagraph"/>
+        <w:numPr>
+          <w:ilvl w:val="0"/>
+          <w:numId w:val="2"/>
+        </w:numPr>
+        <w:spacing w:after="0" w:line="480"/>
+        <w:jc w:val="both"/>
+      </w:pPr>
+      <w:r>
+        <w:t xml:space="preserve">El desenlace se mide con el PHQ-9, un instrumento validado y ampliamente usado (4).</w:t>
+      </w:r>
+    </w:p>
+    <w:p>
+      <w:pPr>
+        <w:pStyle w:val="ListParagraph"/>
+        <w:numPr>
+          <w:ilvl w:val="0"/>
+          <w:numId w:val="2"/>
+        </w:numPr>
+        <w:spacing w:after="0" w:line="480"/>
+        <w:jc w:val="both"/>
+      </w:pPr>
+      <w:r>
+        <w:t xml:space="preserve">Emplea un puntaje compuesto de tamizaje basado en el STOP-BANG, en lugar de síntomas aislados, lo que lo acerca a la práctica clínica (9).</w:t>
+      </w:r>
+    </w:p>
+    <w:p>
+      <w:pPr>
+        <w:pStyle w:val="ListParagraph"/>
+        <w:numPr>
+          <w:ilvl w:val="0"/>
+          <w:numId w:val="2"/>
+        </w:numPr>
+        <w:spacing w:after="0" w:line="480"/>
+        <w:jc w:val="both"/>
+      </w:pPr>
+      <w:r>
+        <w:t xml:space="preserve">Incluye análisis de sensibilidad prespecificados para controlar la superposición de síntomas entre la exposición y el desenlace.</w:t>
+      </w:r>
+    </w:p>
+    <w:p>
+      <w:pPr>
+        <w:pStyle w:val="ListParagraph"/>
+        <w:numPr>
+          <w:ilvl w:val="0"/>
+          <w:numId w:val="2"/>
+        </w:numPr>
+        <w:spacing w:after="0" w:line="480"/>
+        <w:jc w:val="both"/>
+      </w:pPr>
+      <w:r>
+        <w:t xml:space="preserve">La factibilidad se verificó con los datos reales de NHANES 2017–marzo 2020 antes del análisis final.</w:t>
+      </w:r>
+    </w:p>
+    <w:p>
+      <w:pPr>
+        <w:pStyle w:val="Heading1"/>
+      </w:pPr>
+      <w:r>
+        <w:t xml:space="preserve">9. LIMITACIONES</w:t>
+      </w:r>
+    </w:p>
+    <w:p>
+      <w:pPr>
+        <w:pStyle w:val="ListParagraph"/>
+        <w:numPr>
+          <w:ilvl w:val="0"/>
+          <w:numId w:val="2"/>
+        </w:numPr>
+        <w:spacing w:after="0" w:line="480"/>
+        <w:jc w:val="both"/>
+      </w:pPr>
+      <w:r>
+        <w:rPr>
+          <w:b/>
+          <w:bCs/>
+        </w:rPr>
+        <w:t xml:space="preserve">Validez externa:</w:t>
+      </w:r>
+      <w:r>
+        <w:t xml:space="preserve"> los resultados serán generalizables a la población de Estados Unidos y no directamente a la población peruana.</w:t>
+      </w:r>
+    </w:p>
+    <w:p>
+      <w:pPr>
+        <w:pStyle w:val="ListParagraph"/>
+        <w:numPr>
+          <w:ilvl w:val="0"/>
+          <w:numId w:val="2"/>
+        </w:numPr>
+        <w:spacing w:after="0" w:line="480"/>
+        <w:jc w:val="both"/>
+      </w:pPr>
+      <w:r>
+        <w:rPr>
+          <w:b/>
+          <w:bCs/>
+        </w:rPr>
+        <w:t xml:space="preserve">Exposición indirecta:</w:t>
+      </w:r>
+      <w:r>
+        <w:t xml:space="preserve"> el STOP-BAG adaptado no incluye la circunferencia de cuello ni confirma la AOS con polisomnografía; mide riesgo, no diagnóstico.</w:t>
+      </w:r>
+    </w:p>
+    <w:p>
+      <w:pPr>
+        <w:pStyle w:val="ListParagraph"/>
+        <w:numPr>
+          <w:ilvl w:val="0"/>
+          <w:numId w:val="2"/>
+        </w:numPr>
+        <w:spacing w:after="0" w:line="480"/>
+        <w:jc w:val="both"/>
+      </w:pPr>
+      <w:r>
+        <w:rPr>
+          <w:b/>
+          <w:bCs/>
+        </w:rPr>
+        <w:t xml:space="preserve">Diseño transversal:</w:t>
+      </w:r>
+      <w:r>
+        <w:t xml:space="preserve"> no permite establecer causalidad ni la dirección de la asociación.</w:t>
+      </w:r>
+    </w:p>
+    <w:p>
+      <w:pPr>
+        <w:pStyle w:val="ListParagraph"/>
+        <w:numPr>
+          <w:ilvl w:val="0"/>
+          <w:numId w:val="2"/>
+        </w:numPr>
+        <w:spacing w:after="0" w:line="480"/>
+        <w:jc w:val="both"/>
+      </w:pPr>
+      <w:r>
+        <w:rPr>
+          <w:b/>
+          <w:bCs/>
+        </w:rPr>
+        <w:t xml:space="preserve">Autorreporte:</w:t>
+      </w:r>
+      <w:r>
+        <w:t xml:space="preserve"> varios datos dependen del recuerdo de los participantes.</w:t>
+      </w:r>
+    </w:p>
+    <w:p>
+      <w:pPr>
+        <w:pStyle w:val="ListParagraph"/>
+        <w:numPr>
+          <w:ilvl w:val="0"/>
+          <w:numId w:val="2"/>
+        </w:numPr>
+        <w:spacing w:after="0" w:line="480"/>
+        <w:jc w:val="both"/>
+      </w:pPr>
+      <w:r>
+        <w:rPr>
+          <w:b/>
+          <w:bCs/>
+        </w:rPr>
+        <w:t xml:space="preserve">Confusión residual:</w:t>
+      </w:r>
+      <w:r>
+        <w:t xml:space="preserve"> no se ajustará por el uso de antidepresivos, hipnóticos ni por actividad física, que podrían influir en ambas variables.</w:t>
+      </w:r>
+    </w:p>
+    <w:p>
+      <w:pPr>
+        <w:pStyle w:val="ListParagraph"/>
+        <w:numPr>
+          <w:ilvl w:val="0"/>
+          <w:numId w:val="2"/>
+        </w:numPr>
+        <w:spacing w:after="0" w:line="480"/>
+        <w:jc w:val="both"/>
+      </w:pPr>
+      <w:r>
+        <w:rPr>
+          <w:b/>
+          <w:bCs/>
+        </w:rPr>
+        <w:t xml:space="preserve">Antigüedad relativa:</w:t>
+      </w:r>
+      <w:r>
+        <w:t xml:space="preserve"> los datos son previos a la pandemia de COVID-19, que pudo modificar la prevalencia de síntomas depresivos.</w:t>
+      </w:r>
+    </w:p>
+    <w:p>
+      <w:pPr>
+        <w:pStyle w:val="Heading1"/>
+      </w:pPr>
+      <w:r>
+        <w:t xml:space="preserve">10. CRONOGRAMA Y PRESUPUESTO</w:t>
+      </w:r>
+    </w:p>
+    <w:p>
+      <w:pPr>
+        <w:spacing w:after="160" w:line="480"/>
+        <w:jc w:val="both"/>
+      </w:pPr>
+      <w:r>
+        <w:t xml:space="preserve">El estudio puede completarse en cuatro meses, con la base de datos lista para febrero de 2027.</w:t>
+      </w:r>
+    </w:p>
+    <w:tbl>
+      <w:tblPr>
+        <w:tblW w:type="dxa" w:w="8787"/>
+        <w:tblBorders>
+          <w:top w:val="single" w:color="auto" w:sz="4"/>
+          <w:left w:val="single" w:color="auto" w:sz="4"/>
+          <w:bottom w:val="single" w:color="auto" w:sz="4"/>
+          <w:right w:val="single" w:color="auto" w:sz="4"/>
+          <w:insideH w:val="single" w:color="auto" w:sz="4"/>
+          <w:insideV w:val="single" w:color="auto" w:sz="4"/>
+        </w:tblBorders>
+      </w:tblPr>
+      <w:tblGrid>
+        <w:gridCol w:w="4455"/>
+        <w:gridCol w:w="1083"/>
+        <w:gridCol w:w="1083"/>
+        <w:gridCol w:w="1083"/>
+        <w:gridCol w:w="1083"/>
+      </w:tblGrid>
+      <w:tr>
+        <w:trPr>
+          <w:cantSplit/>
+          <w:tblHeader/>
+        </w:trPr>
+        <w:tc>
+          <w:tcPr>
+            <w:tcW w:type="dxa" w:w="4455"/>
+            <w:tcBorders>
+              <w:top w:val="single" w:color="000000" w:sz="4"/>
+              <w:left w:val="single" w:color="000000" w:sz="4"/>
+              <w:bottom w:val="single" w:color="000000" w:sz="4"/>
+              <w:right w:val="single" w:color="000000" w:sz="4"/>
+            </w:tcBorders>
+            <w:shd w:fill="E7E6E6" w:color="auto" w:val="clear"/>
+            <w:tcMar>
+              <w:top w:type="dxa" w:w="60"/>
+              <w:left w:type="dxa" w:w="100"/>
+              <w:bottom w:type="dxa" w:w="60"/>
+              <w:right w:type="dxa" w:w="100"/>
+            </w:tcMar>
+            <w:vAlign w:val="center"/>
+          </w:tcPr>
+          <w:p>
+            <w:pPr>
+              <w:spacing w:line="240"/>
+              <w:jc w:val="left"/>
+            </w:pPr>
+            <w:r>
+              <w:rPr>
+                <w:b/>
+                <w:bCs/>
+                <w:sz w:val="20"/>
+                <w:szCs w:val="20"/>
+              </w:rPr>
+              <w:t xml:space="preserve">Actividad</w:t>
+            </w:r>
+          </w:p>
+        </w:tc>
+        <w:tc>
+          <w:tcPr>
+            <w:tcW w:type="dxa" w:w="1083"/>
+            <w:tcBorders>
+              <w:top w:val="single" w:color="000000" w:sz="4"/>
+              <w:left w:val="single" w:color="000000" w:sz="4"/>
+              <w:bottom w:val="single" w:color="000000" w:sz="4"/>
+              <w:right w:val="single" w:color="000000" w:sz="4"/>
+            </w:tcBorders>
+            <w:shd w:fill="E7E6E6" w:color="auto" w:val="clear"/>
+            <w:tcMar>
+              <w:top w:type="dxa" w:w="60"/>
+              <w:left w:type="dxa" w:w="100"/>
+              <w:bottom w:type="dxa" w:w="60"/>
+              <w:right w:type="dxa" w:w="100"/>
+            </w:tcMar>
+            <w:vAlign w:val="center"/>
+          </w:tcPr>
+          <w:p>
+            <w:pPr>
+              <w:spacing w:line="240"/>
+              <w:jc w:val="left"/>
+            </w:pPr>
+            <w:r>
+              <w:rPr>
+                <w:b/>
+                <w:bCs/>
+                <w:sz w:val="20"/>
+                <w:szCs w:val="20"/>
+              </w:rPr>
+              <w:t xml:space="preserve">Nov 2026</w:t>
+            </w:r>
+          </w:p>
+        </w:tc>
+        <w:tc>
+          <w:tcPr>
+            <w:tcW w:type="dxa" w:w="1083"/>
+            <w:tcBorders>
+              <w:top w:val="single" w:color="000000" w:sz="4"/>
+              <w:left w:val="single" w:color="000000" w:sz="4"/>
+              <w:bottom w:val="single" w:color="000000" w:sz="4"/>
+              <w:right w:val="single" w:color="000000" w:sz="4"/>
+            </w:tcBorders>
+            <w:shd w:fill="E7E6E6" w:color="auto" w:val="clear"/>
+            <w:tcMar>
+              <w:top w:type="dxa" w:w="60"/>
+              <w:left w:type="dxa" w:w="100"/>
+              <w:bottom w:type="dxa" w:w="60"/>
+              <w:right w:type="dxa" w:w="100"/>
+            </w:tcMar>
+            <w:vAlign w:val="center"/>
+          </w:tcPr>
+          <w:p>
+            <w:pPr>
+              <w:spacing w:line="240"/>
+              <w:jc w:val="left"/>
+            </w:pPr>
+            <w:r>
+              <w:rPr>
+                <w:b/>
+                <w:bCs/>
+                <w:sz w:val="20"/>
+                <w:szCs w:val="20"/>
+              </w:rPr>
+              <w:t xml:space="preserve">Dic 2026</w:t>
+            </w:r>
+          </w:p>
+        </w:tc>
+        <w:tc>
+          <w:tcPr>
+            <w:tcW w:type="dxa" w:w="1083"/>
+            <w:tcBorders>
+              <w:top w:val="single" w:color="000000" w:sz="4"/>
+              <w:left w:val="single" w:color="000000" w:sz="4"/>
+              <w:bottom w:val="single" w:color="000000" w:sz="4"/>
+              <w:right w:val="single" w:color="000000" w:sz="4"/>
+            </w:tcBorders>
+            <w:shd w:fill="E7E6E6" w:color="auto" w:val="clear"/>
+            <w:tcMar>
+              <w:top w:type="dxa" w:w="60"/>
+              <w:left w:type="dxa" w:w="100"/>
+              <w:bottom w:type="dxa" w:w="60"/>
+              <w:right w:type="dxa" w:w="100"/>
+            </w:tcMar>
+            <w:vAlign w:val="center"/>
+          </w:tcPr>
+          <w:p>
+            <w:pPr>
+              <w:spacing w:line="240"/>
+              <w:jc w:val="left"/>
+            </w:pPr>
+            <w:r>
+              <w:rPr>
+                <w:b/>
+                <w:bCs/>
+                <w:sz w:val="20"/>
+                <w:szCs w:val="20"/>
+              </w:rPr>
+              <w:t xml:space="preserve">Ene 2027</w:t>
+            </w:r>
+          </w:p>
+        </w:tc>
+        <w:tc>
+          <w:tcPr>
+            <w:tcW w:type="dxa" w:w="1083"/>
+            <w:tcBorders>
+              <w:top w:val="single" w:color="000000" w:sz="4"/>
+              <w:left w:val="single" w:color="000000" w:sz="4"/>
+              <w:bottom w:val="single" w:color="000000" w:sz="4"/>
+              <w:right w:val="single" w:color="000000" w:sz="4"/>
+            </w:tcBorders>
+            <w:shd w:fill="E7E6E6" w:color="auto" w:val="clear"/>
+            <w:tcMar>
+              <w:top w:type="dxa" w:w="60"/>
+              <w:left w:type="dxa" w:w="100"/>
+              <w:bottom w:type="dxa" w:w="60"/>
+              <w:right w:type="dxa" w:w="100"/>
+            </w:tcMar>
+            <w:vAlign w:val="center"/>
+          </w:tcPr>
+          <w:p>
+            <w:pPr>
+              <w:spacing w:line="240"/>
+              <w:jc w:val="left"/>
+            </w:pPr>
+            <w:r>
+              <w:rPr>
+                <w:b/>
+                <w:bCs/>
+                <w:sz w:val="20"/>
+                <w:szCs w:val="20"/>
+              </w:rPr>
+              <w:t xml:space="preserve">Feb 2027</w:t>
+            </w:r>
           </w:p>
         </w:tc>
       </w:tr>
@@ -5774,38 +6307,38 @@
         </w:trPr>
         <w:tc>
           <w:tcPr>
-            <w:tcW w:type="dxa" w:w="5742"/>
-            <w:tcBorders>
-              <w:top w:val="single" w:color="000000" w:sz="4"/>
-              <w:left w:val="single" w:color="000000" w:sz="4"/>
-              <w:bottom w:val="single" w:color="000000" w:sz="4"/>
-              <w:right w:val="single" w:color="000000" w:sz="4"/>
-            </w:tcBorders>
-            <w:tcMar>
-              <w:top w:type="dxa" w:w="60"/>
-              <w:left w:type="dxa" w:w="100"/>
-              <w:bottom w:type="dxa" w:w="60"/>
-              <w:right w:type="dxa" w:w="100"/>
-            </w:tcMar>
-            <w:vAlign w:val="center"/>
-          </w:tcPr>
-          <w:p>
-            <w:pPr>
-              <w:spacing w:line="240"/>
-              <w:jc w:val="left"/>
-            </w:pPr>
-            <w:r>
-              <w:rPr>
-                <w:sz w:val="20"/>
-                <w:szCs w:val="20"/>
-              </w:rPr>
-              <w:t xml:space="preserve">Descarga de los archivos y verificación de factibilidad</w:t>
-            </w:r>
-          </w:p>
-        </w:tc>
-        <w:tc>
-          <w:tcPr>
-            <w:tcW w:type="dxa" w:w="761"/>
+            <w:tcW w:type="dxa" w:w="4455"/>
+            <w:tcBorders>
+              <w:top w:val="single" w:color="000000" w:sz="4"/>
+              <w:left w:val="single" w:color="000000" w:sz="4"/>
+              <w:bottom w:val="single" w:color="000000" w:sz="4"/>
+              <w:right w:val="single" w:color="000000" w:sz="4"/>
+            </w:tcBorders>
+            <w:tcMar>
+              <w:top w:type="dxa" w:w="60"/>
+              <w:left w:type="dxa" w:w="100"/>
+              <w:bottom w:type="dxa" w:w="60"/>
+              <w:right w:type="dxa" w:w="100"/>
+            </w:tcMar>
+            <w:vAlign w:val="center"/>
+          </w:tcPr>
+          <w:p>
+            <w:pPr>
+              <w:spacing w:line="240"/>
+              <w:jc w:val="left"/>
+            </w:pPr>
+            <w:r>
+              <w:rPr>
+                <w:sz w:val="20"/>
+                <w:szCs w:val="20"/>
+              </w:rPr>
+              <w:t xml:space="preserve">Revisión del protocolo con el asesor y aprobación del cambio de tema</w:t>
+            </w:r>
+          </w:p>
+        </w:tc>
+        <w:tc>
+          <w:tcPr>
+            <w:tcW w:type="dxa" w:w="1083"/>
             <w:tcBorders>
               <w:top w:val="single" w:color="000000" w:sz="4"/>
               <w:left w:val="single" w:color="000000" w:sz="4"/>
@@ -5836,55 +6369,55 @@
         </w:tc>
         <w:tc>
           <w:tcPr>
-            <w:tcW w:type="dxa" w:w="761"/>
-            <w:tcBorders>
-              <w:top w:val="single" w:color="000000" w:sz="4"/>
-              <w:left w:val="single" w:color="000000" w:sz="4"/>
-              <w:bottom w:val="single" w:color="000000" w:sz="4"/>
-              <w:right w:val="single" w:color="000000" w:sz="4"/>
-            </w:tcBorders>
-            <w:tcMar>
-              <w:top w:type="dxa" w:w="60"/>
-              <w:left w:type="dxa" w:w="100"/>
-              <w:bottom w:type="dxa" w:w="60"/>
-              <w:right w:type="dxa" w:w="100"/>
-            </w:tcMar>
-            <w:vAlign w:val="center"/>
-          </w:tcPr>
-          <w:p>
-            <w:pPr>
-              <w:spacing w:line="240"/>
-              <w:jc w:val="left"/>
-            </w:pPr>
-          </w:p>
-        </w:tc>
-        <w:tc>
-          <w:tcPr>
-            <w:tcW w:type="dxa" w:w="761"/>
-            <w:tcBorders>
-              <w:top w:val="single" w:color="000000" w:sz="4"/>
-              <w:left w:val="single" w:color="000000" w:sz="4"/>
-              <w:bottom w:val="single" w:color="000000" w:sz="4"/>
-              <w:right w:val="single" w:color="000000" w:sz="4"/>
-            </w:tcBorders>
-            <w:tcMar>
-              <w:top w:type="dxa" w:w="60"/>
-              <w:left w:type="dxa" w:w="100"/>
-              <w:bottom w:type="dxa" w:w="60"/>
-              <w:right w:type="dxa" w:w="100"/>
-            </w:tcMar>
-            <w:vAlign w:val="center"/>
-          </w:tcPr>
-          <w:p>
-            <w:pPr>
-              <w:spacing w:line="240"/>
-              <w:jc w:val="left"/>
-            </w:pPr>
-          </w:p>
-        </w:tc>
-        <w:tc>
-          <w:tcPr>
-            <w:tcW w:type="dxa" w:w="762"/>
+            <w:tcW w:type="dxa" w:w="1083"/>
+            <w:tcBorders>
+              <w:top w:val="single" w:color="000000" w:sz="4"/>
+              <w:left w:val="single" w:color="000000" w:sz="4"/>
+              <w:bottom w:val="single" w:color="000000" w:sz="4"/>
+              <w:right w:val="single" w:color="000000" w:sz="4"/>
+            </w:tcBorders>
+            <w:tcMar>
+              <w:top w:type="dxa" w:w="60"/>
+              <w:left w:type="dxa" w:w="100"/>
+              <w:bottom w:type="dxa" w:w="60"/>
+              <w:right w:type="dxa" w:w="100"/>
+            </w:tcMar>
+            <w:vAlign w:val="center"/>
+          </w:tcPr>
+          <w:p>
+            <w:pPr>
+              <w:spacing w:line="240"/>
+              <w:jc w:val="left"/>
+            </w:pPr>
+          </w:p>
+        </w:tc>
+        <w:tc>
+          <w:tcPr>
+            <w:tcW w:type="dxa" w:w="1083"/>
+            <w:tcBorders>
+              <w:top w:val="single" w:color="000000" w:sz="4"/>
+              <w:left w:val="single" w:color="000000" w:sz="4"/>
+              <w:bottom w:val="single" w:color="000000" w:sz="4"/>
+              <w:right w:val="single" w:color="000000" w:sz="4"/>
+            </w:tcBorders>
+            <w:tcMar>
+              <w:top w:type="dxa" w:w="60"/>
+              <w:left w:type="dxa" w:w="100"/>
+              <w:bottom w:type="dxa" w:w="60"/>
+              <w:right w:type="dxa" w:w="100"/>
+            </w:tcMar>
+            <w:vAlign w:val="center"/>
+          </w:tcPr>
+          <w:p>
+            <w:pPr>
+              <w:spacing w:line="240"/>
+              <w:jc w:val="left"/>
+            </w:pPr>
+          </w:p>
+        </w:tc>
+        <w:tc>
+          <w:tcPr>
+            <w:tcW w:type="dxa" w:w="1083"/>
             <w:tcBorders>
               <w:top w:val="single" w:color="000000" w:sz="4"/>
               <w:left w:val="single" w:color="000000" w:sz="4"/>
@@ -5914,62 +6447,38 @@
         </w:trPr>
         <w:tc>
           <w:tcPr>
-            <w:tcW w:type="dxa" w:w="5742"/>
-            <w:tcBorders>
-              <w:top w:val="single" w:color="000000" w:sz="4"/>
-              <w:left w:val="single" w:color="000000" w:sz="4"/>
-              <w:bottom w:val="single" w:color="000000" w:sz="4"/>
-              <w:right w:val="single" w:color="000000" w:sz="4"/>
-            </w:tcBorders>
-            <w:tcMar>
-              <w:top w:type="dxa" w:w="60"/>
-              <w:left w:type="dxa" w:w="100"/>
-              <w:bottom w:type="dxa" w:w="60"/>
-              <w:right w:type="dxa" w:w="100"/>
-            </w:tcMar>
-            <w:vAlign w:val="center"/>
-          </w:tcPr>
-          <w:p>
-            <w:pPr>
-              <w:spacing w:line="240"/>
-              <w:jc w:val="left"/>
-            </w:pPr>
-            <w:r>
-              <w:rPr>
-                <w:sz w:val="20"/>
-                <w:szCs w:val="20"/>
-              </w:rPr>
-              <w:t xml:space="preserve">Construcción y depuración de la base analítica</w:t>
-            </w:r>
-          </w:p>
-        </w:tc>
-        <w:tc>
-          <w:tcPr>
-            <w:tcW w:type="dxa" w:w="761"/>
-            <w:tcBorders>
-              <w:top w:val="single" w:color="000000" w:sz="4"/>
-              <w:left w:val="single" w:color="000000" w:sz="4"/>
-              <w:bottom w:val="single" w:color="000000" w:sz="4"/>
-              <w:right w:val="single" w:color="000000" w:sz="4"/>
-            </w:tcBorders>
-            <w:tcMar>
-              <w:top w:type="dxa" w:w="60"/>
-              <w:left w:type="dxa" w:w="100"/>
-              <w:bottom w:type="dxa" w:w="60"/>
-              <w:right w:type="dxa" w:w="100"/>
-            </w:tcMar>
-            <w:vAlign w:val="center"/>
-          </w:tcPr>
-          <w:p>
-            <w:pPr>
-              <w:spacing w:line="240"/>
-              <w:jc w:val="left"/>
-            </w:pPr>
-          </w:p>
-        </w:tc>
-        <w:tc>
-          <w:tcPr>
-            <w:tcW w:type="dxa" w:w="761"/>
+            <w:tcW w:type="dxa" w:w="4455"/>
+            <w:tcBorders>
+              <w:top w:val="single" w:color="000000" w:sz="4"/>
+              <w:left w:val="single" w:color="000000" w:sz="4"/>
+              <w:bottom w:val="single" w:color="000000" w:sz="4"/>
+              <w:right w:val="single" w:color="000000" w:sz="4"/>
+            </w:tcBorders>
+            <w:tcMar>
+              <w:top w:type="dxa" w:w="60"/>
+              <w:left w:type="dxa" w:w="100"/>
+              <w:bottom w:type="dxa" w:w="60"/>
+              <w:right w:type="dxa" w:w="100"/>
+            </w:tcMar>
+            <w:vAlign w:val="center"/>
+          </w:tcPr>
+          <w:p>
+            <w:pPr>
+              <w:spacing w:line="240"/>
+              <w:jc w:val="left"/>
+            </w:pPr>
+            <w:r>
+              <w:rPr>
+                <w:sz w:val="20"/>
+                <w:szCs w:val="20"/>
+              </w:rPr>
+              <w:t xml:space="preserve">Presentación y aprobación del Subcomité de Ética de la UPC</w:t>
+            </w:r>
+          </w:p>
+        </w:tc>
+        <w:tc>
+          <w:tcPr>
+            <w:tcW w:type="dxa" w:w="1083"/>
             <w:tcBorders>
               <w:top w:val="single" w:color="000000" w:sz="4"/>
               <w:left w:val="single" w:color="000000" w:sz="4"/>
@@ -6000,31 +6509,62 @@
         </w:tc>
         <w:tc>
           <w:tcPr>
-            <w:tcW w:type="dxa" w:w="761"/>
-            <w:tcBorders>
-              <w:top w:val="single" w:color="000000" w:sz="4"/>
-              <w:left w:val="single" w:color="000000" w:sz="4"/>
-              <w:bottom w:val="single" w:color="000000" w:sz="4"/>
-              <w:right w:val="single" w:color="000000" w:sz="4"/>
-            </w:tcBorders>
-            <w:tcMar>
-              <w:top w:type="dxa" w:w="60"/>
-              <w:left w:type="dxa" w:w="100"/>
-              <w:bottom w:type="dxa" w:w="60"/>
-              <w:right w:type="dxa" w:w="100"/>
-            </w:tcMar>
-            <w:vAlign w:val="center"/>
-          </w:tcPr>
-          <w:p>
-            <w:pPr>
-              <w:spacing w:line="240"/>
-              <w:jc w:val="left"/>
-            </w:pPr>
-          </w:p>
-        </w:tc>
-        <w:tc>
-          <w:tcPr>
-            <w:tcW w:type="dxa" w:w="762"/>
+            <w:tcW w:type="dxa" w:w="1083"/>
+            <w:tcBorders>
+              <w:top w:val="single" w:color="000000" w:sz="4"/>
+              <w:left w:val="single" w:color="000000" w:sz="4"/>
+              <w:bottom w:val="single" w:color="000000" w:sz="4"/>
+              <w:right w:val="single" w:color="000000" w:sz="4"/>
+            </w:tcBorders>
+            <w:tcMar>
+              <w:top w:type="dxa" w:w="60"/>
+              <w:left w:type="dxa" w:w="100"/>
+              <w:bottom w:type="dxa" w:w="60"/>
+              <w:right w:type="dxa" w:w="100"/>
+            </w:tcMar>
+            <w:vAlign w:val="center"/>
+          </w:tcPr>
+          <w:p>
+            <w:pPr>
+              <w:spacing w:line="240"/>
+              <w:jc w:val="center"/>
+            </w:pPr>
+            <w:r>
+              <w:rPr>
+                <w:sz w:val="20"/>
+                <w:szCs w:val="20"/>
+              </w:rPr>
+              <w:t xml:space="preserve">X</w:t>
+            </w:r>
+          </w:p>
+        </w:tc>
+        <w:tc>
+          <w:tcPr>
+            <w:tcW w:type="dxa" w:w="1083"/>
+            <w:tcBorders>
+              <w:top w:val="single" w:color="000000" w:sz="4"/>
+              <w:left w:val="single" w:color="000000" w:sz="4"/>
+              <w:bottom w:val="single" w:color="000000" w:sz="4"/>
+              <w:right w:val="single" w:color="000000" w:sz="4"/>
+            </w:tcBorders>
+            <w:tcMar>
+              <w:top w:type="dxa" w:w="60"/>
+              <w:left w:type="dxa" w:w="100"/>
+              <w:bottom w:type="dxa" w:w="60"/>
+              <w:right w:type="dxa" w:w="100"/>
+            </w:tcMar>
+            <w:vAlign w:val="center"/>
+          </w:tcPr>
+          <w:p>
+            <w:pPr>
+              <w:spacing w:line="240"/>
+              <w:jc w:val="left"/>
+            </w:pPr>
+          </w:p>
+        </w:tc>
+        <w:tc>
+          <w:tcPr>
+            <w:tcW w:type="dxa" w:w="1083"/>
             <w:tcBorders>
               <w:top w:val="single" w:color="000000" w:sz="4"/>
               <w:left w:val="single" w:color="000000" w:sz="4"/>
@@ -6054,62 +6594,38 @@
         </w:trPr>
         <w:tc>
           <w:tcPr>
-            <w:tcW w:type="dxa" w:w="5742"/>
-            <w:tcBorders>
-              <w:top w:val="single" w:color="000000" w:sz="4"/>
-              <w:left w:val="single" w:color="000000" w:sz="4"/>
-              <w:bottom w:val="single" w:color="000000" w:sz="4"/>
-              <w:right w:val="single" w:color="000000" w:sz="4"/>
-            </w:tcBorders>
-            <w:tcMar>
-              <w:top w:type="dxa" w:w="60"/>
-              <w:left w:type="dxa" w:w="100"/>
-              <w:bottom w:type="dxa" w:w="60"/>
-              <w:right w:type="dxa" w:w="100"/>
-            </w:tcMar>
-            <w:vAlign w:val="center"/>
-          </w:tcPr>
-          <w:p>
-            <w:pPr>
-              <w:spacing w:line="240"/>
-              <w:jc w:val="left"/>
-            </w:pPr>
-            <w:r>
-              <w:rPr>
-                <w:sz w:val="20"/>
-                <w:szCs w:val="20"/>
-              </w:rPr>
-              <w:t xml:space="preserve">Análisis estadístico</w:t>
-            </w:r>
-          </w:p>
-        </w:tc>
-        <w:tc>
-          <w:tcPr>
-            <w:tcW w:type="dxa" w:w="761"/>
-            <w:tcBorders>
-              <w:top w:val="single" w:color="000000" w:sz="4"/>
-              <w:left w:val="single" w:color="000000" w:sz="4"/>
-              <w:bottom w:val="single" w:color="000000" w:sz="4"/>
-              <w:right w:val="single" w:color="000000" w:sz="4"/>
-            </w:tcBorders>
-            <w:tcMar>
-              <w:top w:type="dxa" w:w="60"/>
-              <w:left w:type="dxa" w:w="100"/>
-              <w:bottom w:type="dxa" w:w="60"/>
-              <w:right w:type="dxa" w:w="100"/>
-            </w:tcMar>
-            <w:vAlign w:val="center"/>
-          </w:tcPr>
-          <w:p>
-            <w:pPr>
-              <w:spacing w:line="240"/>
-              <w:jc w:val="left"/>
-            </w:pPr>
-          </w:p>
-        </w:tc>
-        <w:tc>
-          <w:tcPr>
-            <w:tcW w:type="dxa" w:w="761"/>
+            <w:tcW w:type="dxa" w:w="4455"/>
+            <w:tcBorders>
+              <w:top w:val="single" w:color="000000" w:sz="4"/>
+              <w:left w:val="single" w:color="000000" w:sz="4"/>
+              <w:bottom w:val="single" w:color="000000" w:sz="4"/>
+              <w:right w:val="single" w:color="000000" w:sz="4"/>
+            </w:tcBorders>
+            <w:tcMar>
+              <w:top w:type="dxa" w:w="60"/>
+              <w:left w:type="dxa" w:w="100"/>
+              <w:bottom w:type="dxa" w:w="60"/>
+              <w:right w:type="dxa" w:w="100"/>
+            </w:tcMar>
+            <w:vAlign w:val="center"/>
+          </w:tcPr>
+          <w:p>
+            <w:pPr>
+              <w:spacing w:line="240"/>
+              <w:jc w:val="left"/>
+            </w:pPr>
+            <w:r>
+              <w:rPr>
+                <w:sz w:val="20"/>
+                <w:szCs w:val="20"/>
+              </w:rPr>
+              <w:t xml:space="preserve">Descarga de los archivos y verificación de factibilidad</w:t>
+            </w:r>
+          </w:p>
+        </w:tc>
+        <w:tc>
+          <w:tcPr>
+            <w:tcW w:type="dxa" w:w="1083"/>
             <w:tcBorders>
               <w:top w:val="single" w:color="000000" w:sz="4"/>
               <w:left w:val="single" w:color="000000" w:sz="4"/>
@@ -6140,38 +6656,55 @@
         </w:tc>
         <w:tc>
           <w:tcPr>
-            <w:tcW w:type="dxa" w:w="761"/>
-            <w:tcBorders>
-              <w:top w:val="single" w:color="000000" w:sz="4"/>
-              <w:left w:val="single" w:color="000000" w:sz="4"/>
-              <w:bottom w:val="single" w:color="000000" w:sz="4"/>
-              <w:right w:val="single" w:color="000000" w:sz="4"/>
-            </w:tcBorders>
-            <w:tcMar>
-              <w:top w:type="dxa" w:w="60"/>
-              <w:left w:type="dxa" w:w="100"/>
-              <w:bottom w:type="dxa" w:w="60"/>
-              <w:right w:type="dxa" w:w="100"/>
-            </w:tcMar>
-            <w:vAlign w:val="center"/>
-          </w:tcPr>
-          <w:p>
-            <w:pPr>
-              <w:spacing w:line="240"/>
-              <w:jc w:val="center"/>
-            </w:pPr>
-            <w:r>
-              <w:rPr>
-                <w:sz w:val="20"/>
-                <w:szCs w:val="20"/>
-              </w:rPr>
-              <w:t xml:space="preserve">X</w:t>
-            </w:r>
-          </w:p>
-        </w:tc>
-        <w:tc>
-          <w:tcPr>
-            <w:tcW w:type="dxa" w:w="762"/>
+            <w:tcW w:type="dxa" w:w="1083"/>
+            <w:tcBorders>
+              <w:top w:val="single" w:color="000000" w:sz="4"/>
+              <w:left w:val="single" w:color="000000" w:sz="4"/>
+              <w:bottom w:val="single" w:color="000000" w:sz="4"/>
+              <w:right w:val="single" w:color="000000" w:sz="4"/>
+            </w:tcBorders>
+            <w:tcMar>
+              <w:top w:type="dxa" w:w="60"/>
+              <w:left w:type="dxa" w:w="100"/>
+              <w:bottom w:type="dxa" w:w="60"/>
+              <w:right w:type="dxa" w:w="100"/>
+            </w:tcMar>
+            <w:vAlign w:val="center"/>
+          </w:tcPr>
+          <w:p>
+            <w:pPr>
+              <w:spacing w:line="240"/>
+              <w:jc w:val="left"/>
+            </w:pPr>
+          </w:p>
+        </w:tc>
+        <w:tc>
+          <w:tcPr>
+            <w:tcW w:type="dxa" w:w="1083"/>
+            <w:tcBorders>
+              <w:top w:val="single" w:color="000000" w:sz="4"/>
+              <w:left w:val="single" w:color="000000" w:sz="4"/>
+              <w:bottom w:val="single" w:color="000000" w:sz="4"/>
+              <w:right w:val="single" w:color="000000" w:sz="4"/>
+            </w:tcBorders>
+            <w:tcMar>
+              <w:top w:type="dxa" w:w="60"/>
+              <w:left w:type="dxa" w:w="100"/>
+              <w:bottom w:type="dxa" w:w="60"/>
+              <w:right w:type="dxa" w:w="100"/>
+            </w:tcMar>
+            <w:vAlign w:val="center"/>
+          </w:tcPr>
+          <w:p>
+            <w:pPr>
+              <w:spacing w:line="240"/>
+              <w:jc w:val="left"/>
+            </w:pPr>
+          </w:p>
+        </w:tc>
+        <w:tc>
+          <w:tcPr>
+            <w:tcW w:type="dxa" w:w="1083"/>
             <w:tcBorders>
               <w:top w:val="single" w:color="000000" w:sz="4"/>
               <w:left w:val="single" w:color="000000" w:sz="4"/>
@@ -6201,86 +6734,62 @@
         </w:trPr>
         <w:tc>
           <w:tcPr>
-            <w:tcW w:type="dxa" w:w="5742"/>
-            <w:tcBorders>
-              <w:top w:val="single" w:color="000000" w:sz="4"/>
-              <w:left w:val="single" w:color="000000" w:sz="4"/>
-              <w:bottom w:val="single" w:color="000000" w:sz="4"/>
-              <w:right w:val="single" w:color="000000" w:sz="4"/>
-            </w:tcBorders>
-            <w:tcMar>
-              <w:top w:type="dxa" w:w="60"/>
-              <w:left w:type="dxa" w:w="100"/>
-              <w:bottom w:type="dxa" w:w="60"/>
-              <w:right w:type="dxa" w:w="100"/>
-            </w:tcMar>
-            <w:vAlign w:val="center"/>
-          </w:tcPr>
-          <w:p>
-            <w:pPr>
-              <w:spacing w:line="240"/>
-              <w:jc w:val="left"/>
-            </w:pPr>
-            <w:r>
-              <w:rPr>
-                <w:sz w:val="20"/>
-                <w:szCs w:val="20"/>
-              </w:rPr>
-              <w:t xml:space="preserve">Interpretación de resultados y redacción del informe</w:t>
-            </w:r>
-          </w:p>
-        </w:tc>
-        <w:tc>
-          <w:tcPr>
-            <w:tcW w:type="dxa" w:w="761"/>
-            <w:tcBorders>
-              <w:top w:val="single" w:color="000000" w:sz="4"/>
-              <w:left w:val="single" w:color="000000" w:sz="4"/>
-              <w:bottom w:val="single" w:color="000000" w:sz="4"/>
-              <w:right w:val="single" w:color="000000" w:sz="4"/>
-            </w:tcBorders>
-            <w:tcMar>
-              <w:top w:type="dxa" w:w="60"/>
-              <w:left w:type="dxa" w:w="100"/>
-              <w:bottom w:type="dxa" w:w="60"/>
-              <w:right w:type="dxa" w:w="100"/>
-            </w:tcMar>
-            <w:vAlign w:val="center"/>
-          </w:tcPr>
-          <w:p>
-            <w:pPr>
-              <w:spacing w:line="240"/>
-              <w:jc w:val="left"/>
-            </w:pPr>
-          </w:p>
-        </w:tc>
-        <w:tc>
-          <w:tcPr>
-            <w:tcW w:type="dxa" w:w="761"/>
-            <w:tcBorders>
-              <w:top w:val="single" w:color="000000" w:sz="4"/>
-              <w:left w:val="single" w:color="000000" w:sz="4"/>
-              <w:bottom w:val="single" w:color="000000" w:sz="4"/>
-              <w:right w:val="single" w:color="000000" w:sz="4"/>
-            </w:tcBorders>
-            <w:tcMar>
-              <w:top w:type="dxa" w:w="60"/>
-              <w:left w:type="dxa" w:w="100"/>
-              <w:bottom w:type="dxa" w:w="60"/>
-              <w:right w:type="dxa" w:w="100"/>
-            </w:tcMar>
-            <w:vAlign w:val="center"/>
-          </w:tcPr>
-          <w:p>
-            <w:pPr>
-              <w:spacing w:line="240"/>
-              <w:jc w:val="left"/>
-            </w:pPr>
-          </w:p>
-        </w:tc>
-        <w:tc>
-          <w:tcPr>
-            <w:tcW w:type="dxa" w:w="761"/>
+            <w:tcW w:type="dxa" w:w="4455"/>
+            <w:tcBorders>
+              <w:top w:val="single" w:color="000000" w:sz="4"/>
+              <w:left w:val="single" w:color="000000" w:sz="4"/>
+              <w:bottom w:val="single" w:color="000000" w:sz="4"/>
+              <w:right w:val="single" w:color="000000" w:sz="4"/>
+            </w:tcBorders>
+            <w:tcMar>
+              <w:top w:type="dxa" w:w="60"/>
+              <w:left w:type="dxa" w:w="100"/>
+              <w:bottom w:type="dxa" w:w="60"/>
+              <w:right w:type="dxa" w:w="100"/>
+            </w:tcMar>
+            <w:vAlign w:val="center"/>
+          </w:tcPr>
+          <w:p>
+            <w:pPr>
+              <w:spacing w:line="240"/>
+              <w:jc w:val="left"/>
+            </w:pPr>
+            <w:r>
+              <w:rPr>
+                <w:sz w:val="20"/>
+                <w:szCs w:val="20"/>
+              </w:rPr>
+              <w:t xml:space="preserve">Construcción y depuración de la base analítica</w:t>
+            </w:r>
+          </w:p>
+        </w:tc>
+        <w:tc>
+          <w:tcPr>
+            <w:tcW w:type="dxa" w:w="1083"/>
+            <w:tcBorders>
+              <w:top w:val="single" w:color="000000" w:sz="4"/>
+              <w:left w:val="single" w:color="000000" w:sz="4"/>
+              <w:bottom w:val="single" w:color="000000" w:sz="4"/>
+              <w:right w:val="single" w:color="000000" w:sz="4"/>
+            </w:tcBorders>
+            <w:tcMar>
+              <w:top w:type="dxa" w:w="60"/>
+              <w:left w:type="dxa" w:w="100"/>
+              <w:bottom w:type="dxa" w:w="60"/>
+              <w:right w:type="dxa" w:w="100"/>
+            </w:tcMar>
+            <w:vAlign w:val="center"/>
+          </w:tcPr>
+          <w:p>
+            <w:pPr>
+              <w:spacing w:line="240"/>
+              <w:jc w:val="left"/>
+            </w:pPr>
+          </w:p>
+        </w:tc>
+        <w:tc>
+          <w:tcPr>
+            <w:tcW w:type="dxa" w:w="1083"/>
             <w:tcBorders>
               <w:top w:val="single" w:color="000000" w:sz="4"/>
               <w:left w:val="single" w:color="000000" w:sz="4"/>
@@ -6311,33 +6820,50 @@
         </w:tc>
         <w:tc>
           <w:tcPr>
-            <w:tcW w:type="dxa" w:w="762"/>
-            <w:tcBorders>
-              <w:top w:val="single" w:color="000000" w:sz="4"/>
-              <w:left w:val="single" w:color="000000" w:sz="4"/>
-              <w:bottom w:val="single" w:color="000000" w:sz="4"/>
-              <w:right w:val="single" w:color="000000" w:sz="4"/>
-            </w:tcBorders>
-            <w:tcMar>
-              <w:top w:type="dxa" w:w="60"/>
-              <w:left w:type="dxa" w:w="100"/>
-              <w:bottom w:type="dxa" w:w="60"/>
-              <w:right w:type="dxa" w:w="100"/>
-            </w:tcMar>
-            <w:vAlign w:val="center"/>
-          </w:tcPr>
-          <w:p>
-            <w:pPr>
-              <w:spacing w:line="240"/>
-              <w:jc w:val="center"/>
-            </w:pPr>
-            <w:r>
-              <w:rPr>
-                <w:sz w:val="20"/>
-                <w:szCs w:val="20"/>
-              </w:rPr>
-              <w:t xml:space="preserve">X</w:t>
-            </w:r>
+            <w:tcW w:type="dxa" w:w="1083"/>
+            <w:tcBorders>
+              <w:top w:val="single" w:color="000000" w:sz="4"/>
+              <w:left w:val="single" w:color="000000" w:sz="4"/>
+              <w:bottom w:val="single" w:color="000000" w:sz="4"/>
+              <w:right w:val="single" w:color="000000" w:sz="4"/>
+            </w:tcBorders>
+            <w:tcMar>
+              <w:top w:type="dxa" w:w="60"/>
+              <w:left w:type="dxa" w:w="100"/>
+              <w:bottom w:type="dxa" w:w="60"/>
+              <w:right w:type="dxa" w:w="100"/>
+            </w:tcMar>
+            <w:vAlign w:val="center"/>
+          </w:tcPr>
+          <w:p>
+            <w:pPr>
+              <w:spacing w:line="240"/>
+              <w:jc w:val="left"/>
+            </w:pPr>
+          </w:p>
+        </w:tc>
+        <w:tc>
+          <w:tcPr>
+            <w:tcW w:type="dxa" w:w="1083"/>
+            <w:tcBorders>
+              <w:top w:val="single" w:color="000000" w:sz="4"/>
+              <w:left w:val="single" w:color="000000" w:sz="4"/>
+              <w:bottom w:val="single" w:color="000000" w:sz="4"/>
+              <w:right w:val="single" w:color="000000" w:sz="4"/>
+            </w:tcBorders>
+            <w:tcMar>
+              <w:top w:type="dxa" w:w="60"/>
+              <w:left w:type="dxa" w:w="100"/>
+              <w:bottom w:type="dxa" w:w="60"/>
+              <w:right w:type="dxa" w:w="100"/>
+            </w:tcMar>
+            <w:vAlign w:val="center"/>
+          </w:tcPr>
+          <w:p>
+            <w:pPr>
+              <w:spacing w:line="240"/>
+              <w:jc w:val="left"/>
+            </w:pPr>
           </w:p>
         </w:tc>
       </w:tr>
@@ -6348,7 +6874,301 @@
         </w:trPr>
         <w:tc>
           <w:tcPr>
-            <w:tcW w:type="dxa" w:w="5742"/>
+            <w:tcW w:type="dxa" w:w="4455"/>
+            <w:tcBorders>
+              <w:top w:val="single" w:color="000000" w:sz="4"/>
+              <w:left w:val="single" w:color="000000" w:sz="4"/>
+              <w:bottom w:val="single" w:color="000000" w:sz="4"/>
+              <w:right w:val="single" w:color="000000" w:sz="4"/>
+            </w:tcBorders>
+            <w:tcMar>
+              <w:top w:type="dxa" w:w="60"/>
+              <w:left w:type="dxa" w:w="100"/>
+              <w:bottom w:type="dxa" w:w="60"/>
+              <w:right w:type="dxa" w:w="100"/>
+            </w:tcMar>
+            <w:vAlign w:val="center"/>
+          </w:tcPr>
+          <w:p>
+            <w:pPr>
+              <w:spacing w:line="240"/>
+              <w:jc w:val="left"/>
+            </w:pPr>
+            <w:r>
+              <w:rPr>
+                <w:sz w:val="20"/>
+                <w:szCs w:val="20"/>
+              </w:rPr>
+              <w:t xml:space="preserve">Análisis estadístico</w:t>
+            </w:r>
+          </w:p>
+        </w:tc>
+        <w:tc>
+          <w:tcPr>
+            <w:tcW w:type="dxa" w:w="1083"/>
+            <w:tcBorders>
+              <w:top w:val="single" w:color="000000" w:sz="4"/>
+              <w:left w:val="single" w:color="000000" w:sz="4"/>
+              <w:bottom w:val="single" w:color="000000" w:sz="4"/>
+              <w:right w:val="single" w:color="000000" w:sz="4"/>
+            </w:tcBorders>
+            <w:tcMar>
+              <w:top w:type="dxa" w:w="60"/>
+              <w:left w:type="dxa" w:w="100"/>
+              <w:bottom w:type="dxa" w:w="60"/>
+              <w:right w:type="dxa" w:w="100"/>
+            </w:tcMar>
+            <w:vAlign w:val="center"/>
+          </w:tcPr>
+          <w:p>
+            <w:pPr>
+              <w:spacing w:line="240"/>
+              <w:jc w:val="left"/>
+            </w:pPr>
+          </w:p>
+        </w:tc>
+        <w:tc>
+          <w:tcPr>
+            <w:tcW w:type="dxa" w:w="1083"/>
+            <w:tcBorders>
+              <w:top w:val="single" w:color="000000" w:sz="4"/>
+              <w:left w:val="single" w:color="000000" w:sz="4"/>
+              <w:bottom w:val="single" w:color="000000" w:sz="4"/>
+              <w:right w:val="single" w:color="000000" w:sz="4"/>
+            </w:tcBorders>
+            <w:tcMar>
+              <w:top w:type="dxa" w:w="60"/>
+              <w:left w:type="dxa" w:w="100"/>
+              <w:bottom w:type="dxa" w:w="60"/>
+              <w:right w:type="dxa" w:w="100"/>
+            </w:tcMar>
+            <w:vAlign w:val="center"/>
+          </w:tcPr>
+          <w:p>
+            <w:pPr>
+              <w:spacing w:line="240"/>
+              <w:jc w:val="center"/>
+            </w:pPr>
+            <w:r>
+              <w:rPr>
+                <w:sz w:val="20"/>
+                <w:szCs w:val="20"/>
+              </w:rPr>
+              <w:t xml:space="preserve">X</w:t>
+            </w:r>
+          </w:p>
+        </w:tc>
+        <w:tc>
+          <w:tcPr>
+            <w:tcW w:type="dxa" w:w="1083"/>
+            <w:tcBorders>
+              <w:top w:val="single" w:color="000000" w:sz="4"/>
+              <w:left w:val="single" w:color="000000" w:sz="4"/>
+              <w:bottom w:val="single" w:color="000000" w:sz="4"/>
+              <w:right w:val="single" w:color="000000" w:sz="4"/>
+            </w:tcBorders>
+            <w:tcMar>
+              <w:top w:type="dxa" w:w="60"/>
+              <w:left w:type="dxa" w:w="100"/>
+              <w:bottom w:type="dxa" w:w="60"/>
+              <w:right w:type="dxa" w:w="100"/>
+            </w:tcMar>
+            <w:vAlign w:val="center"/>
+          </w:tcPr>
+          <w:p>
+            <w:pPr>
+              <w:spacing w:line="240"/>
+              <w:jc w:val="center"/>
+            </w:pPr>
+            <w:r>
+              <w:rPr>
+                <w:sz w:val="20"/>
+                <w:szCs w:val="20"/>
+              </w:rPr>
+              <w:t xml:space="preserve">X</w:t>
+            </w:r>
+          </w:p>
+        </w:tc>
+        <w:tc>
+          <w:tcPr>
+            <w:tcW w:type="dxa" w:w="1083"/>
+            <w:tcBorders>
+              <w:top w:val="single" w:color="000000" w:sz="4"/>
+              <w:left w:val="single" w:color="000000" w:sz="4"/>
+              <w:bottom w:val="single" w:color="000000" w:sz="4"/>
+              <w:right w:val="single" w:color="000000" w:sz="4"/>
+            </w:tcBorders>
+            <w:tcMar>
+              <w:top w:type="dxa" w:w="60"/>
+              <w:left w:type="dxa" w:w="100"/>
+              <w:bottom w:type="dxa" w:w="60"/>
+              <w:right w:type="dxa" w:w="100"/>
+            </w:tcMar>
+            <w:vAlign w:val="center"/>
+          </w:tcPr>
+          <w:p>
+            <w:pPr>
+              <w:spacing w:line="240"/>
+              <w:jc w:val="left"/>
+            </w:pPr>
+          </w:p>
+        </w:tc>
+      </w:tr>
+      <w:tr>
+        <w:trPr>
+          <w:cantSplit/>
+          <w:tblHeader w:val="false"/>
+        </w:trPr>
+        <w:tc>
+          <w:tcPr>
+            <w:tcW w:type="dxa" w:w="4455"/>
+            <w:tcBorders>
+              <w:top w:val="single" w:color="000000" w:sz="4"/>
+              <w:left w:val="single" w:color="000000" w:sz="4"/>
+              <w:bottom w:val="single" w:color="000000" w:sz="4"/>
+              <w:right w:val="single" w:color="000000" w:sz="4"/>
+            </w:tcBorders>
+            <w:tcMar>
+              <w:top w:type="dxa" w:w="60"/>
+              <w:left w:type="dxa" w:w="100"/>
+              <w:bottom w:type="dxa" w:w="60"/>
+              <w:right w:type="dxa" w:w="100"/>
+            </w:tcMar>
+            <w:vAlign w:val="center"/>
+          </w:tcPr>
+          <w:p>
+            <w:pPr>
+              <w:spacing w:line="240"/>
+              <w:jc w:val="left"/>
+            </w:pPr>
+            <w:r>
+              <w:rPr>
+                <w:sz w:val="20"/>
+                <w:szCs w:val="20"/>
+              </w:rPr>
+              <w:t xml:space="preserve">Interpretación de resultados y redacción del informe</w:t>
+            </w:r>
+          </w:p>
+        </w:tc>
+        <w:tc>
+          <w:tcPr>
+            <w:tcW w:type="dxa" w:w="1083"/>
+            <w:tcBorders>
+              <w:top w:val="single" w:color="000000" w:sz="4"/>
+              <w:left w:val="single" w:color="000000" w:sz="4"/>
+              <w:bottom w:val="single" w:color="000000" w:sz="4"/>
+              <w:right w:val="single" w:color="000000" w:sz="4"/>
+            </w:tcBorders>
+            <w:tcMar>
+              <w:top w:type="dxa" w:w="60"/>
+              <w:left w:type="dxa" w:w="100"/>
+              <w:bottom w:type="dxa" w:w="60"/>
+              <w:right w:type="dxa" w:w="100"/>
+            </w:tcMar>
+            <w:vAlign w:val="center"/>
+          </w:tcPr>
+          <w:p>
+            <w:pPr>
+              <w:spacing w:line="240"/>
+              <w:jc w:val="left"/>
+            </w:pPr>
+          </w:p>
+        </w:tc>
+        <w:tc>
+          <w:tcPr>
+            <w:tcW w:type="dxa" w:w="1083"/>
+            <w:tcBorders>
+              <w:top w:val="single" w:color="000000" w:sz="4"/>
+              <w:left w:val="single" w:color="000000" w:sz="4"/>
+              <w:bottom w:val="single" w:color="000000" w:sz="4"/>
+              <w:right w:val="single" w:color="000000" w:sz="4"/>
+            </w:tcBorders>
+            <w:tcMar>
+              <w:top w:type="dxa" w:w="60"/>
+              <w:left w:type="dxa" w:w="100"/>
+              <w:bottom w:type="dxa" w:w="60"/>
+              <w:right w:type="dxa" w:w="100"/>
+            </w:tcMar>
+            <w:vAlign w:val="center"/>
+          </w:tcPr>
+          <w:p>
+            <w:pPr>
+              <w:spacing w:line="240"/>
+              <w:jc w:val="left"/>
+            </w:pPr>
+          </w:p>
+        </w:tc>
+        <w:tc>
+          <w:tcPr>
+            <w:tcW w:type="dxa" w:w="1083"/>
+            <w:tcBorders>
+              <w:top w:val="single" w:color="000000" w:sz="4"/>
+              <w:left w:val="single" w:color="000000" w:sz="4"/>
+              <w:bottom w:val="single" w:color="000000" w:sz="4"/>
+              <w:right w:val="single" w:color="000000" w:sz="4"/>
+            </w:tcBorders>
+            <w:tcMar>
+              <w:top w:type="dxa" w:w="60"/>
+              <w:left w:type="dxa" w:w="100"/>
+              <w:bottom w:type="dxa" w:w="60"/>
+              <w:right w:type="dxa" w:w="100"/>
+            </w:tcMar>
+            <w:vAlign w:val="center"/>
+          </w:tcPr>
+          <w:p>
+            <w:pPr>
+              <w:spacing w:line="240"/>
+              <w:jc w:val="center"/>
+            </w:pPr>
+            <w:r>
+              <w:rPr>
+                <w:sz w:val="20"/>
+                <w:szCs w:val="20"/>
+              </w:rPr>
+              <w:t xml:space="preserve">X</w:t>
+            </w:r>
+          </w:p>
+        </w:tc>
+        <w:tc>
+          <w:tcPr>
+            <w:tcW w:type="dxa" w:w="1083"/>
+            <w:tcBorders>
+              <w:top w:val="single" w:color="000000" w:sz="4"/>
+              <w:left w:val="single" w:color="000000" w:sz="4"/>
+              <w:bottom w:val="single" w:color="000000" w:sz="4"/>
+              <w:right w:val="single" w:color="000000" w:sz="4"/>
+            </w:tcBorders>
+            <w:tcMar>
+              <w:top w:type="dxa" w:w="60"/>
+              <w:left w:type="dxa" w:w="100"/>
+              <w:bottom w:type="dxa" w:w="60"/>
+              <w:right w:type="dxa" w:w="100"/>
+            </w:tcMar>
+            <w:vAlign w:val="center"/>
+          </w:tcPr>
+          <w:p>
+            <w:pPr>
+              <w:spacing w:line="240"/>
+              <w:jc w:val="center"/>
+            </w:pPr>
+            <w:r>
+              <w:rPr>
+                <w:sz w:val="20"/>
+                <w:szCs w:val="20"/>
+              </w:rPr>
+              <w:t xml:space="preserve">X</w:t>
+            </w:r>
+          </w:p>
+        </w:tc>
+      </w:tr>
+      <w:tr>
+        <w:trPr>
+          <w:cantSplit/>
+          <w:tblHeader w:val="false"/>
+        </w:trPr>
+        <w:tc>
+          <w:tcPr>
+            <w:tcW w:type="dxa" w:w="4455"/>
             <w:tcBorders>
               <w:top w:val="single" w:color="000000" w:sz="4"/>
               <w:left w:val="single" w:color="000000" w:sz="4"/>
@@ -6379,79 +7199,79 @@
         </w:tc>
         <w:tc>
           <w:tcPr>
-            <w:tcW w:type="dxa" w:w="761"/>
-            <w:tcBorders>
-              <w:top w:val="single" w:color="000000" w:sz="4"/>
-              <w:left w:val="single" w:color="000000" w:sz="4"/>
-              <w:bottom w:val="single" w:color="000000" w:sz="4"/>
-              <w:right w:val="single" w:color="000000" w:sz="4"/>
-            </w:tcBorders>
-            <w:tcMar>
-              <w:top w:type="dxa" w:w="60"/>
-              <w:left w:type="dxa" w:w="100"/>
-              <w:bottom w:type="dxa" w:w="60"/>
-              <w:right w:type="dxa" w:w="100"/>
-            </w:tcMar>
-            <w:vAlign w:val="center"/>
-          </w:tcPr>
-          <w:p>
-            <w:pPr>
-              <w:spacing w:line="240"/>
-              <w:jc w:val="left"/>
-            </w:pPr>
-          </w:p>
-        </w:tc>
-        <w:tc>
-          <w:tcPr>
-            <w:tcW w:type="dxa" w:w="761"/>
-            <w:tcBorders>
-              <w:top w:val="single" w:color="000000" w:sz="4"/>
-              <w:left w:val="single" w:color="000000" w:sz="4"/>
-              <w:bottom w:val="single" w:color="000000" w:sz="4"/>
-              <w:right w:val="single" w:color="000000" w:sz="4"/>
-            </w:tcBorders>
-            <w:tcMar>
-              <w:top w:type="dxa" w:w="60"/>
-              <w:left w:type="dxa" w:w="100"/>
-              <w:bottom w:type="dxa" w:w="60"/>
-              <w:right w:type="dxa" w:w="100"/>
-            </w:tcMar>
-            <w:vAlign w:val="center"/>
-          </w:tcPr>
-          <w:p>
-            <w:pPr>
-              <w:spacing w:line="240"/>
-              <w:jc w:val="left"/>
-            </w:pPr>
-          </w:p>
-        </w:tc>
-        <w:tc>
-          <w:tcPr>
-            <w:tcW w:type="dxa" w:w="761"/>
-            <w:tcBorders>
-              <w:top w:val="single" w:color="000000" w:sz="4"/>
-              <w:left w:val="single" w:color="000000" w:sz="4"/>
-              <w:bottom w:val="single" w:color="000000" w:sz="4"/>
-              <w:right w:val="single" w:color="000000" w:sz="4"/>
-            </w:tcBorders>
-            <w:tcMar>
-              <w:top w:type="dxa" w:w="60"/>
-              <w:left w:type="dxa" w:w="100"/>
-              <w:bottom w:type="dxa" w:w="60"/>
-              <w:right w:type="dxa" w:w="100"/>
-            </w:tcMar>
-            <w:vAlign w:val="center"/>
-          </w:tcPr>
-          <w:p>
-            <w:pPr>
-              <w:spacing w:line="240"/>
-              <w:jc w:val="left"/>
-            </w:pPr>
-          </w:p>
-        </w:tc>
-        <w:tc>
-          <w:tcPr>
-            <w:tcW w:type="dxa" w:w="762"/>
+            <w:tcW w:type="dxa" w:w="1083"/>
+            <w:tcBorders>
+              <w:top w:val="single" w:color="000000" w:sz="4"/>
+              <w:left w:val="single" w:color="000000" w:sz="4"/>
+              <w:bottom w:val="single" w:color="000000" w:sz="4"/>
+              <w:right w:val="single" w:color="000000" w:sz="4"/>
+            </w:tcBorders>
+            <w:tcMar>
+              <w:top w:type="dxa" w:w="60"/>
+              <w:left w:type="dxa" w:w="100"/>
+              <w:bottom w:type="dxa" w:w="60"/>
+              <w:right w:type="dxa" w:w="100"/>
+            </w:tcMar>
+            <w:vAlign w:val="center"/>
+          </w:tcPr>
+          <w:p>
+            <w:pPr>
+              <w:spacing w:line="240"/>
+              <w:jc w:val="left"/>
+            </w:pPr>
+          </w:p>
+        </w:tc>
+        <w:tc>
+          <w:tcPr>
+            <w:tcW w:type="dxa" w:w="1083"/>
+            <w:tcBorders>
+              <w:top w:val="single" w:color="000000" w:sz="4"/>
+              <w:left w:val="single" w:color="000000" w:sz="4"/>
+              <w:bottom w:val="single" w:color="000000" w:sz="4"/>
+              <w:right w:val="single" w:color="000000" w:sz="4"/>
+            </w:tcBorders>
+            <w:tcMar>
+              <w:top w:type="dxa" w:w="60"/>
+              <w:left w:type="dxa" w:w="100"/>
+              <w:bottom w:type="dxa" w:w="60"/>
+              <w:right w:type="dxa" w:w="100"/>
+            </w:tcMar>
+            <w:vAlign w:val="center"/>
+          </w:tcPr>
+          <w:p>
+            <w:pPr>
+              <w:spacing w:line="240"/>
+              <w:jc w:val="left"/>
+            </w:pPr>
+          </w:p>
+        </w:tc>
+        <w:tc>
+          <w:tcPr>
+            <w:tcW w:type="dxa" w:w="1083"/>
+            <w:tcBorders>
+              <w:top w:val="single" w:color="000000" w:sz="4"/>
+              <w:left w:val="single" w:color="000000" w:sz="4"/>
+              <w:bottom w:val="single" w:color="000000" w:sz="4"/>
+              <w:right w:val="single" w:color="000000" w:sz="4"/>
+            </w:tcBorders>
+            <w:tcMar>
+              <w:top w:type="dxa" w:w="60"/>
+              <w:left w:type="dxa" w:w="100"/>
+              <w:bottom w:type="dxa" w:w="60"/>
+              <w:right w:type="dxa" w:w="100"/>
+            </w:tcMar>
+            <w:vAlign w:val="center"/>
+          </w:tcPr>
+          <w:p>
+            <w:pPr>
+              <w:spacing w:line="240"/>
+              <w:jc w:val="left"/>
+            </w:pPr>
+          </w:p>
+        </w:tc>
+        <w:tc>
+          <w:tcPr>
+            <w:tcW w:type="dxa" w:w="1083"/>
             <w:tcBorders>
               <w:top w:val="single" w:color="000000" w:sz="4"/>
               <w:left w:val="single" w:color="000000" w:sz="4"/>

--- a/protocolo-nhanes/Protocolo_AOS_Depresion_NHANES.docx
+++ b/protocolo-nhanes/Protocolo_AOS_Depresion_NHANES.docx
@@ -142,7 +142,7 @@
         <w:jc w:val="center"/>
       </w:pPr>
       <w:r>
-        <w:t xml:space="preserve">Cartagena Vela, Christian Gianfranco ([código])</w:t>
+        <w:t xml:space="preserve">Cartagena Vela, Christian Gianfranco (identificador ORCID)</w:t>
       </w:r>
     </w:p>
     <w:p>
@@ -151,7 +151,7 @@
         <w:jc w:val="center"/>
       </w:pPr>
       <w:r>
-        <w:t xml:space="preserve">Paz Orihuela, Gabriel Adrián ([código])</w:t>
+        <w:t xml:space="preserve">Paz Orihuela, Gabriel Adrián (identificador ORCID)</w:t>
       </w:r>
     </w:p>
     <w:p>
@@ -277,19 +277,19 @@
     </w:p>
     <w:p>
       <w:pPr>
-        <w:pStyle w:val="Heading1"/>
-      </w:pPr>
-      <w:r>
-        <w:t xml:space="preserve">2. JUSTIFICACIÓN</w:t>
-      </w:r>
-    </w:p>
-    <w:p>
-      <w:pPr>
         <w:spacing w:after="160" w:line="480"/>
         <w:jc w:val="both"/>
       </w:pPr>
       <w:r>
-        <w:t xml:space="preserve">La justificación de este estudio se apoya en tres ejes.</w:t>
+        <w:t xml:space="preserve">Esta asociación ya fue explorada con el STOP-BANG en la Encuesta Nacional de Salud y Nutrición de Corea (KNHANES). En 8,030 adultos de la edición 2019–2020, el alto riesgo de AOS se asoció con mayor probabilidad de síntomas depresivos según el PHQ-9 (OR 4.31) (22), y en 4,352 adultos de 40 años o más de la edición 2020, con puntajes más altos de PHQ-9 en ambos sexos (23). Sin embargo, estos hallazgos provienen de una población étnicamente homogénea, con una prevalencia de obesidad y una distribución de factores de riesgo distintas a las de poblaciones multiétnicas como la estadounidense o la latinoamericana.</w:t>
+      </w:r>
+    </w:p>
+    <w:p>
+      <w:pPr>
+        <w:pStyle w:val="Heading1"/>
+      </w:pPr>
+      <w:r>
+        <w:t xml:space="preserve">2. JUSTIFICACIÓN</w:t>
       </w:r>
     </w:p>
     <w:p>
@@ -298,6 +298,15 @@
         <w:jc w:val="both"/>
       </w:pPr>
       <w:r>
+        <w:t xml:space="preserve">La justificación de este estudio se apoya en tres ejes.</w:t>
+      </w:r>
+    </w:p>
+    <w:p>
+      <w:pPr>
+        <w:spacing w:after="160" w:line="480"/>
+        <w:jc w:val="both"/>
+      </w:pPr>
+      <w:r>
         <w:rPr>
           <w:b/>
           <w:bCs/>
@@ -321,7 +330,7 @@
         <w:t xml:space="preserve">Vacío de conocimiento.</w:t>
       </w:r>
       <w:r>
-        <w:t xml:space="preserve"> Los estudios poblacionales previos en NHANES evaluaron síntomas aislados de AOS, como el ronquido o las pausas respiratorias, en ciclos anteriores a 2009 (6). En la literatura revisada para este protocolo no se identificó un estudio que evalúe la asociación entre un puntaje compuesto de tamizaje basado en el STOP-BANG y los síntomas depresivos en el ciclo NHANES 2017–marzo 2020, el último que incluye preguntas sobre síntomas de AOS (11,16).</w:t>
+        <w:t xml:space="preserve"> La asociación entre el alto riesgo de AOS según el STOP-BANG y los síntomas depresivos se ha descrito en encuestas nacionales de Corea (22,23), pero no se ha confirmado en poblaciones multiétnicas. En Estados Unidos, los estudios poblacionales en NHANES evaluaron síntomas aislados de AOS, como el ronquido o las pausas respiratorias, en ciclos anteriores a 2009 (6). En la literatura revisada para este protocolo no se identificó un estudio que evalúe esta asociación con un puntaje compuesto basado en el STOP-BANG en el ciclo NHANES 2017–marzo 2020, el último que incluye preguntas sobre síntomas de AOS (11,16), ni que la examine en adultos hispanos, cuyo perfil es más cercano al de la población latinoamericana.</w:t>
       </w:r>
     </w:p>
     <w:p>
@@ -342,27 +351,43 @@
     </w:p>
     <w:p>
       <w:pPr>
-        <w:pStyle w:val="Heading1"/>
-      </w:pPr>
-      <w:r>
-        <w:t xml:space="preserve">3. PROBLEMA DE INVESTIGACIÓN</w:t>
-      </w:r>
-    </w:p>
-    <w:p>
-      <w:pPr>
-        <w:pStyle w:val="Heading2"/>
-      </w:pPr>
-      <w:r>
-        <w:t xml:space="preserve">3.1 Planteamiento del problema</w:t>
-      </w:r>
-    </w:p>
-    <w:p>
-      <w:pPr>
         <w:spacing w:after="160" w:line="480"/>
         <w:jc w:val="both"/>
       </w:pPr>
       <w:r>
-        <w:t xml:space="preserve">La AOS y la depresión comparten síntomas, factores de riesgo y posibles mecanismos fisiopatológicos, pero ambas suelen evaluarse por separado en la práctica clínica (5–8). La mayoría de la evidencia poblacional proviene de síntomas aislados de AOS y de ciclos antiguos de NHANES (6). No se conoce con precisión si el alto riesgo de AOS, definido mediante un puntaje compuesto de tamizaje, se asocia con síntomas depresivos clínicamente relevantes en una muestra nacional reciente, después de considerar las características sociodemográficas y clínicas de los participantes.</w:t>
+        <w:rPr>
+          <w:b/>
+          <w:bCs/>
+        </w:rPr>
+        <w:t xml:space="preserve">Relevancia para el Perú.</w:t>
+      </w:r>
+      <w:r>
+        <w:t xml:space="preserve"> En el Perú no existe una encuesta nacional que incluya preguntas sobre síntomas de AOS: la Encuesta Demográfica y de Salud Familiar (ENDES) incluye el PHQ-9, pero no preguntas sobre ronquido, apneas observadas ni somnolencia. Por ello, el análisis del subgrupo de adultos hispanos de NHANES ofrece la evidencia poblacional disponible más cercana a la población peruana, y sus resultados podrán justificar la inclusión de estas preguntas en encuestas nacionales y el diseño de estudios primarios en el país.</w:t>
+      </w:r>
+    </w:p>
+    <w:p>
+      <w:pPr>
+        <w:pStyle w:val="Heading1"/>
+      </w:pPr>
+      <w:r>
+        <w:t xml:space="preserve">3. PROBLEMA DE INVESTIGACIÓN</w:t>
+      </w:r>
+    </w:p>
+    <w:p>
+      <w:pPr>
+        <w:pStyle w:val="Heading2"/>
+      </w:pPr>
+      <w:r>
+        <w:t xml:space="preserve">3.1 Planteamiento del problema</w:t>
+      </w:r>
+    </w:p>
+    <w:p>
+      <w:pPr>
+        <w:spacing w:after="160" w:line="480"/>
+        <w:jc w:val="both"/>
+      </w:pPr>
+      <w:r>
+        <w:t xml:space="preserve">La AOS y la depresión comparten síntomas, factores de riesgo y posibles mecanismos fisiopatológicos, pero ambas suelen evaluarse por separado en la práctica clínica (5–8). La evidencia poblacional con el STOP-BANG proviene principalmente de Corea (22,23), y la evidencia en Estados Unidos, de síntomas aislados de AOS en ciclos antiguos de NHANES (6). No se conoce con precisión si el alto riesgo de AOS, definido mediante un puntaje compuesto de tamizaje, se asocia con síntomas depresivos clínicamente relevantes en una muestra nacional multiétnica y reciente, ni si esta asociación se mantiene en adultos hispanos, después de considerar las características sociodemográficas y clínicas de los participantes.</w:t>
       </w:r>
     </w:p>
     <w:p>
@@ -863,6 +888,34 @@
       </w:pPr>
       <w:r>
         <w:t xml:space="preserve">Evaluar la existencia de un gradiente en la prevalencia de síntomas depresivos según el puntaje del STOP-BANG adaptado (0–2, 3–4 y 5–7 puntos).</w:t>
+      </w:r>
+    </w:p>
+    <w:p>
+      <w:pPr>
+        <w:pStyle w:val="ListParagraph"/>
+        <w:numPr>
+          <w:ilvl w:val="0"/>
+          <w:numId w:val="2"/>
+        </w:numPr>
+        <w:spacing w:after="0" w:line="480"/>
+        <w:jc w:val="both"/>
+      </w:pPr>
+      <w:r>
+        <w:t xml:space="preserve">Evaluar la consistencia de la asociación con una versión reducida del STOP-BANG validada frente a la polisomnografía (SOPBAG) y con el índice multivariable de predicción de apnea (MAP).</w:t>
+      </w:r>
+    </w:p>
+    <w:p>
+      <w:pPr>
+        <w:pStyle w:val="ListParagraph"/>
+        <w:numPr>
+          <w:ilvl w:val="0"/>
+          <w:numId w:val="2"/>
+        </w:numPr>
+        <w:spacing w:after="0" w:line="480"/>
+        <w:jc w:val="both"/>
+      </w:pPr>
+      <w:r>
+        <w:t xml:space="preserve">Estimar la asociación en el subgrupo de adultos hispanos.</w:t>
       </w:r>
     </w:p>
     <w:p>
@@ -2285,6 +2338,66 @@
       </w:r>
       <w:r>
         <w:t xml:space="preserve"> un puntaje de 0 a 2, en concordancia con el punto de corte del cuestionario original (9). Para el análisis de gradiente, el puntaje se agrupará en 0–2, 3–4 y 5–7 puntos. Las respuestas "No sabe" (9) o "Rechazado" (7) se considerarán datos faltantes.</w:t>
+      </w:r>
+    </w:p>
+    <w:p>
+      <w:pPr>
+        <w:spacing w:after="160" w:line="480"/>
+        <w:jc w:val="both"/>
+      </w:pPr>
+      <w:r>
+        <w:t xml:space="preserve">La omisión del cuello tiene respaldo empírico. En 541 pacientes evaluados con polisomnografía, una versión reducida que excluye la circunferencia de cuello y el cansancio (SOPBAG) tuvo un área bajo la curva de 0.811, equivalente a la del STOP-BANG completo (0.809) (24). Por ello, se prespecifican dos definiciones complementarias de la exposición:</w:t>
+      </w:r>
+    </w:p>
+    <w:p>
+      <w:pPr>
+        <w:pStyle w:val="ListParagraph"/>
+        <w:numPr>
+          <w:ilvl w:val="0"/>
+          <w:numId w:val="2"/>
+        </w:numPr>
+        <w:spacing w:after="0" w:line="480"/>
+        <w:jc w:val="both"/>
+      </w:pPr>
+      <w:r>
+        <w:rPr>
+          <w:b/>
+          <w:bCs/>
+        </w:rPr>
+        <w:t xml:space="preserve">SOPBAG (exposición secundaria prespecificada):</w:t>
+      </w:r>
+      <w:r>
+        <w:t xml:space="preserve"> los ítems S, O, P, B, A y G (0 a 6 puntos), sin el ítem de cansancio. Para mantener la comparabilidad con la exposición principal se usará el punto de corte de 3 o más, y además el puntaje continuo. Esta versión, además de estar validada frente a la polisomnografía, elimina el ítem que se superpone con el PHQ-9.</w:t>
+      </w:r>
+    </w:p>
+    <w:p>
+      <w:pPr>
+        <w:pStyle w:val="ListParagraph"/>
+        <w:numPr>
+          <w:ilvl w:val="0"/>
+          <w:numId w:val="2"/>
+        </w:numPr>
+        <w:spacing w:after="0" w:line="480"/>
+        <w:jc w:val="both"/>
+      </w:pPr>
+      <w:r>
+        <w:rPr>
+          <w:b/>
+          <w:bCs/>
+        </w:rPr>
+        <w:t xml:space="preserve">Índice MAP (análisis de sensibilidad):</w:t>
+      </w:r>
+      <w:r>
+        <w:t xml:space="preserve"> probabilidad estimada de AOS según la ecuación de Maislin et al., validada frente a la polisomnografía, que combina la frecuencia de síntomas nocturnos (SLQ030 y SLQ040, reescalados a la escala original de 0 a 4), el IMC, la edad y el sexo (25). Se analizará como variable continua (por cada aumento de 0.1) y en terciles.</w:t>
+      </w:r>
+    </w:p>
+    <w:p>
+      <w:pPr>
+        <w:spacing w:after="160" w:line="480"/>
+        <w:jc w:val="both"/>
+      </w:pPr>
+      <w:r>
+        <w:t xml:space="preserve">Ninguna de estas versiones reemplaza la polisomnografía: miden riesgo de AOS y no su diagnóstico, por lo que los resultados se interpretarán siempre en esos términos.</w:t>
       </w:r>
     </w:p>
     <w:p>
@@ -5467,6 +5580,15 @@
         <w:jc w:val="both"/>
       </w:pPr>
       <w:r>
+        <w:t xml:space="preserve">Con la versión SOPBAG, 2,818 participantes (40.6%) tuvieron alto riesgo, con una prevalencia no ponderada de síntomas depresivos de 11.3%, frente a 6.8% en los de bajo riesgo. El subgrupo hispano (mexicano-americano y otro hispano) incluyó 1,509 participantes y 143 casos (14.2% en alto riesgo y 6.1% en bajo riesgo). Como el modelo ajustado sin la variable raza/etnia tiene unos 16 parámetros, el subgrupo dispone de alrededor de 9 eventos por parámetro; por ello, su análisis se considerará exploratorio y, de ser necesario, se reducirá el número de covariables según su relevancia clínica.</w:t>
+      </w:r>
+    </w:p>
+    <w:p>
+      <w:pPr>
+        <w:spacing w:after="160" w:line="480"/>
+        <w:jc w:val="both"/>
+      </w:pPr>
+      <w:r>
         <w:t xml:space="preserve">Estas estimaciones solo verifican la factibilidad y no constituyen el análisis final. Las razones de prevalencia ponderadas, crudas y ajustadas, y su interpretación se obtendrán después, según la metodología de este protocolo, para evitar modificar las hipótesis o la estrategia analítica en función de los datos explorados.</w:t>
       </w:r>
     </w:p>
@@ -5594,7 +5716,7 @@
         <w:t xml:space="preserve">Superposición de síntomas.</w:t>
       </w:r>
       <w:r>
-        <w:t xml:space="preserve"> La somnolencia diurna (ítem T) se parece a los ítems de problemas de sueño (DPQ030) y de cansancio (DPQ040) del PHQ-9. Para evitar que esta superposición explique la asociación, se prespecifican análisis de sensibilidad sin estos ítems (sección 6.9).</w:t>
+        <w:t xml:space="preserve"> La somnolencia diurna (ítem T) se parece a los ítems de problemas de sueño (DPQ030) y de cansancio (DPQ040) del PHQ-9. Para evitar que esta superposición explique la asociación, se usará como exposición secundaria el SOPBAG, que no incluye el ítem de cansancio (24), y se prespecifican análisis con un puntaje PHQ-9 sin los ítems de sueño y cansancio (sección 6.9).</w:t>
       </w:r>
     </w:p>
     <w:p>
@@ -5740,6 +5862,22 @@
       </w:r>
       <w:r>
         <w:t xml:space="preserve"> Se estimarán las RP de las categorías 3–4 y 5–7 frente a 0–2, y la tendencia se evaluará incorporando el puntaje agrupado como término ordinal (p de tendencia).</w:t>
+      </w:r>
+    </w:p>
+    <w:p>
+      <w:pPr>
+        <w:spacing w:after="160" w:line="480"/>
+        <w:jc w:val="both"/>
+      </w:pPr>
+      <w:r>
+        <w:rPr>
+          <w:b/>
+          <w:bCs/>
+        </w:rPr>
+        <w:t xml:space="preserve">Exposición secundaria y subgrupo hispano.</w:t>
+      </w:r>
+      <w:r>
+        <w:t xml:space="preserve"> El análisis multivariado se repetirá con el SOPBAG como exposición y en el subgrupo de adultos hispanos, definido como una subpoblación del diseño muestral (opción subpop()), sin la variable raza/etnia en el modelo.</w:t>
       </w:r>
     </w:p>
     <w:p>
@@ -5782,7 +5920,7 @@
         <w:jc w:val="left"/>
       </w:pPr>
       <w:r>
-        <w:t xml:space="preserve">Exposición sin el ítem de cansancio (STOP-BAG sin T, 0 a 6 puntos, alto riesgo ≥ 3).</w:t>
+        <w:t xml:space="preserve">Exposición definida por el índice MAP, como variable continua y en terciles (25).</w:t>
       </w:r>
     </w:p>
     <w:p>
@@ -5843,6 +5981,20 @@
     </w:p>
     <w:p>
       <w:pPr>
+        <w:pStyle w:val="ListParagraph"/>
+        <w:numPr>
+          <w:ilvl w:val="0"/>
+          <w:numId w:val="4"/>
+        </w:numPr>
+        <w:spacing w:after="0" w:line="480"/>
+        <w:jc w:val="left"/>
+      </w:pPr>
+      <w:r>
+        <w:t xml:space="preserve">Puntos de corte alternativos del STOP-BAG (2 o más y 4 o más).</w:t>
+      </w:r>
+    </w:p>
+    <w:p>
+      <w:pPr>
         <w:spacing w:after="160" w:line="480"/>
         <w:jc w:val="both"/>
       </w:pPr>
@@ -5937,7 +6089,7 @@
         <w:jc w:val="both"/>
       </w:pPr>
       <w:r>
-        <w:t xml:space="preserve">Incluye análisis de sensibilidad prespecificados para controlar la superposición de síntomas entre la exposición y el desenlace.</w:t>
+        <w:t xml:space="preserve">Evalúa la exposición con tres instrumentos complementarios (STOP-BAG, SOPBAG e índice MAP), dos de ellos validados frente a la polisomnografía.</w:t>
       </w:r>
     </w:p>
     <w:p>
@@ -5951,15 +6103,7 @@
         <w:jc w:val="both"/>
       </w:pPr>
       <w:r>
-        <w:t xml:space="preserve">La factibilidad se verificó con los datos reales de NHANES 2017–marzo 2020 antes del análisis final.</w:t>
-      </w:r>
-    </w:p>
-    <w:p>
-      <w:pPr>
-        <w:pStyle w:val="Heading1"/>
-      </w:pPr>
-      <w:r>
-        <w:t xml:space="preserve">9. LIMITACIONES</w:t>
+        <w:t xml:space="preserve">Incluye análisis de sensibilidad prespecificados para controlar la superposición de síntomas entre la exposición y el desenlace.</w:t>
       </w:r>
     </w:p>
     <w:p>
@@ -5973,14 +6117,7 @@
         <w:jc w:val="both"/>
       </w:pPr>
       <w:r>
-        <w:rPr>
-          <w:b/>
-          <w:bCs/>
-        </w:rPr>
-        <w:t xml:space="preserve">Validez externa:</w:t>
-      </w:r>
-      <w:r>
-        <w:t xml:space="preserve"> los resultados serán generalizables a la población de Estados Unidos y no directamente a la población peruana.</w:t>
+        <w:t xml:space="preserve">Analiza a los adultos hispanos, la población de NHANES más cercana a la peruana.</w:t>
       </w:r>
     </w:p>
     <w:p>
@@ -5994,14 +6131,15 @@
         <w:jc w:val="both"/>
       </w:pPr>
       <w:r>
-        <w:rPr>
-          <w:b/>
-          <w:bCs/>
-        </w:rPr>
-        <w:t xml:space="preserve">Exposición indirecta:</w:t>
-      </w:r>
-      <w:r>
-        <w:t xml:space="preserve"> el STOP-BAG adaptado no incluye la circunferencia de cuello ni confirma la AOS con polisomnografía; mide riesgo, no diagnóstico.</w:t>
+        <w:t xml:space="preserve">La factibilidad se verificó con los datos reales de NHANES 2017–marzo 2020 antes del análisis final.</w:t>
+      </w:r>
+    </w:p>
+    <w:p>
+      <w:pPr>
+        <w:pStyle w:val="Heading1"/>
+      </w:pPr>
+      <w:r>
+        <w:t xml:space="preserve">9. LIMITACIONES</w:t>
       </w:r>
     </w:p>
     <w:p>
@@ -6019,10 +6157,52 @@
           <w:b/>
           <w:bCs/>
         </w:rPr>
+        <w:t xml:space="preserve">Validez externa:</w:t>
+      </w:r>
+      <w:r>
+        <w:t xml:space="preserve"> los resultados serán generalizables a la población de Estados Unidos y no directamente a la población peruana. Para acercarlos a la realidad latinoamericana se analizará el subgrupo hispano, aunque con menor precisión.</w:t>
+      </w:r>
+    </w:p>
+    <w:p>
+      <w:pPr>
+        <w:pStyle w:val="ListParagraph"/>
+        <w:numPr>
+          <w:ilvl w:val="0"/>
+          <w:numId w:val="2"/>
+        </w:numPr>
+        <w:spacing w:after="0" w:line="480"/>
+        <w:jc w:val="both"/>
+      </w:pPr>
+      <w:r>
+        <w:rPr>
+          <w:b/>
+          <w:bCs/>
+        </w:rPr>
+        <w:t xml:space="preserve">Exposición indirecta:</w:t>
+      </w:r>
+      <w:r>
+        <w:t xml:space="preserve"> el STOP-BAG adaptado no incluye la circunferencia de cuello ni confirma la AOS con polisomnografía; mide riesgo, no diagnóstico. Para reducir esta limitación se usarán dos instrumentos validados frente a la polisomnografía, el SOPBAG y el índice MAP (24,25). La clasificación incorrecta de la exposición, probablemente no diferencial, tendería a subestimar la asociación.</w:t>
+      </w:r>
+    </w:p>
+    <w:p>
+      <w:pPr>
+        <w:pStyle w:val="ListParagraph"/>
+        <w:numPr>
+          <w:ilvl w:val="0"/>
+          <w:numId w:val="2"/>
+        </w:numPr>
+        <w:spacing w:after="0" w:line="480"/>
+        <w:jc w:val="both"/>
+      </w:pPr>
+      <w:r>
+        <w:rPr>
+          <w:b/>
+          <w:bCs/>
+        </w:rPr>
         <w:t xml:space="preserve">Diseño transversal:</w:t>
       </w:r>
       <w:r>
-        <w:t xml:space="preserve"> no permite establecer causalidad ni la dirección de la asociación.</w:t>
+        <w:t xml:space="preserve"> no permite establecer causalidad ni la dirección de la asociación; la depresión podría aumentar la percepción de somnolencia o de los síntomas nocturnos. El gradiente según el puntaje y la consistencia entre instrumentos apoyarán la coherencia de la asociación, pero no su causalidad.</w:t>
       </w:r>
     </w:p>
     <w:p>
@@ -7622,6 +7802,62 @@
       </w:pPr>
       <w:r>
         <w:t xml:space="preserve">StataCorp. Stata Statistical Software: Release 18. College Station (TX): StataCorp LLC; 2023.</w:t>
+      </w:r>
+    </w:p>
+    <w:p>
+      <w:pPr>
+        <w:pStyle w:val="ListParagraph"/>
+        <w:numPr>
+          <w:ilvl w:val="0"/>
+          <w:numId w:val="5"/>
+        </w:numPr>
+        <w:spacing w:after="0" w:line="480"/>
+        <w:jc w:val="left"/>
+      </w:pPr>
+      <w:r>
+        <w:t xml:space="preserve">Lee MR, Jung SM. Obstructive sleep apnea related to mental health, health-related quality of life and multimorbidity: a nationwide survey of a representative sample in Republic of Korea. PLoS One. 2023;18(6):e0287182.</w:t>
+      </w:r>
+    </w:p>
+    <w:p>
+      <w:pPr>
+        <w:pStyle w:val="ListParagraph"/>
+        <w:numPr>
+          <w:ilvl w:val="0"/>
+          <w:numId w:val="5"/>
+        </w:numPr>
+        <w:spacing w:after="0" w:line="480"/>
+        <w:jc w:val="left"/>
+      </w:pPr>
+      <w:r>
+        <w:t xml:space="preserve">Lee MS, Lee H. The risk of obstructive sleep apnea is highly correlated with depressive symptoms among the Korean adults population: results from the 2020 Korea National Health and Nutrition Examination Survey. BMC Psychiatry. 2023;23. doi:10.1186/s12888-023-04983-7</w:t>
+      </w:r>
+    </w:p>
+    <w:p>
+      <w:pPr>
+        <w:pStyle w:val="ListParagraph"/>
+        <w:numPr>
+          <w:ilvl w:val="0"/>
+          <w:numId w:val="5"/>
+        </w:numPr>
+        <w:spacing w:after="0" w:line="480"/>
+        <w:jc w:val="left"/>
+      </w:pPr>
+      <w:r>
+        <w:t xml:space="preserve">Kim KT, Cho YW. Real-world STOPBANG: how useful is STOPBANG for sleep clinics? Sleep Breath. 2019. doi:10.1007/s11325-019-01806-6</w:t>
+      </w:r>
+    </w:p>
+    <w:p>
+      <w:pPr>
+        <w:pStyle w:val="ListParagraph"/>
+        <w:numPr>
+          <w:ilvl w:val="0"/>
+          <w:numId w:val="5"/>
+        </w:numPr>
+        <w:spacing w:after="0" w:line="480"/>
+        <w:jc w:val="left"/>
+      </w:pPr>
+      <w:r>
+        <w:t xml:space="preserve">Maislin G, Pack AI, Kribbs NB, Smith PL, Schwartz AR, Kline LR, et al. A survey screen for prediction of apnea. Sleep. 1995;18(3):158-66.</w:t>
       </w:r>
     </w:p>
     <w:p>

--- a/protocolo-nhanes/Protocolo_AOS_Depresion_NHANES.docx
+++ b/protocolo-nhanes/Protocolo_AOS_Depresion_NHANES.docx
@@ -534,6 +534,8 @@
             </w:pPr>
             <w:r>
               <w:rPr>
+                <w:b/>
+                <w:bCs/>
                 <w:sz w:val="20"/>
                 <w:szCs w:val="20"/>
               </w:rPr>
@@ -602,6 +604,8 @@
             </w:pPr>
             <w:r>
               <w:rPr>
+                <w:b/>
+                <w:bCs/>
                 <w:sz w:val="20"/>
                 <w:szCs w:val="20"/>
               </w:rPr>
@@ -670,6 +674,8 @@
             </w:pPr>
             <w:r>
               <w:rPr>
+                <w:b/>
+                <w:bCs/>
                 <w:sz w:val="20"/>
                 <w:szCs w:val="20"/>
               </w:rPr>
@@ -738,6 +744,8 @@
             </w:pPr>
             <w:r>
               <w:rPr>
+                <w:b/>
+                <w:bCs/>
                 <w:sz w:val="20"/>
                 <w:szCs w:val="20"/>
               </w:rPr>
@@ -1374,6 +1382,8 @@
             </w:pPr>
             <w:r>
               <w:rPr>
+                <w:b/>
+                <w:bCs/>
                 <w:sz w:val="20"/>
                 <w:szCs w:val="20"/>
               </w:rPr>
@@ -1511,6 +1521,8 @@
             </w:pPr>
             <w:r>
               <w:rPr>
+                <w:b/>
+                <w:bCs/>
                 <w:sz w:val="20"/>
                 <w:szCs w:val="20"/>
               </w:rPr>
@@ -1648,6 +1660,8 @@
             </w:pPr>
             <w:r>
               <w:rPr>
+                <w:b/>
+                <w:bCs/>
                 <w:sz w:val="20"/>
                 <w:szCs w:val="20"/>
               </w:rPr>
@@ -1785,6 +1799,8 @@
             </w:pPr>
             <w:r>
               <w:rPr>
+                <w:b/>
+                <w:bCs/>
                 <w:sz w:val="20"/>
                 <w:szCs w:val="20"/>
               </w:rPr>
@@ -1922,6 +1938,8 @@
             </w:pPr>
             <w:r>
               <w:rPr>
+                <w:b/>
+                <w:bCs/>
                 <w:sz w:val="20"/>
                 <w:szCs w:val="20"/>
               </w:rPr>
@@ -2059,6 +2077,8 @@
             </w:pPr>
             <w:r>
               <w:rPr>
+                <w:b/>
+                <w:bCs/>
                 <w:sz w:val="20"/>
                 <w:szCs w:val="20"/>
               </w:rPr>
@@ -2196,6 +2216,8 @@
             </w:pPr>
             <w:r>
               <w:rPr>
+                <w:b/>
+                <w:bCs/>
                 <w:sz w:val="20"/>
                 <w:szCs w:val="20"/>
               </w:rPr>
@@ -2432,7 +2454,7 @@
         <w:pStyle w:val="Heading3"/>
       </w:pPr>
       <w:r>
-        <w:t xml:space="preserve">6.5.3 Covariables</w:t>
+        <w:t xml:space="preserve">6.5.3 Tabla de operacionalización de variables</w:t>
       </w:r>
     </w:p>
     <w:tbl>
@@ -2448,10 +2470,12 @@
         </w:tblBorders>
       </w:tblPr>
       <w:tblGrid>
-        <w:gridCol w:w="1569"/>
-        <w:gridCol w:w="1510"/>
-        <w:gridCol w:w="1360"/>
-        <w:gridCol w:w="4348"/>
+        <w:gridCol w:w="1500"/>
+        <w:gridCol w:w="1700"/>
+        <w:gridCol w:w="1750"/>
+        <w:gridCol w:w="1400"/>
+        <w:gridCol w:w="1450"/>
+        <w:gridCol w:w="987"/>
       </w:tblGrid>
       <w:tr>
         <w:trPr>
@@ -2460,7 +2484,7 @@
         </w:trPr>
         <w:tc>
           <w:tcPr>
-            <w:tcW w:type="dxa" w:w="1569"/>
+            <w:tcW w:type="dxa" w:w="1500"/>
             <w:tcBorders>
               <w:top w:val="single" w:color="000000" w:sz="4"/>
               <w:left w:val="single" w:color="000000" w:sz="4"/>
@@ -2485,8 +2509,8 @@
               <w:rPr>
                 <w:b/>
                 <w:bCs/>
-                <w:sz w:val="20"/>
-                <w:szCs w:val="20"/>
+                <w:sz w:val="18"/>
+                <w:szCs w:val="18"/>
               </w:rPr>
               <w:t xml:space="preserve">Variable</w:t>
             </w:r>
@@ -2494,7 +2518,7 @@
         </w:tc>
         <w:tc>
           <w:tcPr>
-            <w:tcW w:type="dxa" w:w="1510"/>
+            <w:tcW w:type="dxa" w:w="1700"/>
             <w:tcBorders>
               <w:top w:val="single" w:color="000000" w:sz="4"/>
               <w:left w:val="single" w:color="000000" w:sz="4"/>
@@ -2519,16 +2543,16 @@
               <w:rPr>
                 <w:b/>
                 <w:bCs/>
-                <w:sz w:val="20"/>
-                <w:szCs w:val="20"/>
-              </w:rPr>
-              <w:t xml:space="preserve">Tipo / escala</w:t>
-            </w:r>
-          </w:p>
-        </w:tc>
-        <w:tc>
-          <w:tcPr>
-            <w:tcW w:type="dxa" w:w="1360"/>
+                <w:sz w:val="18"/>
+                <w:szCs w:val="18"/>
+              </w:rPr>
+              <w:t xml:space="preserve">Definición conceptual</w:t>
+            </w:r>
+          </w:p>
+        </w:tc>
+        <w:tc>
+          <w:tcPr>
+            <w:tcW w:type="dxa" w:w="1750"/>
             <w:tcBorders>
               <w:top w:val="single" w:color="000000" w:sz="4"/>
               <w:left w:val="single" w:color="000000" w:sz="4"/>
@@ -2553,16 +2577,16 @@
               <w:rPr>
                 <w:b/>
                 <w:bCs/>
-                <w:sz w:val="20"/>
-                <w:szCs w:val="20"/>
-              </w:rPr>
-              <w:t xml:space="preserve">Variable NHANES</w:t>
-            </w:r>
-          </w:p>
-        </w:tc>
-        <w:tc>
-          <w:tcPr>
-            <w:tcW w:type="dxa" w:w="4348"/>
+                <w:sz w:val="18"/>
+                <w:szCs w:val="18"/>
+              </w:rPr>
+              <w:t xml:space="preserve">Definición operacional</w:t>
+            </w:r>
+          </w:p>
+        </w:tc>
+        <w:tc>
+          <w:tcPr>
+            <w:tcW w:type="dxa" w:w="1400"/>
             <w:tcBorders>
               <w:top w:val="single" w:color="000000" w:sz="4"/>
               <w:left w:val="single" w:color="000000" w:sz="4"/>
@@ -2587,10 +2611,78 @@
               <w:rPr>
                 <w:b/>
                 <w:bCs/>
-                <w:sz w:val="20"/>
-                <w:szCs w:val="20"/>
-              </w:rPr>
-              <w:t xml:space="preserve">Categorías (referencia en negrita)</w:t>
+                <w:sz w:val="18"/>
+                <w:szCs w:val="18"/>
+              </w:rPr>
+              <w:t xml:space="preserve">Tipo / Escala</w:t>
+            </w:r>
+          </w:p>
+        </w:tc>
+        <w:tc>
+          <w:tcPr>
+            <w:tcW w:type="dxa" w:w="1450"/>
+            <w:tcBorders>
+              <w:top w:val="single" w:color="000000" w:sz="4"/>
+              <w:left w:val="single" w:color="000000" w:sz="4"/>
+              <w:bottom w:val="single" w:color="000000" w:sz="4"/>
+              <w:right w:val="single" w:color="000000" w:sz="4"/>
+            </w:tcBorders>
+            <w:shd w:fill="E7E6E6" w:color="auto" w:val="clear"/>
+            <w:tcMar>
+              <w:top w:type="dxa" w:w="60"/>
+              <w:left w:type="dxa" w:w="100"/>
+              <w:bottom w:type="dxa" w:w="60"/>
+              <w:right w:type="dxa" w:w="100"/>
+            </w:tcMar>
+            <w:vAlign w:val="center"/>
+          </w:tcPr>
+          <w:p>
+            <w:pPr>
+              <w:spacing w:line="240"/>
+              <w:jc w:val="left"/>
+            </w:pPr>
+            <w:r>
+              <w:rPr>
+                <w:b/>
+                <w:bCs/>
+                <w:sz w:val="18"/>
+                <w:szCs w:val="18"/>
+              </w:rPr>
+              <w:t xml:space="preserve">Categorías / Rangos</w:t>
+            </w:r>
+          </w:p>
+        </w:tc>
+        <w:tc>
+          <w:tcPr>
+            <w:tcW w:type="dxa" w:w="987"/>
+            <w:tcBorders>
+              <w:top w:val="single" w:color="000000" w:sz="4"/>
+              <w:left w:val="single" w:color="000000" w:sz="4"/>
+              <w:bottom w:val="single" w:color="000000" w:sz="4"/>
+              <w:right w:val="single" w:color="000000" w:sz="4"/>
+            </w:tcBorders>
+            <w:shd w:fill="E7E6E6" w:color="auto" w:val="clear"/>
+            <w:tcMar>
+              <w:top w:type="dxa" w:w="60"/>
+              <w:left w:type="dxa" w:w="100"/>
+              <w:bottom w:type="dxa" w:w="60"/>
+              <w:right w:type="dxa" w:w="100"/>
+            </w:tcMar>
+            <w:vAlign w:val="center"/>
+          </w:tcPr>
+          <w:p>
+            <w:pPr>
+              <w:spacing w:line="240"/>
+              <w:jc w:val="left"/>
+            </w:pPr>
+            <w:r>
+              <w:rPr>
+                <w:b/>
+                <w:bCs/>
+                <w:sz w:val="18"/>
+                <w:szCs w:val="18"/>
+              </w:rPr>
+              <w:t xml:space="preserve">Unidad</w:t>
             </w:r>
           </w:p>
         </w:tc>
@@ -2602,132 +2694,189 @@
         </w:trPr>
         <w:tc>
           <w:tcPr>
-            <w:tcW w:type="dxa" w:w="1569"/>
-            <w:tcBorders>
-              <w:top w:val="single" w:color="000000" w:sz="4"/>
-              <w:left w:val="single" w:color="000000" w:sz="4"/>
-              <w:bottom w:val="single" w:color="000000" w:sz="4"/>
-              <w:right w:val="single" w:color="000000" w:sz="4"/>
-            </w:tcBorders>
-            <w:tcMar>
-              <w:top w:type="dxa" w:w="60"/>
-              <w:left w:type="dxa" w:w="100"/>
-              <w:bottom w:type="dxa" w:w="60"/>
-              <w:right w:type="dxa" w:w="100"/>
-            </w:tcMar>
-            <w:vAlign w:val="center"/>
-          </w:tcPr>
-          <w:p>
-            <w:pPr>
-              <w:spacing w:line="240"/>
-              <w:jc w:val="left"/>
-            </w:pPr>
-            <w:r>
-              <w:rPr>
-                <w:sz w:val="20"/>
-                <w:szCs w:val="20"/>
-              </w:rPr>
-              <w:t xml:space="preserve">Edad</w:t>
-            </w:r>
-          </w:p>
-        </w:tc>
-        <w:tc>
-          <w:tcPr>
-            <w:tcW w:type="dxa" w:w="1510"/>
-            <w:tcBorders>
-              <w:top w:val="single" w:color="000000" w:sz="4"/>
-              <w:left w:val="single" w:color="000000" w:sz="4"/>
-              <w:bottom w:val="single" w:color="000000" w:sz="4"/>
-              <w:right w:val="single" w:color="000000" w:sz="4"/>
-            </w:tcBorders>
-            <w:tcMar>
-              <w:top w:type="dxa" w:w="60"/>
-              <w:left w:type="dxa" w:w="100"/>
-              <w:bottom w:type="dxa" w:w="60"/>
-              <w:right w:type="dxa" w:w="100"/>
-            </w:tcMar>
-            <w:vAlign w:val="center"/>
-          </w:tcPr>
-          <w:p>
-            <w:pPr>
-              <w:spacing w:line="240"/>
-              <w:jc w:val="left"/>
-            </w:pPr>
-            <w:r>
-              <w:rPr>
-                <w:sz w:val="20"/>
-                <w:szCs w:val="20"/>
-              </w:rPr>
-              <w:t xml:space="preserve">Cualitativa ordinal</w:t>
-            </w:r>
-          </w:p>
-        </w:tc>
-        <w:tc>
-          <w:tcPr>
-            <w:tcW w:type="dxa" w:w="1360"/>
-            <w:tcBorders>
-              <w:top w:val="single" w:color="000000" w:sz="4"/>
-              <w:left w:val="single" w:color="000000" w:sz="4"/>
-              <w:bottom w:val="single" w:color="000000" w:sz="4"/>
-              <w:right w:val="single" w:color="000000" w:sz="4"/>
-            </w:tcBorders>
-            <w:tcMar>
-              <w:top w:type="dxa" w:w="60"/>
-              <w:left w:type="dxa" w:w="100"/>
-              <w:bottom w:type="dxa" w:w="60"/>
-              <w:right w:type="dxa" w:w="100"/>
-            </w:tcMar>
-            <w:vAlign w:val="center"/>
-          </w:tcPr>
-          <w:p>
-            <w:pPr>
-              <w:spacing w:line="240"/>
-              <w:jc w:val="left"/>
-            </w:pPr>
-            <w:r>
-              <w:rPr>
-                <w:sz w:val="20"/>
-                <w:szCs w:val="20"/>
-              </w:rPr>
-              <w:t xml:space="preserve">RIDAGEYR (P_DEMO)</w:t>
-            </w:r>
-          </w:p>
-        </w:tc>
-        <w:tc>
-          <w:tcPr>
-            <w:tcW w:type="dxa" w:w="4348"/>
-            <w:tcBorders>
-              <w:top w:val="single" w:color="000000" w:sz="4"/>
-              <w:left w:val="single" w:color="000000" w:sz="4"/>
-              <w:bottom w:val="single" w:color="000000" w:sz="4"/>
-              <w:right w:val="single" w:color="000000" w:sz="4"/>
-            </w:tcBorders>
-            <w:tcMar>
-              <w:top w:type="dxa" w:w="60"/>
-              <w:left w:type="dxa" w:w="100"/>
-              <w:bottom w:type="dxa" w:w="60"/>
-              <w:right w:type="dxa" w:w="100"/>
-            </w:tcMar>
-            <w:vAlign w:val="center"/>
-          </w:tcPr>
-          <w:p>
-            <w:pPr>
-              <w:spacing w:line="240"/>
-              <w:jc w:val="left"/>
-            </w:pPr>
-            <w:r>
-              <w:rPr>
-                <w:sz w:val="20"/>
-                <w:szCs w:val="20"/>
-              </w:rPr>
-              <w:t xml:space="preserve">20–39</w:t>
-            </w:r>
-            <w:r>
-              <w:rPr>
-                <w:sz w:val="20"/>
-                <w:szCs w:val="20"/>
-              </w:rPr>
-              <w:t xml:space="preserve">, 40–59, ≥ 60 años (las edades ≥ 80 están codificadas como 80)</w:t>
+            <w:tcW w:type="dxa" w:w="1500"/>
+            <w:tcBorders>
+              <w:top w:val="single" w:color="000000" w:sz="4"/>
+              <w:left w:val="single" w:color="000000" w:sz="4"/>
+              <w:bottom w:val="single" w:color="000000" w:sz="4"/>
+              <w:right w:val="single" w:color="000000" w:sz="4"/>
+            </w:tcBorders>
+            <w:tcMar>
+              <w:top w:type="dxa" w:w="60"/>
+              <w:left w:type="dxa" w:w="100"/>
+              <w:bottom w:type="dxa" w:w="60"/>
+              <w:right w:type="dxa" w:w="100"/>
+            </w:tcMar>
+            <w:vAlign w:val="center"/>
+          </w:tcPr>
+          <w:p>
+            <w:pPr>
+              <w:spacing w:line="240"/>
+              <w:jc w:val="left"/>
+            </w:pPr>
+            <w:r>
+              <w:rPr>
+                <w:b/>
+                <w:bCs/>
+                <w:sz w:val="18"/>
+                <w:szCs w:val="18"/>
+              </w:rPr>
+              <w:t xml:space="preserve">Síntomas depresivos clínicamente relevantes (desenlace principal)</w:t>
+            </w:r>
+          </w:p>
+        </w:tc>
+        <w:tc>
+          <w:tcPr>
+            <w:tcW w:type="dxa" w:w="1700"/>
+            <w:tcBorders>
+              <w:top w:val="single" w:color="000000" w:sz="4"/>
+              <w:left w:val="single" w:color="000000" w:sz="4"/>
+              <w:bottom w:val="single" w:color="000000" w:sz="4"/>
+              <w:right w:val="single" w:color="000000" w:sz="4"/>
+            </w:tcBorders>
+            <w:tcMar>
+              <w:top w:type="dxa" w:w="60"/>
+              <w:left w:type="dxa" w:w="100"/>
+              <w:bottom w:type="dxa" w:w="60"/>
+              <w:right w:type="dxa" w:w="100"/>
+            </w:tcMar>
+            <w:vAlign w:val="center"/>
+          </w:tcPr>
+          <w:p>
+            <w:pPr>
+              <w:spacing w:line="240"/>
+              <w:jc w:val="left"/>
+            </w:pPr>
+            <w:r>
+              <w:rPr>
+                <w:sz w:val="18"/>
+                <w:szCs w:val="18"/>
+              </w:rPr>
+              <w:t xml:space="preserve">Presencia de síntomas depresivos de intensidad compatible con un episodio depresivo mayor</w:t>
+            </w:r>
+          </w:p>
+        </w:tc>
+        <w:tc>
+          <w:tcPr>
+            <w:tcW w:type="dxa" w:w="1750"/>
+            <w:tcBorders>
+              <w:top w:val="single" w:color="000000" w:sz="4"/>
+              <w:left w:val="single" w:color="000000" w:sz="4"/>
+              <w:bottom w:val="single" w:color="000000" w:sz="4"/>
+              <w:right w:val="single" w:color="000000" w:sz="4"/>
+            </w:tcBorders>
+            <w:tcMar>
+              <w:top w:type="dxa" w:w="60"/>
+              <w:left w:type="dxa" w:w="100"/>
+              <w:bottom w:type="dxa" w:w="60"/>
+              <w:right w:type="dxa" w:w="100"/>
+            </w:tcMar>
+            <w:vAlign w:val="center"/>
+          </w:tcPr>
+          <w:p>
+            <w:pPr>
+              <w:spacing w:line="240"/>
+              <w:jc w:val="left"/>
+            </w:pPr>
+            <w:r>
+              <w:rPr>
+                <w:sz w:val="18"/>
+                <w:szCs w:val="18"/>
+              </w:rPr>
+              <w:t xml:space="preserve">Puntaje PHQ-9 ≥ 10 (suma de DPQ010 a DPQ090) (4)</w:t>
+            </w:r>
+          </w:p>
+        </w:tc>
+        <w:tc>
+          <w:tcPr>
+            <w:tcW w:type="dxa" w:w="1400"/>
+            <w:tcBorders>
+              <w:top w:val="single" w:color="000000" w:sz="4"/>
+              <w:left w:val="single" w:color="000000" w:sz="4"/>
+              <w:bottom w:val="single" w:color="000000" w:sz="4"/>
+              <w:right w:val="single" w:color="000000" w:sz="4"/>
+            </w:tcBorders>
+            <w:tcMar>
+              <w:top w:type="dxa" w:w="60"/>
+              <w:left w:type="dxa" w:w="100"/>
+              <w:bottom w:type="dxa" w:w="60"/>
+              <w:right w:type="dxa" w:w="100"/>
+            </w:tcMar>
+            <w:vAlign w:val="center"/>
+          </w:tcPr>
+          <w:p>
+            <w:pPr>
+              <w:spacing w:line="240"/>
+              <w:jc w:val="left"/>
+            </w:pPr>
+            <w:r>
+              <w:rPr>
+                <w:sz w:val="18"/>
+                <w:szCs w:val="18"/>
+              </w:rPr>
+              <w:t xml:space="preserve">Dependiente, cualitativa dicotómica</w:t>
+            </w:r>
+          </w:p>
+        </w:tc>
+        <w:tc>
+          <w:tcPr>
+            <w:tcW w:type="dxa" w:w="1450"/>
+            <w:tcBorders>
+              <w:top w:val="single" w:color="000000" w:sz="4"/>
+              <w:left w:val="single" w:color="000000" w:sz="4"/>
+              <w:bottom w:val="single" w:color="000000" w:sz="4"/>
+              <w:right w:val="single" w:color="000000" w:sz="4"/>
+            </w:tcBorders>
+            <w:tcMar>
+              <w:top w:type="dxa" w:w="60"/>
+              <w:left w:type="dxa" w:w="100"/>
+              <w:bottom w:type="dxa" w:w="60"/>
+              <w:right w:type="dxa" w:w="100"/>
+            </w:tcMar>
+            <w:vAlign w:val="center"/>
+          </w:tcPr>
+          <w:p>
+            <w:pPr>
+              <w:spacing w:line="240"/>
+              <w:jc w:val="left"/>
+            </w:pPr>
+            <w:r>
+              <w:rPr>
+                <w:sz w:val="18"/>
+                <w:szCs w:val="18"/>
+              </w:rPr>
+              <w:t xml:space="preserve">Sí / No</w:t>
+            </w:r>
+          </w:p>
+        </w:tc>
+        <w:tc>
+          <w:tcPr>
+            <w:tcW w:type="dxa" w:w="987"/>
+            <w:tcBorders>
+              <w:top w:val="single" w:color="000000" w:sz="4"/>
+              <w:left w:val="single" w:color="000000" w:sz="4"/>
+              <w:bottom w:val="single" w:color="000000" w:sz="4"/>
+              <w:right w:val="single" w:color="000000" w:sz="4"/>
+            </w:tcBorders>
+            <w:tcMar>
+              <w:top w:type="dxa" w:w="60"/>
+              <w:left w:type="dxa" w:w="100"/>
+              <w:bottom w:type="dxa" w:w="60"/>
+              <w:right w:type="dxa" w:w="100"/>
+            </w:tcMar>
+            <w:vAlign w:val="center"/>
+          </w:tcPr>
+          <w:p>
+            <w:pPr>
+              <w:spacing w:line="240"/>
+              <w:jc w:val="left"/>
+            </w:pPr>
+            <w:r>
+              <w:rPr>
+                <w:sz w:val="18"/>
+                <w:szCs w:val="18"/>
+              </w:rPr>
+              <w:t xml:space="preserve">—</w:t>
             </w:r>
           </w:p>
         </w:tc>
@@ -2739,132 +2888,189 @@
         </w:trPr>
         <w:tc>
           <w:tcPr>
-            <w:tcW w:type="dxa" w:w="1569"/>
-            <w:tcBorders>
-              <w:top w:val="single" w:color="000000" w:sz="4"/>
-              <w:left w:val="single" w:color="000000" w:sz="4"/>
-              <w:bottom w:val="single" w:color="000000" w:sz="4"/>
-              <w:right w:val="single" w:color="000000" w:sz="4"/>
-            </w:tcBorders>
-            <w:tcMar>
-              <w:top w:type="dxa" w:w="60"/>
-              <w:left w:type="dxa" w:w="100"/>
-              <w:bottom w:type="dxa" w:w="60"/>
-              <w:right w:type="dxa" w:w="100"/>
-            </w:tcMar>
-            <w:vAlign w:val="center"/>
-          </w:tcPr>
-          <w:p>
-            <w:pPr>
-              <w:spacing w:line="240"/>
-              <w:jc w:val="left"/>
-            </w:pPr>
-            <w:r>
-              <w:rPr>
-                <w:sz w:val="20"/>
-                <w:szCs w:val="20"/>
-              </w:rPr>
-              <w:t xml:space="preserve">Sexo</w:t>
-            </w:r>
-          </w:p>
-        </w:tc>
-        <w:tc>
-          <w:tcPr>
-            <w:tcW w:type="dxa" w:w="1510"/>
-            <w:tcBorders>
-              <w:top w:val="single" w:color="000000" w:sz="4"/>
-              <w:left w:val="single" w:color="000000" w:sz="4"/>
-              <w:bottom w:val="single" w:color="000000" w:sz="4"/>
-              <w:right w:val="single" w:color="000000" w:sz="4"/>
-            </w:tcBorders>
-            <w:tcMar>
-              <w:top w:type="dxa" w:w="60"/>
-              <w:left w:type="dxa" w:w="100"/>
-              <w:bottom w:type="dxa" w:w="60"/>
-              <w:right w:type="dxa" w:w="100"/>
-            </w:tcMar>
-            <w:vAlign w:val="center"/>
-          </w:tcPr>
-          <w:p>
-            <w:pPr>
-              <w:spacing w:line="240"/>
-              <w:jc w:val="left"/>
-            </w:pPr>
-            <w:r>
-              <w:rPr>
-                <w:sz w:val="20"/>
-                <w:szCs w:val="20"/>
-              </w:rPr>
-              <w:t xml:space="preserve">Cualitativa nominal</w:t>
-            </w:r>
-          </w:p>
-        </w:tc>
-        <w:tc>
-          <w:tcPr>
-            <w:tcW w:type="dxa" w:w="1360"/>
-            <w:tcBorders>
-              <w:top w:val="single" w:color="000000" w:sz="4"/>
-              <w:left w:val="single" w:color="000000" w:sz="4"/>
-              <w:bottom w:val="single" w:color="000000" w:sz="4"/>
-              <w:right w:val="single" w:color="000000" w:sz="4"/>
-            </w:tcBorders>
-            <w:tcMar>
-              <w:top w:type="dxa" w:w="60"/>
-              <w:left w:type="dxa" w:w="100"/>
-              <w:bottom w:type="dxa" w:w="60"/>
-              <w:right w:type="dxa" w:w="100"/>
-            </w:tcMar>
-            <w:vAlign w:val="center"/>
-          </w:tcPr>
-          <w:p>
-            <w:pPr>
-              <w:spacing w:line="240"/>
-              <w:jc w:val="left"/>
-            </w:pPr>
-            <w:r>
-              <w:rPr>
-                <w:sz w:val="20"/>
-                <w:szCs w:val="20"/>
-              </w:rPr>
-              <w:t xml:space="preserve">RIAGENDR (P_DEMO)</w:t>
-            </w:r>
-          </w:p>
-        </w:tc>
-        <w:tc>
-          <w:tcPr>
-            <w:tcW w:type="dxa" w:w="4348"/>
-            <w:tcBorders>
-              <w:top w:val="single" w:color="000000" w:sz="4"/>
-              <w:left w:val="single" w:color="000000" w:sz="4"/>
-              <w:bottom w:val="single" w:color="000000" w:sz="4"/>
-              <w:right w:val="single" w:color="000000" w:sz="4"/>
-            </w:tcBorders>
-            <w:tcMar>
-              <w:top w:type="dxa" w:w="60"/>
-              <w:left w:type="dxa" w:w="100"/>
-              <w:bottom w:type="dxa" w:w="60"/>
-              <w:right w:type="dxa" w:w="100"/>
-            </w:tcMar>
-            <w:vAlign w:val="center"/>
-          </w:tcPr>
-          <w:p>
-            <w:pPr>
-              <w:spacing w:line="240"/>
-              <w:jc w:val="left"/>
-            </w:pPr>
-            <w:r>
-              <w:rPr>
-                <w:sz w:val="20"/>
-                <w:szCs w:val="20"/>
-              </w:rPr>
-              <w:t xml:space="preserve">Femenino</w:t>
-            </w:r>
-            <w:r>
-              <w:rPr>
-                <w:sz w:val="20"/>
-                <w:szCs w:val="20"/>
-              </w:rPr>
-              <w:t xml:space="preserve">, masculino</w:t>
+            <w:tcW w:type="dxa" w:w="1500"/>
+            <w:tcBorders>
+              <w:top w:val="single" w:color="000000" w:sz="4"/>
+              <w:left w:val="single" w:color="000000" w:sz="4"/>
+              <w:bottom w:val="single" w:color="000000" w:sz="4"/>
+              <w:right w:val="single" w:color="000000" w:sz="4"/>
+            </w:tcBorders>
+            <w:tcMar>
+              <w:top w:type="dxa" w:w="60"/>
+              <w:left w:type="dxa" w:w="100"/>
+              <w:bottom w:type="dxa" w:w="60"/>
+              <w:right w:type="dxa" w:w="100"/>
+            </w:tcMar>
+            <w:vAlign w:val="center"/>
+          </w:tcPr>
+          <w:p>
+            <w:pPr>
+              <w:spacing w:line="240"/>
+              <w:jc w:val="left"/>
+            </w:pPr>
+            <w:r>
+              <w:rPr>
+                <w:b/>
+                <w:bCs/>
+                <w:sz w:val="18"/>
+                <w:szCs w:val="18"/>
+              </w:rPr>
+              <w:t xml:space="preserve">Puntaje PHQ-9 (desenlace secundario)</w:t>
+            </w:r>
+          </w:p>
+        </w:tc>
+        <w:tc>
+          <w:tcPr>
+            <w:tcW w:type="dxa" w:w="1700"/>
+            <w:tcBorders>
+              <w:top w:val="single" w:color="000000" w:sz="4"/>
+              <w:left w:val="single" w:color="000000" w:sz="4"/>
+              <w:bottom w:val="single" w:color="000000" w:sz="4"/>
+              <w:right w:val="single" w:color="000000" w:sz="4"/>
+            </w:tcBorders>
+            <w:tcMar>
+              <w:top w:type="dxa" w:w="60"/>
+              <w:left w:type="dxa" w:w="100"/>
+              <w:bottom w:type="dxa" w:w="60"/>
+              <w:right w:type="dxa" w:w="100"/>
+            </w:tcMar>
+            <w:vAlign w:val="center"/>
+          </w:tcPr>
+          <w:p>
+            <w:pPr>
+              <w:spacing w:line="240"/>
+              <w:jc w:val="left"/>
+            </w:pPr>
+            <w:r>
+              <w:rPr>
+                <w:sz w:val="18"/>
+                <w:szCs w:val="18"/>
+              </w:rPr>
+              <w:t xml:space="preserve">Severidad de los síntomas depresivos en las dos semanas previas</w:t>
+            </w:r>
+          </w:p>
+        </w:tc>
+        <w:tc>
+          <w:tcPr>
+            <w:tcW w:type="dxa" w:w="1750"/>
+            <w:tcBorders>
+              <w:top w:val="single" w:color="000000" w:sz="4"/>
+              <w:left w:val="single" w:color="000000" w:sz="4"/>
+              <w:bottom w:val="single" w:color="000000" w:sz="4"/>
+              <w:right w:val="single" w:color="000000" w:sz="4"/>
+            </w:tcBorders>
+            <w:tcMar>
+              <w:top w:type="dxa" w:w="60"/>
+              <w:left w:type="dxa" w:w="100"/>
+              <w:bottom w:type="dxa" w:w="60"/>
+              <w:right w:type="dxa" w:w="100"/>
+            </w:tcMar>
+            <w:vAlign w:val="center"/>
+          </w:tcPr>
+          <w:p>
+            <w:pPr>
+              <w:spacing w:line="240"/>
+              <w:jc w:val="left"/>
+            </w:pPr>
+            <w:r>
+              <w:rPr>
+                <w:sz w:val="18"/>
+                <w:szCs w:val="18"/>
+              </w:rPr>
+              <w:t xml:space="preserve">Suma de los nueve ítems del PHQ-9 (P_DPQ)</w:t>
+            </w:r>
+          </w:p>
+        </w:tc>
+        <w:tc>
+          <w:tcPr>
+            <w:tcW w:type="dxa" w:w="1400"/>
+            <w:tcBorders>
+              <w:top w:val="single" w:color="000000" w:sz="4"/>
+              <w:left w:val="single" w:color="000000" w:sz="4"/>
+              <w:bottom w:val="single" w:color="000000" w:sz="4"/>
+              <w:right w:val="single" w:color="000000" w:sz="4"/>
+            </w:tcBorders>
+            <w:tcMar>
+              <w:top w:type="dxa" w:w="60"/>
+              <w:left w:type="dxa" w:w="100"/>
+              <w:bottom w:type="dxa" w:w="60"/>
+              <w:right w:type="dxa" w:w="100"/>
+            </w:tcMar>
+            <w:vAlign w:val="center"/>
+          </w:tcPr>
+          <w:p>
+            <w:pPr>
+              <w:spacing w:line="240"/>
+              <w:jc w:val="left"/>
+            </w:pPr>
+            <w:r>
+              <w:rPr>
+                <w:sz w:val="18"/>
+                <w:szCs w:val="18"/>
+              </w:rPr>
+              <w:t xml:space="preserve">Dependiente, cuantitativa discreta</w:t>
+            </w:r>
+          </w:p>
+        </w:tc>
+        <w:tc>
+          <w:tcPr>
+            <w:tcW w:type="dxa" w:w="1450"/>
+            <w:tcBorders>
+              <w:top w:val="single" w:color="000000" w:sz="4"/>
+              <w:left w:val="single" w:color="000000" w:sz="4"/>
+              <w:bottom w:val="single" w:color="000000" w:sz="4"/>
+              <w:right w:val="single" w:color="000000" w:sz="4"/>
+            </w:tcBorders>
+            <w:tcMar>
+              <w:top w:type="dxa" w:w="60"/>
+              <w:left w:type="dxa" w:w="100"/>
+              <w:bottom w:type="dxa" w:w="60"/>
+              <w:right w:type="dxa" w:w="100"/>
+            </w:tcMar>
+            <w:vAlign w:val="center"/>
+          </w:tcPr>
+          <w:p>
+            <w:pPr>
+              <w:spacing w:line="240"/>
+              <w:jc w:val="left"/>
+            </w:pPr>
+            <w:r>
+              <w:rPr>
+                <w:sz w:val="18"/>
+                <w:szCs w:val="18"/>
+              </w:rPr>
+              <w:t xml:space="preserve">0–27; mínima, leve, moderada, moderadamente grave, grave</w:t>
+            </w:r>
+          </w:p>
+        </w:tc>
+        <w:tc>
+          <w:tcPr>
+            <w:tcW w:type="dxa" w:w="987"/>
+            <w:tcBorders>
+              <w:top w:val="single" w:color="000000" w:sz="4"/>
+              <w:left w:val="single" w:color="000000" w:sz="4"/>
+              <w:bottom w:val="single" w:color="000000" w:sz="4"/>
+              <w:right w:val="single" w:color="000000" w:sz="4"/>
+            </w:tcBorders>
+            <w:tcMar>
+              <w:top w:type="dxa" w:w="60"/>
+              <w:left w:type="dxa" w:w="100"/>
+              <w:bottom w:type="dxa" w:w="60"/>
+              <w:right w:type="dxa" w:w="100"/>
+            </w:tcMar>
+            <w:vAlign w:val="center"/>
+          </w:tcPr>
+          <w:p>
+            <w:pPr>
+              <w:spacing w:line="240"/>
+              <w:jc w:val="left"/>
+            </w:pPr>
+            <w:r>
+              <w:rPr>
+                <w:sz w:val="18"/>
+                <w:szCs w:val="18"/>
+              </w:rPr>
+              <w:t xml:space="preserve">Puntos</w:t>
             </w:r>
           </w:p>
         </w:tc>
@@ -2876,139 +3082,189 @@
         </w:trPr>
         <w:tc>
           <w:tcPr>
-            <w:tcW w:type="dxa" w:w="1569"/>
-            <w:tcBorders>
-              <w:top w:val="single" w:color="000000" w:sz="4"/>
-              <w:left w:val="single" w:color="000000" w:sz="4"/>
-              <w:bottom w:val="single" w:color="000000" w:sz="4"/>
-              <w:right w:val="single" w:color="000000" w:sz="4"/>
-            </w:tcBorders>
-            <w:tcMar>
-              <w:top w:type="dxa" w:w="60"/>
-              <w:left w:type="dxa" w:w="100"/>
-              <w:bottom w:type="dxa" w:w="60"/>
-              <w:right w:type="dxa" w:w="100"/>
-            </w:tcMar>
-            <w:vAlign w:val="center"/>
-          </w:tcPr>
-          <w:p>
-            <w:pPr>
-              <w:spacing w:line="240"/>
-              <w:jc w:val="left"/>
-            </w:pPr>
-            <w:r>
-              <w:rPr>
-                <w:sz w:val="20"/>
-                <w:szCs w:val="20"/>
-              </w:rPr>
-              <w:t xml:space="preserve">Raza/etnia</w:t>
-            </w:r>
-          </w:p>
-        </w:tc>
-        <w:tc>
-          <w:tcPr>
-            <w:tcW w:type="dxa" w:w="1510"/>
-            <w:tcBorders>
-              <w:top w:val="single" w:color="000000" w:sz="4"/>
-              <w:left w:val="single" w:color="000000" w:sz="4"/>
-              <w:bottom w:val="single" w:color="000000" w:sz="4"/>
-              <w:right w:val="single" w:color="000000" w:sz="4"/>
-            </w:tcBorders>
-            <w:tcMar>
-              <w:top w:type="dxa" w:w="60"/>
-              <w:left w:type="dxa" w:w="100"/>
-              <w:bottom w:type="dxa" w:w="60"/>
-              <w:right w:type="dxa" w:w="100"/>
-            </w:tcMar>
-            <w:vAlign w:val="center"/>
-          </w:tcPr>
-          <w:p>
-            <w:pPr>
-              <w:spacing w:line="240"/>
-              <w:jc w:val="left"/>
-            </w:pPr>
-            <w:r>
-              <w:rPr>
-                <w:sz w:val="20"/>
-                <w:szCs w:val="20"/>
-              </w:rPr>
-              <w:t xml:space="preserve">Cualitativa nominal</w:t>
-            </w:r>
-          </w:p>
-        </w:tc>
-        <w:tc>
-          <w:tcPr>
-            <w:tcW w:type="dxa" w:w="1360"/>
-            <w:tcBorders>
-              <w:top w:val="single" w:color="000000" w:sz="4"/>
-              <w:left w:val="single" w:color="000000" w:sz="4"/>
-              <w:bottom w:val="single" w:color="000000" w:sz="4"/>
-              <w:right w:val="single" w:color="000000" w:sz="4"/>
-            </w:tcBorders>
-            <w:tcMar>
-              <w:top w:type="dxa" w:w="60"/>
-              <w:left w:type="dxa" w:w="100"/>
-              <w:bottom w:type="dxa" w:w="60"/>
-              <w:right w:type="dxa" w:w="100"/>
-            </w:tcMar>
-            <w:vAlign w:val="center"/>
-          </w:tcPr>
-          <w:p>
-            <w:pPr>
-              <w:spacing w:line="240"/>
-              <w:jc w:val="left"/>
-            </w:pPr>
-            <w:r>
-              <w:rPr>
-                <w:sz w:val="20"/>
-                <w:szCs w:val="20"/>
-              </w:rPr>
-              <w:t xml:space="preserve">RIDRETH3 (P_DEMO)</w:t>
-            </w:r>
-          </w:p>
-        </w:tc>
-        <w:tc>
-          <w:tcPr>
-            <w:tcW w:type="dxa" w:w="4348"/>
-            <w:tcBorders>
-              <w:top w:val="single" w:color="000000" w:sz="4"/>
-              <w:left w:val="single" w:color="000000" w:sz="4"/>
-              <w:bottom w:val="single" w:color="000000" w:sz="4"/>
-              <w:right w:val="single" w:color="000000" w:sz="4"/>
-            </w:tcBorders>
-            <w:tcMar>
-              <w:top w:type="dxa" w:w="60"/>
-              <w:left w:type="dxa" w:w="100"/>
-              <w:bottom w:type="dxa" w:w="60"/>
-              <w:right w:type="dxa" w:w="100"/>
-            </w:tcMar>
-            <w:vAlign w:val="center"/>
-          </w:tcPr>
-          <w:p>
-            <w:pPr>
-              <w:spacing w:line="240"/>
-              <w:jc w:val="left"/>
-            </w:pPr>
-            <w:r>
-              <w:rPr>
-                <w:sz w:val="20"/>
-                <w:szCs w:val="20"/>
-              </w:rPr>
-              <w:t xml:space="preserve">Mexicano-americano, otro hispano, </w:t>
-            </w:r>
-            <w:r>
-              <w:rPr>
-                <w:sz w:val="20"/>
-                <w:szCs w:val="20"/>
-              </w:rPr>
-              <w:t xml:space="preserve">blanco no hispano</w:t>
-            </w:r>
-            <w:r>
-              <w:rPr>
-                <w:sz w:val="20"/>
-                <w:szCs w:val="20"/>
-              </w:rPr>
-              <w:t xml:space="preserve">, negro no hispano, asiático no hispano, otra o multirracial</w:t>
+            <w:tcW w:type="dxa" w:w="1500"/>
+            <w:tcBorders>
+              <w:top w:val="single" w:color="000000" w:sz="4"/>
+              <w:left w:val="single" w:color="000000" w:sz="4"/>
+              <w:bottom w:val="single" w:color="000000" w:sz="4"/>
+              <w:right w:val="single" w:color="000000" w:sz="4"/>
+            </w:tcBorders>
+            <w:tcMar>
+              <w:top w:type="dxa" w:w="60"/>
+              <w:left w:type="dxa" w:w="100"/>
+              <w:bottom w:type="dxa" w:w="60"/>
+              <w:right w:type="dxa" w:w="100"/>
+            </w:tcMar>
+            <w:vAlign w:val="center"/>
+          </w:tcPr>
+          <w:p>
+            <w:pPr>
+              <w:spacing w:line="240"/>
+              <w:jc w:val="left"/>
+            </w:pPr>
+            <w:r>
+              <w:rPr>
+                <w:b/>
+                <w:bCs/>
+                <w:sz w:val="18"/>
+                <w:szCs w:val="18"/>
+              </w:rPr>
+              <w:t xml:space="preserve">Alto riesgo de AOS: STOP-BAG (exposición principal)</w:t>
+            </w:r>
+          </w:p>
+        </w:tc>
+        <w:tc>
+          <w:tcPr>
+            <w:tcW w:type="dxa" w:w="1700"/>
+            <w:tcBorders>
+              <w:top w:val="single" w:color="000000" w:sz="4"/>
+              <w:left w:val="single" w:color="000000" w:sz="4"/>
+              <w:bottom w:val="single" w:color="000000" w:sz="4"/>
+              <w:right w:val="single" w:color="000000" w:sz="4"/>
+            </w:tcBorders>
+            <w:tcMar>
+              <w:top w:type="dxa" w:w="60"/>
+              <w:left w:type="dxa" w:w="100"/>
+              <w:bottom w:type="dxa" w:w="60"/>
+              <w:right w:type="dxa" w:w="100"/>
+            </w:tcMar>
+            <w:vAlign w:val="center"/>
+          </w:tcPr>
+          <w:p>
+            <w:pPr>
+              <w:spacing w:line="240"/>
+              <w:jc w:val="left"/>
+            </w:pPr>
+            <w:r>
+              <w:rPr>
+                <w:sz w:val="18"/>
+                <w:szCs w:val="18"/>
+              </w:rPr>
+              <w:t xml:space="preserve">Probabilidad elevada de AOS según un cuestionario de tamizaje</w:t>
+            </w:r>
+          </w:p>
+        </w:tc>
+        <w:tc>
+          <w:tcPr>
+            <w:tcW w:type="dxa" w:w="1750"/>
+            <w:tcBorders>
+              <w:top w:val="single" w:color="000000" w:sz="4"/>
+              <w:left w:val="single" w:color="000000" w:sz="4"/>
+              <w:bottom w:val="single" w:color="000000" w:sz="4"/>
+              <w:right w:val="single" w:color="000000" w:sz="4"/>
+            </w:tcBorders>
+            <w:tcMar>
+              <w:top w:type="dxa" w:w="60"/>
+              <w:left w:type="dxa" w:w="100"/>
+              <w:bottom w:type="dxa" w:w="60"/>
+              <w:right w:type="dxa" w:w="100"/>
+            </w:tcMar>
+            <w:vAlign w:val="center"/>
+          </w:tcPr>
+          <w:p>
+            <w:pPr>
+              <w:spacing w:line="240"/>
+              <w:jc w:val="left"/>
+            </w:pPr>
+            <w:r>
+              <w:rPr>
+                <w:sz w:val="18"/>
+                <w:szCs w:val="18"/>
+              </w:rPr>
+              <w:t xml:space="preserve">Puntaje de 0 a 7 con los ítems S, T, O, P, B, A y G (sección 6.5.1); alto riesgo ≥ 3</w:t>
+            </w:r>
+          </w:p>
+        </w:tc>
+        <w:tc>
+          <w:tcPr>
+            <w:tcW w:type="dxa" w:w="1400"/>
+            <w:tcBorders>
+              <w:top w:val="single" w:color="000000" w:sz="4"/>
+              <w:left w:val="single" w:color="000000" w:sz="4"/>
+              <w:bottom w:val="single" w:color="000000" w:sz="4"/>
+              <w:right w:val="single" w:color="000000" w:sz="4"/>
+            </w:tcBorders>
+            <w:tcMar>
+              <w:top w:type="dxa" w:w="60"/>
+              <w:left w:type="dxa" w:w="100"/>
+              <w:bottom w:type="dxa" w:w="60"/>
+              <w:right w:type="dxa" w:w="100"/>
+            </w:tcMar>
+            <w:vAlign w:val="center"/>
+          </w:tcPr>
+          <w:p>
+            <w:pPr>
+              <w:spacing w:line="240"/>
+              <w:jc w:val="left"/>
+            </w:pPr>
+            <w:r>
+              <w:rPr>
+                <w:sz w:val="18"/>
+                <w:szCs w:val="18"/>
+              </w:rPr>
+              <w:t xml:space="preserve">Independiente, cualitativa dicotómica; ordinal para el gradiente</w:t>
+            </w:r>
+          </w:p>
+        </w:tc>
+        <w:tc>
+          <w:tcPr>
+            <w:tcW w:type="dxa" w:w="1450"/>
+            <w:tcBorders>
+              <w:top w:val="single" w:color="000000" w:sz="4"/>
+              <w:left w:val="single" w:color="000000" w:sz="4"/>
+              <w:bottom w:val="single" w:color="000000" w:sz="4"/>
+              <w:right w:val="single" w:color="000000" w:sz="4"/>
+            </w:tcBorders>
+            <w:tcMar>
+              <w:top w:type="dxa" w:w="60"/>
+              <w:left w:type="dxa" w:w="100"/>
+              <w:bottom w:type="dxa" w:w="60"/>
+              <w:right w:type="dxa" w:w="100"/>
+            </w:tcMar>
+            <w:vAlign w:val="center"/>
+          </w:tcPr>
+          <w:p>
+            <w:pPr>
+              <w:spacing w:line="240"/>
+              <w:jc w:val="left"/>
+            </w:pPr>
+            <w:r>
+              <w:rPr>
+                <w:sz w:val="18"/>
+                <w:szCs w:val="18"/>
+              </w:rPr>
+              <w:t xml:space="preserve">Alto (≥ 3) / Bajo (0–2); 0–2, 3–4, 5–7</w:t>
+            </w:r>
+          </w:p>
+        </w:tc>
+        <w:tc>
+          <w:tcPr>
+            <w:tcW w:type="dxa" w:w="987"/>
+            <w:tcBorders>
+              <w:top w:val="single" w:color="000000" w:sz="4"/>
+              <w:left w:val="single" w:color="000000" w:sz="4"/>
+              <w:bottom w:val="single" w:color="000000" w:sz="4"/>
+              <w:right w:val="single" w:color="000000" w:sz="4"/>
+            </w:tcBorders>
+            <w:tcMar>
+              <w:top w:type="dxa" w:w="60"/>
+              <w:left w:type="dxa" w:w="100"/>
+              <w:bottom w:type="dxa" w:w="60"/>
+              <w:right w:type="dxa" w:w="100"/>
+            </w:tcMar>
+            <w:vAlign w:val="center"/>
+          </w:tcPr>
+          <w:p>
+            <w:pPr>
+              <w:spacing w:line="240"/>
+              <w:jc w:val="left"/>
+            </w:pPr>
+            <w:r>
+              <w:rPr>
+                <w:sz w:val="18"/>
+                <w:szCs w:val="18"/>
+              </w:rPr>
+              <w:t xml:space="preserve">—</w:t>
             </w:r>
           </w:p>
         </w:tc>
@@ -3020,139 +3276,189 @@
         </w:trPr>
         <w:tc>
           <w:tcPr>
-            <w:tcW w:type="dxa" w:w="1569"/>
-            <w:tcBorders>
-              <w:top w:val="single" w:color="000000" w:sz="4"/>
-              <w:left w:val="single" w:color="000000" w:sz="4"/>
-              <w:bottom w:val="single" w:color="000000" w:sz="4"/>
-              <w:right w:val="single" w:color="000000" w:sz="4"/>
-            </w:tcBorders>
-            <w:tcMar>
-              <w:top w:type="dxa" w:w="60"/>
-              <w:left w:type="dxa" w:w="100"/>
-              <w:bottom w:type="dxa" w:w="60"/>
-              <w:right w:type="dxa" w:w="100"/>
-            </w:tcMar>
-            <w:vAlign w:val="center"/>
-          </w:tcPr>
-          <w:p>
-            <w:pPr>
-              <w:spacing w:line="240"/>
-              <w:jc w:val="left"/>
-            </w:pPr>
-            <w:r>
-              <w:rPr>
-                <w:sz w:val="20"/>
-                <w:szCs w:val="20"/>
-              </w:rPr>
-              <w:t xml:space="preserve">Nivel educativo</w:t>
-            </w:r>
-          </w:p>
-        </w:tc>
-        <w:tc>
-          <w:tcPr>
-            <w:tcW w:type="dxa" w:w="1510"/>
-            <w:tcBorders>
-              <w:top w:val="single" w:color="000000" w:sz="4"/>
-              <w:left w:val="single" w:color="000000" w:sz="4"/>
-              <w:bottom w:val="single" w:color="000000" w:sz="4"/>
-              <w:right w:val="single" w:color="000000" w:sz="4"/>
-            </w:tcBorders>
-            <w:tcMar>
-              <w:top w:type="dxa" w:w="60"/>
-              <w:left w:type="dxa" w:w="100"/>
-              <w:bottom w:type="dxa" w:w="60"/>
-              <w:right w:type="dxa" w:w="100"/>
-            </w:tcMar>
-            <w:vAlign w:val="center"/>
-          </w:tcPr>
-          <w:p>
-            <w:pPr>
-              <w:spacing w:line="240"/>
-              <w:jc w:val="left"/>
-            </w:pPr>
-            <w:r>
-              <w:rPr>
-                <w:sz w:val="20"/>
-                <w:szCs w:val="20"/>
-              </w:rPr>
-              <w:t xml:space="preserve">Cualitativa ordinal</w:t>
-            </w:r>
-          </w:p>
-        </w:tc>
-        <w:tc>
-          <w:tcPr>
-            <w:tcW w:type="dxa" w:w="1360"/>
-            <w:tcBorders>
-              <w:top w:val="single" w:color="000000" w:sz="4"/>
-              <w:left w:val="single" w:color="000000" w:sz="4"/>
-              <w:bottom w:val="single" w:color="000000" w:sz="4"/>
-              <w:right w:val="single" w:color="000000" w:sz="4"/>
-            </w:tcBorders>
-            <w:tcMar>
-              <w:top w:type="dxa" w:w="60"/>
-              <w:left w:type="dxa" w:w="100"/>
-              <w:bottom w:type="dxa" w:w="60"/>
-              <w:right w:type="dxa" w:w="100"/>
-            </w:tcMar>
-            <w:vAlign w:val="center"/>
-          </w:tcPr>
-          <w:p>
-            <w:pPr>
-              <w:spacing w:line="240"/>
-              <w:jc w:val="left"/>
-            </w:pPr>
-            <w:r>
-              <w:rPr>
-                <w:sz w:val="20"/>
-                <w:szCs w:val="20"/>
-              </w:rPr>
-              <w:t xml:space="preserve">DMDEDUC2 (P_DEMO)</w:t>
-            </w:r>
-          </w:p>
-        </w:tc>
-        <w:tc>
-          <w:tcPr>
-            <w:tcW w:type="dxa" w:w="4348"/>
-            <w:tcBorders>
-              <w:top w:val="single" w:color="000000" w:sz="4"/>
-              <w:left w:val="single" w:color="000000" w:sz="4"/>
-              <w:bottom w:val="single" w:color="000000" w:sz="4"/>
-              <w:right w:val="single" w:color="000000" w:sz="4"/>
-            </w:tcBorders>
-            <w:tcMar>
-              <w:top w:type="dxa" w:w="60"/>
-              <w:left w:type="dxa" w:w="100"/>
-              <w:bottom w:type="dxa" w:w="60"/>
-              <w:right w:type="dxa" w:w="100"/>
-            </w:tcMar>
-            <w:vAlign w:val="center"/>
-          </w:tcPr>
-          <w:p>
-            <w:pPr>
-              <w:spacing w:line="240"/>
-              <w:jc w:val="left"/>
-            </w:pPr>
-            <w:r>
-              <w:rPr>
-                <w:sz w:val="20"/>
-                <w:szCs w:val="20"/>
-              </w:rPr>
-              <w:t xml:space="preserve">Sin secundaria completa (1–2), secundaria completa o superior incompleta (3–4), </w:t>
-            </w:r>
-            <w:r>
-              <w:rPr>
-                <w:sz w:val="20"/>
-                <w:szCs w:val="20"/>
-              </w:rPr>
-              <w:t xml:space="preserve">superior completa</w:t>
-            </w:r>
-            <w:r>
-              <w:rPr>
-                <w:sz w:val="20"/>
-                <w:szCs w:val="20"/>
-              </w:rPr>
-              <w:t xml:space="preserve"> (5)</w:t>
+            <w:tcW w:type="dxa" w:w="1500"/>
+            <w:tcBorders>
+              <w:top w:val="single" w:color="000000" w:sz="4"/>
+              <w:left w:val="single" w:color="000000" w:sz="4"/>
+              <w:bottom w:val="single" w:color="000000" w:sz="4"/>
+              <w:right w:val="single" w:color="000000" w:sz="4"/>
+            </w:tcBorders>
+            <w:tcMar>
+              <w:top w:type="dxa" w:w="60"/>
+              <w:left w:type="dxa" w:w="100"/>
+              <w:bottom w:type="dxa" w:w="60"/>
+              <w:right w:type="dxa" w:w="100"/>
+            </w:tcMar>
+            <w:vAlign w:val="center"/>
+          </w:tcPr>
+          <w:p>
+            <w:pPr>
+              <w:spacing w:line="240"/>
+              <w:jc w:val="left"/>
+            </w:pPr>
+            <w:r>
+              <w:rPr>
+                <w:b/>
+                <w:bCs/>
+                <w:sz w:val="18"/>
+                <w:szCs w:val="18"/>
+              </w:rPr>
+              <w:t xml:space="preserve">Alto riesgo de AOS: SOPBAG (exposición secundaria)</w:t>
+            </w:r>
+          </w:p>
+        </w:tc>
+        <w:tc>
+          <w:tcPr>
+            <w:tcW w:type="dxa" w:w="1700"/>
+            <w:tcBorders>
+              <w:top w:val="single" w:color="000000" w:sz="4"/>
+              <w:left w:val="single" w:color="000000" w:sz="4"/>
+              <w:bottom w:val="single" w:color="000000" w:sz="4"/>
+              <w:right w:val="single" w:color="000000" w:sz="4"/>
+            </w:tcBorders>
+            <w:tcMar>
+              <w:top w:type="dxa" w:w="60"/>
+              <w:left w:type="dxa" w:w="100"/>
+              <w:bottom w:type="dxa" w:w="60"/>
+              <w:right w:type="dxa" w:w="100"/>
+            </w:tcMar>
+            <w:vAlign w:val="center"/>
+          </w:tcPr>
+          <w:p>
+            <w:pPr>
+              <w:spacing w:line="240"/>
+              <w:jc w:val="left"/>
+            </w:pPr>
+            <w:r>
+              <w:rPr>
+                <w:sz w:val="18"/>
+                <w:szCs w:val="18"/>
+              </w:rPr>
+              <w:t xml:space="preserve">Versión reducida del STOP-BANG validada frente a la polisomnografía (24)</w:t>
+            </w:r>
+          </w:p>
+        </w:tc>
+        <w:tc>
+          <w:tcPr>
+            <w:tcW w:type="dxa" w:w="1750"/>
+            <w:tcBorders>
+              <w:top w:val="single" w:color="000000" w:sz="4"/>
+              <w:left w:val="single" w:color="000000" w:sz="4"/>
+              <w:bottom w:val="single" w:color="000000" w:sz="4"/>
+              <w:right w:val="single" w:color="000000" w:sz="4"/>
+            </w:tcBorders>
+            <w:tcMar>
+              <w:top w:type="dxa" w:w="60"/>
+              <w:left w:type="dxa" w:w="100"/>
+              <w:bottom w:type="dxa" w:w="60"/>
+              <w:right w:type="dxa" w:w="100"/>
+            </w:tcMar>
+            <w:vAlign w:val="center"/>
+          </w:tcPr>
+          <w:p>
+            <w:pPr>
+              <w:spacing w:line="240"/>
+              <w:jc w:val="left"/>
+            </w:pPr>
+            <w:r>
+              <w:rPr>
+                <w:sz w:val="18"/>
+                <w:szCs w:val="18"/>
+              </w:rPr>
+              <w:t xml:space="preserve">Puntaje de 0 a 6 con los ítems S, O, P, B, A y G; alto riesgo ≥ 3</w:t>
+            </w:r>
+          </w:p>
+        </w:tc>
+        <w:tc>
+          <w:tcPr>
+            <w:tcW w:type="dxa" w:w="1400"/>
+            <w:tcBorders>
+              <w:top w:val="single" w:color="000000" w:sz="4"/>
+              <w:left w:val="single" w:color="000000" w:sz="4"/>
+              <w:bottom w:val="single" w:color="000000" w:sz="4"/>
+              <w:right w:val="single" w:color="000000" w:sz="4"/>
+            </w:tcBorders>
+            <w:tcMar>
+              <w:top w:type="dxa" w:w="60"/>
+              <w:left w:type="dxa" w:w="100"/>
+              <w:bottom w:type="dxa" w:w="60"/>
+              <w:right w:type="dxa" w:w="100"/>
+            </w:tcMar>
+            <w:vAlign w:val="center"/>
+          </w:tcPr>
+          <w:p>
+            <w:pPr>
+              <w:spacing w:line="240"/>
+              <w:jc w:val="left"/>
+            </w:pPr>
+            <w:r>
+              <w:rPr>
+                <w:sz w:val="18"/>
+                <w:szCs w:val="18"/>
+              </w:rPr>
+              <w:t xml:space="preserve">Independiente, cualitativa dicotómica</w:t>
+            </w:r>
+          </w:p>
+        </w:tc>
+        <w:tc>
+          <w:tcPr>
+            <w:tcW w:type="dxa" w:w="1450"/>
+            <w:tcBorders>
+              <w:top w:val="single" w:color="000000" w:sz="4"/>
+              <w:left w:val="single" w:color="000000" w:sz="4"/>
+              <w:bottom w:val="single" w:color="000000" w:sz="4"/>
+              <w:right w:val="single" w:color="000000" w:sz="4"/>
+            </w:tcBorders>
+            <w:tcMar>
+              <w:top w:type="dxa" w:w="60"/>
+              <w:left w:type="dxa" w:w="100"/>
+              <w:bottom w:type="dxa" w:w="60"/>
+              <w:right w:type="dxa" w:w="100"/>
+            </w:tcMar>
+            <w:vAlign w:val="center"/>
+          </w:tcPr>
+          <w:p>
+            <w:pPr>
+              <w:spacing w:line="240"/>
+              <w:jc w:val="left"/>
+            </w:pPr>
+            <w:r>
+              <w:rPr>
+                <w:sz w:val="18"/>
+                <w:szCs w:val="18"/>
+              </w:rPr>
+              <w:t xml:space="preserve">Alto (≥ 3) / Bajo (0–2)</w:t>
+            </w:r>
+          </w:p>
+        </w:tc>
+        <w:tc>
+          <w:tcPr>
+            <w:tcW w:type="dxa" w:w="987"/>
+            <w:tcBorders>
+              <w:top w:val="single" w:color="000000" w:sz="4"/>
+              <w:left w:val="single" w:color="000000" w:sz="4"/>
+              <w:bottom w:val="single" w:color="000000" w:sz="4"/>
+              <w:right w:val="single" w:color="000000" w:sz="4"/>
+            </w:tcBorders>
+            <w:tcMar>
+              <w:top w:type="dxa" w:w="60"/>
+              <w:left w:type="dxa" w:w="100"/>
+              <w:bottom w:type="dxa" w:w="60"/>
+              <w:right w:type="dxa" w:w="100"/>
+            </w:tcMar>
+            <w:vAlign w:val="center"/>
+          </w:tcPr>
+          <w:p>
+            <w:pPr>
+              <w:spacing w:line="240"/>
+              <w:jc w:val="left"/>
+            </w:pPr>
+            <w:r>
+              <w:rPr>
+                <w:sz w:val="18"/>
+                <w:szCs w:val="18"/>
+              </w:rPr>
+              <w:t xml:space="preserve">—</w:t>
             </w:r>
           </w:p>
         </w:tc>
@@ -3164,139 +3470,189 @@
         </w:trPr>
         <w:tc>
           <w:tcPr>
-            <w:tcW w:type="dxa" w:w="1569"/>
-            <w:tcBorders>
-              <w:top w:val="single" w:color="000000" w:sz="4"/>
-              <w:left w:val="single" w:color="000000" w:sz="4"/>
-              <w:bottom w:val="single" w:color="000000" w:sz="4"/>
-              <w:right w:val="single" w:color="000000" w:sz="4"/>
-            </w:tcBorders>
-            <w:tcMar>
-              <w:top w:type="dxa" w:w="60"/>
-              <w:left w:type="dxa" w:w="100"/>
-              <w:bottom w:type="dxa" w:w="60"/>
-              <w:right w:type="dxa" w:w="100"/>
-            </w:tcMar>
-            <w:vAlign w:val="center"/>
-          </w:tcPr>
-          <w:p>
-            <w:pPr>
-              <w:spacing w:line="240"/>
-              <w:jc w:val="left"/>
-            </w:pPr>
-            <w:r>
-              <w:rPr>
-                <w:sz w:val="20"/>
-                <w:szCs w:val="20"/>
-              </w:rPr>
-              <w:t xml:space="preserve">Razón ingreso familiar/pobreza</w:t>
-            </w:r>
-          </w:p>
-        </w:tc>
-        <w:tc>
-          <w:tcPr>
-            <w:tcW w:type="dxa" w:w="1510"/>
-            <w:tcBorders>
-              <w:top w:val="single" w:color="000000" w:sz="4"/>
-              <w:left w:val="single" w:color="000000" w:sz="4"/>
-              <w:bottom w:val="single" w:color="000000" w:sz="4"/>
-              <w:right w:val="single" w:color="000000" w:sz="4"/>
-            </w:tcBorders>
-            <w:tcMar>
-              <w:top w:type="dxa" w:w="60"/>
-              <w:left w:type="dxa" w:w="100"/>
-              <w:bottom w:type="dxa" w:w="60"/>
-              <w:right w:type="dxa" w:w="100"/>
-            </w:tcMar>
-            <w:vAlign w:val="center"/>
-          </w:tcPr>
-          <w:p>
-            <w:pPr>
-              <w:spacing w:line="240"/>
-              <w:jc w:val="left"/>
-            </w:pPr>
-            <w:r>
-              <w:rPr>
-                <w:sz w:val="20"/>
-                <w:szCs w:val="20"/>
-              </w:rPr>
-              <w:t xml:space="preserve">Cualitativa ordinal</w:t>
-            </w:r>
-          </w:p>
-        </w:tc>
-        <w:tc>
-          <w:tcPr>
-            <w:tcW w:type="dxa" w:w="1360"/>
-            <w:tcBorders>
-              <w:top w:val="single" w:color="000000" w:sz="4"/>
-              <w:left w:val="single" w:color="000000" w:sz="4"/>
-              <w:bottom w:val="single" w:color="000000" w:sz="4"/>
-              <w:right w:val="single" w:color="000000" w:sz="4"/>
-            </w:tcBorders>
-            <w:tcMar>
-              <w:top w:type="dxa" w:w="60"/>
-              <w:left w:type="dxa" w:w="100"/>
-              <w:bottom w:type="dxa" w:w="60"/>
-              <w:right w:type="dxa" w:w="100"/>
-            </w:tcMar>
-            <w:vAlign w:val="center"/>
-          </w:tcPr>
-          <w:p>
-            <w:pPr>
-              <w:spacing w:line="240"/>
-              <w:jc w:val="left"/>
-            </w:pPr>
-            <w:r>
-              <w:rPr>
-                <w:sz w:val="20"/>
-                <w:szCs w:val="20"/>
-              </w:rPr>
-              <w:t xml:space="preserve">INDFMPIR (P_DEMO)</w:t>
-            </w:r>
-          </w:p>
-        </w:tc>
-        <w:tc>
-          <w:tcPr>
-            <w:tcW w:type="dxa" w:w="4348"/>
-            <w:tcBorders>
-              <w:top w:val="single" w:color="000000" w:sz="4"/>
-              <w:left w:val="single" w:color="000000" w:sz="4"/>
-              <w:bottom w:val="single" w:color="000000" w:sz="4"/>
-              <w:right w:val="single" w:color="000000" w:sz="4"/>
-            </w:tcBorders>
-            <w:tcMar>
-              <w:top w:type="dxa" w:w="60"/>
-              <w:left w:type="dxa" w:w="100"/>
-              <w:bottom w:type="dxa" w:w="60"/>
-              <w:right w:type="dxa" w:w="100"/>
-            </w:tcMar>
-            <w:vAlign w:val="center"/>
-          </w:tcPr>
-          <w:p>
-            <w:pPr>
-              <w:spacing w:line="240"/>
-              <w:jc w:val="left"/>
-            </w:pPr>
-            <w:r>
-              <w:rPr>
-                <w:sz w:val="20"/>
-                <w:szCs w:val="20"/>
-              </w:rPr>
-              <w:t xml:space="preserve">&lt; 1.30, 1.30–3.49, </w:t>
-            </w:r>
-            <w:r>
-              <w:rPr>
-                <w:sz w:val="20"/>
-                <w:szCs w:val="20"/>
-              </w:rPr>
-              <w:t xml:space="preserve">≥ 3.50</w:t>
-            </w:r>
-            <w:r>
-              <w:rPr>
-                <w:sz w:val="20"/>
-                <w:szCs w:val="20"/>
-              </w:rPr>
-              <w:t xml:space="preserve">, no reportado</w:t>
+            <w:tcW w:type="dxa" w:w="1500"/>
+            <w:tcBorders>
+              <w:top w:val="single" w:color="000000" w:sz="4"/>
+              <w:left w:val="single" w:color="000000" w:sz="4"/>
+              <w:bottom w:val="single" w:color="000000" w:sz="4"/>
+              <w:right w:val="single" w:color="000000" w:sz="4"/>
+            </w:tcBorders>
+            <w:tcMar>
+              <w:top w:type="dxa" w:w="60"/>
+              <w:left w:type="dxa" w:w="100"/>
+              <w:bottom w:type="dxa" w:w="60"/>
+              <w:right w:type="dxa" w:w="100"/>
+            </w:tcMar>
+            <w:vAlign w:val="center"/>
+          </w:tcPr>
+          <w:p>
+            <w:pPr>
+              <w:spacing w:line="240"/>
+              <w:jc w:val="left"/>
+            </w:pPr>
+            <w:r>
+              <w:rPr>
+                <w:b/>
+                <w:bCs/>
+                <w:sz w:val="18"/>
+                <w:szCs w:val="18"/>
+              </w:rPr>
+              <w:t xml:space="preserve">Índice MAP (análisis de sensibilidad)</w:t>
+            </w:r>
+          </w:p>
+        </w:tc>
+        <w:tc>
+          <w:tcPr>
+            <w:tcW w:type="dxa" w:w="1700"/>
+            <w:tcBorders>
+              <w:top w:val="single" w:color="000000" w:sz="4"/>
+              <w:left w:val="single" w:color="000000" w:sz="4"/>
+              <w:bottom w:val="single" w:color="000000" w:sz="4"/>
+              <w:right w:val="single" w:color="000000" w:sz="4"/>
+            </w:tcBorders>
+            <w:tcMar>
+              <w:top w:type="dxa" w:w="60"/>
+              <w:left w:type="dxa" w:w="100"/>
+              <w:bottom w:type="dxa" w:w="60"/>
+              <w:right w:type="dxa" w:w="100"/>
+            </w:tcMar>
+            <w:vAlign w:val="center"/>
+          </w:tcPr>
+          <w:p>
+            <w:pPr>
+              <w:spacing w:line="240"/>
+              <w:jc w:val="left"/>
+            </w:pPr>
+            <w:r>
+              <w:rPr>
+                <w:sz w:val="18"/>
+                <w:szCs w:val="18"/>
+              </w:rPr>
+              <w:t xml:space="preserve">Probabilidad estimada de AOS según síntomas nocturnos y características antropométricas (25)</w:t>
+            </w:r>
+          </w:p>
+        </w:tc>
+        <w:tc>
+          <w:tcPr>
+            <w:tcW w:type="dxa" w:w="1750"/>
+            <w:tcBorders>
+              <w:top w:val="single" w:color="000000" w:sz="4"/>
+              <w:left w:val="single" w:color="000000" w:sz="4"/>
+              <w:bottom w:val="single" w:color="000000" w:sz="4"/>
+              <w:right w:val="single" w:color="000000" w:sz="4"/>
+            </w:tcBorders>
+            <w:tcMar>
+              <w:top w:type="dxa" w:w="60"/>
+              <w:left w:type="dxa" w:w="100"/>
+              <w:bottom w:type="dxa" w:w="60"/>
+              <w:right w:type="dxa" w:w="100"/>
+            </w:tcMar>
+            <w:vAlign w:val="center"/>
+          </w:tcPr>
+          <w:p>
+            <w:pPr>
+              <w:spacing w:line="240"/>
+              <w:jc w:val="left"/>
+            </w:pPr>
+            <w:r>
+              <w:rPr>
+                <w:sz w:val="18"/>
+                <w:szCs w:val="18"/>
+              </w:rPr>
+              <w:t xml:space="preserve">Ecuación de Maislin et al. con SLQ030, SLQ040, IMC, edad y sexo</w:t>
+            </w:r>
+          </w:p>
+        </w:tc>
+        <w:tc>
+          <w:tcPr>
+            <w:tcW w:type="dxa" w:w="1400"/>
+            <w:tcBorders>
+              <w:top w:val="single" w:color="000000" w:sz="4"/>
+              <w:left w:val="single" w:color="000000" w:sz="4"/>
+              <w:bottom w:val="single" w:color="000000" w:sz="4"/>
+              <w:right w:val="single" w:color="000000" w:sz="4"/>
+            </w:tcBorders>
+            <w:tcMar>
+              <w:top w:type="dxa" w:w="60"/>
+              <w:left w:type="dxa" w:w="100"/>
+              <w:bottom w:type="dxa" w:w="60"/>
+              <w:right w:type="dxa" w:w="100"/>
+            </w:tcMar>
+            <w:vAlign w:val="center"/>
+          </w:tcPr>
+          <w:p>
+            <w:pPr>
+              <w:spacing w:line="240"/>
+              <w:jc w:val="left"/>
+            </w:pPr>
+            <w:r>
+              <w:rPr>
+                <w:sz w:val="18"/>
+                <w:szCs w:val="18"/>
+              </w:rPr>
+              <w:t xml:space="preserve">Independiente, cuantitativa continua</w:t>
+            </w:r>
+          </w:p>
+        </w:tc>
+        <w:tc>
+          <w:tcPr>
+            <w:tcW w:type="dxa" w:w="1450"/>
+            <w:tcBorders>
+              <w:top w:val="single" w:color="000000" w:sz="4"/>
+              <w:left w:val="single" w:color="000000" w:sz="4"/>
+              <w:bottom w:val="single" w:color="000000" w:sz="4"/>
+              <w:right w:val="single" w:color="000000" w:sz="4"/>
+            </w:tcBorders>
+            <w:tcMar>
+              <w:top w:type="dxa" w:w="60"/>
+              <w:left w:type="dxa" w:w="100"/>
+              <w:bottom w:type="dxa" w:w="60"/>
+              <w:right w:type="dxa" w:w="100"/>
+            </w:tcMar>
+            <w:vAlign w:val="center"/>
+          </w:tcPr>
+          <w:p>
+            <w:pPr>
+              <w:spacing w:line="240"/>
+              <w:jc w:val="left"/>
+            </w:pPr>
+            <w:r>
+              <w:rPr>
+                <w:sz w:val="18"/>
+                <w:szCs w:val="18"/>
+              </w:rPr>
+              <w:t xml:space="preserve">0–1; terciles</w:t>
+            </w:r>
+          </w:p>
+        </w:tc>
+        <w:tc>
+          <w:tcPr>
+            <w:tcW w:type="dxa" w:w="987"/>
+            <w:tcBorders>
+              <w:top w:val="single" w:color="000000" w:sz="4"/>
+              <w:left w:val="single" w:color="000000" w:sz="4"/>
+              <w:bottom w:val="single" w:color="000000" w:sz="4"/>
+              <w:right w:val="single" w:color="000000" w:sz="4"/>
+            </w:tcBorders>
+            <w:tcMar>
+              <w:top w:type="dxa" w:w="60"/>
+              <w:left w:type="dxa" w:w="100"/>
+              <w:bottom w:type="dxa" w:w="60"/>
+              <w:right w:type="dxa" w:w="100"/>
+            </w:tcMar>
+            <w:vAlign w:val="center"/>
+          </w:tcPr>
+          <w:p>
+            <w:pPr>
+              <w:spacing w:line="240"/>
+              <w:jc w:val="left"/>
+            </w:pPr>
+            <w:r>
+              <w:rPr>
+                <w:sz w:val="18"/>
+                <w:szCs w:val="18"/>
+              </w:rPr>
+              <w:t xml:space="preserve">—</w:t>
             </w:r>
           </w:p>
         </w:tc>
@@ -3308,132 +3664,189 @@
         </w:trPr>
         <w:tc>
           <w:tcPr>
-            <w:tcW w:type="dxa" w:w="1569"/>
-            <w:tcBorders>
-              <w:top w:val="single" w:color="000000" w:sz="4"/>
-              <w:left w:val="single" w:color="000000" w:sz="4"/>
-              <w:bottom w:val="single" w:color="000000" w:sz="4"/>
-              <w:right w:val="single" w:color="000000" w:sz="4"/>
-            </w:tcBorders>
-            <w:tcMar>
-              <w:top w:type="dxa" w:w="60"/>
-              <w:left w:type="dxa" w:w="100"/>
-              <w:bottom w:type="dxa" w:w="60"/>
-              <w:right w:type="dxa" w:w="100"/>
-            </w:tcMar>
-            <w:vAlign w:val="center"/>
-          </w:tcPr>
-          <w:p>
-            <w:pPr>
-              <w:spacing w:line="240"/>
-              <w:jc w:val="left"/>
-            </w:pPr>
-            <w:r>
-              <w:rPr>
-                <w:sz w:val="20"/>
-                <w:szCs w:val="20"/>
-              </w:rPr>
-              <w:t xml:space="preserve">Estado civil</w:t>
-            </w:r>
-          </w:p>
-        </w:tc>
-        <w:tc>
-          <w:tcPr>
-            <w:tcW w:type="dxa" w:w="1510"/>
-            <w:tcBorders>
-              <w:top w:val="single" w:color="000000" w:sz="4"/>
-              <w:left w:val="single" w:color="000000" w:sz="4"/>
-              <w:bottom w:val="single" w:color="000000" w:sz="4"/>
-              <w:right w:val="single" w:color="000000" w:sz="4"/>
-            </w:tcBorders>
-            <w:tcMar>
-              <w:top w:type="dxa" w:w="60"/>
-              <w:left w:type="dxa" w:w="100"/>
-              <w:bottom w:type="dxa" w:w="60"/>
-              <w:right w:type="dxa" w:w="100"/>
-            </w:tcMar>
-            <w:vAlign w:val="center"/>
-          </w:tcPr>
-          <w:p>
-            <w:pPr>
-              <w:spacing w:line="240"/>
-              <w:jc w:val="left"/>
-            </w:pPr>
-            <w:r>
-              <w:rPr>
-                <w:sz w:val="20"/>
-                <w:szCs w:val="20"/>
-              </w:rPr>
-              <w:t xml:space="preserve">Cualitativa nominal</w:t>
-            </w:r>
-          </w:p>
-        </w:tc>
-        <w:tc>
-          <w:tcPr>
-            <w:tcW w:type="dxa" w:w="1360"/>
-            <w:tcBorders>
-              <w:top w:val="single" w:color="000000" w:sz="4"/>
-              <w:left w:val="single" w:color="000000" w:sz="4"/>
-              <w:bottom w:val="single" w:color="000000" w:sz="4"/>
-              <w:right w:val="single" w:color="000000" w:sz="4"/>
-            </w:tcBorders>
-            <w:tcMar>
-              <w:top w:type="dxa" w:w="60"/>
-              <w:left w:type="dxa" w:w="100"/>
-              <w:bottom w:type="dxa" w:w="60"/>
-              <w:right w:type="dxa" w:w="100"/>
-            </w:tcMar>
-            <w:vAlign w:val="center"/>
-          </w:tcPr>
-          <w:p>
-            <w:pPr>
-              <w:spacing w:line="240"/>
-              <w:jc w:val="left"/>
-            </w:pPr>
-            <w:r>
-              <w:rPr>
-                <w:sz w:val="20"/>
-                <w:szCs w:val="20"/>
-              </w:rPr>
-              <w:t xml:space="preserve">DMDMARTZ (P_DEMO)</w:t>
-            </w:r>
-          </w:p>
-        </w:tc>
-        <w:tc>
-          <w:tcPr>
-            <w:tcW w:type="dxa" w:w="4348"/>
-            <w:tcBorders>
-              <w:top w:val="single" w:color="000000" w:sz="4"/>
-              <w:left w:val="single" w:color="000000" w:sz="4"/>
-              <w:bottom w:val="single" w:color="000000" w:sz="4"/>
-              <w:right w:val="single" w:color="000000" w:sz="4"/>
-            </w:tcBorders>
-            <w:tcMar>
-              <w:top w:type="dxa" w:w="60"/>
-              <w:left w:type="dxa" w:w="100"/>
-              <w:bottom w:type="dxa" w:w="60"/>
-              <w:right w:type="dxa" w:w="100"/>
-            </w:tcMar>
-            <w:vAlign w:val="center"/>
-          </w:tcPr>
-          <w:p>
-            <w:pPr>
-              <w:spacing w:line="240"/>
-              <w:jc w:val="left"/>
-            </w:pPr>
-            <w:r>
-              <w:rPr>
-                <w:sz w:val="20"/>
-                <w:szCs w:val="20"/>
-              </w:rPr>
-              <w:t xml:space="preserve">Casado o conviviente</w:t>
-            </w:r>
-            <w:r>
-              <w:rPr>
-                <w:sz w:val="20"/>
-                <w:szCs w:val="20"/>
-              </w:rPr>
-              <w:t xml:space="preserve">, viudo/divorciado/separado, nunca casado</w:t>
+            <w:tcW w:type="dxa" w:w="1500"/>
+            <w:tcBorders>
+              <w:top w:val="single" w:color="000000" w:sz="4"/>
+              <w:left w:val="single" w:color="000000" w:sz="4"/>
+              <w:bottom w:val="single" w:color="000000" w:sz="4"/>
+              <w:right w:val="single" w:color="000000" w:sz="4"/>
+            </w:tcBorders>
+            <w:tcMar>
+              <w:top w:type="dxa" w:w="60"/>
+              <w:left w:type="dxa" w:w="100"/>
+              <w:bottom w:type="dxa" w:w="60"/>
+              <w:right w:type="dxa" w:w="100"/>
+            </w:tcMar>
+            <w:vAlign w:val="center"/>
+          </w:tcPr>
+          <w:p>
+            <w:pPr>
+              <w:spacing w:line="240"/>
+              <w:jc w:val="left"/>
+            </w:pPr>
+            <w:r>
+              <w:rPr>
+                <w:b/>
+                <w:bCs/>
+                <w:sz w:val="18"/>
+                <w:szCs w:val="18"/>
+              </w:rPr>
+              <w:t xml:space="preserve">Edad</w:t>
+            </w:r>
+          </w:p>
+        </w:tc>
+        <w:tc>
+          <w:tcPr>
+            <w:tcW w:type="dxa" w:w="1700"/>
+            <w:tcBorders>
+              <w:top w:val="single" w:color="000000" w:sz="4"/>
+              <w:left w:val="single" w:color="000000" w:sz="4"/>
+              <w:bottom w:val="single" w:color="000000" w:sz="4"/>
+              <w:right w:val="single" w:color="000000" w:sz="4"/>
+            </w:tcBorders>
+            <w:tcMar>
+              <w:top w:type="dxa" w:w="60"/>
+              <w:left w:type="dxa" w:w="100"/>
+              <w:bottom w:type="dxa" w:w="60"/>
+              <w:right w:type="dxa" w:w="100"/>
+            </w:tcMar>
+            <w:vAlign w:val="center"/>
+          </w:tcPr>
+          <w:p>
+            <w:pPr>
+              <w:spacing w:line="240"/>
+              <w:jc w:val="left"/>
+            </w:pPr>
+            <w:r>
+              <w:rPr>
+                <w:sz w:val="18"/>
+                <w:szCs w:val="18"/>
+              </w:rPr>
+              <w:t xml:space="preserve">Tiempo de vida del participante</w:t>
+            </w:r>
+          </w:p>
+        </w:tc>
+        <w:tc>
+          <w:tcPr>
+            <w:tcW w:type="dxa" w:w="1750"/>
+            <w:tcBorders>
+              <w:top w:val="single" w:color="000000" w:sz="4"/>
+              <w:left w:val="single" w:color="000000" w:sz="4"/>
+              <w:bottom w:val="single" w:color="000000" w:sz="4"/>
+              <w:right w:val="single" w:color="000000" w:sz="4"/>
+            </w:tcBorders>
+            <w:tcMar>
+              <w:top w:type="dxa" w:w="60"/>
+              <w:left w:type="dxa" w:w="100"/>
+              <w:bottom w:type="dxa" w:w="60"/>
+              <w:right w:type="dxa" w:w="100"/>
+            </w:tcMar>
+            <w:vAlign w:val="center"/>
+          </w:tcPr>
+          <w:p>
+            <w:pPr>
+              <w:spacing w:line="240"/>
+              <w:jc w:val="left"/>
+            </w:pPr>
+            <w:r>
+              <w:rPr>
+                <w:sz w:val="18"/>
+                <w:szCs w:val="18"/>
+              </w:rPr>
+              <w:t xml:space="preserve">Años cumplidos al momento de la entrevista (RIDAGEYR)</w:t>
+            </w:r>
+          </w:p>
+        </w:tc>
+        <w:tc>
+          <w:tcPr>
+            <w:tcW w:type="dxa" w:w="1400"/>
+            <w:tcBorders>
+              <w:top w:val="single" w:color="000000" w:sz="4"/>
+              <w:left w:val="single" w:color="000000" w:sz="4"/>
+              <w:bottom w:val="single" w:color="000000" w:sz="4"/>
+              <w:right w:val="single" w:color="000000" w:sz="4"/>
+            </w:tcBorders>
+            <w:tcMar>
+              <w:top w:type="dxa" w:w="60"/>
+              <w:left w:type="dxa" w:w="100"/>
+              <w:bottom w:type="dxa" w:w="60"/>
+              <w:right w:type="dxa" w:w="100"/>
+            </w:tcMar>
+            <w:vAlign w:val="center"/>
+          </w:tcPr>
+          <w:p>
+            <w:pPr>
+              <w:spacing w:line="240"/>
+              <w:jc w:val="left"/>
+            </w:pPr>
+            <w:r>
+              <w:rPr>
+                <w:sz w:val="18"/>
+                <w:szCs w:val="18"/>
+              </w:rPr>
+              <w:t xml:space="preserve">Confusora, cualitativa ordinal</w:t>
+            </w:r>
+          </w:p>
+        </w:tc>
+        <w:tc>
+          <w:tcPr>
+            <w:tcW w:type="dxa" w:w="1450"/>
+            <w:tcBorders>
+              <w:top w:val="single" w:color="000000" w:sz="4"/>
+              <w:left w:val="single" w:color="000000" w:sz="4"/>
+              <w:bottom w:val="single" w:color="000000" w:sz="4"/>
+              <w:right w:val="single" w:color="000000" w:sz="4"/>
+            </w:tcBorders>
+            <w:tcMar>
+              <w:top w:type="dxa" w:w="60"/>
+              <w:left w:type="dxa" w:w="100"/>
+              <w:bottom w:type="dxa" w:w="60"/>
+              <w:right w:type="dxa" w:w="100"/>
+            </w:tcMar>
+            <w:vAlign w:val="center"/>
+          </w:tcPr>
+          <w:p>
+            <w:pPr>
+              <w:spacing w:line="240"/>
+              <w:jc w:val="left"/>
+            </w:pPr>
+            <w:r>
+              <w:rPr>
+                <w:sz w:val="18"/>
+                <w:szCs w:val="18"/>
+              </w:rPr>
+              <w:t xml:space="preserve">20–39, 40–59, ≥ 60</w:t>
+            </w:r>
+          </w:p>
+        </w:tc>
+        <w:tc>
+          <w:tcPr>
+            <w:tcW w:type="dxa" w:w="987"/>
+            <w:tcBorders>
+              <w:top w:val="single" w:color="000000" w:sz="4"/>
+              <w:left w:val="single" w:color="000000" w:sz="4"/>
+              <w:bottom w:val="single" w:color="000000" w:sz="4"/>
+              <w:right w:val="single" w:color="000000" w:sz="4"/>
+            </w:tcBorders>
+            <w:tcMar>
+              <w:top w:type="dxa" w:w="60"/>
+              <w:left w:type="dxa" w:w="100"/>
+              <w:bottom w:type="dxa" w:w="60"/>
+              <w:right w:type="dxa" w:w="100"/>
+            </w:tcMar>
+            <w:vAlign w:val="center"/>
+          </w:tcPr>
+          <w:p>
+            <w:pPr>
+              <w:spacing w:line="240"/>
+              <w:jc w:val="left"/>
+            </w:pPr>
+            <w:r>
+              <w:rPr>
+                <w:sz w:val="18"/>
+                <w:szCs w:val="18"/>
+              </w:rPr>
+              <w:t xml:space="preserve">Años</w:t>
             </w:r>
           </w:p>
         </w:tc>
@@ -3445,132 +3858,189 @@
         </w:trPr>
         <w:tc>
           <w:tcPr>
-            <w:tcW w:type="dxa" w:w="1569"/>
-            <w:tcBorders>
-              <w:top w:val="single" w:color="000000" w:sz="4"/>
-              <w:left w:val="single" w:color="000000" w:sz="4"/>
-              <w:bottom w:val="single" w:color="000000" w:sz="4"/>
-              <w:right w:val="single" w:color="000000" w:sz="4"/>
-            </w:tcBorders>
-            <w:tcMar>
-              <w:top w:type="dxa" w:w="60"/>
-              <w:left w:type="dxa" w:w="100"/>
-              <w:bottom w:type="dxa" w:w="60"/>
-              <w:right w:type="dxa" w:w="100"/>
-            </w:tcMar>
-            <w:vAlign w:val="center"/>
-          </w:tcPr>
-          <w:p>
-            <w:pPr>
-              <w:spacing w:line="240"/>
-              <w:jc w:val="left"/>
-            </w:pPr>
-            <w:r>
-              <w:rPr>
-                <w:sz w:val="20"/>
-                <w:szCs w:val="20"/>
-              </w:rPr>
-              <w:t xml:space="preserve">Tabaquismo</w:t>
-            </w:r>
-          </w:p>
-        </w:tc>
-        <w:tc>
-          <w:tcPr>
-            <w:tcW w:type="dxa" w:w="1510"/>
-            <w:tcBorders>
-              <w:top w:val="single" w:color="000000" w:sz="4"/>
-              <w:left w:val="single" w:color="000000" w:sz="4"/>
-              <w:bottom w:val="single" w:color="000000" w:sz="4"/>
-              <w:right w:val="single" w:color="000000" w:sz="4"/>
-            </w:tcBorders>
-            <w:tcMar>
-              <w:top w:type="dxa" w:w="60"/>
-              <w:left w:type="dxa" w:w="100"/>
-              <w:bottom w:type="dxa" w:w="60"/>
-              <w:right w:type="dxa" w:w="100"/>
-            </w:tcMar>
-            <w:vAlign w:val="center"/>
-          </w:tcPr>
-          <w:p>
-            <w:pPr>
-              <w:spacing w:line="240"/>
-              <w:jc w:val="left"/>
-            </w:pPr>
-            <w:r>
-              <w:rPr>
-                <w:sz w:val="20"/>
-                <w:szCs w:val="20"/>
-              </w:rPr>
-              <w:t xml:space="preserve">Cualitativa nominal</w:t>
-            </w:r>
-          </w:p>
-        </w:tc>
-        <w:tc>
-          <w:tcPr>
-            <w:tcW w:type="dxa" w:w="1360"/>
-            <w:tcBorders>
-              <w:top w:val="single" w:color="000000" w:sz="4"/>
-              <w:left w:val="single" w:color="000000" w:sz="4"/>
-              <w:bottom w:val="single" w:color="000000" w:sz="4"/>
-              <w:right w:val="single" w:color="000000" w:sz="4"/>
-            </w:tcBorders>
-            <w:tcMar>
-              <w:top w:type="dxa" w:w="60"/>
-              <w:left w:type="dxa" w:w="100"/>
-              <w:bottom w:type="dxa" w:w="60"/>
-              <w:right w:type="dxa" w:w="100"/>
-            </w:tcMar>
-            <w:vAlign w:val="center"/>
-          </w:tcPr>
-          <w:p>
-            <w:pPr>
-              <w:spacing w:line="240"/>
-              <w:jc w:val="left"/>
-            </w:pPr>
-            <w:r>
-              <w:rPr>
-                <w:sz w:val="20"/>
-                <w:szCs w:val="20"/>
-              </w:rPr>
-              <w:t xml:space="preserve">SMQ020, SMQ040 (P_SMQ)</w:t>
-            </w:r>
-          </w:p>
-        </w:tc>
-        <w:tc>
-          <w:tcPr>
-            <w:tcW w:type="dxa" w:w="4348"/>
-            <w:tcBorders>
-              <w:top w:val="single" w:color="000000" w:sz="4"/>
-              <w:left w:val="single" w:color="000000" w:sz="4"/>
-              <w:bottom w:val="single" w:color="000000" w:sz="4"/>
-              <w:right w:val="single" w:color="000000" w:sz="4"/>
-            </w:tcBorders>
-            <w:tcMar>
-              <w:top w:type="dxa" w:w="60"/>
-              <w:left w:type="dxa" w:w="100"/>
-              <w:bottom w:type="dxa" w:w="60"/>
-              <w:right w:type="dxa" w:w="100"/>
-            </w:tcMar>
-            <w:vAlign w:val="center"/>
-          </w:tcPr>
-          <w:p>
-            <w:pPr>
-              <w:spacing w:line="240"/>
-              <w:jc w:val="left"/>
-            </w:pPr>
-            <w:r>
-              <w:rPr>
-                <w:sz w:val="20"/>
-                <w:szCs w:val="20"/>
-              </w:rPr>
-              <w:t xml:space="preserve">Nunca fumador</w:t>
-            </w:r>
-            <w:r>
-              <w:rPr>
-                <w:sz w:val="20"/>
-                <w:szCs w:val="20"/>
-              </w:rPr>
-              <w:t xml:space="preserve">, exfumador, fumador actual</w:t>
+            <w:tcW w:type="dxa" w:w="1500"/>
+            <w:tcBorders>
+              <w:top w:val="single" w:color="000000" w:sz="4"/>
+              <w:left w:val="single" w:color="000000" w:sz="4"/>
+              <w:bottom w:val="single" w:color="000000" w:sz="4"/>
+              <w:right w:val="single" w:color="000000" w:sz="4"/>
+            </w:tcBorders>
+            <w:tcMar>
+              <w:top w:type="dxa" w:w="60"/>
+              <w:left w:type="dxa" w:w="100"/>
+              <w:bottom w:type="dxa" w:w="60"/>
+              <w:right w:type="dxa" w:w="100"/>
+            </w:tcMar>
+            <w:vAlign w:val="center"/>
+          </w:tcPr>
+          <w:p>
+            <w:pPr>
+              <w:spacing w:line="240"/>
+              <w:jc w:val="left"/>
+            </w:pPr>
+            <w:r>
+              <w:rPr>
+                <w:b/>
+                <w:bCs/>
+                <w:sz w:val="18"/>
+                <w:szCs w:val="18"/>
+              </w:rPr>
+              <w:t xml:space="preserve">Sexo</w:t>
+            </w:r>
+          </w:p>
+        </w:tc>
+        <w:tc>
+          <w:tcPr>
+            <w:tcW w:type="dxa" w:w="1700"/>
+            <w:tcBorders>
+              <w:top w:val="single" w:color="000000" w:sz="4"/>
+              <w:left w:val="single" w:color="000000" w:sz="4"/>
+              <w:bottom w:val="single" w:color="000000" w:sz="4"/>
+              <w:right w:val="single" w:color="000000" w:sz="4"/>
+            </w:tcBorders>
+            <w:tcMar>
+              <w:top w:type="dxa" w:w="60"/>
+              <w:left w:type="dxa" w:w="100"/>
+              <w:bottom w:type="dxa" w:w="60"/>
+              <w:right w:type="dxa" w:w="100"/>
+            </w:tcMar>
+            <w:vAlign w:val="center"/>
+          </w:tcPr>
+          <w:p>
+            <w:pPr>
+              <w:spacing w:line="240"/>
+              <w:jc w:val="left"/>
+            </w:pPr>
+            <w:r>
+              <w:rPr>
+                <w:sz w:val="18"/>
+                <w:szCs w:val="18"/>
+              </w:rPr>
+              <w:t xml:space="preserve">Característica biológica</w:t>
+            </w:r>
+          </w:p>
+        </w:tc>
+        <w:tc>
+          <w:tcPr>
+            <w:tcW w:type="dxa" w:w="1750"/>
+            <w:tcBorders>
+              <w:top w:val="single" w:color="000000" w:sz="4"/>
+              <w:left w:val="single" w:color="000000" w:sz="4"/>
+              <w:bottom w:val="single" w:color="000000" w:sz="4"/>
+              <w:right w:val="single" w:color="000000" w:sz="4"/>
+            </w:tcBorders>
+            <w:tcMar>
+              <w:top w:type="dxa" w:w="60"/>
+              <w:left w:type="dxa" w:w="100"/>
+              <w:bottom w:type="dxa" w:w="60"/>
+              <w:right w:type="dxa" w:w="100"/>
+            </w:tcMar>
+            <w:vAlign w:val="center"/>
+          </w:tcPr>
+          <w:p>
+            <w:pPr>
+              <w:spacing w:line="240"/>
+              <w:jc w:val="left"/>
+            </w:pPr>
+            <w:r>
+              <w:rPr>
+                <w:sz w:val="18"/>
+                <w:szCs w:val="18"/>
+              </w:rPr>
+              <w:t xml:space="preserve">Registrado en la entrevista (RIAGENDR)</w:t>
+            </w:r>
+          </w:p>
+        </w:tc>
+        <w:tc>
+          <w:tcPr>
+            <w:tcW w:type="dxa" w:w="1400"/>
+            <w:tcBorders>
+              <w:top w:val="single" w:color="000000" w:sz="4"/>
+              <w:left w:val="single" w:color="000000" w:sz="4"/>
+              <w:bottom w:val="single" w:color="000000" w:sz="4"/>
+              <w:right w:val="single" w:color="000000" w:sz="4"/>
+            </w:tcBorders>
+            <w:tcMar>
+              <w:top w:type="dxa" w:w="60"/>
+              <w:left w:type="dxa" w:w="100"/>
+              <w:bottom w:type="dxa" w:w="60"/>
+              <w:right w:type="dxa" w:w="100"/>
+            </w:tcMar>
+            <w:vAlign w:val="center"/>
+          </w:tcPr>
+          <w:p>
+            <w:pPr>
+              <w:spacing w:line="240"/>
+              <w:jc w:val="left"/>
+            </w:pPr>
+            <w:r>
+              <w:rPr>
+                <w:sz w:val="18"/>
+                <w:szCs w:val="18"/>
+              </w:rPr>
+              <w:t xml:space="preserve">Confusora, cualitativa dicotómica</w:t>
+            </w:r>
+          </w:p>
+        </w:tc>
+        <w:tc>
+          <w:tcPr>
+            <w:tcW w:type="dxa" w:w="1450"/>
+            <w:tcBorders>
+              <w:top w:val="single" w:color="000000" w:sz="4"/>
+              <w:left w:val="single" w:color="000000" w:sz="4"/>
+              <w:bottom w:val="single" w:color="000000" w:sz="4"/>
+              <w:right w:val="single" w:color="000000" w:sz="4"/>
+            </w:tcBorders>
+            <w:tcMar>
+              <w:top w:type="dxa" w:w="60"/>
+              <w:left w:type="dxa" w:w="100"/>
+              <w:bottom w:type="dxa" w:w="60"/>
+              <w:right w:type="dxa" w:w="100"/>
+            </w:tcMar>
+            <w:vAlign w:val="center"/>
+          </w:tcPr>
+          <w:p>
+            <w:pPr>
+              <w:spacing w:line="240"/>
+              <w:jc w:val="left"/>
+            </w:pPr>
+            <w:r>
+              <w:rPr>
+                <w:sz w:val="18"/>
+                <w:szCs w:val="18"/>
+              </w:rPr>
+              <w:t xml:space="preserve">Masculino / Femenino</w:t>
+            </w:r>
+          </w:p>
+        </w:tc>
+        <w:tc>
+          <w:tcPr>
+            <w:tcW w:type="dxa" w:w="987"/>
+            <w:tcBorders>
+              <w:top w:val="single" w:color="000000" w:sz="4"/>
+              <w:left w:val="single" w:color="000000" w:sz="4"/>
+              <w:bottom w:val="single" w:color="000000" w:sz="4"/>
+              <w:right w:val="single" w:color="000000" w:sz="4"/>
+            </w:tcBorders>
+            <w:tcMar>
+              <w:top w:type="dxa" w:w="60"/>
+              <w:left w:type="dxa" w:w="100"/>
+              <w:bottom w:type="dxa" w:w="60"/>
+              <w:right w:type="dxa" w:w="100"/>
+            </w:tcMar>
+            <w:vAlign w:val="center"/>
+          </w:tcPr>
+          <w:p>
+            <w:pPr>
+              <w:spacing w:line="240"/>
+              <w:jc w:val="left"/>
+            </w:pPr>
+            <w:r>
+              <w:rPr>
+                <w:sz w:val="18"/>
+                <w:szCs w:val="18"/>
+              </w:rPr>
+              <w:t xml:space="preserve">—</w:t>
             </w:r>
           </w:p>
         </w:tc>
@@ -3582,132 +4052,189 @@
         </w:trPr>
         <w:tc>
           <w:tcPr>
-            <w:tcW w:type="dxa" w:w="1569"/>
-            <w:tcBorders>
-              <w:top w:val="single" w:color="000000" w:sz="4"/>
-              <w:left w:val="single" w:color="000000" w:sz="4"/>
-              <w:bottom w:val="single" w:color="000000" w:sz="4"/>
-              <w:right w:val="single" w:color="000000" w:sz="4"/>
-            </w:tcBorders>
-            <w:tcMar>
-              <w:top w:type="dxa" w:w="60"/>
-              <w:left w:type="dxa" w:w="100"/>
-              <w:bottom w:type="dxa" w:w="60"/>
-              <w:right w:type="dxa" w:w="100"/>
-            </w:tcMar>
-            <w:vAlign w:val="center"/>
-          </w:tcPr>
-          <w:p>
-            <w:pPr>
-              <w:spacing w:line="240"/>
-              <w:jc w:val="left"/>
-            </w:pPr>
-            <w:r>
-              <w:rPr>
-                <w:sz w:val="20"/>
-                <w:szCs w:val="20"/>
-              </w:rPr>
-              <w:t xml:space="preserve">Diabetes mellitus</w:t>
-            </w:r>
-          </w:p>
-        </w:tc>
-        <w:tc>
-          <w:tcPr>
-            <w:tcW w:type="dxa" w:w="1510"/>
-            <w:tcBorders>
-              <w:top w:val="single" w:color="000000" w:sz="4"/>
-              <w:left w:val="single" w:color="000000" w:sz="4"/>
-              <w:bottom w:val="single" w:color="000000" w:sz="4"/>
-              <w:right w:val="single" w:color="000000" w:sz="4"/>
-            </w:tcBorders>
-            <w:tcMar>
-              <w:top w:type="dxa" w:w="60"/>
-              <w:left w:type="dxa" w:w="100"/>
-              <w:bottom w:type="dxa" w:w="60"/>
-              <w:right w:type="dxa" w:w="100"/>
-            </w:tcMar>
-            <w:vAlign w:val="center"/>
-          </w:tcPr>
-          <w:p>
-            <w:pPr>
-              <w:spacing w:line="240"/>
-              <w:jc w:val="left"/>
-            </w:pPr>
-            <w:r>
-              <w:rPr>
-                <w:sz w:val="20"/>
-                <w:szCs w:val="20"/>
-              </w:rPr>
-              <w:t xml:space="preserve">Cualitativa dicotómica</w:t>
-            </w:r>
-          </w:p>
-        </w:tc>
-        <w:tc>
-          <w:tcPr>
-            <w:tcW w:type="dxa" w:w="1360"/>
-            <w:tcBorders>
-              <w:top w:val="single" w:color="000000" w:sz="4"/>
-              <w:left w:val="single" w:color="000000" w:sz="4"/>
-              <w:bottom w:val="single" w:color="000000" w:sz="4"/>
-              <w:right w:val="single" w:color="000000" w:sz="4"/>
-            </w:tcBorders>
-            <w:tcMar>
-              <w:top w:type="dxa" w:w="60"/>
-              <w:left w:type="dxa" w:w="100"/>
-              <w:bottom w:type="dxa" w:w="60"/>
-              <w:right w:type="dxa" w:w="100"/>
-            </w:tcMar>
-            <w:vAlign w:val="center"/>
-          </w:tcPr>
-          <w:p>
-            <w:pPr>
-              <w:spacing w:line="240"/>
-              <w:jc w:val="left"/>
-            </w:pPr>
-            <w:r>
-              <w:rPr>
-                <w:sz w:val="20"/>
-                <w:szCs w:val="20"/>
-              </w:rPr>
-              <w:t xml:space="preserve">DIQ010 (P_DIQ)</w:t>
-            </w:r>
-          </w:p>
-        </w:tc>
-        <w:tc>
-          <w:tcPr>
-            <w:tcW w:type="dxa" w:w="4348"/>
-            <w:tcBorders>
-              <w:top w:val="single" w:color="000000" w:sz="4"/>
-              <w:left w:val="single" w:color="000000" w:sz="4"/>
-              <w:bottom w:val="single" w:color="000000" w:sz="4"/>
-              <w:right w:val="single" w:color="000000" w:sz="4"/>
-            </w:tcBorders>
-            <w:tcMar>
-              <w:top w:type="dxa" w:w="60"/>
-              <w:left w:type="dxa" w:w="100"/>
-              <w:bottom w:type="dxa" w:w="60"/>
-              <w:right w:type="dxa" w:w="100"/>
-            </w:tcMar>
-            <w:vAlign w:val="center"/>
-          </w:tcPr>
-          <w:p>
-            <w:pPr>
-              <w:spacing w:line="240"/>
-              <w:jc w:val="left"/>
-            </w:pPr>
-            <w:r>
-              <w:rPr>
-                <w:sz w:val="20"/>
-                <w:szCs w:val="20"/>
-              </w:rPr>
-              <w:t xml:space="preserve">No</w:t>
-            </w:r>
-            <w:r>
-              <w:rPr>
-                <w:sz w:val="20"/>
-                <w:szCs w:val="20"/>
-              </w:rPr>
-              <w:t xml:space="preserve">, sí (diagnóstico médico autorreportado)</w:t>
+            <w:tcW w:type="dxa" w:w="1500"/>
+            <w:tcBorders>
+              <w:top w:val="single" w:color="000000" w:sz="4"/>
+              <w:left w:val="single" w:color="000000" w:sz="4"/>
+              <w:bottom w:val="single" w:color="000000" w:sz="4"/>
+              <w:right w:val="single" w:color="000000" w:sz="4"/>
+            </w:tcBorders>
+            <w:tcMar>
+              <w:top w:type="dxa" w:w="60"/>
+              <w:left w:type="dxa" w:w="100"/>
+              <w:bottom w:type="dxa" w:w="60"/>
+              <w:right w:type="dxa" w:w="100"/>
+            </w:tcMar>
+            <w:vAlign w:val="center"/>
+          </w:tcPr>
+          <w:p>
+            <w:pPr>
+              <w:spacing w:line="240"/>
+              <w:jc w:val="left"/>
+            </w:pPr>
+            <w:r>
+              <w:rPr>
+                <w:b/>
+                <w:bCs/>
+                <w:sz w:val="18"/>
+                <w:szCs w:val="18"/>
+              </w:rPr>
+              <w:t xml:space="preserve">Raza/etnia</w:t>
+            </w:r>
+          </w:p>
+        </w:tc>
+        <w:tc>
+          <w:tcPr>
+            <w:tcW w:type="dxa" w:w="1700"/>
+            <w:tcBorders>
+              <w:top w:val="single" w:color="000000" w:sz="4"/>
+              <w:left w:val="single" w:color="000000" w:sz="4"/>
+              <w:bottom w:val="single" w:color="000000" w:sz="4"/>
+              <w:right w:val="single" w:color="000000" w:sz="4"/>
+            </w:tcBorders>
+            <w:tcMar>
+              <w:top w:type="dxa" w:w="60"/>
+              <w:left w:type="dxa" w:w="100"/>
+              <w:bottom w:type="dxa" w:w="60"/>
+              <w:right w:type="dxa" w:w="100"/>
+            </w:tcMar>
+            <w:vAlign w:val="center"/>
+          </w:tcPr>
+          <w:p>
+            <w:pPr>
+              <w:spacing w:line="240"/>
+              <w:jc w:val="left"/>
+            </w:pPr>
+            <w:r>
+              <w:rPr>
+                <w:sz w:val="18"/>
+                <w:szCs w:val="18"/>
+              </w:rPr>
+              <w:t xml:space="preserve">Grupo racial o étnico autoidentificado</w:t>
+            </w:r>
+          </w:p>
+        </w:tc>
+        <w:tc>
+          <w:tcPr>
+            <w:tcW w:type="dxa" w:w="1750"/>
+            <w:tcBorders>
+              <w:top w:val="single" w:color="000000" w:sz="4"/>
+              <w:left w:val="single" w:color="000000" w:sz="4"/>
+              <w:bottom w:val="single" w:color="000000" w:sz="4"/>
+              <w:right w:val="single" w:color="000000" w:sz="4"/>
+            </w:tcBorders>
+            <w:tcMar>
+              <w:top w:type="dxa" w:w="60"/>
+              <w:left w:type="dxa" w:w="100"/>
+              <w:bottom w:type="dxa" w:w="60"/>
+              <w:right w:type="dxa" w:w="100"/>
+            </w:tcMar>
+            <w:vAlign w:val="center"/>
+          </w:tcPr>
+          <w:p>
+            <w:pPr>
+              <w:spacing w:line="240"/>
+              <w:jc w:val="left"/>
+            </w:pPr>
+            <w:r>
+              <w:rPr>
+                <w:sz w:val="18"/>
+                <w:szCs w:val="18"/>
+              </w:rPr>
+              <w:t xml:space="preserve">Variable RIDRETH3</w:t>
+            </w:r>
+          </w:p>
+        </w:tc>
+        <w:tc>
+          <w:tcPr>
+            <w:tcW w:type="dxa" w:w="1400"/>
+            <w:tcBorders>
+              <w:top w:val="single" w:color="000000" w:sz="4"/>
+              <w:left w:val="single" w:color="000000" w:sz="4"/>
+              <w:bottom w:val="single" w:color="000000" w:sz="4"/>
+              <w:right w:val="single" w:color="000000" w:sz="4"/>
+            </w:tcBorders>
+            <w:tcMar>
+              <w:top w:type="dxa" w:w="60"/>
+              <w:left w:type="dxa" w:w="100"/>
+              <w:bottom w:type="dxa" w:w="60"/>
+              <w:right w:type="dxa" w:w="100"/>
+            </w:tcMar>
+            <w:vAlign w:val="center"/>
+          </w:tcPr>
+          <w:p>
+            <w:pPr>
+              <w:spacing w:line="240"/>
+              <w:jc w:val="left"/>
+            </w:pPr>
+            <w:r>
+              <w:rPr>
+                <w:sz w:val="18"/>
+                <w:szCs w:val="18"/>
+              </w:rPr>
+              <w:t xml:space="preserve">Confusora, cualitativa nominal</w:t>
+            </w:r>
+          </w:p>
+        </w:tc>
+        <w:tc>
+          <w:tcPr>
+            <w:tcW w:type="dxa" w:w="1450"/>
+            <w:tcBorders>
+              <w:top w:val="single" w:color="000000" w:sz="4"/>
+              <w:left w:val="single" w:color="000000" w:sz="4"/>
+              <w:bottom w:val="single" w:color="000000" w:sz="4"/>
+              <w:right w:val="single" w:color="000000" w:sz="4"/>
+            </w:tcBorders>
+            <w:tcMar>
+              <w:top w:type="dxa" w:w="60"/>
+              <w:left w:type="dxa" w:w="100"/>
+              <w:bottom w:type="dxa" w:w="60"/>
+              <w:right w:type="dxa" w:w="100"/>
+            </w:tcMar>
+            <w:vAlign w:val="center"/>
+          </w:tcPr>
+          <w:p>
+            <w:pPr>
+              <w:spacing w:line="240"/>
+              <w:jc w:val="left"/>
+            </w:pPr>
+            <w:r>
+              <w:rPr>
+                <w:sz w:val="18"/>
+                <w:szCs w:val="18"/>
+              </w:rPr>
+              <w:t xml:space="preserve">Mexicano-americano, otro hispano, blanco no hispano, negro no hispano, asiático no hispano, otra o multirracial</w:t>
+            </w:r>
+          </w:p>
+        </w:tc>
+        <w:tc>
+          <w:tcPr>
+            <w:tcW w:type="dxa" w:w="987"/>
+            <w:tcBorders>
+              <w:top w:val="single" w:color="000000" w:sz="4"/>
+              <w:left w:val="single" w:color="000000" w:sz="4"/>
+              <w:bottom w:val="single" w:color="000000" w:sz="4"/>
+              <w:right w:val="single" w:color="000000" w:sz="4"/>
+            </w:tcBorders>
+            <w:tcMar>
+              <w:top w:type="dxa" w:w="60"/>
+              <w:left w:type="dxa" w:w="100"/>
+              <w:bottom w:type="dxa" w:w="60"/>
+              <w:right w:type="dxa" w:w="100"/>
+            </w:tcMar>
+            <w:vAlign w:val="center"/>
+          </w:tcPr>
+          <w:p>
+            <w:pPr>
+              <w:spacing w:line="240"/>
+              <w:jc w:val="left"/>
+            </w:pPr>
+            <w:r>
+              <w:rPr>
+                <w:sz w:val="18"/>
+                <w:szCs w:val="18"/>
+              </w:rPr>
+              <w:t xml:space="preserve">—</w:t>
             </w:r>
           </w:p>
         </w:tc>
@@ -3719,132 +4246,189 @@
         </w:trPr>
         <w:tc>
           <w:tcPr>
-            <w:tcW w:type="dxa" w:w="1569"/>
-            <w:tcBorders>
-              <w:top w:val="single" w:color="000000" w:sz="4"/>
-              <w:left w:val="single" w:color="000000" w:sz="4"/>
-              <w:bottom w:val="single" w:color="000000" w:sz="4"/>
-              <w:right w:val="single" w:color="000000" w:sz="4"/>
-            </w:tcBorders>
-            <w:tcMar>
-              <w:top w:type="dxa" w:w="60"/>
-              <w:left w:type="dxa" w:w="100"/>
-              <w:bottom w:type="dxa" w:w="60"/>
-              <w:right w:type="dxa" w:w="100"/>
-            </w:tcMar>
-            <w:vAlign w:val="center"/>
-          </w:tcPr>
-          <w:p>
-            <w:pPr>
-              <w:spacing w:line="240"/>
-              <w:jc w:val="left"/>
-            </w:pPr>
-            <w:r>
-              <w:rPr>
-                <w:sz w:val="20"/>
-                <w:szCs w:val="20"/>
-              </w:rPr>
-              <w:t xml:space="preserve">Enfermedad cardiovascular</w:t>
-            </w:r>
-          </w:p>
-        </w:tc>
-        <w:tc>
-          <w:tcPr>
-            <w:tcW w:type="dxa" w:w="1510"/>
-            <w:tcBorders>
-              <w:top w:val="single" w:color="000000" w:sz="4"/>
-              <w:left w:val="single" w:color="000000" w:sz="4"/>
-              <w:bottom w:val="single" w:color="000000" w:sz="4"/>
-              <w:right w:val="single" w:color="000000" w:sz="4"/>
-            </w:tcBorders>
-            <w:tcMar>
-              <w:top w:type="dxa" w:w="60"/>
-              <w:left w:type="dxa" w:w="100"/>
-              <w:bottom w:type="dxa" w:w="60"/>
-              <w:right w:type="dxa" w:w="100"/>
-            </w:tcMar>
-            <w:vAlign w:val="center"/>
-          </w:tcPr>
-          <w:p>
-            <w:pPr>
-              <w:spacing w:line="240"/>
-              <w:jc w:val="left"/>
-            </w:pPr>
-            <w:r>
-              <w:rPr>
-                <w:sz w:val="20"/>
-                <w:szCs w:val="20"/>
-              </w:rPr>
-              <w:t xml:space="preserve">Cualitativa dicotómica</w:t>
-            </w:r>
-          </w:p>
-        </w:tc>
-        <w:tc>
-          <w:tcPr>
-            <w:tcW w:type="dxa" w:w="1360"/>
-            <w:tcBorders>
-              <w:top w:val="single" w:color="000000" w:sz="4"/>
-              <w:left w:val="single" w:color="000000" w:sz="4"/>
-              <w:bottom w:val="single" w:color="000000" w:sz="4"/>
-              <w:right w:val="single" w:color="000000" w:sz="4"/>
-            </w:tcBorders>
-            <w:tcMar>
-              <w:top w:type="dxa" w:w="60"/>
-              <w:left w:type="dxa" w:w="100"/>
-              <w:bottom w:type="dxa" w:w="60"/>
-              <w:right w:type="dxa" w:w="100"/>
-            </w:tcMar>
-            <w:vAlign w:val="center"/>
-          </w:tcPr>
-          <w:p>
-            <w:pPr>
-              <w:spacing w:line="240"/>
-              <w:jc w:val="left"/>
-            </w:pPr>
-            <w:r>
-              <w:rPr>
-                <w:sz w:val="20"/>
-                <w:szCs w:val="20"/>
-              </w:rPr>
-              <w:t xml:space="preserve">MCQ160B, C, D, E, F (P_MCQ)</w:t>
-            </w:r>
-          </w:p>
-        </w:tc>
-        <w:tc>
-          <w:tcPr>
-            <w:tcW w:type="dxa" w:w="4348"/>
-            <w:tcBorders>
-              <w:top w:val="single" w:color="000000" w:sz="4"/>
-              <w:left w:val="single" w:color="000000" w:sz="4"/>
-              <w:bottom w:val="single" w:color="000000" w:sz="4"/>
-              <w:right w:val="single" w:color="000000" w:sz="4"/>
-            </w:tcBorders>
-            <w:tcMar>
-              <w:top w:type="dxa" w:w="60"/>
-              <w:left w:type="dxa" w:w="100"/>
-              <w:bottom w:type="dxa" w:w="60"/>
-              <w:right w:type="dxa" w:w="100"/>
-            </w:tcMar>
-            <w:vAlign w:val="center"/>
-          </w:tcPr>
-          <w:p>
-            <w:pPr>
-              <w:spacing w:line="240"/>
-              <w:jc w:val="left"/>
-            </w:pPr>
-            <w:r>
-              <w:rPr>
-                <w:sz w:val="20"/>
-                <w:szCs w:val="20"/>
-              </w:rPr>
-              <w:t xml:space="preserve">No</w:t>
-            </w:r>
-            <w:r>
-              <w:rPr>
-                <w:sz w:val="20"/>
-                <w:szCs w:val="20"/>
-              </w:rPr>
-              <w:t xml:space="preserve">, sí (insuficiencia cardíaca, enfermedad coronaria, angina, infarto o ACV)</w:t>
+            <w:tcW w:type="dxa" w:w="1500"/>
+            <w:tcBorders>
+              <w:top w:val="single" w:color="000000" w:sz="4"/>
+              <w:left w:val="single" w:color="000000" w:sz="4"/>
+              <w:bottom w:val="single" w:color="000000" w:sz="4"/>
+              <w:right w:val="single" w:color="000000" w:sz="4"/>
+            </w:tcBorders>
+            <w:tcMar>
+              <w:top w:type="dxa" w:w="60"/>
+              <w:left w:type="dxa" w:w="100"/>
+              <w:bottom w:type="dxa" w:w="60"/>
+              <w:right w:type="dxa" w:w="100"/>
+            </w:tcMar>
+            <w:vAlign w:val="center"/>
+          </w:tcPr>
+          <w:p>
+            <w:pPr>
+              <w:spacing w:line="240"/>
+              <w:jc w:val="left"/>
+            </w:pPr>
+            <w:r>
+              <w:rPr>
+                <w:b/>
+                <w:bCs/>
+                <w:sz w:val="18"/>
+                <w:szCs w:val="18"/>
+              </w:rPr>
+              <w:t xml:space="preserve">Nivel educativo</w:t>
+            </w:r>
+          </w:p>
+        </w:tc>
+        <w:tc>
+          <w:tcPr>
+            <w:tcW w:type="dxa" w:w="1700"/>
+            <w:tcBorders>
+              <w:top w:val="single" w:color="000000" w:sz="4"/>
+              <w:left w:val="single" w:color="000000" w:sz="4"/>
+              <w:bottom w:val="single" w:color="000000" w:sz="4"/>
+              <w:right w:val="single" w:color="000000" w:sz="4"/>
+            </w:tcBorders>
+            <w:tcMar>
+              <w:top w:type="dxa" w:w="60"/>
+              <w:left w:type="dxa" w:w="100"/>
+              <w:bottom w:type="dxa" w:w="60"/>
+              <w:right w:type="dxa" w:w="100"/>
+            </w:tcMar>
+            <w:vAlign w:val="center"/>
+          </w:tcPr>
+          <w:p>
+            <w:pPr>
+              <w:spacing w:line="240"/>
+              <w:jc w:val="left"/>
+            </w:pPr>
+            <w:r>
+              <w:rPr>
+                <w:sz w:val="18"/>
+                <w:szCs w:val="18"/>
+              </w:rPr>
+              <w:t xml:space="preserve">Máximo nivel de estudios alcanzado</w:t>
+            </w:r>
+          </w:p>
+        </w:tc>
+        <w:tc>
+          <w:tcPr>
+            <w:tcW w:type="dxa" w:w="1750"/>
+            <w:tcBorders>
+              <w:top w:val="single" w:color="000000" w:sz="4"/>
+              <w:left w:val="single" w:color="000000" w:sz="4"/>
+              <w:bottom w:val="single" w:color="000000" w:sz="4"/>
+              <w:right w:val="single" w:color="000000" w:sz="4"/>
+            </w:tcBorders>
+            <w:tcMar>
+              <w:top w:type="dxa" w:w="60"/>
+              <w:left w:type="dxa" w:w="100"/>
+              <w:bottom w:type="dxa" w:w="60"/>
+              <w:right w:type="dxa" w:w="100"/>
+            </w:tcMar>
+            <w:vAlign w:val="center"/>
+          </w:tcPr>
+          <w:p>
+            <w:pPr>
+              <w:spacing w:line="240"/>
+              <w:jc w:val="left"/>
+            </w:pPr>
+            <w:r>
+              <w:rPr>
+                <w:sz w:val="18"/>
+                <w:szCs w:val="18"/>
+              </w:rPr>
+              <w:t xml:space="preserve">Variable DMDEDUC2</w:t>
+            </w:r>
+          </w:p>
+        </w:tc>
+        <w:tc>
+          <w:tcPr>
+            <w:tcW w:type="dxa" w:w="1400"/>
+            <w:tcBorders>
+              <w:top w:val="single" w:color="000000" w:sz="4"/>
+              <w:left w:val="single" w:color="000000" w:sz="4"/>
+              <w:bottom w:val="single" w:color="000000" w:sz="4"/>
+              <w:right w:val="single" w:color="000000" w:sz="4"/>
+            </w:tcBorders>
+            <w:tcMar>
+              <w:top w:type="dxa" w:w="60"/>
+              <w:left w:type="dxa" w:w="100"/>
+              <w:bottom w:type="dxa" w:w="60"/>
+              <w:right w:type="dxa" w:w="100"/>
+            </w:tcMar>
+            <w:vAlign w:val="center"/>
+          </w:tcPr>
+          <w:p>
+            <w:pPr>
+              <w:spacing w:line="240"/>
+              <w:jc w:val="left"/>
+            </w:pPr>
+            <w:r>
+              <w:rPr>
+                <w:sz w:val="18"/>
+                <w:szCs w:val="18"/>
+              </w:rPr>
+              <w:t xml:space="preserve">Confusora, cualitativa ordinal</w:t>
+            </w:r>
+          </w:p>
+        </w:tc>
+        <w:tc>
+          <w:tcPr>
+            <w:tcW w:type="dxa" w:w="1450"/>
+            <w:tcBorders>
+              <w:top w:val="single" w:color="000000" w:sz="4"/>
+              <w:left w:val="single" w:color="000000" w:sz="4"/>
+              <w:bottom w:val="single" w:color="000000" w:sz="4"/>
+              <w:right w:val="single" w:color="000000" w:sz="4"/>
+            </w:tcBorders>
+            <w:tcMar>
+              <w:top w:type="dxa" w:w="60"/>
+              <w:left w:type="dxa" w:w="100"/>
+              <w:bottom w:type="dxa" w:w="60"/>
+              <w:right w:type="dxa" w:w="100"/>
+            </w:tcMar>
+            <w:vAlign w:val="center"/>
+          </w:tcPr>
+          <w:p>
+            <w:pPr>
+              <w:spacing w:line="240"/>
+              <w:jc w:val="left"/>
+            </w:pPr>
+            <w:r>
+              <w:rPr>
+                <w:sz w:val="18"/>
+                <w:szCs w:val="18"/>
+              </w:rPr>
+              <w:t xml:space="preserve">Sin secundaria completa / Secundaria completa o superior incompleta / Superior completa</w:t>
+            </w:r>
+          </w:p>
+        </w:tc>
+        <w:tc>
+          <w:tcPr>
+            <w:tcW w:type="dxa" w:w="987"/>
+            <w:tcBorders>
+              <w:top w:val="single" w:color="000000" w:sz="4"/>
+              <w:left w:val="single" w:color="000000" w:sz="4"/>
+              <w:bottom w:val="single" w:color="000000" w:sz="4"/>
+              <w:right w:val="single" w:color="000000" w:sz="4"/>
+            </w:tcBorders>
+            <w:tcMar>
+              <w:top w:type="dxa" w:w="60"/>
+              <w:left w:type="dxa" w:w="100"/>
+              <w:bottom w:type="dxa" w:w="60"/>
+              <w:right w:type="dxa" w:w="100"/>
+            </w:tcMar>
+            <w:vAlign w:val="center"/>
+          </w:tcPr>
+          <w:p>
+            <w:pPr>
+              <w:spacing w:line="240"/>
+              <w:jc w:val="left"/>
+            </w:pPr>
+            <w:r>
+              <w:rPr>
+                <w:sz w:val="18"/>
+                <w:szCs w:val="18"/>
+              </w:rPr>
+              <w:t xml:space="preserve">—</w:t>
             </w:r>
           </w:p>
         </w:tc>
@@ -3856,132 +4440,189 @@
         </w:trPr>
         <w:tc>
           <w:tcPr>
-            <w:tcW w:type="dxa" w:w="1569"/>
-            <w:tcBorders>
-              <w:top w:val="single" w:color="000000" w:sz="4"/>
-              <w:left w:val="single" w:color="000000" w:sz="4"/>
-              <w:bottom w:val="single" w:color="000000" w:sz="4"/>
-              <w:right w:val="single" w:color="000000" w:sz="4"/>
-            </w:tcBorders>
-            <w:tcMar>
-              <w:top w:type="dxa" w:w="60"/>
-              <w:left w:type="dxa" w:w="100"/>
-              <w:bottom w:type="dxa" w:w="60"/>
-              <w:right w:type="dxa" w:w="100"/>
-            </w:tcMar>
-            <w:vAlign w:val="center"/>
-          </w:tcPr>
-          <w:p>
-            <w:pPr>
-              <w:spacing w:line="240"/>
-              <w:jc w:val="left"/>
-            </w:pPr>
-            <w:r>
-              <w:rPr>
-                <w:sz w:val="20"/>
-                <w:szCs w:val="20"/>
-              </w:rPr>
-              <w:t xml:space="preserve">Seguro de salud</w:t>
-            </w:r>
-          </w:p>
-        </w:tc>
-        <w:tc>
-          <w:tcPr>
-            <w:tcW w:type="dxa" w:w="1510"/>
-            <w:tcBorders>
-              <w:top w:val="single" w:color="000000" w:sz="4"/>
-              <w:left w:val="single" w:color="000000" w:sz="4"/>
-              <w:bottom w:val="single" w:color="000000" w:sz="4"/>
-              <w:right w:val="single" w:color="000000" w:sz="4"/>
-            </w:tcBorders>
-            <w:tcMar>
-              <w:top w:type="dxa" w:w="60"/>
-              <w:left w:type="dxa" w:w="100"/>
-              <w:bottom w:type="dxa" w:w="60"/>
-              <w:right w:type="dxa" w:w="100"/>
-            </w:tcMar>
-            <w:vAlign w:val="center"/>
-          </w:tcPr>
-          <w:p>
-            <w:pPr>
-              <w:spacing w:line="240"/>
-              <w:jc w:val="left"/>
-            </w:pPr>
-            <w:r>
-              <w:rPr>
-                <w:sz w:val="20"/>
-                <w:szCs w:val="20"/>
-              </w:rPr>
-              <w:t xml:space="preserve">Cualitativa dicotómica</w:t>
-            </w:r>
-          </w:p>
-        </w:tc>
-        <w:tc>
-          <w:tcPr>
-            <w:tcW w:type="dxa" w:w="1360"/>
-            <w:tcBorders>
-              <w:top w:val="single" w:color="000000" w:sz="4"/>
-              <w:left w:val="single" w:color="000000" w:sz="4"/>
-              <w:bottom w:val="single" w:color="000000" w:sz="4"/>
-              <w:right w:val="single" w:color="000000" w:sz="4"/>
-            </w:tcBorders>
-            <w:tcMar>
-              <w:top w:type="dxa" w:w="60"/>
-              <w:left w:type="dxa" w:w="100"/>
-              <w:bottom w:type="dxa" w:w="60"/>
-              <w:right w:type="dxa" w:w="100"/>
-            </w:tcMar>
-            <w:vAlign w:val="center"/>
-          </w:tcPr>
-          <w:p>
-            <w:pPr>
-              <w:spacing w:line="240"/>
-              <w:jc w:val="left"/>
-            </w:pPr>
-            <w:r>
-              <w:rPr>
-                <w:sz w:val="20"/>
-                <w:szCs w:val="20"/>
-              </w:rPr>
-              <w:t xml:space="preserve">HIQ011 (P_HIQ)</w:t>
-            </w:r>
-          </w:p>
-        </w:tc>
-        <w:tc>
-          <w:tcPr>
-            <w:tcW w:type="dxa" w:w="4348"/>
-            <w:tcBorders>
-              <w:top w:val="single" w:color="000000" w:sz="4"/>
-              <w:left w:val="single" w:color="000000" w:sz="4"/>
-              <w:bottom w:val="single" w:color="000000" w:sz="4"/>
-              <w:right w:val="single" w:color="000000" w:sz="4"/>
-            </w:tcBorders>
-            <w:tcMar>
-              <w:top w:type="dxa" w:w="60"/>
-              <w:left w:type="dxa" w:w="100"/>
-              <w:bottom w:type="dxa" w:w="60"/>
-              <w:right w:type="dxa" w:w="100"/>
-            </w:tcMar>
-            <w:vAlign w:val="center"/>
-          </w:tcPr>
-          <w:p>
-            <w:pPr>
-              <w:spacing w:line="240"/>
-              <w:jc w:val="left"/>
-            </w:pPr>
-            <w:r>
-              <w:rPr>
-                <w:sz w:val="20"/>
-                <w:szCs w:val="20"/>
-              </w:rPr>
-              <w:t xml:space="preserve">Sí</w:t>
-            </w:r>
-            <w:r>
-              <w:rPr>
-                <w:sz w:val="20"/>
-                <w:szCs w:val="20"/>
-              </w:rPr>
-              <w:t xml:space="preserve">, no</w:t>
+            <w:tcW w:type="dxa" w:w="1500"/>
+            <w:tcBorders>
+              <w:top w:val="single" w:color="000000" w:sz="4"/>
+              <w:left w:val="single" w:color="000000" w:sz="4"/>
+              <w:bottom w:val="single" w:color="000000" w:sz="4"/>
+              <w:right w:val="single" w:color="000000" w:sz="4"/>
+            </w:tcBorders>
+            <w:tcMar>
+              <w:top w:type="dxa" w:w="60"/>
+              <w:left w:type="dxa" w:w="100"/>
+              <w:bottom w:type="dxa" w:w="60"/>
+              <w:right w:type="dxa" w:w="100"/>
+            </w:tcMar>
+            <w:vAlign w:val="center"/>
+          </w:tcPr>
+          <w:p>
+            <w:pPr>
+              <w:spacing w:line="240"/>
+              <w:jc w:val="left"/>
+            </w:pPr>
+            <w:r>
+              <w:rPr>
+                <w:b/>
+                <w:bCs/>
+                <w:sz w:val="18"/>
+                <w:szCs w:val="18"/>
+              </w:rPr>
+              <w:t xml:space="preserve">Razón ingreso familiar/pobreza</w:t>
+            </w:r>
+          </w:p>
+        </w:tc>
+        <w:tc>
+          <w:tcPr>
+            <w:tcW w:type="dxa" w:w="1700"/>
+            <w:tcBorders>
+              <w:top w:val="single" w:color="000000" w:sz="4"/>
+              <w:left w:val="single" w:color="000000" w:sz="4"/>
+              <w:bottom w:val="single" w:color="000000" w:sz="4"/>
+              <w:right w:val="single" w:color="000000" w:sz="4"/>
+            </w:tcBorders>
+            <w:tcMar>
+              <w:top w:type="dxa" w:w="60"/>
+              <w:left w:type="dxa" w:w="100"/>
+              <w:bottom w:type="dxa" w:w="60"/>
+              <w:right w:type="dxa" w:w="100"/>
+            </w:tcMar>
+            <w:vAlign w:val="center"/>
+          </w:tcPr>
+          <w:p>
+            <w:pPr>
+              <w:spacing w:line="240"/>
+              <w:jc w:val="left"/>
+            </w:pPr>
+            <w:r>
+              <w:rPr>
+                <w:sz w:val="18"/>
+                <w:szCs w:val="18"/>
+              </w:rPr>
+              <w:t xml:space="preserve">Ingreso familiar en relación con la línea de pobreza</w:t>
+            </w:r>
+          </w:p>
+        </w:tc>
+        <w:tc>
+          <w:tcPr>
+            <w:tcW w:type="dxa" w:w="1750"/>
+            <w:tcBorders>
+              <w:top w:val="single" w:color="000000" w:sz="4"/>
+              <w:left w:val="single" w:color="000000" w:sz="4"/>
+              <w:bottom w:val="single" w:color="000000" w:sz="4"/>
+              <w:right w:val="single" w:color="000000" w:sz="4"/>
+            </w:tcBorders>
+            <w:tcMar>
+              <w:top w:type="dxa" w:w="60"/>
+              <w:left w:type="dxa" w:w="100"/>
+              <w:bottom w:type="dxa" w:w="60"/>
+              <w:right w:type="dxa" w:w="100"/>
+            </w:tcMar>
+            <w:vAlign w:val="center"/>
+          </w:tcPr>
+          <w:p>
+            <w:pPr>
+              <w:spacing w:line="240"/>
+              <w:jc w:val="left"/>
+            </w:pPr>
+            <w:r>
+              <w:rPr>
+                <w:sz w:val="18"/>
+                <w:szCs w:val="18"/>
+              </w:rPr>
+              <w:t xml:space="preserve">Variable INDFMPIR</w:t>
+            </w:r>
+          </w:p>
+        </w:tc>
+        <w:tc>
+          <w:tcPr>
+            <w:tcW w:type="dxa" w:w="1400"/>
+            <w:tcBorders>
+              <w:top w:val="single" w:color="000000" w:sz="4"/>
+              <w:left w:val="single" w:color="000000" w:sz="4"/>
+              <w:bottom w:val="single" w:color="000000" w:sz="4"/>
+              <w:right w:val="single" w:color="000000" w:sz="4"/>
+            </w:tcBorders>
+            <w:tcMar>
+              <w:top w:type="dxa" w:w="60"/>
+              <w:left w:type="dxa" w:w="100"/>
+              <w:bottom w:type="dxa" w:w="60"/>
+              <w:right w:type="dxa" w:w="100"/>
+            </w:tcMar>
+            <w:vAlign w:val="center"/>
+          </w:tcPr>
+          <w:p>
+            <w:pPr>
+              <w:spacing w:line="240"/>
+              <w:jc w:val="left"/>
+            </w:pPr>
+            <w:r>
+              <w:rPr>
+                <w:sz w:val="18"/>
+                <w:szCs w:val="18"/>
+              </w:rPr>
+              <w:t xml:space="preserve">Confusora, cualitativa ordinal</w:t>
+            </w:r>
+          </w:p>
+        </w:tc>
+        <w:tc>
+          <w:tcPr>
+            <w:tcW w:type="dxa" w:w="1450"/>
+            <w:tcBorders>
+              <w:top w:val="single" w:color="000000" w:sz="4"/>
+              <w:left w:val="single" w:color="000000" w:sz="4"/>
+              <w:bottom w:val="single" w:color="000000" w:sz="4"/>
+              <w:right w:val="single" w:color="000000" w:sz="4"/>
+            </w:tcBorders>
+            <w:tcMar>
+              <w:top w:type="dxa" w:w="60"/>
+              <w:left w:type="dxa" w:w="100"/>
+              <w:bottom w:type="dxa" w:w="60"/>
+              <w:right w:type="dxa" w:w="100"/>
+            </w:tcMar>
+            <w:vAlign w:val="center"/>
+          </w:tcPr>
+          <w:p>
+            <w:pPr>
+              <w:spacing w:line="240"/>
+              <w:jc w:val="left"/>
+            </w:pPr>
+            <w:r>
+              <w:rPr>
+                <w:sz w:val="18"/>
+                <w:szCs w:val="18"/>
+              </w:rPr>
+              <w:t xml:space="preserve">&lt; 1.30 / 1.30–3.49 / ≥ 3.50 / No reportado</w:t>
+            </w:r>
+          </w:p>
+        </w:tc>
+        <w:tc>
+          <w:tcPr>
+            <w:tcW w:type="dxa" w:w="987"/>
+            <w:tcBorders>
+              <w:top w:val="single" w:color="000000" w:sz="4"/>
+              <w:left w:val="single" w:color="000000" w:sz="4"/>
+              <w:bottom w:val="single" w:color="000000" w:sz="4"/>
+              <w:right w:val="single" w:color="000000" w:sz="4"/>
+            </w:tcBorders>
+            <w:tcMar>
+              <w:top w:type="dxa" w:w="60"/>
+              <w:left w:type="dxa" w:w="100"/>
+              <w:bottom w:type="dxa" w:w="60"/>
+              <w:right w:type="dxa" w:w="100"/>
+            </w:tcMar>
+            <w:vAlign w:val="center"/>
+          </w:tcPr>
+          <w:p>
+            <w:pPr>
+              <w:spacing w:line="240"/>
+              <w:jc w:val="left"/>
+            </w:pPr>
+            <w:r>
+              <w:rPr>
+                <w:sz w:val="18"/>
+                <w:szCs w:val="18"/>
+              </w:rPr>
+              <w:t xml:space="preserve">Razón</w:t>
             </w:r>
           </w:p>
         </w:tc>
@@ -3993,132 +4634,1547 @@
         </w:trPr>
         <w:tc>
           <w:tcPr>
-            <w:tcW w:type="dxa" w:w="1569"/>
-            <w:tcBorders>
-              <w:top w:val="single" w:color="000000" w:sz="4"/>
-              <w:left w:val="single" w:color="000000" w:sz="4"/>
-              <w:bottom w:val="single" w:color="000000" w:sz="4"/>
-              <w:right w:val="single" w:color="000000" w:sz="4"/>
-            </w:tcBorders>
-            <w:tcMar>
-              <w:top w:type="dxa" w:w="60"/>
-              <w:left w:type="dxa" w:w="100"/>
-              <w:bottom w:type="dxa" w:w="60"/>
-              <w:right w:type="dxa" w:w="100"/>
-            </w:tcMar>
-            <w:vAlign w:val="center"/>
-          </w:tcPr>
-          <w:p>
-            <w:pPr>
-              <w:spacing w:line="240"/>
-              <w:jc w:val="left"/>
-            </w:pPr>
-            <w:r>
-              <w:rPr>
-                <w:sz w:val="20"/>
-                <w:szCs w:val="20"/>
-              </w:rPr>
-              <w:t xml:space="preserve">IMC (solo análisis de sensibilidad)</w:t>
-            </w:r>
-          </w:p>
-        </w:tc>
-        <w:tc>
-          <w:tcPr>
-            <w:tcW w:type="dxa" w:w="1510"/>
-            <w:tcBorders>
-              <w:top w:val="single" w:color="000000" w:sz="4"/>
-              <w:left w:val="single" w:color="000000" w:sz="4"/>
-              <w:bottom w:val="single" w:color="000000" w:sz="4"/>
-              <w:right w:val="single" w:color="000000" w:sz="4"/>
-            </w:tcBorders>
-            <w:tcMar>
-              <w:top w:type="dxa" w:w="60"/>
-              <w:left w:type="dxa" w:w="100"/>
-              <w:bottom w:type="dxa" w:w="60"/>
-              <w:right w:type="dxa" w:w="100"/>
-            </w:tcMar>
-            <w:vAlign w:val="center"/>
-          </w:tcPr>
-          <w:p>
-            <w:pPr>
-              <w:spacing w:line="240"/>
-              <w:jc w:val="left"/>
-            </w:pPr>
-            <w:r>
-              <w:rPr>
-                <w:sz w:val="20"/>
-                <w:szCs w:val="20"/>
-              </w:rPr>
-              <w:t xml:space="preserve">Cualitativa ordinal</w:t>
-            </w:r>
-          </w:p>
-        </w:tc>
-        <w:tc>
-          <w:tcPr>
-            <w:tcW w:type="dxa" w:w="1360"/>
-            <w:tcBorders>
-              <w:top w:val="single" w:color="000000" w:sz="4"/>
-              <w:left w:val="single" w:color="000000" w:sz="4"/>
-              <w:bottom w:val="single" w:color="000000" w:sz="4"/>
-              <w:right w:val="single" w:color="000000" w:sz="4"/>
-            </w:tcBorders>
-            <w:tcMar>
-              <w:top w:type="dxa" w:w="60"/>
-              <w:left w:type="dxa" w:w="100"/>
-              <w:bottom w:type="dxa" w:w="60"/>
-              <w:right w:type="dxa" w:w="100"/>
-            </w:tcMar>
-            <w:vAlign w:val="center"/>
-          </w:tcPr>
-          <w:p>
-            <w:pPr>
-              <w:spacing w:line="240"/>
-              <w:jc w:val="left"/>
-            </w:pPr>
-            <w:r>
-              <w:rPr>
-                <w:sz w:val="20"/>
-                <w:szCs w:val="20"/>
-              </w:rPr>
-              <w:t xml:space="preserve">BMXBMI (P_BMX)</w:t>
-            </w:r>
-          </w:p>
-        </w:tc>
-        <w:tc>
-          <w:tcPr>
-            <w:tcW w:type="dxa" w:w="4348"/>
-            <w:tcBorders>
-              <w:top w:val="single" w:color="000000" w:sz="4"/>
-              <w:left w:val="single" w:color="000000" w:sz="4"/>
-              <w:bottom w:val="single" w:color="000000" w:sz="4"/>
-              <w:right w:val="single" w:color="000000" w:sz="4"/>
-            </w:tcBorders>
-            <w:tcMar>
-              <w:top w:type="dxa" w:w="60"/>
-              <w:left w:type="dxa" w:w="100"/>
-              <w:bottom w:type="dxa" w:w="60"/>
-              <w:right w:type="dxa" w:w="100"/>
-            </w:tcMar>
-            <w:vAlign w:val="center"/>
-          </w:tcPr>
-          <w:p>
-            <w:pPr>
-              <w:spacing w:line="240"/>
-              <w:jc w:val="left"/>
-            </w:pPr>
-            <w:r>
-              <w:rPr>
-                <w:sz w:val="20"/>
-                <w:szCs w:val="20"/>
-              </w:rPr>
-              <w:t xml:space="preserve">&lt; 25</w:t>
-            </w:r>
-            <w:r>
-              <w:rPr>
-                <w:sz w:val="20"/>
-                <w:szCs w:val="20"/>
-              </w:rPr>
-              <w:t xml:space="preserve">, 25–29.9, ≥ 30 kg/m²</w:t>
+            <w:tcW w:type="dxa" w:w="1500"/>
+            <w:tcBorders>
+              <w:top w:val="single" w:color="000000" w:sz="4"/>
+              <w:left w:val="single" w:color="000000" w:sz="4"/>
+              <w:bottom w:val="single" w:color="000000" w:sz="4"/>
+              <w:right w:val="single" w:color="000000" w:sz="4"/>
+            </w:tcBorders>
+            <w:tcMar>
+              <w:top w:type="dxa" w:w="60"/>
+              <w:left w:type="dxa" w:w="100"/>
+              <w:bottom w:type="dxa" w:w="60"/>
+              <w:right w:type="dxa" w:w="100"/>
+            </w:tcMar>
+            <w:vAlign w:val="center"/>
+          </w:tcPr>
+          <w:p>
+            <w:pPr>
+              <w:spacing w:line="240"/>
+              <w:jc w:val="left"/>
+            </w:pPr>
+            <w:r>
+              <w:rPr>
+                <w:b/>
+                <w:bCs/>
+                <w:sz w:val="18"/>
+                <w:szCs w:val="18"/>
+              </w:rPr>
+              <w:t xml:space="preserve">Estado civil</w:t>
+            </w:r>
+          </w:p>
+        </w:tc>
+        <w:tc>
+          <w:tcPr>
+            <w:tcW w:type="dxa" w:w="1700"/>
+            <w:tcBorders>
+              <w:top w:val="single" w:color="000000" w:sz="4"/>
+              <w:left w:val="single" w:color="000000" w:sz="4"/>
+              <w:bottom w:val="single" w:color="000000" w:sz="4"/>
+              <w:right w:val="single" w:color="000000" w:sz="4"/>
+            </w:tcBorders>
+            <w:tcMar>
+              <w:top w:type="dxa" w:w="60"/>
+              <w:left w:type="dxa" w:w="100"/>
+              <w:bottom w:type="dxa" w:w="60"/>
+              <w:right w:type="dxa" w:w="100"/>
+            </w:tcMar>
+            <w:vAlign w:val="center"/>
+          </w:tcPr>
+          <w:p>
+            <w:pPr>
+              <w:spacing w:line="240"/>
+              <w:jc w:val="left"/>
+            </w:pPr>
+            <w:r>
+              <w:rPr>
+                <w:sz w:val="18"/>
+                <w:szCs w:val="18"/>
+              </w:rPr>
+              <w:t xml:space="preserve">Situación conyugal del participante</w:t>
+            </w:r>
+          </w:p>
+        </w:tc>
+        <w:tc>
+          <w:tcPr>
+            <w:tcW w:type="dxa" w:w="1750"/>
+            <w:tcBorders>
+              <w:top w:val="single" w:color="000000" w:sz="4"/>
+              <w:left w:val="single" w:color="000000" w:sz="4"/>
+              <w:bottom w:val="single" w:color="000000" w:sz="4"/>
+              <w:right w:val="single" w:color="000000" w:sz="4"/>
+            </w:tcBorders>
+            <w:tcMar>
+              <w:top w:type="dxa" w:w="60"/>
+              <w:left w:type="dxa" w:w="100"/>
+              <w:bottom w:type="dxa" w:w="60"/>
+              <w:right w:type="dxa" w:w="100"/>
+            </w:tcMar>
+            <w:vAlign w:val="center"/>
+          </w:tcPr>
+          <w:p>
+            <w:pPr>
+              <w:spacing w:line="240"/>
+              <w:jc w:val="left"/>
+            </w:pPr>
+            <w:r>
+              <w:rPr>
+                <w:sz w:val="18"/>
+                <w:szCs w:val="18"/>
+              </w:rPr>
+              <w:t xml:space="preserve">Variable DMDMARTZ</w:t>
+            </w:r>
+          </w:p>
+        </w:tc>
+        <w:tc>
+          <w:tcPr>
+            <w:tcW w:type="dxa" w:w="1400"/>
+            <w:tcBorders>
+              <w:top w:val="single" w:color="000000" w:sz="4"/>
+              <w:left w:val="single" w:color="000000" w:sz="4"/>
+              <w:bottom w:val="single" w:color="000000" w:sz="4"/>
+              <w:right w:val="single" w:color="000000" w:sz="4"/>
+            </w:tcBorders>
+            <w:tcMar>
+              <w:top w:type="dxa" w:w="60"/>
+              <w:left w:type="dxa" w:w="100"/>
+              <w:bottom w:type="dxa" w:w="60"/>
+              <w:right w:type="dxa" w:w="100"/>
+            </w:tcMar>
+            <w:vAlign w:val="center"/>
+          </w:tcPr>
+          <w:p>
+            <w:pPr>
+              <w:spacing w:line="240"/>
+              <w:jc w:val="left"/>
+            </w:pPr>
+            <w:r>
+              <w:rPr>
+                <w:sz w:val="18"/>
+                <w:szCs w:val="18"/>
+              </w:rPr>
+              <w:t xml:space="preserve">Confusora, cualitativa nominal</w:t>
+            </w:r>
+          </w:p>
+        </w:tc>
+        <w:tc>
+          <w:tcPr>
+            <w:tcW w:type="dxa" w:w="1450"/>
+            <w:tcBorders>
+              <w:top w:val="single" w:color="000000" w:sz="4"/>
+              <w:left w:val="single" w:color="000000" w:sz="4"/>
+              <w:bottom w:val="single" w:color="000000" w:sz="4"/>
+              <w:right w:val="single" w:color="000000" w:sz="4"/>
+            </w:tcBorders>
+            <w:tcMar>
+              <w:top w:type="dxa" w:w="60"/>
+              <w:left w:type="dxa" w:w="100"/>
+              <w:bottom w:type="dxa" w:w="60"/>
+              <w:right w:type="dxa" w:w="100"/>
+            </w:tcMar>
+            <w:vAlign w:val="center"/>
+          </w:tcPr>
+          <w:p>
+            <w:pPr>
+              <w:spacing w:line="240"/>
+              <w:jc w:val="left"/>
+            </w:pPr>
+            <w:r>
+              <w:rPr>
+                <w:sz w:val="18"/>
+                <w:szCs w:val="18"/>
+              </w:rPr>
+              <w:t xml:space="preserve">Casado o conviviente / Viudo, divorciado o separado / Nunca casado</w:t>
+            </w:r>
+          </w:p>
+        </w:tc>
+        <w:tc>
+          <w:tcPr>
+            <w:tcW w:type="dxa" w:w="987"/>
+            <w:tcBorders>
+              <w:top w:val="single" w:color="000000" w:sz="4"/>
+              <w:left w:val="single" w:color="000000" w:sz="4"/>
+              <w:bottom w:val="single" w:color="000000" w:sz="4"/>
+              <w:right w:val="single" w:color="000000" w:sz="4"/>
+            </w:tcBorders>
+            <w:tcMar>
+              <w:top w:type="dxa" w:w="60"/>
+              <w:left w:type="dxa" w:w="100"/>
+              <w:bottom w:type="dxa" w:w="60"/>
+              <w:right w:type="dxa" w:w="100"/>
+            </w:tcMar>
+            <w:vAlign w:val="center"/>
+          </w:tcPr>
+          <w:p>
+            <w:pPr>
+              <w:spacing w:line="240"/>
+              <w:jc w:val="left"/>
+            </w:pPr>
+            <w:r>
+              <w:rPr>
+                <w:sz w:val="18"/>
+                <w:szCs w:val="18"/>
+              </w:rPr>
+              <w:t xml:space="preserve">—</w:t>
+            </w:r>
+          </w:p>
+        </w:tc>
+      </w:tr>
+      <w:tr>
+        <w:trPr>
+          <w:cantSplit/>
+          <w:tblHeader w:val="false"/>
+        </w:trPr>
+        <w:tc>
+          <w:tcPr>
+            <w:tcW w:type="dxa" w:w="1500"/>
+            <w:tcBorders>
+              <w:top w:val="single" w:color="000000" w:sz="4"/>
+              <w:left w:val="single" w:color="000000" w:sz="4"/>
+              <w:bottom w:val="single" w:color="000000" w:sz="4"/>
+              <w:right w:val="single" w:color="000000" w:sz="4"/>
+            </w:tcBorders>
+            <w:tcMar>
+              <w:top w:type="dxa" w:w="60"/>
+              <w:left w:type="dxa" w:w="100"/>
+              <w:bottom w:type="dxa" w:w="60"/>
+              <w:right w:type="dxa" w:w="100"/>
+            </w:tcMar>
+            <w:vAlign w:val="center"/>
+          </w:tcPr>
+          <w:p>
+            <w:pPr>
+              <w:spacing w:line="240"/>
+              <w:jc w:val="left"/>
+            </w:pPr>
+            <w:r>
+              <w:rPr>
+                <w:b/>
+                <w:bCs/>
+                <w:sz w:val="18"/>
+                <w:szCs w:val="18"/>
+              </w:rPr>
+              <w:t xml:space="preserve">Tabaquismo</w:t>
+            </w:r>
+          </w:p>
+        </w:tc>
+        <w:tc>
+          <w:tcPr>
+            <w:tcW w:type="dxa" w:w="1700"/>
+            <w:tcBorders>
+              <w:top w:val="single" w:color="000000" w:sz="4"/>
+              <w:left w:val="single" w:color="000000" w:sz="4"/>
+              <w:bottom w:val="single" w:color="000000" w:sz="4"/>
+              <w:right w:val="single" w:color="000000" w:sz="4"/>
+            </w:tcBorders>
+            <w:tcMar>
+              <w:top w:type="dxa" w:w="60"/>
+              <w:left w:type="dxa" w:w="100"/>
+              <w:bottom w:type="dxa" w:w="60"/>
+              <w:right w:type="dxa" w:w="100"/>
+            </w:tcMar>
+            <w:vAlign w:val="center"/>
+          </w:tcPr>
+          <w:p>
+            <w:pPr>
+              <w:spacing w:line="240"/>
+              <w:jc w:val="left"/>
+            </w:pPr>
+            <w:r>
+              <w:rPr>
+                <w:sz w:val="18"/>
+                <w:szCs w:val="18"/>
+              </w:rPr>
+              <w:t xml:space="preserve">Consumo de cigarrillos a lo largo de la vida</w:t>
+            </w:r>
+          </w:p>
+        </w:tc>
+        <w:tc>
+          <w:tcPr>
+            <w:tcW w:type="dxa" w:w="1750"/>
+            <w:tcBorders>
+              <w:top w:val="single" w:color="000000" w:sz="4"/>
+              <w:left w:val="single" w:color="000000" w:sz="4"/>
+              <w:bottom w:val="single" w:color="000000" w:sz="4"/>
+              <w:right w:val="single" w:color="000000" w:sz="4"/>
+            </w:tcBorders>
+            <w:tcMar>
+              <w:top w:type="dxa" w:w="60"/>
+              <w:left w:type="dxa" w:w="100"/>
+              <w:bottom w:type="dxa" w:w="60"/>
+              <w:right w:type="dxa" w:w="100"/>
+            </w:tcMar>
+            <w:vAlign w:val="center"/>
+          </w:tcPr>
+          <w:p>
+            <w:pPr>
+              <w:spacing w:line="240"/>
+              <w:jc w:val="left"/>
+            </w:pPr>
+            <w:r>
+              <w:rPr>
+                <w:sz w:val="18"/>
+                <w:szCs w:val="18"/>
+              </w:rPr>
+              <w:t xml:space="preserve">Al menos 100 cigarrillos en la vida (SMQ020) y consumo actual (SMQ040)</w:t>
+            </w:r>
+          </w:p>
+        </w:tc>
+        <w:tc>
+          <w:tcPr>
+            <w:tcW w:type="dxa" w:w="1400"/>
+            <w:tcBorders>
+              <w:top w:val="single" w:color="000000" w:sz="4"/>
+              <w:left w:val="single" w:color="000000" w:sz="4"/>
+              <w:bottom w:val="single" w:color="000000" w:sz="4"/>
+              <w:right w:val="single" w:color="000000" w:sz="4"/>
+            </w:tcBorders>
+            <w:tcMar>
+              <w:top w:type="dxa" w:w="60"/>
+              <w:left w:type="dxa" w:w="100"/>
+              <w:bottom w:type="dxa" w:w="60"/>
+              <w:right w:type="dxa" w:w="100"/>
+            </w:tcMar>
+            <w:vAlign w:val="center"/>
+          </w:tcPr>
+          <w:p>
+            <w:pPr>
+              <w:spacing w:line="240"/>
+              <w:jc w:val="left"/>
+            </w:pPr>
+            <w:r>
+              <w:rPr>
+                <w:sz w:val="18"/>
+                <w:szCs w:val="18"/>
+              </w:rPr>
+              <w:t xml:space="preserve">Confusora, cualitativa nominal</w:t>
+            </w:r>
+          </w:p>
+        </w:tc>
+        <w:tc>
+          <w:tcPr>
+            <w:tcW w:type="dxa" w:w="1450"/>
+            <w:tcBorders>
+              <w:top w:val="single" w:color="000000" w:sz="4"/>
+              <w:left w:val="single" w:color="000000" w:sz="4"/>
+              <w:bottom w:val="single" w:color="000000" w:sz="4"/>
+              <w:right w:val="single" w:color="000000" w:sz="4"/>
+            </w:tcBorders>
+            <w:tcMar>
+              <w:top w:type="dxa" w:w="60"/>
+              <w:left w:type="dxa" w:w="100"/>
+              <w:bottom w:type="dxa" w:w="60"/>
+              <w:right w:type="dxa" w:w="100"/>
+            </w:tcMar>
+            <w:vAlign w:val="center"/>
+          </w:tcPr>
+          <w:p>
+            <w:pPr>
+              <w:spacing w:line="240"/>
+              <w:jc w:val="left"/>
+            </w:pPr>
+            <w:r>
+              <w:rPr>
+                <w:sz w:val="18"/>
+                <w:szCs w:val="18"/>
+              </w:rPr>
+              <w:t xml:space="preserve">Nunca fumador / Exfumador / Fumador actual</w:t>
+            </w:r>
+          </w:p>
+        </w:tc>
+        <w:tc>
+          <w:tcPr>
+            <w:tcW w:type="dxa" w:w="987"/>
+            <w:tcBorders>
+              <w:top w:val="single" w:color="000000" w:sz="4"/>
+              <w:left w:val="single" w:color="000000" w:sz="4"/>
+              <w:bottom w:val="single" w:color="000000" w:sz="4"/>
+              <w:right w:val="single" w:color="000000" w:sz="4"/>
+            </w:tcBorders>
+            <w:tcMar>
+              <w:top w:type="dxa" w:w="60"/>
+              <w:left w:type="dxa" w:w="100"/>
+              <w:bottom w:type="dxa" w:w="60"/>
+              <w:right w:type="dxa" w:w="100"/>
+            </w:tcMar>
+            <w:vAlign w:val="center"/>
+          </w:tcPr>
+          <w:p>
+            <w:pPr>
+              <w:spacing w:line="240"/>
+              <w:jc w:val="left"/>
+            </w:pPr>
+            <w:r>
+              <w:rPr>
+                <w:sz w:val="18"/>
+                <w:szCs w:val="18"/>
+              </w:rPr>
+              <w:t xml:space="preserve">—</w:t>
+            </w:r>
+          </w:p>
+        </w:tc>
+      </w:tr>
+      <w:tr>
+        <w:trPr>
+          <w:cantSplit/>
+          <w:tblHeader w:val="false"/>
+        </w:trPr>
+        <w:tc>
+          <w:tcPr>
+            <w:tcW w:type="dxa" w:w="1500"/>
+            <w:tcBorders>
+              <w:top w:val="single" w:color="000000" w:sz="4"/>
+              <w:left w:val="single" w:color="000000" w:sz="4"/>
+              <w:bottom w:val="single" w:color="000000" w:sz="4"/>
+              <w:right w:val="single" w:color="000000" w:sz="4"/>
+            </w:tcBorders>
+            <w:tcMar>
+              <w:top w:type="dxa" w:w="60"/>
+              <w:left w:type="dxa" w:w="100"/>
+              <w:bottom w:type="dxa" w:w="60"/>
+              <w:right w:type="dxa" w:w="100"/>
+            </w:tcMar>
+            <w:vAlign w:val="center"/>
+          </w:tcPr>
+          <w:p>
+            <w:pPr>
+              <w:spacing w:line="240"/>
+              <w:jc w:val="left"/>
+            </w:pPr>
+            <w:r>
+              <w:rPr>
+                <w:b/>
+                <w:bCs/>
+                <w:sz w:val="18"/>
+                <w:szCs w:val="18"/>
+              </w:rPr>
+              <w:t xml:space="preserve">Diabetes mellitus</w:t>
+            </w:r>
+          </w:p>
+        </w:tc>
+        <w:tc>
+          <w:tcPr>
+            <w:tcW w:type="dxa" w:w="1700"/>
+            <w:tcBorders>
+              <w:top w:val="single" w:color="000000" w:sz="4"/>
+              <w:left w:val="single" w:color="000000" w:sz="4"/>
+              <w:bottom w:val="single" w:color="000000" w:sz="4"/>
+              <w:right w:val="single" w:color="000000" w:sz="4"/>
+            </w:tcBorders>
+            <w:tcMar>
+              <w:top w:type="dxa" w:w="60"/>
+              <w:left w:type="dxa" w:w="100"/>
+              <w:bottom w:type="dxa" w:w="60"/>
+              <w:right w:type="dxa" w:w="100"/>
+            </w:tcMar>
+            <w:vAlign w:val="center"/>
+          </w:tcPr>
+          <w:p>
+            <w:pPr>
+              <w:spacing w:line="240"/>
+              <w:jc w:val="left"/>
+            </w:pPr>
+            <w:r>
+              <w:rPr>
+                <w:sz w:val="18"/>
+                <w:szCs w:val="18"/>
+              </w:rPr>
+              <w:t xml:space="preserve">Comorbilidad metabólica asociada a AOS y depresión</w:t>
+            </w:r>
+          </w:p>
+        </w:tc>
+        <w:tc>
+          <w:tcPr>
+            <w:tcW w:type="dxa" w:w="1750"/>
+            <w:tcBorders>
+              <w:top w:val="single" w:color="000000" w:sz="4"/>
+              <w:left w:val="single" w:color="000000" w:sz="4"/>
+              <w:bottom w:val="single" w:color="000000" w:sz="4"/>
+              <w:right w:val="single" w:color="000000" w:sz="4"/>
+            </w:tcBorders>
+            <w:tcMar>
+              <w:top w:type="dxa" w:w="60"/>
+              <w:left w:type="dxa" w:w="100"/>
+              <w:bottom w:type="dxa" w:w="60"/>
+              <w:right w:type="dxa" w:w="100"/>
+            </w:tcMar>
+            <w:vAlign w:val="center"/>
+          </w:tcPr>
+          <w:p>
+            <w:pPr>
+              <w:spacing w:line="240"/>
+              <w:jc w:val="left"/>
+            </w:pPr>
+            <w:r>
+              <w:rPr>
+                <w:sz w:val="18"/>
+                <w:szCs w:val="18"/>
+              </w:rPr>
+              <w:t xml:space="preserve">Diagnóstico médico autorreportado (DIQ010)</w:t>
+            </w:r>
+          </w:p>
+        </w:tc>
+        <w:tc>
+          <w:tcPr>
+            <w:tcW w:type="dxa" w:w="1400"/>
+            <w:tcBorders>
+              <w:top w:val="single" w:color="000000" w:sz="4"/>
+              <w:left w:val="single" w:color="000000" w:sz="4"/>
+              <w:bottom w:val="single" w:color="000000" w:sz="4"/>
+              <w:right w:val="single" w:color="000000" w:sz="4"/>
+            </w:tcBorders>
+            <w:tcMar>
+              <w:top w:type="dxa" w:w="60"/>
+              <w:left w:type="dxa" w:w="100"/>
+              <w:bottom w:type="dxa" w:w="60"/>
+              <w:right w:type="dxa" w:w="100"/>
+            </w:tcMar>
+            <w:vAlign w:val="center"/>
+          </w:tcPr>
+          <w:p>
+            <w:pPr>
+              <w:spacing w:line="240"/>
+              <w:jc w:val="left"/>
+            </w:pPr>
+            <w:r>
+              <w:rPr>
+                <w:sz w:val="18"/>
+                <w:szCs w:val="18"/>
+              </w:rPr>
+              <w:t xml:space="preserve">Confusora, cualitativa dicotómica</w:t>
+            </w:r>
+          </w:p>
+        </w:tc>
+        <w:tc>
+          <w:tcPr>
+            <w:tcW w:type="dxa" w:w="1450"/>
+            <w:tcBorders>
+              <w:top w:val="single" w:color="000000" w:sz="4"/>
+              <w:left w:val="single" w:color="000000" w:sz="4"/>
+              <w:bottom w:val="single" w:color="000000" w:sz="4"/>
+              <w:right w:val="single" w:color="000000" w:sz="4"/>
+            </w:tcBorders>
+            <w:tcMar>
+              <w:top w:type="dxa" w:w="60"/>
+              <w:left w:type="dxa" w:w="100"/>
+              <w:bottom w:type="dxa" w:w="60"/>
+              <w:right w:type="dxa" w:w="100"/>
+            </w:tcMar>
+            <w:vAlign w:val="center"/>
+          </w:tcPr>
+          <w:p>
+            <w:pPr>
+              <w:spacing w:line="240"/>
+              <w:jc w:val="left"/>
+            </w:pPr>
+            <w:r>
+              <w:rPr>
+                <w:sz w:val="18"/>
+                <w:szCs w:val="18"/>
+              </w:rPr>
+              <w:t xml:space="preserve">Sí / No</w:t>
+            </w:r>
+          </w:p>
+        </w:tc>
+        <w:tc>
+          <w:tcPr>
+            <w:tcW w:type="dxa" w:w="987"/>
+            <w:tcBorders>
+              <w:top w:val="single" w:color="000000" w:sz="4"/>
+              <w:left w:val="single" w:color="000000" w:sz="4"/>
+              <w:bottom w:val="single" w:color="000000" w:sz="4"/>
+              <w:right w:val="single" w:color="000000" w:sz="4"/>
+            </w:tcBorders>
+            <w:tcMar>
+              <w:top w:type="dxa" w:w="60"/>
+              <w:left w:type="dxa" w:w="100"/>
+              <w:bottom w:type="dxa" w:w="60"/>
+              <w:right w:type="dxa" w:w="100"/>
+            </w:tcMar>
+            <w:vAlign w:val="center"/>
+          </w:tcPr>
+          <w:p>
+            <w:pPr>
+              <w:spacing w:line="240"/>
+              <w:jc w:val="left"/>
+            </w:pPr>
+            <w:r>
+              <w:rPr>
+                <w:sz w:val="18"/>
+                <w:szCs w:val="18"/>
+              </w:rPr>
+              <w:t xml:space="preserve">—</w:t>
+            </w:r>
+          </w:p>
+        </w:tc>
+      </w:tr>
+      <w:tr>
+        <w:trPr>
+          <w:cantSplit/>
+          <w:tblHeader w:val="false"/>
+        </w:trPr>
+        <w:tc>
+          <w:tcPr>
+            <w:tcW w:type="dxa" w:w="1500"/>
+            <w:tcBorders>
+              <w:top w:val="single" w:color="000000" w:sz="4"/>
+              <w:left w:val="single" w:color="000000" w:sz="4"/>
+              <w:bottom w:val="single" w:color="000000" w:sz="4"/>
+              <w:right w:val="single" w:color="000000" w:sz="4"/>
+            </w:tcBorders>
+            <w:tcMar>
+              <w:top w:type="dxa" w:w="60"/>
+              <w:left w:type="dxa" w:w="100"/>
+              <w:bottom w:type="dxa" w:w="60"/>
+              <w:right w:type="dxa" w:w="100"/>
+            </w:tcMar>
+            <w:vAlign w:val="center"/>
+          </w:tcPr>
+          <w:p>
+            <w:pPr>
+              <w:spacing w:line="240"/>
+              <w:jc w:val="left"/>
+            </w:pPr>
+            <w:r>
+              <w:rPr>
+                <w:b/>
+                <w:bCs/>
+                <w:sz w:val="18"/>
+                <w:szCs w:val="18"/>
+              </w:rPr>
+              <w:t xml:space="preserve">Enfermedad cardiovascular</w:t>
+            </w:r>
+          </w:p>
+        </w:tc>
+        <w:tc>
+          <w:tcPr>
+            <w:tcW w:type="dxa" w:w="1700"/>
+            <w:tcBorders>
+              <w:top w:val="single" w:color="000000" w:sz="4"/>
+              <w:left w:val="single" w:color="000000" w:sz="4"/>
+              <w:bottom w:val="single" w:color="000000" w:sz="4"/>
+              <w:right w:val="single" w:color="000000" w:sz="4"/>
+            </w:tcBorders>
+            <w:tcMar>
+              <w:top w:type="dxa" w:w="60"/>
+              <w:left w:type="dxa" w:w="100"/>
+              <w:bottom w:type="dxa" w:w="60"/>
+              <w:right w:type="dxa" w:w="100"/>
+            </w:tcMar>
+            <w:vAlign w:val="center"/>
+          </w:tcPr>
+          <w:p>
+            <w:pPr>
+              <w:spacing w:line="240"/>
+              <w:jc w:val="left"/>
+            </w:pPr>
+            <w:r>
+              <w:rPr>
+                <w:sz w:val="18"/>
+                <w:szCs w:val="18"/>
+              </w:rPr>
+              <w:t xml:space="preserve">Antecedente de enfermedad cardiovascular establecida</w:t>
+            </w:r>
+          </w:p>
+        </w:tc>
+        <w:tc>
+          <w:tcPr>
+            <w:tcW w:type="dxa" w:w="1750"/>
+            <w:tcBorders>
+              <w:top w:val="single" w:color="000000" w:sz="4"/>
+              <w:left w:val="single" w:color="000000" w:sz="4"/>
+              <w:bottom w:val="single" w:color="000000" w:sz="4"/>
+              <w:right w:val="single" w:color="000000" w:sz="4"/>
+            </w:tcBorders>
+            <w:tcMar>
+              <w:top w:type="dxa" w:w="60"/>
+              <w:left w:type="dxa" w:w="100"/>
+              <w:bottom w:type="dxa" w:w="60"/>
+              <w:right w:type="dxa" w:w="100"/>
+            </w:tcMar>
+            <w:vAlign w:val="center"/>
+          </w:tcPr>
+          <w:p>
+            <w:pPr>
+              <w:spacing w:line="240"/>
+              <w:jc w:val="left"/>
+            </w:pPr>
+            <w:r>
+              <w:rPr>
+                <w:sz w:val="18"/>
+                <w:szCs w:val="18"/>
+              </w:rPr>
+              <w:t xml:space="preserve">Insuficiencia cardíaca, enfermedad coronaria, angina, infarto o ACV autorreportados (MCQ160B a MCQ160F)</w:t>
+            </w:r>
+          </w:p>
+        </w:tc>
+        <w:tc>
+          <w:tcPr>
+            <w:tcW w:type="dxa" w:w="1400"/>
+            <w:tcBorders>
+              <w:top w:val="single" w:color="000000" w:sz="4"/>
+              <w:left w:val="single" w:color="000000" w:sz="4"/>
+              <w:bottom w:val="single" w:color="000000" w:sz="4"/>
+              <w:right w:val="single" w:color="000000" w:sz="4"/>
+            </w:tcBorders>
+            <w:tcMar>
+              <w:top w:type="dxa" w:w="60"/>
+              <w:left w:type="dxa" w:w="100"/>
+              <w:bottom w:type="dxa" w:w="60"/>
+              <w:right w:type="dxa" w:w="100"/>
+            </w:tcMar>
+            <w:vAlign w:val="center"/>
+          </w:tcPr>
+          <w:p>
+            <w:pPr>
+              <w:spacing w:line="240"/>
+              <w:jc w:val="left"/>
+            </w:pPr>
+            <w:r>
+              <w:rPr>
+                <w:sz w:val="18"/>
+                <w:szCs w:val="18"/>
+              </w:rPr>
+              <w:t xml:space="preserve">Confusora, cualitativa dicotómica</w:t>
+            </w:r>
+          </w:p>
+        </w:tc>
+        <w:tc>
+          <w:tcPr>
+            <w:tcW w:type="dxa" w:w="1450"/>
+            <w:tcBorders>
+              <w:top w:val="single" w:color="000000" w:sz="4"/>
+              <w:left w:val="single" w:color="000000" w:sz="4"/>
+              <w:bottom w:val="single" w:color="000000" w:sz="4"/>
+              <w:right w:val="single" w:color="000000" w:sz="4"/>
+            </w:tcBorders>
+            <w:tcMar>
+              <w:top w:type="dxa" w:w="60"/>
+              <w:left w:type="dxa" w:w="100"/>
+              <w:bottom w:type="dxa" w:w="60"/>
+              <w:right w:type="dxa" w:w="100"/>
+            </w:tcMar>
+            <w:vAlign w:val="center"/>
+          </w:tcPr>
+          <w:p>
+            <w:pPr>
+              <w:spacing w:line="240"/>
+              <w:jc w:val="left"/>
+            </w:pPr>
+            <w:r>
+              <w:rPr>
+                <w:sz w:val="18"/>
+                <w:szCs w:val="18"/>
+              </w:rPr>
+              <w:t xml:space="preserve">Sí / No</w:t>
+            </w:r>
+          </w:p>
+        </w:tc>
+        <w:tc>
+          <w:tcPr>
+            <w:tcW w:type="dxa" w:w="987"/>
+            <w:tcBorders>
+              <w:top w:val="single" w:color="000000" w:sz="4"/>
+              <w:left w:val="single" w:color="000000" w:sz="4"/>
+              <w:bottom w:val="single" w:color="000000" w:sz="4"/>
+              <w:right w:val="single" w:color="000000" w:sz="4"/>
+            </w:tcBorders>
+            <w:tcMar>
+              <w:top w:type="dxa" w:w="60"/>
+              <w:left w:type="dxa" w:w="100"/>
+              <w:bottom w:type="dxa" w:w="60"/>
+              <w:right w:type="dxa" w:w="100"/>
+            </w:tcMar>
+            <w:vAlign w:val="center"/>
+          </w:tcPr>
+          <w:p>
+            <w:pPr>
+              <w:spacing w:line="240"/>
+              <w:jc w:val="left"/>
+            </w:pPr>
+            <w:r>
+              <w:rPr>
+                <w:sz w:val="18"/>
+                <w:szCs w:val="18"/>
+              </w:rPr>
+              <w:t xml:space="preserve">—</w:t>
+            </w:r>
+          </w:p>
+        </w:tc>
+      </w:tr>
+      <w:tr>
+        <w:trPr>
+          <w:cantSplit/>
+          <w:tblHeader w:val="false"/>
+        </w:trPr>
+        <w:tc>
+          <w:tcPr>
+            <w:tcW w:type="dxa" w:w="1500"/>
+            <w:tcBorders>
+              <w:top w:val="single" w:color="000000" w:sz="4"/>
+              <w:left w:val="single" w:color="000000" w:sz="4"/>
+              <w:bottom w:val="single" w:color="000000" w:sz="4"/>
+              <w:right w:val="single" w:color="000000" w:sz="4"/>
+            </w:tcBorders>
+            <w:tcMar>
+              <w:top w:type="dxa" w:w="60"/>
+              <w:left w:type="dxa" w:w="100"/>
+              <w:bottom w:type="dxa" w:w="60"/>
+              <w:right w:type="dxa" w:w="100"/>
+            </w:tcMar>
+            <w:vAlign w:val="center"/>
+          </w:tcPr>
+          <w:p>
+            <w:pPr>
+              <w:spacing w:line="240"/>
+              <w:jc w:val="left"/>
+            </w:pPr>
+            <w:r>
+              <w:rPr>
+                <w:b/>
+                <w:bCs/>
+                <w:sz w:val="18"/>
+                <w:szCs w:val="18"/>
+              </w:rPr>
+              <w:t xml:space="preserve">Seguro de salud</w:t>
+            </w:r>
+          </w:p>
+        </w:tc>
+        <w:tc>
+          <w:tcPr>
+            <w:tcW w:type="dxa" w:w="1700"/>
+            <w:tcBorders>
+              <w:top w:val="single" w:color="000000" w:sz="4"/>
+              <w:left w:val="single" w:color="000000" w:sz="4"/>
+              <w:bottom w:val="single" w:color="000000" w:sz="4"/>
+              <w:right w:val="single" w:color="000000" w:sz="4"/>
+            </w:tcBorders>
+            <w:tcMar>
+              <w:top w:type="dxa" w:w="60"/>
+              <w:left w:type="dxa" w:w="100"/>
+              <w:bottom w:type="dxa" w:w="60"/>
+              <w:right w:type="dxa" w:w="100"/>
+            </w:tcMar>
+            <w:vAlign w:val="center"/>
+          </w:tcPr>
+          <w:p>
+            <w:pPr>
+              <w:spacing w:line="240"/>
+              <w:jc w:val="left"/>
+            </w:pPr>
+            <w:r>
+              <w:rPr>
+                <w:sz w:val="18"/>
+                <w:szCs w:val="18"/>
+              </w:rPr>
+              <w:t xml:space="preserve">Cobertura de atención sanitaria</w:t>
+            </w:r>
+          </w:p>
+        </w:tc>
+        <w:tc>
+          <w:tcPr>
+            <w:tcW w:type="dxa" w:w="1750"/>
+            <w:tcBorders>
+              <w:top w:val="single" w:color="000000" w:sz="4"/>
+              <w:left w:val="single" w:color="000000" w:sz="4"/>
+              <w:bottom w:val="single" w:color="000000" w:sz="4"/>
+              <w:right w:val="single" w:color="000000" w:sz="4"/>
+            </w:tcBorders>
+            <w:tcMar>
+              <w:top w:type="dxa" w:w="60"/>
+              <w:left w:type="dxa" w:w="100"/>
+              <w:bottom w:type="dxa" w:w="60"/>
+              <w:right w:type="dxa" w:w="100"/>
+            </w:tcMar>
+            <w:vAlign w:val="center"/>
+          </w:tcPr>
+          <w:p>
+            <w:pPr>
+              <w:spacing w:line="240"/>
+              <w:jc w:val="left"/>
+            </w:pPr>
+            <w:r>
+              <w:rPr>
+                <w:sz w:val="18"/>
+                <w:szCs w:val="18"/>
+              </w:rPr>
+              <w:t xml:space="preserve">Cobertura actual por seguro o plan de salud (HIQ011)</w:t>
+            </w:r>
+          </w:p>
+        </w:tc>
+        <w:tc>
+          <w:tcPr>
+            <w:tcW w:type="dxa" w:w="1400"/>
+            <w:tcBorders>
+              <w:top w:val="single" w:color="000000" w:sz="4"/>
+              <w:left w:val="single" w:color="000000" w:sz="4"/>
+              <w:bottom w:val="single" w:color="000000" w:sz="4"/>
+              <w:right w:val="single" w:color="000000" w:sz="4"/>
+            </w:tcBorders>
+            <w:tcMar>
+              <w:top w:type="dxa" w:w="60"/>
+              <w:left w:type="dxa" w:w="100"/>
+              <w:bottom w:type="dxa" w:w="60"/>
+              <w:right w:type="dxa" w:w="100"/>
+            </w:tcMar>
+            <w:vAlign w:val="center"/>
+          </w:tcPr>
+          <w:p>
+            <w:pPr>
+              <w:spacing w:line="240"/>
+              <w:jc w:val="left"/>
+            </w:pPr>
+            <w:r>
+              <w:rPr>
+                <w:sz w:val="18"/>
+                <w:szCs w:val="18"/>
+              </w:rPr>
+              <w:t xml:space="preserve">Confusora, cualitativa dicotómica</w:t>
+            </w:r>
+          </w:p>
+        </w:tc>
+        <w:tc>
+          <w:tcPr>
+            <w:tcW w:type="dxa" w:w="1450"/>
+            <w:tcBorders>
+              <w:top w:val="single" w:color="000000" w:sz="4"/>
+              <w:left w:val="single" w:color="000000" w:sz="4"/>
+              <w:bottom w:val="single" w:color="000000" w:sz="4"/>
+              <w:right w:val="single" w:color="000000" w:sz="4"/>
+            </w:tcBorders>
+            <w:tcMar>
+              <w:top w:type="dxa" w:w="60"/>
+              <w:left w:type="dxa" w:w="100"/>
+              <w:bottom w:type="dxa" w:w="60"/>
+              <w:right w:type="dxa" w:w="100"/>
+            </w:tcMar>
+            <w:vAlign w:val="center"/>
+          </w:tcPr>
+          <w:p>
+            <w:pPr>
+              <w:spacing w:line="240"/>
+              <w:jc w:val="left"/>
+            </w:pPr>
+            <w:r>
+              <w:rPr>
+                <w:sz w:val="18"/>
+                <w:szCs w:val="18"/>
+              </w:rPr>
+              <w:t xml:space="preserve">Sí / No</w:t>
+            </w:r>
+          </w:p>
+        </w:tc>
+        <w:tc>
+          <w:tcPr>
+            <w:tcW w:type="dxa" w:w="987"/>
+            <w:tcBorders>
+              <w:top w:val="single" w:color="000000" w:sz="4"/>
+              <w:left w:val="single" w:color="000000" w:sz="4"/>
+              <w:bottom w:val="single" w:color="000000" w:sz="4"/>
+              <w:right w:val="single" w:color="000000" w:sz="4"/>
+            </w:tcBorders>
+            <w:tcMar>
+              <w:top w:type="dxa" w:w="60"/>
+              <w:left w:type="dxa" w:w="100"/>
+              <w:bottom w:type="dxa" w:w="60"/>
+              <w:right w:type="dxa" w:w="100"/>
+            </w:tcMar>
+            <w:vAlign w:val="center"/>
+          </w:tcPr>
+          <w:p>
+            <w:pPr>
+              <w:spacing w:line="240"/>
+              <w:jc w:val="left"/>
+            </w:pPr>
+            <w:r>
+              <w:rPr>
+                <w:sz w:val="18"/>
+                <w:szCs w:val="18"/>
+              </w:rPr>
+              <w:t xml:space="preserve">—</w:t>
+            </w:r>
+          </w:p>
+        </w:tc>
+      </w:tr>
+      <w:tr>
+        <w:trPr>
+          <w:cantSplit/>
+          <w:tblHeader w:val="false"/>
+        </w:trPr>
+        <w:tc>
+          <w:tcPr>
+            <w:tcW w:type="dxa" w:w="1500"/>
+            <w:tcBorders>
+              <w:top w:val="single" w:color="000000" w:sz="4"/>
+              <w:left w:val="single" w:color="000000" w:sz="4"/>
+              <w:bottom w:val="single" w:color="000000" w:sz="4"/>
+              <w:right w:val="single" w:color="000000" w:sz="4"/>
+            </w:tcBorders>
+            <w:tcMar>
+              <w:top w:type="dxa" w:w="60"/>
+              <w:left w:type="dxa" w:w="100"/>
+              <w:bottom w:type="dxa" w:w="60"/>
+              <w:right w:type="dxa" w:w="100"/>
+            </w:tcMar>
+            <w:vAlign w:val="center"/>
+          </w:tcPr>
+          <w:p>
+            <w:pPr>
+              <w:spacing w:line="240"/>
+              <w:jc w:val="left"/>
+            </w:pPr>
+            <w:r>
+              <w:rPr>
+                <w:b/>
+                <w:bCs/>
+                <w:sz w:val="18"/>
+                <w:szCs w:val="18"/>
+              </w:rPr>
+              <w:t xml:space="preserve">Índice de masa corporal</w:t>
+            </w:r>
+          </w:p>
+        </w:tc>
+        <w:tc>
+          <w:tcPr>
+            <w:tcW w:type="dxa" w:w="1700"/>
+            <w:tcBorders>
+              <w:top w:val="single" w:color="000000" w:sz="4"/>
+              <w:left w:val="single" w:color="000000" w:sz="4"/>
+              <w:bottom w:val="single" w:color="000000" w:sz="4"/>
+              <w:right w:val="single" w:color="000000" w:sz="4"/>
+            </w:tcBorders>
+            <w:tcMar>
+              <w:top w:type="dxa" w:w="60"/>
+              <w:left w:type="dxa" w:w="100"/>
+              <w:bottom w:type="dxa" w:w="60"/>
+              <w:right w:type="dxa" w:w="100"/>
+            </w:tcMar>
+            <w:vAlign w:val="center"/>
+          </w:tcPr>
+          <w:p>
+            <w:pPr>
+              <w:spacing w:line="240"/>
+              <w:jc w:val="left"/>
+            </w:pPr>
+            <w:r>
+              <w:rPr>
+                <w:sz w:val="18"/>
+                <w:szCs w:val="18"/>
+              </w:rPr>
+              <w:t xml:space="preserve">Relación peso-talla asociada a adiposidad</w:t>
+            </w:r>
+          </w:p>
+        </w:tc>
+        <w:tc>
+          <w:tcPr>
+            <w:tcW w:type="dxa" w:w="1750"/>
+            <w:tcBorders>
+              <w:top w:val="single" w:color="000000" w:sz="4"/>
+              <w:left w:val="single" w:color="000000" w:sz="4"/>
+              <w:bottom w:val="single" w:color="000000" w:sz="4"/>
+              <w:right w:val="single" w:color="000000" w:sz="4"/>
+            </w:tcBorders>
+            <w:tcMar>
+              <w:top w:type="dxa" w:w="60"/>
+              <w:left w:type="dxa" w:w="100"/>
+              <w:bottom w:type="dxa" w:w="60"/>
+              <w:right w:type="dxa" w:w="100"/>
+            </w:tcMar>
+            <w:vAlign w:val="center"/>
+          </w:tcPr>
+          <w:p>
+            <w:pPr>
+              <w:spacing w:line="240"/>
+              <w:jc w:val="left"/>
+            </w:pPr>
+            <w:r>
+              <w:rPr>
+                <w:sz w:val="18"/>
+                <w:szCs w:val="18"/>
+              </w:rPr>
+              <w:t xml:space="preserve">Peso (kg) / talla (m)² medidos en el MEC (BMXBMI)</w:t>
+            </w:r>
+          </w:p>
+        </w:tc>
+        <w:tc>
+          <w:tcPr>
+            <w:tcW w:type="dxa" w:w="1400"/>
+            <w:tcBorders>
+              <w:top w:val="single" w:color="000000" w:sz="4"/>
+              <w:left w:val="single" w:color="000000" w:sz="4"/>
+              <w:bottom w:val="single" w:color="000000" w:sz="4"/>
+              <w:right w:val="single" w:color="000000" w:sz="4"/>
+            </w:tcBorders>
+            <w:tcMar>
+              <w:top w:type="dxa" w:w="60"/>
+              <w:left w:type="dxa" w:w="100"/>
+              <w:bottom w:type="dxa" w:w="60"/>
+              <w:right w:type="dxa" w:w="100"/>
+            </w:tcMar>
+            <w:vAlign w:val="center"/>
+          </w:tcPr>
+          <w:p>
+            <w:pPr>
+              <w:spacing w:line="240"/>
+              <w:jc w:val="left"/>
+            </w:pPr>
+            <w:r>
+              <w:rPr>
+                <w:sz w:val="18"/>
+                <w:szCs w:val="18"/>
+              </w:rPr>
+              <w:t xml:space="preserve">Componente de la exposición (ítem B); covariable solo en el análisis de sensibilidad</w:t>
+            </w:r>
+          </w:p>
+        </w:tc>
+        <w:tc>
+          <w:tcPr>
+            <w:tcW w:type="dxa" w:w="1450"/>
+            <w:tcBorders>
+              <w:top w:val="single" w:color="000000" w:sz="4"/>
+              <w:left w:val="single" w:color="000000" w:sz="4"/>
+              <w:bottom w:val="single" w:color="000000" w:sz="4"/>
+              <w:right w:val="single" w:color="000000" w:sz="4"/>
+            </w:tcBorders>
+            <w:tcMar>
+              <w:top w:type="dxa" w:w="60"/>
+              <w:left w:type="dxa" w:w="100"/>
+              <w:bottom w:type="dxa" w:w="60"/>
+              <w:right w:type="dxa" w:w="100"/>
+            </w:tcMar>
+            <w:vAlign w:val="center"/>
+          </w:tcPr>
+          <w:p>
+            <w:pPr>
+              <w:spacing w:line="240"/>
+              <w:jc w:val="left"/>
+            </w:pPr>
+            <w:r>
+              <w:rPr>
+                <w:sz w:val="18"/>
+                <w:szCs w:val="18"/>
+              </w:rPr>
+              <w:t xml:space="preserve">&lt; 25 / 25–29.9 / ≥ 30</w:t>
+            </w:r>
+          </w:p>
+        </w:tc>
+        <w:tc>
+          <w:tcPr>
+            <w:tcW w:type="dxa" w:w="987"/>
+            <w:tcBorders>
+              <w:top w:val="single" w:color="000000" w:sz="4"/>
+              <w:left w:val="single" w:color="000000" w:sz="4"/>
+              <w:bottom w:val="single" w:color="000000" w:sz="4"/>
+              <w:right w:val="single" w:color="000000" w:sz="4"/>
+            </w:tcBorders>
+            <w:tcMar>
+              <w:top w:type="dxa" w:w="60"/>
+              <w:left w:type="dxa" w:w="100"/>
+              <w:bottom w:type="dxa" w:w="60"/>
+              <w:right w:type="dxa" w:w="100"/>
+            </w:tcMar>
+            <w:vAlign w:val="center"/>
+          </w:tcPr>
+          <w:p>
+            <w:pPr>
+              <w:spacing w:line="240"/>
+              <w:jc w:val="left"/>
+            </w:pPr>
+            <w:r>
+              <w:rPr>
+                <w:sz w:val="18"/>
+                <w:szCs w:val="18"/>
+              </w:rPr>
+              <w:t xml:space="preserve">kg/m²</w:t>
+            </w:r>
+          </w:p>
+        </w:tc>
+      </w:tr>
+      <w:tr>
+        <w:trPr>
+          <w:cantSplit/>
+          <w:tblHeader w:val="false"/>
+        </w:trPr>
+        <w:tc>
+          <w:tcPr>
+            <w:tcW w:type="dxa" w:w="1500"/>
+            <w:tcBorders>
+              <w:top w:val="single" w:color="000000" w:sz="4"/>
+              <w:left w:val="single" w:color="000000" w:sz="4"/>
+              <w:bottom w:val="single" w:color="000000" w:sz="4"/>
+              <w:right w:val="single" w:color="000000" w:sz="4"/>
+            </w:tcBorders>
+            <w:tcMar>
+              <w:top w:type="dxa" w:w="60"/>
+              <w:left w:type="dxa" w:w="100"/>
+              <w:bottom w:type="dxa" w:w="60"/>
+              <w:right w:type="dxa" w:w="100"/>
+            </w:tcMar>
+            <w:vAlign w:val="center"/>
+          </w:tcPr>
+          <w:p>
+            <w:pPr>
+              <w:spacing w:line="240"/>
+              <w:jc w:val="left"/>
+            </w:pPr>
+            <w:r>
+              <w:rPr>
+                <w:b/>
+                <w:bCs/>
+                <w:sz w:val="18"/>
+                <w:szCs w:val="18"/>
+              </w:rPr>
+              <w:t xml:space="preserve">Hipertensión arterial</w:t>
+            </w:r>
+          </w:p>
+        </w:tc>
+        <w:tc>
+          <w:tcPr>
+            <w:tcW w:type="dxa" w:w="1700"/>
+            <w:tcBorders>
+              <w:top w:val="single" w:color="000000" w:sz="4"/>
+              <w:left w:val="single" w:color="000000" w:sz="4"/>
+              <w:bottom w:val="single" w:color="000000" w:sz="4"/>
+              <w:right w:val="single" w:color="000000" w:sz="4"/>
+            </w:tcBorders>
+            <w:tcMar>
+              <w:top w:type="dxa" w:w="60"/>
+              <w:left w:type="dxa" w:w="100"/>
+              <w:bottom w:type="dxa" w:w="60"/>
+              <w:right w:type="dxa" w:w="100"/>
+            </w:tcMar>
+            <w:vAlign w:val="center"/>
+          </w:tcPr>
+          <w:p>
+            <w:pPr>
+              <w:spacing w:line="240"/>
+              <w:jc w:val="left"/>
+            </w:pPr>
+            <w:r>
+              <w:rPr>
+                <w:sz w:val="18"/>
+                <w:szCs w:val="18"/>
+              </w:rPr>
+              <w:t xml:space="preserve">Comorbilidad cardiovascular frecuente en AOS</w:t>
+            </w:r>
+          </w:p>
+        </w:tc>
+        <w:tc>
+          <w:tcPr>
+            <w:tcW w:type="dxa" w:w="1750"/>
+            <w:tcBorders>
+              <w:top w:val="single" w:color="000000" w:sz="4"/>
+              <w:left w:val="single" w:color="000000" w:sz="4"/>
+              <w:bottom w:val="single" w:color="000000" w:sz="4"/>
+              <w:right w:val="single" w:color="000000" w:sz="4"/>
+            </w:tcBorders>
+            <w:tcMar>
+              <w:top w:type="dxa" w:w="60"/>
+              <w:left w:type="dxa" w:w="100"/>
+              <w:bottom w:type="dxa" w:w="60"/>
+              <w:right w:type="dxa" w:w="100"/>
+            </w:tcMar>
+            <w:vAlign w:val="center"/>
+          </w:tcPr>
+          <w:p>
+            <w:pPr>
+              <w:spacing w:line="240"/>
+              <w:jc w:val="left"/>
+            </w:pPr>
+            <w:r>
+              <w:rPr>
+                <w:sz w:val="18"/>
+                <w:szCs w:val="18"/>
+              </w:rPr>
+              <w:t xml:space="preserve">Diagnóstico médico autorreportado (BPQ020)</w:t>
+            </w:r>
+          </w:p>
+        </w:tc>
+        <w:tc>
+          <w:tcPr>
+            <w:tcW w:type="dxa" w:w="1400"/>
+            <w:tcBorders>
+              <w:top w:val="single" w:color="000000" w:sz="4"/>
+              <w:left w:val="single" w:color="000000" w:sz="4"/>
+              <w:bottom w:val="single" w:color="000000" w:sz="4"/>
+              <w:right w:val="single" w:color="000000" w:sz="4"/>
+            </w:tcBorders>
+            <w:tcMar>
+              <w:top w:type="dxa" w:w="60"/>
+              <w:left w:type="dxa" w:w="100"/>
+              <w:bottom w:type="dxa" w:w="60"/>
+              <w:right w:type="dxa" w:w="100"/>
+            </w:tcMar>
+            <w:vAlign w:val="center"/>
+          </w:tcPr>
+          <w:p>
+            <w:pPr>
+              <w:spacing w:line="240"/>
+              <w:jc w:val="left"/>
+            </w:pPr>
+            <w:r>
+              <w:rPr>
+                <w:sz w:val="18"/>
+                <w:szCs w:val="18"/>
+              </w:rPr>
+              <w:t xml:space="preserve">Componente de la exposición (ítem P); no se ajusta</w:t>
+            </w:r>
+          </w:p>
+        </w:tc>
+        <w:tc>
+          <w:tcPr>
+            <w:tcW w:type="dxa" w:w="1450"/>
+            <w:tcBorders>
+              <w:top w:val="single" w:color="000000" w:sz="4"/>
+              <w:left w:val="single" w:color="000000" w:sz="4"/>
+              <w:bottom w:val="single" w:color="000000" w:sz="4"/>
+              <w:right w:val="single" w:color="000000" w:sz="4"/>
+            </w:tcBorders>
+            <w:tcMar>
+              <w:top w:type="dxa" w:w="60"/>
+              <w:left w:type="dxa" w:w="100"/>
+              <w:bottom w:type="dxa" w:w="60"/>
+              <w:right w:type="dxa" w:w="100"/>
+            </w:tcMar>
+            <w:vAlign w:val="center"/>
+          </w:tcPr>
+          <w:p>
+            <w:pPr>
+              <w:spacing w:line="240"/>
+              <w:jc w:val="left"/>
+            </w:pPr>
+            <w:r>
+              <w:rPr>
+                <w:sz w:val="18"/>
+                <w:szCs w:val="18"/>
+              </w:rPr>
+              <w:t xml:space="preserve">Sí / No</w:t>
+            </w:r>
+          </w:p>
+        </w:tc>
+        <w:tc>
+          <w:tcPr>
+            <w:tcW w:type="dxa" w:w="987"/>
+            <w:tcBorders>
+              <w:top w:val="single" w:color="000000" w:sz="4"/>
+              <w:left w:val="single" w:color="000000" w:sz="4"/>
+              <w:bottom w:val="single" w:color="000000" w:sz="4"/>
+              <w:right w:val="single" w:color="000000" w:sz="4"/>
+            </w:tcBorders>
+            <w:tcMar>
+              <w:top w:type="dxa" w:w="60"/>
+              <w:left w:type="dxa" w:w="100"/>
+              <w:bottom w:type="dxa" w:w="60"/>
+              <w:right w:type="dxa" w:w="100"/>
+            </w:tcMar>
+            <w:vAlign w:val="center"/>
+          </w:tcPr>
+          <w:p>
+            <w:pPr>
+              <w:spacing w:line="240"/>
+              <w:jc w:val="left"/>
+            </w:pPr>
+            <w:r>
+              <w:rPr>
+                <w:sz w:val="18"/>
+                <w:szCs w:val="18"/>
+              </w:rPr>
+              <w:t xml:space="preserve">—</w:t>
+            </w:r>
+          </w:p>
+        </w:tc>
+      </w:tr>
+      <w:tr>
+        <w:trPr>
+          <w:cantSplit/>
+          <w:tblHeader w:val="false"/>
+        </w:trPr>
+        <w:tc>
+          <w:tcPr>
+            <w:tcW w:type="dxa" w:w="1500"/>
+            <w:tcBorders>
+              <w:top w:val="single" w:color="000000" w:sz="4"/>
+              <w:left w:val="single" w:color="000000" w:sz="4"/>
+              <w:bottom w:val="single" w:color="000000" w:sz="4"/>
+              <w:right w:val="single" w:color="000000" w:sz="4"/>
+            </w:tcBorders>
+            <w:tcMar>
+              <w:top w:type="dxa" w:w="60"/>
+              <w:left w:type="dxa" w:w="100"/>
+              <w:bottom w:type="dxa" w:w="60"/>
+              <w:right w:type="dxa" w:w="100"/>
+            </w:tcMar>
+            <w:vAlign w:val="center"/>
+          </w:tcPr>
+          <w:p>
+            <w:pPr>
+              <w:spacing w:line="240"/>
+              <w:jc w:val="left"/>
+            </w:pPr>
+            <w:r>
+              <w:rPr>
+                <w:b/>
+                <w:bCs/>
+                <w:sz w:val="18"/>
+                <w:szCs w:val="18"/>
+              </w:rPr>
+              <w:t xml:space="preserve">Subgrupo hispano</w:t>
+            </w:r>
+          </w:p>
+        </w:tc>
+        <w:tc>
+          <w:tcPr>
+            <w:tcW w:type="dxa" w:w="1700"/>
+            <w:tcBorders>
+              <w:top w:val="single" w:color="000000" w:sz="4"/>
+              <w:left w:val="single" w:color="000000" w:sz="4"/>
+              <w:bottom w:val="single" w:color="000000" w:sz="4"/>
+              <w:right w:val="single" w:color="000000" w:sz="4"/>
+            </w:tcBorders>
+            <w:tcMar>
+              <w:top w:type="dxa" w:w="60"/>
+              <w:left w:type="dxa" w:w="100"/>
+              <w:bottom w:type="dxa" w:w="60"/>
+              <w:right w:type="dxa" w:w="100"/>
+            </w:tcMar>
+            <w:vAlign w:val="center"/>
+          </w:tcPr>
+          <w:p>
+            <w:pPr>
+              <w:spacing w:line="240"/>
+              <w:jc w:val="left"/>
+            </w:pPr>
+            <w:r>
+              <w:rPr>
+                <w:sz w:val="18"/>
+                <w:szCs w:val="18"/>
+              </w:rPr>
+              <w:t xml:space="preserve">Población de origen latinoamericano en Estados Unidos</w:t>
+            </w:r>
+          </w:p>
+        </w:tc>
+        <w:tc>
+          <w:tcPr>
+            <w:tcW w:type="dxa" w:w="1750"/>
+            <w:tcBorders>
+              <w:top w:val="single" w:color="000000" w:sz="4"/>
+              <w:left w:val="single" w:color="000000" w:sz="4"/>
+              <w:bottom w:val="single" w:color="000000" w:sz="4"/>
+              <w:right w:val="single" w:color="000000" w:sz="4"/>
+            </w:tcBorders>
+            <w:tcMar>
+              <w:top w:type="dxa" w:w="60"/>
+              <w:left w:type="dxa" w:w="100"/>
+              <w:bottom w:type="dxa" w:w="60"/>
+              <w:right w:type="dxa" w:w="100"/>
+            </w:tcMar>
+            <w:vAlign w:val="center"/>
+          </w:tcPr>
+          <w:p>
+            <w:pPr>
+              <w:spacing w:line="240"/>
+              <w:jc w:val="left"/>
+            </w:pPr>
+            <w:r>
+              <w:rPr>
+                <w:sz w:val="18"/>
+                <w:szCs w:val="18"/>
+              </w:rPr>
+              <w:t xml:space="preserve">Mexicano-americano u otro hispano (RIDRETH3 = 1 o 2)</w:t>
+            </w:r>
+          </w:p>
+        </w:tc>
+        <w:tc>
+          <w:tcPr>
+            <w:tcW w:type="dxa" w:w="1400"/>
+            <w:tcBorders>
+              <w:top w:val="single" w:color="000000" w:sz="4"/>
+              <w:left w:val="single" w:color="000000" w:sz="4"/>
+              <w:bottom w:val="single" w:color="000000" w:sz="4"/>
+              <w:right w:val="single" w:color="000000" w:sz="4"/>
+            </w:tcBorders>
+            <w:tcMar>
+              <w:top w:type="dxa" w:w="60"/>
+              <w:left w:type="dxa" w:w="100"/>
+              <w:bottom w:type="dxa" w:w="60"/>
+              <w:right w:type="dxa" w:w="100"/>
+            </w:tcMar>
+            <w:vAlign w:val="center"/>
+          </w:tcPr>
+          <w:p>
+            <w:pPr>
+              <w:spacing w:line="240"/>
+              <w:jc w:val="left"/>
+            </w:pPr>
+            <w:r>
+              <w:rPr>
+                <w:sz w:val="18"/>
+                <w:szCs w:val="18"/>
+              </w:rPr>
+              <w:t xml:space="preserve">Variable de estratificación, cualitativa dicotómica</w:t>
+            </w:r>
+          </w:p>
+        </w:tc>
+        <w:tc>
+          <w:tcPr>
+            <w:tcW w:type="dxa" w:w="1450"/>
+            <w:tcBorders>
+              <w:top w:val="single" w:color="000000" w:sz="4"/>
+              <w:left w:val="single" w:color="000000" w:sz="4"/>
+              <w:bottom w:val="single" w:color="000000" w:sz="4"/>
+              <w:right w:val="single" w:color="000000" w:sz="4"/>
+            </w:tcBorders>
+            <w:tcMar>
+              <w:top w:type="dxa" w:w="60"/>
+              <w:left w:type="dxa" w:w="100"/>
+              <w:bottom w:type="dxa" w:w="60"/>
+              <w:right w:type="dxa" w:w="100"/>
+            </w:tcMar>
+            <w:vAlign w:val="center"/>
+          </w:tcPr>
+          <w:p>
+            <w:pPr>
+              <w:spacing w:line="240"/>
+              <w:jc w:val="left"/>
+            </w:pPr>
+            <w:r>
+              <w:rPr>
+                <w:sz w:val="18"/>
+                <w:szCs w:val="18"/>
+              </w:rPr>
+              <w:t xml:space="preserve">Sí / No</w:t>
+            </w:r>
+          </w:p>
+        </w:tc>
+        <w:tc>
+          <w:tcPr>
+            <w:tcW w:type="dxa" w:w="987"/>
+            <w:tcBorders>
+              <w:top w:val="single" w:color="000000" w:sz="4"/>
+              <w:left w:val="single" w:color="000000" w:sz="4"/>
+              <w:bottom w:val="single" w:color="000000" w:sz="4"/>
+              <w:right w:val="single" w:color="000000" w:sz="4"/>
+            </w:tcBorders>
+            <w:tcMar>
+              <w:top w:type="dxa" w:w="60"/>
+              <w:left w:type="dxa" w:w="100"/>
+              <w:bottom w:type="dxa" w:w="60"/>
+              <w:right w:type="dxa" w:w="100"/>
+            </w:tcMar>
+            <w:vAlign w:val="center"/>
+          </w:tcPr>
+          <w:p>
+            <w:pPr>
+              <w:spacing w:line="240"/>
+              <w:jc w:val="left"/>
+            </w:pPr>
+            <w:r>
+              <w:rPr>
+                <w:sz w:val="18"/>
+                <w:szCs w:val="18"/>
+              </w:rPr>
+              <w:t xml:space="preserve">—</w:t>
             </w:r>
           </w:p>
         </w:tc>
@@ -4137,6 +6193,100 @@
       </w:pPr>
       <w:r>
         <w:t xml:space="preserve">En todas las variables, los códigos 7 (rechazado) y 9 (no sabe) se considerarán datos faltantes. La edad, el sexo, la hipertensión y el IMC forman parte del puntaje de exposición; por ello, la hipertensión y el IMC no se incluirán en el modelo principal para evitar un sobreajuste, mientras que la edad y el sexo se mantendrán por su fuerte relación con la depresión, evaluando previamente la colinealidad (sección 6.9).</w:t>
+      </w:r>
+    </w:p>
+    <w:p>
+      <w:pPr>
+        <w:pStyle w:val="Heading3"/>
+      </w:pPr>
+      <w:r>
+        <w:t xml:space="preserve">6.5.4 Diagrama acíclico dirigido (DAG)</w:t>
+      </w:r>
+    </w:p>
+    <w:p>
+      <w:pPr>
+        <w:spacing w:after="160" w:line="480"/>
+        <w:jc w:val="both"/>
+      </w:pPr>
+      <w:r>
+        <w:t xml:space="preserve">La selección de las covariables de ajuste se basó en el siguiente diagrama acíclico dirigido, que representa las relaciones causales supuestas entre la exposición, el desenlace y las demás variables:</w:t>
+      </w:r>
+    </w:p>
+    <w:p>
+      <w:pPr>
+        <w:keepNext/>
+        <w:spacing w:after="120" w:before="120"/>
+      </w:pPr>
+      <w:r>
+        <w:rPr>
+          <w:b/>
+          <w:bCs/>
+          <w:i/>
+          <w:iCs/>
+        </w:rPr>
+        <w:t xml:space="preserve">Imagen 1. </w:t>
+      </w:r>
+      <w:r>
+        <w:rPr>
+          <w:i/>
+          <w:iCs/>
+        </w:rPr>
+        <w:t xml:space="preserve">Diagrama acíclico dirigido (DAG)</w:t>
+      </w:r>
+    </w:p>
+    <w:p>
+      <w:pPr>
+        <w:spacing w:after="240"/>
+        <w:jc w:val="center"/>
+      </w:pPr>
+      <w:r>
+        <w:drawing>
+          <wp:inline distT="0" distB="0" distL="0" distR="0">
+            <wp:extent cx="5619750" cy="3657600"/>
+            <wp:effectExtent t="0" r="0" b="0" l="0"/>
+            <wp:docPr id="1" name="" descr="" title=""/>
+            <wp:cNvGraphicFramePr>
+              <a:graphicFrameLocks xmlns:a="http://schemas.openxmlformats.org/drawingml/2006/main" noChangeAspect="1"/>
+            </wp:cNvGraphicFramePr>
+            <a:graphic xmlns:a="http://schemas.openxmlformats.org/drawingml/2006/main">
+              <a:graphicData uri="http://schemas.openxmlformats.org/drawingml/2006/picture">
+                <pic:pic xmlns:pic="http://schemas.openxmlformats.org/drawingml/2006/picture">
+                  <pic:nvPicPr>
+                    <pic:cNvPr id="0" name="" descr=""/>
+                    <pic:cNvPicPr>
+                      <a:picLocks noChangeAspect="1" noChangeArrowheads="1"/>
+                    </pic:cNvPicPr>
+                  </pic:nvPicPr>
+                  <pic:blipFill>
+                    <a:blip r:embed="rId10" cstate="none"/>
+                    <a:srcRect/>
+                    <a:stretch>
+                      <a:fillRect/>
+                    </a:stretch>
+                  </pic:blipFill>
+                  <pic:spPr bwMode="auto">
+                    <a:xfrm>
+                      <a:off x="0" y="0"/>
+                      <a:ext cx="5619750" cy="3657600"/>
+                    </a:xfrm>
+                    <a:prstGeom prst="rect">
+                      <a:avLst/>
+                    </a:prstGeom>
+                  </pic:spPr>
+                </pic:pic>
+              </a:graphicData>
+            </a:graphic>
+          </wp:inline>
+        </w:drawing>
+      </w:r>
+    </w:p>
+    <w:p>
+      <w:pPr>
+        <w:spacing w:after="160" w:line="480"/>
+        <w:jc w:val="both"/>
+      </w:pPr>
+      <w:r>
+        <w:t xml:space="preserve">Las características sociodemográficas y el tabaquismo se consideran confusoras, porque pueden influir tanto en el riesgo de AOS como en los síntomas depresivos, y se incluirán en el modelo ajustado. La diabetes y la enfermedad cardiovascular se asocian con los síntomas depresivos y comparten factores de riesgo con la AOS, por lo que también se ajustarán. El IMC y la hipertensión forman parte del puntaje de exposición; ajustarlos en el modelo principal eliminaría parte de la variación que define la exposición, por lo que el IMC se evaluará solo en un análisis de sensibilidad (línea discontinua).</w:t>
       </w:r>
     </w:p>
     <w:p>

--- a/protocolo-nhanes/Protocolo_AOS_Depresion_NHANES.docx
+++ b/protocolo-nhanes/Protocolo_AOS_Depresion_NHANES.docx
@@ -263,7 +263,7 @@
         <w:jc w:val="both"/>
       </w:pPr>
       <w:r>
-        <w:t xml:space="preserve">Existen mecanismos plausibles que vinculan ambas condiciones. La hipoxia intermitente, la fragmentación del sueño, la inflamación sistémica y la somnolencia diurna podrían afectar el estado de ánimo y la función cognitiva (5,7). En la cohorte de Wisconsin, el empeoramiento de los trastornos respiratorios del sueño se asoció con un mayor riesgo de desarrollar depresión (5). En NHANES 2005–2008, la frecuencia de ronquidos con resoplidos o pausas respiratorias durante el sueño se asoció con depresión probable según el PHQ-9 (6). Asimismo, las revisiones sistemáticas reportan una elevada frecuencia de síntomas depresivos en pacientes con AOS y de AOS en pacientes con depresión (7,8).</w:t>
+        <w:t xml:space="preserve">Existen mecanismos plausibles que vinculan ambas condiciones. La hipoxia intermitente, la fragmentación del sueño, la inflamación sistémica y la somnolencia diurna podrían afectar el estado de ánimo y la función cognitiva (5,7). En la cohorte de Wisconsin, el empeoramiento de los trastornos respiratorios del sueño se asoció con un mayor riesgo de desarrollar depresión (5). En NHANES 2005–2008, la frecuencia de ronquidos con resoplidos o pausas respiratorias durante el sueño se asoció con depresión probable según el PHQ-9 (6), y en un análisis de los ciclos 2005 a 2018, la AOS autorreportada se asoció con mayor probabilidad de síntomas depresivos (26). Asimismo, las revisiones sistemáticas reportan una elevada frecuencia de síntomas depresivos en pacientes con AOS y de AOS en pacientes con depresión (7,8).</w:t>
       </w:r>
     </w:p>
     <w:p>
@@ -330,7 +330,7 @@
         <w:t xml:space="preserve">Vacío de conocimiento.</w:t>
       </w:r>
       <w:r>
-        <w:t xml:space="preserve"> La asociación entre el alto riesgo de AOS según el STOP-BANG y los síntomas depresivos se ha descrito en encuestas nacionales de Corea (22,23), pero no se ha confirmado en poblaciones multiétnicas. En Estados Unidos, los estudios poblacionales en NHANES evaluaron síntomas aislados de AOS, como el ronquido o las pausas respiratorias, en ciclos anteriores a 2009 (6). En la literatura revisada para este protocolo no se identificó un estudio que evalúe esta asociación con un puntaje compuesto basado en el STOP-BANG en el ciclo NHANES 2017–marzo 2020, el último que incluye preguntas sobre síntomas de AOS (11,16), ni que la examine en adultos hispanos, cuyo perfil es más cercano al de la población latinoamericana.</w:t>
+        <w:t xml:space="preserve"> La asociación entre el alto riesgo de AOS según el STOP-BANG y los síntomas depresivos se ha descrito en encuestas nacionales de Corea (22,23), pero no se ha confirmado en poblaciones multiétnicas. En Estados Unidos, los estudios en NHANES evaluaron síntomas aislados de AOS o su autorreporte: con datos de 2005–2008, los resoplidos o pausas respiratorias frecuentes se asociaron con depresión probable (6), y con datos combinados de 2005 a 2018, la AOS autorreportada se asoció con síntomas depresivos (OR 2.36) (26). En la literatura revisada para este protocolo no se identificó un estudio que evalúe esta asociación con un puntaje compuesto de tamizaje basado en el STOP-BANG, que incluya los datos de 2019–2020 del archivo prepandémico, el último con preguntas sobre síntomas de AOS (11,16), ni que la examine específicamente en adultos hispanos, cuyo perfil es más cercano al de la población latinoamericana.</w:t>
       </w:r>
     </w:p>
     <w:p>
@@ -387,7 +387,7 @@
         <w:jc w:val="both"/>
       </w:pPr>
       <w:r>
-        <w:t xml:space="preserve">La AOS y la depresión comparten síntomas, factores de riesgo y posibles mecanismos fisiopatológicos, pero ambas suelen evaluarse por separado en la práctica clínica (5–8). La evidencia poblacional con el STOP-BANG proviene principalmente de Corea (22,23), y la evidencia en Estados Unidos, de síntomas aislados de AOS en ciclos antiguos de NHANES (6). No se conoce con precisión si el alto riesgo de AOS, definido mediante un puntaje compuesto de tamizaje, se asocia con síntomas depresivos clínicamente relevantes en una muestra nacional multiétnica y reciente, ni si esta asociación se mantiene en adultos hispanos, después de considerar las características sociodemográficas y clínicas de los participantes.</w:t>
+        <w:t xml:space="preserve">La AOS y la depresión comparten síntomas, factores de riesgo y posibles mecanismos fisiopatológicos, pero ambas suelen evaluarse por separado en la práctica clínica (5–8). La evidencia poblacional con el STOP-BANG proviene principalmente de Corea (22,23), y la evidencia en Estados Unidos, del autorreporte o de síntomas aislados de AOS en NHANES (6,26). No se conoce con precisión si el alto riesgo de AOS, definido mediante un puntaje compuesto de tamizaje, se asocia con síntomas depresivos clínicamente relevantes en una muestra nacional multiétnica y reciente, ni si esta asociación se mantiene en adultos hispanos, después de considerar las características sociodemográficas y clínicas de los participantes.</w:t>
       </w:r>
     </w:p>
     <w:p>
@@ -10008,6 +10008,20 @@
       </w:pPr>
       <w:r>
         <w:t xml:space="preserve">Maislin G, Pack AI, Kribbs NB, Smith PL, Schwartz AR, Kline LR, et al. A survey screen for prediction of apnea. Sleep. 1995;18(3):158-66.</w:t>
+      </w:r>
+    </w:p>
+    <w:p>
+      <w:pPr>
+        <w:pStyle w:val="ListParagraph"/>
+        <w:numPr>
+          <w:ilvl w:val="0"/>
+          <w:numId w:val="5"/>
+        </w:numPr>
+        <w:spacing w:after="0" w:line="480"/>
+        <w:jc w:val="left"/>
+      </w:pPr>
+      <w:r>
+        <w:t xml:space="preserve">Li M, Zou X, Lu H, Li F, Xin Y, Zhang W, et al. Association of sleep apnea and depressive symptoms among US adults: a cross-sectional study. BMC Public Health. 2023;23. doi:10.1186/s12889-023-15358-8</w:t>
       </w:r>
     </w:p>
     <w:p>
